--- a/exemples/PROGRAMMES_PREVENTION_HARCELEMENT.docx
+++ b/exemples/PROGRAMMES_PREVENTION_HARCELEMENT.docx
@@ -29,7 +29,7 @@
           <w:color w:val="A0842E"/>
           <w:sz w:val="28"/>
         </w:rPr>
-        <w:t>Programmes de formation et d’information</w:t>
+        <w:t>Les douze actions, et le contenu détaillé de chacune</w:t>
       </w:r>
     </w:p>
     <w:p>
@@ -50,7 +50,7 @@
           <w:i w:val="0"/>
           <w:sz w:val="22"/>
         </w:rPr>
-        <w:t>Ce document contient les douze actions que l’employeur doit pouvoir prouver, et le contenu détaillé de chacune : ce qui est dit, pendant combien de temps, avec quel exercice, et ce qui est signé.</w:t>
+        <w:t>Ce document contient les douze actions que l’employeur doit pouvoir prouver, numérotées de 1 à 12, et le contenu détaillé de chacune : ce qui est fait, ce qui est dit, pendant combien de temps, avec quel exercice, et ce qui est signé. Les actions 7, 8 et 9 sont les trois programmes de formation et d’information ; elles sont développées module par module.</w:t>
       </w:r>
     </w:p>
     <w:p>
@@ -76,7 +76,7 @@
           <w:i w:val="0"/>
           <w:sz w:val="22"/>
         </w:rPr>
-        <w:t>Ce qui n’est pas prouvé n’a pas été fait. Chaque programme se termine donc par la liste des pièces qu’il produit, et par sa feuille d’émargement.</w:t>
+        <w:t>Ce qui n’est pas prouvé n’a pas été fait. Chaque action se termine donc par la liste des pièces qu’elle produit.</w:t>
       </w:r>
     </w:p>
     <w:p>
@@ -123,6 +123,844 @@
           <w:color w:val="1F3B57"/>
           <w:sz w:val="32"/>
         </w:rPr>
+        <w:t>Les douze actions</w:t>
+      </w:r>
+    </w:p>
+    <w:p>
+      <w:pPr>
+        <w:spacing w:after="160"/>
+        <w:pBdr>
+          <w:bottom w:val="single" w:sz="8" w:color="C9A84C"/>
+        </w:pBdr>
+      </w:pPr>
+    </w:p>
+    <w:p>
+      <w:pPr>
+        <w:spacing w:before="120" w:after="80"/>
+      </w:pPr>
+      <w:r>
+        <w:rPr>
+          <w:b w:val="0"/>
+          <w:i w:val="0"/>
+          <w:sz w:val="21"/>
+        </w:rPr>
+        <w:t>Ce tableau est la liste complète. Chaque ligne renvoie au chapitre du même numéro, où l’action est développée.</w:t>
+      </w:r>
+    </w:p>
+    <w:p>
+      <w:pPr>
+        <w:spacing w:before="0" w:after="200"/>
+      </w:pPr>
+      <w:r>
+        <w:rPr>
+          <w:b/>
+          <w:i w:val="0"/>
+          <w:sz w:val="21"/>
+        </w:rPr>
+        <w:t>La dernière colonne est celle qui compte : sans la pièce, l’action est réputée non faite.</w:t>
+      </w:r>
+    </w:p>
+    <w:tbl>
+      <w:tblPr>
+        <w:tblStyle w:val="TableGrid"/>
+        <w:tblW w:type="auto" w:w="0"/>
+        <w:tblLook w:firstColumn="1" w:firstRow="1" w:lastColumn="0" w:lastRow="0" w:noHBand="0" w:noVBand="1" w:val="04A0"/>
+      </w:tblPr>
+      <w:tblGrid>
+        <w:gridCol w:w="567"/>
+        <w:gridCol w:w="3628"/>
+        <w:gridCol w:w="2041"/>
+        <w:gridCol w:w="3118"/>
+      </w:tblGrid>
+      <w:tr>
+        <w:tc>
+          <w:tcPr>
+            <w:tcW w:type="dxa" w:w="2436"/>
+          </w:tcPr>
+          <w:p>
+            <w:r/>
+            <w:r>
+              <w:rPr>
+                <w:b/>
+                <w:sz w:val="19"/>
+              </w:rPr>
+              <w:t>N°</w:t>
+            </w:r>
+          </w:p>
+        </w:tc>
+        <w:tc>
+          <w:tcPr>
+            <w:tcW w:type="dxa" w:w="2436"/>
+          </w:tcPr>
+          <w:p>
+            <w:r/>
+            <w:r>
+              <w:rPr>
+                <w:b/>
+                <w:sz w:val="19"/>
+              </w:rPr>
+              <w:t>L’action</w:t>
+            </w:r>
+          </w:p>
+        </w:tc>
+        <w:tc>
+          <w:tcPr>
+            <w:tcW w:type="dxa" w:w="2436"/>
+          </w:tcPr>
+          <w:p>
+            <w:r/>
+            <w:r>
+              <w:rPr>
+                <w:b/>
+                <w:sz w:val="19"/>
+              </w:rPr>
+              <w:t>Article</w:t>
+            </w:r>
+          </w:p>
+        </w:tc>
+        <w:tc>
+          <w:tcPr>
+            <w:tcW w:type="dxa" w:w="2436"/>
+          </w:tcPr>
+          <w:p>
+            <w:r/>
+            <w:r>
+              <w:rPr>
+                <w:b/>
+                <w:sz w:val="19"/>
+              </w:rPr>
+              <w:t>La pièce qui la prouve</w:t>
+            </w:r>
+          </w:p>
+        </w:tc>
+      </w:tr>
+      <w:tr>
+        <w:tc>
+          <w:tcPr>
+            <w:tcW w:type="dxa" w:w="2436"/>
+          </w:tcPr>
+          <w:p>
+            <w:r>
+              <w:rPr>
+                <w:b/>
+                <w:color w:val="1F3B57"/>
+                <w:sz w:val="19"/>
+              </w:rPr>
+              <w:t>1</w:t>
+            </w:r>
+          </w:p>
+        </w:tc>
+        <w:tc>
+          <w:tcPr>
+            <w:tcW w:type="dxa" w:w="2436"/>
+          </w:tcPr>
+          <w:p>
+            <w:r>
+              <w:rPr>
+                <w:b/>
+                <w:sz w:val="19"/>
+              </w:rPr>
+              <w:t>Inscrire le risque au document unique</w:t>
+            </w:r>
+          </w:p>
+        </w:tc>
+        <w:tc>
+          <w:tcPr>
+            <w:tcW w:type="dxa" w:w="2436"/>
+          </w:tcPr>
+          <w:p>
+            <w:r>
+              <w:rPr>
+                <w:sz w:val="18"/>
+              </w:rPr>
+              <w:t>L.4121-3 et R.4121-1</w:t>
+            </w:r>
+          </w:p>
+        </w:tc>
+        <w:tc>
+          <w:tcPr>
+            <w:tcW w:type="dxa" w:w="2436"/>
+          </w:tcPr>
+          <w:p>
+            <w:r>
+              <w:rPr>
+                <w:color w:val="555555"/>
+                <w:sz w:val="18"/>
+              </w:rPr>
+              <w:t>Document unique daté, volet risques psychosociaux</w:t>
+            </w:r>
+          </w:p>
+        </w:tc>
+      </w:tr>
+      <w:tr>
+        <w:tc>
+          <w:tcPr>
+            <w:tcW w:type="dxa" w:w="2436"/>
+          </w:tcPr>
+          <w:p>
+            <w:r>
+              <w:rPr>
+                <w:b/>
+                <w:color w:val="1F3B57"/>
+                <w:sz w:val="19"/>
+              </w:rPr>
+              <w:t>2</w:t>
+            </w:r>
+          </w:p>
+        </w:tc>
+        <w:tc>
+          <w:tcPr>
+            <w:tcW w:type="dxa" w:w="2436"/>
+          </w:tcPr>
+          <w:p>
+            <w:r>
+              <w:rPr>
+                <w:b/>
+                <w:sz w:val="19"/>
+              </w:rPr>
+              <w:t>Afficher les textes et les voies de recours</w:t>
+            </w:r>
+          </w:p>
+        </w:tc>
+        <w:tc>
+          <w:tcPr>
+            <w:tcW w:type="dxa" w:w="2436"/>
+          </w:tcPr>
+          <w:p>
+            <w:r>
+              <w:rPr>
+                <w:sz w:val="18"/>
+              </w:rPr>
+              <w:t>L.1152-4 et L.1153-5</w:t>
+            </w:r>
+          </w:p>
+        </w:tc>
+        <w:tc>
+          <w:tcPr>
+            <w:tcW w:type="dxa" w:w="2436"/>
+          </w:tcPr>
+          <w:p>
+            <w:r>
+              <w:rPr>
+                <w:color w:val="555555"/>
+                <w:sz w:val="18"/>
+              </w:rPr>
+              <w:t>Photographies datées de l’affichage, par site</w:t>
+            </w:r>
+          </w:p>
+        </w:tc>
+      </w:tr>
+      <w:tr>
+        <w:tc>
+          <w:tcPr>
+            <w:tcW w:type="dxa" w:w="2436"/>
+          </w:tcPr>
+          <w:p>
+            <w:r>
+              <w:rPr>
+                <w:b/>
+                <w:color w:val="1F3B57"/>
+                <w:sz w:val="19"/>
+              </w:rPr>
+              <w:t>3</w:t>
+            </w:r>
+          </w:p>
+        </w:tc>
+        <w:tc>
+          <w:tcPr>
+            <w:tcW w:type="dxa" w:w="2436"/>
+          </w:tcPr>
+          <w:p>
+            <w:r>
+              <w:rPr>
+                <w:b/>
+                <w:sz w:val="19"/>
+              </w:rPr>
+              <w:t>Compléter le règlement intérieur</w:t>
+            </w:r>
+          </w:p>
+        </w:tc>
+        <w:tc>
+          <w:tcPr>
+            <w:tcW w:type="dxa" w:w="2436"/>
+          </w:tcPr>
+          <w:p>
+            <w:r>
+              <w:rPr>
+                <w:sz w:val="18"/>
+              </w:rPr>
+              <w:t>L.1321-2</w:t>
+            </w:r>
+          </w:p>
+        </w:tc>
+        <w:tc>
+          <w:tcPr>
+            <w:tcW w:type="dxa" w:w="2436"/>
+          </w:tcPr>
+          <w:p>
+            <w:r>
+              <w:rPr>
+                <w:color w:val="555555"/>
+                <w:sz w:val="18"/>
+              </w:rPr>
+              <w:t>Récépissé de dépôt au greffe</w:t>
+            </w:r>
+          </w:p>
+        </w:tc>
+      </w:tr>
+      <w:tr>
+        <w:tc>
+          <w:tcPr>
+            <w:tcW w:type="dxa" w:w="2436"/>
+          </w:tcPr>
+          <w:p>
+            <w:r>
+              <w:rPr>
+                <w:b/>
+                <w:color w:val="1F3B57"/>
+                <w:sz w:val="19"/>
+              </w:rPr>
+              <w:t>4</w:t>
+            </w:r>
+          </w:p>
+        </w:tc>
+        <w:tc>
+          <w:tcPr>
+            <w:tcW w:type="dxa" w:w="2436"/>
+          </w:tcPr>
+          <w:p>
+            <w:r>
+              <w:rPr>
+                <w:b/>
+                <w:sz w:val="19"/>
+              </w:rPr>
+              <w:t>Faire désigner le référent du comité</w:t>
+            </w:r>
+          </w:p>
+        </w:tc>
+        <w:tc>
+          <w:tcPr>
+            <w:tcW w:type="dxa" w:w="2436"/>
+          </w:tcPr>
+          <w:p>
+            <w:r>
+              <w:rPr>
+                <w:sz w:val="18"/>
+              </w:rPr>
+              <w:t>L.2314-1, dernier alinéa</w:t>
+            </w:r>
+          </w:p>
+        </w:tc>
+        <w:tc>
+          <w:tcPr>
+            <w:tcW w:type="dxa" w:w="2436"/>
+          </w:tcPr>
+          <w:p>
+            <w:r>
+              <w:rPr>
+                <w:color w:val="555555"/>
+                <w:sz w:val="18"/>
+              </w:rPr>
+              <w:t>Extrait du procès-verbal de désignation</w:t>
+            </w:r>
+          </w:p>
+        </w:tc>
+      </w:tr>
+      <w:tr>
+        <w:tc>
+          <w:tcPr>
+            <w:tcW w:type="dxa" w:w="2436"/>
+          </w:tcPr>
+          <w:p>
+            <w:r>
+              <w:rPr>
+                <w:b/>
+                <w:color w:val="1F3B57"/>
+                <w:sz w:val="19"/>
+              </w:rPr>
+              <w:t>5</w:t>
+            </w:r>
+          </w:p>
+        </w:tc>
+        <w:tc>
+          <w:tcPr>
+            <w:tcW w:type="dxa" w:w="2436"/>
+          </w:tcPr>
+          <w:p>
+            <w:r>
+              <w:rPr>
+                <w:b/>
+                <w:sz w:val="19"/>
+              </w:rPr>
+              <w:t>Désigner le référent de l’employeur (≥ 250 salariés)</w:t>
+            </w:r>
+          </w:p>
+        </w:tc>
+        <w:tc>
+          <w:tcPr>
+            <w:tcW w:type="dxa" w:w="2436"/>
+          </w:tcPr>
+          <w:p>
+            <w:r>
+              <w:rPr>
+                <w:sz w:val="18"/>
+              </w:rPr>
+              <w:t>L.1153-5-1</w:t>
+            </w:r>
+          </w:p>
+        </w:tc>
+        <w:tc>
+          <w:tcPr>
+            <w:tcW w:type="dxa" w:w="2436"/>
+          </w:tcPr>
+          <w:p>
+            <w:r>
+              <w:rPr>
+                <w:color w:val="555555"/>
+                <w:sz w:val="18"/>
+              </w:rPr>
+              <w:t>Note de désignation et lettre de mission</w:t>
+            </w:r>
+          </w:p>
+        </w:tc>
+      </w:tr>
+      <w:tr>
+        <w:tc>
+          <w:tcPr>
+            <w:tcW w:type="dxa" w:w="2436"/>
+          </w:tcPr>
+          <w:p>
+            <w:r>
+              <w:rPr>
+                <w:b/>
+                <w:color w:val="1F3B57"/>
+                <w:sz w:val="19"/>
+              </w:rPr>
+              <w:t>6</w:t>
+            </w:r>
+          </w:p>
+        </w:tc>
+        <w:tc>
+          <w:tcPr>
+            <w:tcW w:type="dxa" w:w="2436"/>
+          </w:tcPr>
+          <w:p>
+            <w:r>
+              <w:rPr>
+                <w:b/>
+                <w:sz w:val="19"/>
+              </w:rPr>
+              <w:t>Écrire et diffuser la procédure de signalement</w:t>
+            </w:r>
+          </w:p>
+        </w:tc>
+        <w:tc>
+          <w:tcPr>
+            <w:tcW w:type="dxa" w:w="2436"/>
+          </w:tcPr>
+          <w:p>
+            <w:r>
+              <w:rPr>
+                <w:sz w:val="18"/>
+              </w:rPr>
+              <w:t>L.1152-2, L.1152-4, L.4121-1 (3°)</w:t>
+            </w:r>
+          </w:p>
+        </w:tc>
+        <w:tc>
+          <w:tcPr>
+            <w:tcW w:type="dxa" w:w="2436"/>
+          </w:tcPr>
+          <w:p>
+            <w:r>
+              <w:rPr>
+                <w:color w:val="555555"/>
+                <w:sz w:val="18"/>
+              </w:rPr>
+              <w:t>Preuve de diffusion horodatée</w:t>
+            </w:r>
+          </w:p>
+        </w:tc>
+      </w:tr>
+      <w:tr>
+        <w:tc>
+          <w:tcPr>
+            <w:tcW w:type="dxa" w:w="2436"/>
+          </w:tcPr>
+          <w:p>
+            <w:r>
+              <w:rPr>
+                <w:b/>
+                <w:color w:val="1F3B57"/>
+                <w:sz w:val="19"/>
+              </w:rPr>
+              <w:t>7</w:t>
+            </w:r>
+          </w:p>
+        </w:tc>
+        <w:tc>
+          <w:tcPr>
+            <w:tcW w:type="dxa" w:w="2436"/>
+          </w:tcPr>
+          <w:p>
+            <w:r>
+              <w:rPr>
+                <w:b/>
+                <w:sz w:val="19"/>
+              </w:rPr>
+              <w:t>Former les dirigeants et l’encadrement — programme, 7 h</w:t>
+            </w:r>
+          </w:p>
+        </w:tc>
+        <w:tc>
+          <w:tcPr>
+            <w:tcW w:type="dxa" w:w="2436"/>
+          </w:tcPr>
+          <w:p>
+            <w:r>
+              <w:rPr>
+                <w:sz w:val="18"/>
+              </w:rPr>
+              <w:t>L.4121-1 (2°)</w:t>
+            </w:r>
+          </w:p>
+        </w:tc>
+        <w:tc>
+          <w:tcPr>
+            <w:tcW w:type="dxa" w:w="2436"/>
+          </w:tcPr>
+          <w:p>
+            <w:r>
+              <w:rPr>
+                <w:color w:val="555555"/>
+                <w:sz w:val="18"/>
+              </w:rPr>
+              <w:t>Feuille d’émargement et questionnaire corrigé</w:t>
+            </w:r>
+          </w:p>
+        </w:tc>
+      </w:tr>
+      <w:tr>
+        <w:tc>
+          <w:tcPr>
+            <w:tcW w:type="dxa" w:w="2436"/>
+          </w:tcPr>
+          <w:p>
+            <w:r>
+              <w:rPr>
+                <w:b/>
+                <w:color w:val="1F3B57"/>
+                <w:sz w:val="19"/>
+              </w:rPr>
+              <w:t>8</w:t>
+            </w:r>
+          </w:p>
+        </w:tc>
+        <w:tc>
+          <w:tcPr>
+            <w:tcW w:type="dxa" w:w="2436"/>
+          </w:tcPr>
+          <w:p>
+            <w:r>
+              <w:rPr>
+                <w:b/>
+                <w:sz w:val="19"/>
+              </w:rPr>
+              <w:t>Former les référents — programme, 14 h</w:t>
+            </w:r>
+          </w:p>
+        </w:tc>
+        <w:tc>
+          <w:tcPr>
+            <w:tcW w:type="dxa" w:w="2436"/>
+          </w:tcPr>
+          <w:p>
+            <w:r>
+              <w:rPr>
+                <w:sz w:val="18"/>
+              </w:rPr>
+              <w:t>L.2315-18 et L.4121-1 (2°)</w:t>
+            </w:r>
+          </w:p>
+        </w:tc>
+        <w:tc>
+          <w:tcPr>
+            <w:tcW w:type="dxa" w:w="2436"/>
+          </w:tcPr>
+          <w:p>
+            <w:r>
+              <w:rPr>
+                <w:color w:val="555555"/>
+                <w:sz w:val="18"/>
+              </w:rPr>
+              <w:t>Attestation individuelle de formation</w:t>
+            </w:r>
+          </w:p>
+        </w:tc>
+      </w:tr>
+      <w:tr>
+        <w:tc>
+          <w:tcPr>
+            <w:tcW w:type="dxa" w:w="2436"/>
+          </w:tcPr>
+          <w:p>
+            <w:r>
+              <w:rPr>
+                <w:b/>
+                <w:color w:val="1F3B57"/>
+                <w:sz w:val="19"/>
+              </w:rPr>
+              <w:t>9</w:t>
+            </w:r>
+          </w:p>
+        </w:tc>
+        <w:tc>
+          <w:tcPr>
+            <w:tcW w:type="dxa" w:w="2436"/>
+          </w:tcPr>
+          <w:p>
+            <w:r>
+              <w:rPr>
+                <w:b/>
+                <w:sz w:val="19"/>
+              </w:rPr>
+              <w:t>Informer l’ensemble des salariés — programme, 1 h 30</w:t>
+            </w:r>
+          </w:p>
+        </w:tc>
+        <w:tc>
+          <w:tcPr>
+            <w:tcW w:type="dxa" w:w="2436"/>
+          </w:tcPr>
+          <w:p>
+            <w:r>
+              <w:rPr>
+                <w:sz w:val="18"/>
+              </w:rPr>
+              <w:t>L.4121-1 (2°)</w:t>
+            </w:r>
+          </w:p>
+        </w:tc>
+        <w:tc>
+          <w:tcPr>
+            <w:tcW w:type="dxa" w:w="2436"/>
+          </w:tcPr>
+          <w:p>
+            <w:r>
+              <w:rPr>
+                <w:color w:val="555555"/>
+                <w:sz w:val="18"/>
+              </w:rPr>
+              <w:t>Émargement ou accusé de lecture horodaté</w:t>
+            </w:r>
+          </w:p>
+        </w:tc>
+      </w:tr>
+      <w:tr>
+        <w:tc>
+          <w:tcPr>
+            <w:tcW w:type="dxa" w:w="2436"/>
+          </w:tcPr>
+          <w:p>
+            <w:r>
+              <w:rPr>
+                <w:b/>
+                <w:color w:val="1F3B57"/>
+                <w:sz w:val="19"/>
+              </w:rPr>
+              <w:t>10</w:t>
+            </w:r>
+          </w:p>
+        </w:tc>
+        <w:tc>
+          <w:tcPr>
+            <w:tcW w:type="dxa" w:w="2436"/>
+          </w:tcPr>
+          <w:p>
+            <w:r>
+              <w:rPr>
+                <w:b/>
+                <w:sz w:val="19"/>
+              </w:rPr>
+              <w:t>Informer à l’embauche</w:t>
+            </w:r>
+          </w:p>
+        </w:tc>
+        <w:tc>
+          <w:tcPr>
+            <w:tcW w:type="dxa" w:w="2436"/>
+          </w:tcPr>
+          <w:p>
+            <w:r>
+              <w:rPr>
+                <w:sz w:val="18"/>
+              </w:rPr>
+              <w:t>L.4121-1 (2°)</w:t>
+            </w:r>
+          </w:p>
+        </w:tc>
+        <w:tc>
+          <w:tcPr>
+            <w:tcW w:type="dxa" w:w="2436"/>
+          </w:tcPr>
+          <w:p>
+            <w:r>
+              <w:rPr>
+                <w:color w:val="555555"/>
+                <w:sz w:val="18"/>
+              </w:rPr>
+              <w:t>Notice émargée, et contrôle mensuel des entrants</w:t>
+            </w:r>
+          </w:p>
+        </w:tc>
+      </w:tr>
+      <w:tr>
+        <w:tc>
+          <w:tcPr>
+            <w:tcW w:type="dxa" w:w="2436"/>
+          </w:tcPr>
+          <w:p>
+            <w:r>
+              <w:rPr>
+                <w:b/>
+                <w:color w:val="1F3B57"/>
+                <w:sz w:val="19"/>
+              </w:rPr>
+              <w:t>11</w:t>
+            </w:r>
+          </w:p>
+        </w:tc>
+        <w:tc>
+          <w:tcPr>
+            <w:tcW w:type="dxa" w:w="2436"/>
+          </w:tcPr>
+          <w:p>
+            <w:r>
+              <w:rPr>
+                <w:b/>
+                <w:sz w:val="19"/>
+              </w:rPr>
+              <w:t>Tenir le registre des signalements</w:t>
+            </w:r>
+          </w:p>
+        </w:tc>
+        <w:tc>
+          <w:tcPr>
+            <w:tcW w:type="dxa" w:w="2436"/>
+          </w:tcPr>
+          <w:p>
+            <w:r>
+              <w:rPr>
+                <w:sz w:val="18"/>
+              </w:rPr>
+              <w:t>L.4121-1 — RGPD</w:t>
+            </w:r>
+          </w:p>
+        </w:tc>
+        <w:tc>
+          <w:tcPr>
+            <w:tcW w:type="dxa" w:w="2436"/>
+          </w:tcPr>
+          <w:p>
+            <w:r>
+              <w:rPr>
+                <w:color w:val="555555"/>
+                <w:sz w:val="18"/>
+              </w:rPr>
+              <w:t>Registre tenu et bilan annuel</w:t>
+            </w:r>
+          </w:p>
+        </w:tc>
+      </w:tr>
+      <w:tr>
+        <w:tc>
+          <w:tcPr>
+            <w:tcW w:type="dxa" w:w="2436"/>
+          </w:tcPr>
+          <w:p>
+            <w:r>
+              <w:rPr>
+                <w:b/>
+                <w:color w:val="1F3B57"/>
+                <w:sz w:val="19"/>
+              </w:rPr>
+              <w:t>12</w:t>
+            </w:r>
+          </w:p>
+        </w:tc>
+        <w:tc>
+          <w:tcPr>
+            <w:tcW w:type="dxa" w:w="2436"/>
+          </w:tcPr>
+          <w:p>
+            <w:r>
+              <w:rPr>
+                <w:b/>
+                <w:sz w:val="19"/>
+              </w:rPr>
+              <w:t>Réagir : le protocole, dans l’ordre</w:t>
+            </w:r>
+          </w:p>
+        </w:tc>
+        <w:tc>
+          <w:tcPr>
+            <w:tcW w:type="dxa" w:w="2436"/>
+          </w:tcPr>
+          <w:p>
+            <w:r>
+              <w:rPr>
+                <w:sz w:val="18"/>
+              </w:rPr>
+              <w:t>L.1152-2 à L.1152-4</w:t>
+            </w:r>
+          </w:p>
+        </w:tc>
+        <w:tc>
+          <w:tcPr>
+            <w:tcW w:type="dxa" w:w="2436"/>
+          </w:tcPr>
+          <w:p>
+            <w:r>
+              <w:rPr>
+                <w:color w:val="555555"/>
+                <w:sz w:val="18"/>
+              </w:rPr>
+              <w:t>Accusé de réception, décision motivée, suivi à trois mois</w:t>
+            </w:r>
+          </w:p>
+        </w:tc>
+      </w:tr>
+    </w:tbl>
+    <w:p>
+      <w:pPr>
+        <w:spacing w:before="240" w:after="120"/>
+      </w:pPr>
+      <w:r>
+        <w:rPr>
+          <w:b w:val="0"/>
+          <w:i/>
+          <w:color w:val="555555"/>
+          <w:sz w:val="20"/>
+        </w:rPr>
+        <w:t>Les actions 1 à 6 s’écrivent une fois et se tiennent à jour. Les actions 7, 8 et 9 se renouvellent : rappel de deux heures pour l’encadrement tous les deux ans, information annuelle pour tous. Les actions 10, 11 et 12 sont permanentes.</w:t>
+      </w:r>
+    </w:p>
+    <w:p>
+      <w:r>
+        <w:br w:type="page"/>
+      </w:r>
+    </w:p>
+    <w:p>
+      <w:pPr>
+        <w:spacing w:before="0" w:after="80"/>
+      </w:pPr>
+      <w:r>
+        <w:rPr>
+          <w:b/>
+          <w:i w:val="0"/>
+          <w:color w:val="1F3B57"/>
+          <w:sz w:val="32"/>
+        </w:rPr>
         <w:t>Le socle juridique, en une page</w:t>
       </w:r>
     </w:p>
@@ -251,7 +1089,7 @@
           <w:i w:val="0"/>
           <w:sz w:val="21"/>
         </w:rPr>
-        <w:t>Enfin, la charge de la preuve est aménagée (article L.1154-1) : le salarié présente des éléments de fait laissant supposer un harcèlement, et il revient ensuite à l’employeur de prouver que ses décisions reposent sur des éléments objectifs étrangers à tout harcèlement. C’est pourquoi le module d’objectivation des décisions, en formation de l’encadrement, n’est pas un supplément : c’est le cœur du dispositif.</w:t>
+        <w:t>Enfin, la charge de la preuve est aménagée (article L.1154-1) : le salarié présente des éléments de fait laissant supposer un harcèlement, et il revient ensuite à l’employeur de prouver que ses décisions reposent sur des éléments objectifs étrangers à tout harcèlement. C’est pourquoi le module d’objectivation des décisions, dans l’action 7, n’est pas un supplément : c’est le cœur du dispositif.</w:t>
       </w:r>
     </w:p>
     <w:p>
@@ -270,7 +1108,7 @@
           <w:color w:val="1F3B57"/>
           <w:sz w:val="32"/>
         </w:rPr>
-        <w:t>Programme 1 — Dirigeants et encadrement</w:t>
+        <w:t>Action 1 — Inscrire le risque au document unique</w:t>
       </w:r>
     </w:p>
     <w:p>
@@ -280,6 +1118,889 @@
           <w:bottom w:val="single" w:sz="8" w:color="C9A84C"/>
         </w:pBdr>
       </w:pPr>
+    </w:p>
+    <w:p>
+      <w:pPr>
+        <w:spacing w:before="0" w:after="160"/>
+      </w:pPr>
+      <w:r>
+        <w:rPr>
+          <w:b w:val="0"/>
+          <w:i/>
+          <w:color w:val="A0842E"/>
+          <w:sz w:val="20"/>
+        </w:rPr>
+        <w:t>Article L.4121-3 et article R.4121-1</w:t>
+      </w:r>
+    </w:p>
+    <w:p>
+      <w:pPr>
+        <w:spacing w:before="0" w:after="100"/>
+      </w:pPr>
+      <w:r>
+        <w:rPr>
+          <w:b w:val="0"/>
+          <w:i w:val="0"/>
+          <w:sz w:val="21"/>
+        </w:rPr>
+        <w:t>Le harcèlement n’est pas un incident relationnel : c’est un risque professionnel, au même titre que le bruit ou la manutention. Il s’évalue unité de travail par unité de travail.</w:t>
+      </w:r>
+    </w:p>
+    <w:p>
+      <w:pPr>
+        <w:spacing w:before="0" w:after="100"/>
+      </w:pPr>
+      <w:r>
+        <w:rPr>
+          <w:b w:val="0"/>
+          <w:i w:val="0"/>
+          <w:sz w:val="21"/>
+        </w:rPr>
+        <w:t>Situations à examiner en priorité : travail isolé, relation client difficile, forte pression sur les résultats, réorganisation en cours, encadrement récemment nommé, équipes en sous-effectif.</w:t>
+      </w:r>
+    </w:p>
+    <w:p>
+      <w:pPr>
+        <w:spacing w:before="0" w:after="100"/>
+      </w:pPr>
+      <w:r>
+        <w:rPr>
+          <w:b w:val="0"/>
+          <w:i w:val="0"/>
+          <w:sz w:val="21"/>
+        </w:rPr>
+        <w:t>Pour chaque unité : la situation dangereuse, la gravité, la fréquence, les mesures existantes et les mesures décidées — avec un responsable et une date. Une cotation sans mesure décidée ne sert à rien.</w:t>
+      </w:r>
+    </w:p>
+    <w:p>
+      <w:pPr>
+        <w:spacing w:before="0" w:after="100"/>
+      </w:pPr>
+      <w:r>
+        <w:rPr>
+          <w:b w:val="0"/>
+          <w:i w:val="0"/>
+          <w:sz w:val="21"/>
+        </w:rPr>
+        <w:t>Mise à jour au moins annuelle, et à chaque signalement : un signalement EST une information supplémentaire sur un risque.</w:t>
+      </w:r>
+    </w:p>
+    <w:p>
+      <w:pPr>
+        <w:spacing w:before="240" w:after="80"/>
+      </w:pPr>
+      <w:r>
+        <w:rPr>
+          <w:b/>
+          <w:i w:val="0"/>
+          <w:color w:val="1F3B57"/>
+          <w:sz w:val="25"/>
+        </w:rPr>
+        <w:t>Ce que l’action produit — les pièces à conserver</w:t>
+      </w:r>
+    </w:p>
+    <w:p>
+      <w:pPr>
+        <w:pStyle w:val="ListBullet"/>
+        <w:spacing w:after="40"/>
+      </w:pPr>
+      <w:r>
+        <w:rPr>
+          <w:sz w:val="20"/>
+        </w:rPr>
+        <w:t>Document unique daté, volet risques psychosociaux</w:t>
+      </w:r>
+    </w:p>
+    <w:p>
+      <w:pPr>
+        <w:pStyle w:val="ListBullet"/>
+        <w:spacing w:after="40"/>
+      </w:pPr>
+      <w:r>
+        <w:rPr>
+          <w:sz w:val="20"/>
+        </w:rPr>
+        <w:t>Procès-verbal de consultation du comité</w:t>
+      </w:r>
+    </w:p>
+    <w:p>
+      <w:pPr>
+        <w:pStyle w:val="ListBullet"/>
+        <w:spacing w:after="40"/>
+      </w:pPr>
+      <w:r>
+        <w:rPr>
+          <w:sz w:val="20"/>
+        </w:rPr>
+        <w:t>Plan d’actions avec responsable et échéance</w:t>
+      </w:r>
+    </w:p>
+    <w:p>
+      <w:r>
+        <w:br w:type="page"/>
+      </w:r>
+    </w:p>
+    <w:p>
+      <w:pPr>
+        <w:spacing w:before="0" w:after="80"/>
+      </w:pPr>
+      <w:r>
+        <w:rPr>
+          <w:b/>
+          <w:i w:val="0"/>
+          <w:color w:val="1F3B57"/>
+          <w:sz w:val="32"/>
+        </w:rPr>
+        <w:t>Action 2 — Afficher les textes et les voies de recours</w:t>
+      </w:r>
+    </w:p>
+    <w:p>
+      <w:pPr>
+        <w:spacing w:after="160"/>
+        <w:pBdr>
+          <w:bottom w:val="single" w:sz="8" w:color="C9A84C"/>
+        </w:pBdr>
+      </w:pPr>
+    </w:p>
+    <w:p>
+      <w:pPr>
+        <w:spacing w:before="0" w:after="160"/>
+      </w:pPr>
+      <w:r>
+        <w:rPr>
+          <w:b w:val="0"/>
+          <w:i/>
+          <w:color w:val="A0842E"/>
+          <w:sz w:val="20"/>
+        </w:rPr>
+        <w:t>Articles L.1152-4 et L.1153-5</w:t>
+      </w:r>
+    </w:p>
+    <w:p>
+      <w:pPr>
+        <w:spacing w:before="0" w:after="100"/>
+      </w:pPr>
+      <w:r>
+        <w:rPr>
+          <w:b w:val="0"/>
+          <w:i w:val="0"/>
+          <w:sz w:val="21"/>
+        </w:rPr>
+        <w:t>Le texte de l’article 222-33-2 du code pénal pour le harcèlement moral, celui de l’article 222-33 pour le harcèlement sexuel, les actions contentieuses ouvertes, et les coordonnées des autorités et services compétents.</w:t>
+      </w:r>
+    </w:p>
+    <w:p>
+      <w:pPr>
+        <w:spacing w:before="0" w:after="100"/>
+      </w:pPr>
+      <w:r>
+        <w:rPr>
+          <w:b w:val="0"/>
+          <w:i w:val="0"/>
+          <w:sz w:val="21"/>
+        </w:rPr>
+        <w:t>Doivent y figurer nommément : le médecin du travail ou le service de prévention et de santé au travail, l’inspection du travail compétente avec le nom de l’agent, le Défenseur des droits, le référent de l’entreprise, le référent du comité. Un affichage qui ne nomme personne n’oriente personne.</w:t>
+      </w:r>
+    </w:p>
+    <w:p>
+      <w:pPr>
+        <w:spacing w:before="0" w:after="100"/>
+      </w:pPr>
+      <w:r>
+        <w:rPr>
+          <w:b w:val="0"/>
+          <w:i w:val="0"/>
+          <w:sz w:val="21"/>
+        </w:rPr>
+        <w:t>Où : dans les lieux de travail et dans les locaux ou à la porte des locaux où se fait l’embauche. Sur chaque site. Pour les télétravailleurs et les itinérants, un relais numérique équivalent.</w:t>
+      </w:r>
+    </w:p>
+    <w:p>
+      <w:pPr>
+        <w:spacing w:before="240" w:after="80"/>
+      </w:pPr>
+      <w:r>
+        <w:rPr>
+          <w:b/>
+          <w:i w:val="0"/>
+          <w:color w:val="1F3B57"/>
+          <w:sz w:val="25"/>
+        </w:rPr>
+        <w:t>Ce que l’action produit — les pièces à conserver</w:t>
+      </w:r>
+    </w:p>
+    <w:p>
+      <w:pPr>
+        <w:pStyle w:val="ListBullet"/>
+        <w:spacing w:after="40"/>
+      </w:pPr>
+      <w:r>
+        <w:rPr>
+          <w:sz w:val="20"/>
+        </w:rPr>
+        <w:t>Affiche à jour, par site</w:t>
+      </w:r>
+    </w:p>
+    <w:p>
+      <w:pPr>
+        <w:pStyle w:val="ListBullet"/>
+        <w:spacing w:after="40"/>
+      </w:pPr>
+      <w:r>
+        <w:rPr>
+          <w:sz w:val="20"/>
+        </w:rPr>
+        <w:t>Photographies datées</w:t>
+      </w:r>
+    </w:p>
+    <w:p>
+      <w:pPr>
+        <w:pStyle w:val="ListBullet"/>
+        <w:spacing w:after="40"/>
+      </w:pPr>
+      <w:r>
+        <w:rPr>
+          <w:sz w:val="20"/>
+        </w:rPr>
+        <w:t>Fiche de contrôle semestriel</w:t>
+      </w:r>
+    </w:p>
+    <w:p>
+      <w:r>
+        <w:br w:type="page"/>
+      </w:r>
+    </w:p>
+    <w:p>
+      <w:pPr>
+        <w:spacing w:before="0" w:after="80"/>
+      </w:pPr>
+      <w:r>
+        <w:rPr>
+          <w:b/>
+          <w:i w:val="0"/>
+          <w:color w:val="1F3B57"/>
+          <w:sz w:val="32"/>
+        </w:rPr>
+        <w:t>Action 3 — Compléter le règlement intérieur</w:t>
+      </w:r>
+    </w:p>
+    <w:p>
+      <w:pPr>
+        <w:spacing w:after="160"/>
+        <w:pBdr>
+          <w:bottom w:val="single" w:sz="8" w:color="C9A84C"/>
+        </w:pBdr>
+      </w:pPr>
+    </w:p>
+    <w:p>
+      <w:pPr>
+        <w:spacing w:before="0" w:after="160"/>
+      </w:pPr>
+      <w:r>
+        <w:rPr>
+          <w:b w:val="0"/>
+          <w:i/>
+          <w:color w:val="A0842E"/>
+          <w:sz w:val="20"/>
+        </w:rPr>
+        <w:t>Article L.1321-2</w:t>
+      </w:r>
+    </w:p>
+    <w:p>
+      <w:pPr>
+        <w:spacing w:before="0" w:after="100"/>
+      </w:pPr>
+      <w:r>
+        <w:rPr>
+          <w:b w:val="0"/>
+          <w:i w:val="0"/>
+          <w:sz w:val="21"/>
+        </w:rPr>
+        <w:t>Rappel des dispositions relatives à l’interdiction du harcèlement moral, du harcèlement sexuel et des agissements sexistes. Échelle des sanctions — sans elle, une sanction est inopposable. Procédure disciplinaire.</w:t>
+      </w:r>
+    </w:p>
+    <w:p>
+      <w:pPr>
+        <w:spacing w:before="0" w:after="100"/>
+      </w:pPr>
+      <w:r>
+        <w:rPr>
+          <w:b w:val="0"/>
+          <w:i w:val="0"/>
+          <w:sz w:val="21"/>
+        </w:rPr>
+        <w:t>Ce qu’il ne doit pas contenir : une clause restreignant le droit de dénoncer, imposant un passage obligé par la hiérarchie directe — souvent l’auteur présumé — ou menaçant de sanction le salarié dont la dénonciation ne serait pas confirmée.</w:t>
+      </w:r>
+    </w:p>
+    <w:p>
+      <w:pPr>
+        <w:spacing w:before="0" w:after="100"/>
+      </w:pPr>
+      <w:r>
+        <w:rPr>
+          <w:b w:val="0"/>
+          <w:i w:val="0"/>
+          <w:sz w:val="21"/>
+        </w:rPr>
+        <w:t>Procédure : consultation du comité, transmission à l’inspection du travail, dépôt au greffe du conseil de prud’hommes, affichage, entrée en vigueur un mois après.</w:t>
+      </w:r>
+    </w:p>
+    <w:p>
+      <w:pPr>
+        <w:spacing w:before="0" w:after="100"/>
+      </w:pPr>
+      <w:r>
+        <w:rPr>
+          <w:b w:val="0"/>
+          <w:i w:val="0"/>
+          <w:sz w:val="21"/>
+        </w:rPr>
+        <w:t>À retenir : une procédure d’alerte inscrite au règlement intérieur, même utilisée par la victime, NE SUFFIT PAS à démontrer que toutes les mesures de prévention ont été prises (Cass. soc., 1er juin 2016, n° 14-19.702). C’est la raison d’être des onze autres actions.</w:t>
+      </w:r>
+    </w:p>
+    <w:p>
+      <w:pPr>
+        <w:spacing w:before="240" w:after="80"/>
+      </w:pPr>
+      <w:r>
+        <w:rPr>
+          <w:b/>
+          <w:i w:val="0"/>
+          <w:color w:val="1F3B57"/>
+          <w:sz w:val="25"/>
+        </w:rPr>
+        <w:t>Ce que l’action produit — les pièces à conserver</w:t>
+      </w:r>
+    </w:p>
+    <w:p>
+      <w:pPr>
+        <w:pStyle w:val="ListBullet"/>
+        <w:spacing w:after="40"/>
+      </w:pPr>
+      <w:r>
+        <w:rPr>
+          <w:sz w:val="20"/>
+        </w:rPr>
+        <w:t>Règlement intérieur à jour</w:t>
+      </w:r>
+    </w:p>
+    <w:p>
+      <w:pPr>
+        <w:pStyle w:val="ListBullet"/>
+        <w:spacing w:after="40"/>
+      </w:pPr>
+      <w:r>
+        <w:rPr>
+          <w:sz w:val="20"/>
+        </w:rPr>
+        <w:t>Avis du comité</w:t>
+      </w:r>
+    </w:p>
+    <w:p>
+      <w:pPr>
+        <w:pStyle w:val="ListBullet"/>
+        <w:spacing w:after="40"/>
+      </w:pPr>
+      <w:r>
+        <w:rPr>
+          <w:sz w:val="20"/>
+        </w:rPr>
+        <w:t>Récépissé de dépôt au greffe</w:t>
+      </w:r>
+    </w:p>
+    <w:p>
+      <w:pPr>
+        <w:pStyle w:val="ListBullet"/>
+        <w:spacing w:after="40"/>
+      </w:pPr>
+      <w:r>
+        <w:rPr>
+          <w:sz w:val="20"/>
+        </w:rPr>
+        <w:t>Preuve de transmission à l’inspection du travail</w:t>
+      </w:r>
+    </w:p>
+    <w:p>
+      <w:r>
+        <w:br w:type="page"/>
+      </w:r>
+    </w:p>
+    <w:p>
+      <w:pPr>
+        <w:spacing w:before="0" w:after="80"/>
+      </w:pPr>
+      <w:r>
+        <w:rPr>
+          <w:b/>
+          <w:i w:val="0"/>
+          <w:color w:val="1F3B57"/>
+          <w:sz w:val="32"/>
+        </w:rPr>
+        <w:t>Action 4 — Faire désigner le référent du comité</w:t>
+      </w:r>
+    </w:p>
+    <w:p>
+      <w:pPr>
+        <w:spacing w:after="160"/>
+        <w:pBdr>
+          <w:bottom w:val="single" w:sz="8" w:color="C9A84C"/>
+        </w:pBdr>
+      </w:pPr>
+    </w:p>
+    <w:p>
+      <w:pPr>
+        <w:spacing w:before="0" w:after="160"/>
+      </w:pPr>
+      <w:r>
+        <w:rPr>
+          <w:b w:val="0"/>
+          <w:i/>
+          <w:color w:val="A0842E"/>
+          <w:sz w:val="20"/>
+        </w:rPr>
+        <w:t>Article L.2314-1, dernier alinéa</w:t>
+      </w:r>
+    </w:p>
+    <w:p>
+      <w:pPr>
+        <w:spacing w:before="0" w:after="100"/>
+      </w:pPr>
+      <w:r>
+        <w:rPr>
+          <w:b w:val="0"/>
+          <w:i w:val="0"/>
+          <w:sz w:val="21"/>
+        </w:rPr>
+        <w:t>Le comité désigne parmi ses membres — titulaires ou suppléants — un référent en matière de lutte contre le harcèlement sexuel et les agissements sexistes. Obligatoire dans toute entreprise dotée d’un comité, quelle que soit sa taille.</w:t>
+      </w:r>
+    </w:p>
+    <w:p>
+      <w:pPr>
+        <w:spacing w:before="0" w:after="100"/>
+      </w:pPr>
+      <w:r>
+        <w:rPr>
+          <w:b w:val="0"/>
+          <w:i w:val="0"/>
+          <w:sz w:val="21"/>
+        </w:rPr>
+        <w:t>La désignation prend la forme d’une résolution adoptée à la majorité des membres présents, pour la durée du mandat.</w:t>
+      </w:r>
+    </w:p>
+    <w:p>
+      <w:pPr>
+        <w:spacing w:before="0" w:after="100"/>
+      </w:pPr>
+      <w:r>
+        <w:rPr>
+          <w:b w:val="0"/>
+          <w:i w:val="0"/>
+          <w:sz w:val="21"/>
+        </w:rPr>
+        <w:t>Ses moyens : le temps nécessaire sur le crédit d’heures, une formation, la possibilité d’être reçu par la direction. Un référent désigné sans moyens est une désignation de façade.</w:t>
+      </w:r>
+    </w:p>
+    <w:p>
+      <w:pPr>
+        <w:spacing w:before="0" w:after="100"/>
+      </w:pPr>
+      <w:r>
+        <w:rPr>
+          <w:b w:val="0"/>
+          <w:i w:val="0"/>
+          <w:sz w:val="21"/>
+        </w:rPr>
+        <w:t>Son nom et son contact figurent sur l’affichage et dans le livret d’accueil.</w:t>
+      </w:r>
+    </w:p>
+    <w:p>
+      <w:pPr>
+        <w:spacing w:before="240" w:after="80"/>
+      </w:pPr>
+      <w:r>
+        <w:rPr>
+          <w:b/>
+          <w:i w:val="0"/>
+          <w:color w:val="1F3B57"/>
+          <w:sz w:val="25"/>
+        </w:rPr>
+        <w:t>Ce que l’action produit — les pièces à conserver</w:t>
+      </w:r>
+    </w:p>
+    <w:p>
+      <w:pPr>
+        <w:pStyle w:val="ListBullet"/>
+        <w:spacing w:after="40"/>
+      </w:pPr>
+      <w:r>
+        <w:rPr>
+          <w:sz w:val="20"/>
+        </w:rPr>
+        <w:t>Extrait du procès-verbal de désignation</w:t>
+      </w:r>
+    </w:p>
+    <w:p>
+      <w:pPr>
+        <w:pStyle w:val="ListBullet"/>
+        <w:spacing w:after="40"/>
+      </w:pPr>
+      <w:r>
+        <w:rPr>
+          <w:sz w:val="20"/>
+        </w:rPr>
+        <w:t>Note diffusée avec le nom et le contact</w:t>
+      </w:r>
+    </w:p>
+    <w:p>
+      <w:pPr>
+        <w:pStyle w:val="ListBullet"/>
+        <w:spacing w:after="40"/>
+      </w:pPr>
+      <w:r>
+        <w:rPr>
+          <w:sz w:val="20"/>
+        </w:rPr>
+        <w:t>Attestation de formation</w:t>
+      </w:r>
+    </w:p>
+    <w:p>
+      <w:r>
+        <w:br w:type="page"/>
+      </w:r>
+    </w:p>
+    <w:p>
+      <w:pPr>
+        <w:spacing w:before="0" w:after="80"/>
+      </w:pPr>
+      <w:r>
+        <w:rPr>
+          <w:b/>
+          <w:i w:val="0"/>
+          <w:color w:val="1F3B57"/>
+          <w:sz w:val="32"/>
+        </w:rPr>
+        <w:t>Action 5 — Désigner le référent de l’employeur</w:t>
+      </w:r>
+    </w:p>
+    <w:p>
+      <w:pPr>
+        <w:spacing w:after="160"/>
+        <w:pBdr>
+          <w:bottom w:val="single" w:sz="8" w:color="C9A84C"/>
+        </w:pBdr>
+      </w:pPr>
+    </w:p>
+    <w:p>
+      <w:pPr>
+        <w:spacing w:before="0" w:after="160"/>
+      </w:pPr>
+      <w:r>
+        <w:rPr>
+          <w:b w:val="0"/>
+          <w:i/>
+          <w:color w:val="A0842E"/>
+          <w:sz w:val="20"/>
+        </w:rPr>
+        <w:t>Article L.1153-5-1 — entreprises d’au moins 250 salariés</w:t>
+      </w:r>
+    </w:p>
+    <w:p>
+      <w:pPr>
+        <w:spacing w:before="0" w:after="100"/>
+      </w:pPr>
+      <w:r>
+        <w:rPr>
+          <w:b w:val="0"/>
+          <w:i w:val="0"/>
+          <w:sz w:val="21"/>
+        </w:rPr>
+        <w:t>Une personne accessible, distincte de la ligne hiérarchique directe des équipes exposées, capable de garder une information confidentielle. Le directeur des ressources humaines n’est pas toujours le meilleur choix : il est aussi celui qui sanctionne.</w:t>
+      </w:r>
+    </w:p>
+    <w:p>
+      <w:pPr>
+        <w:spacing w:before="0" w:after="100"/>
+      </w:pPr>
+      <w:r>
+        <w:rPr>
+          <w:b w:val="0"/>
+          <w:i w:val="0"/>
+          <w:sz w:val="21"/>
+        </w:rPr>
+        <w:t>Lettre de mission écrite : périmètre, disponibilité, confidentialité, articulation avec le référent du comité, le service de santé au travail et la direction.</w:t>
+      </w:r>
+    </w:p>
+    <w:p>
+      <w:pPr>
+        <w:spacing w:before="0" w:after="100"/>
+      </w:pPr>
+      <w:r>
+        <w:rPr>
+          <w:b w:val="0"/>
+          <w:i w:val="0"/>
+          <w:sz w:val="21"/>
+        </w:rPr>
+        <w:t>Point annuel avec la direction sur les signalements reçus et les suites données.</w:t>
+      </w:r>
+    </w:p>
+    <w:p>
+      <w:pPr>
+        <w:spacing w:before="240" w:after="80"/>
+      </w:pPr>
+      <w:r>
+        <w:rPr>
+          <w:b/>
+          <w:i w:val="0"/>
+          <w:color w:val="1F3B57"/>
+          <w:sz w:val="25"/>
+        </w:rPr>
+        <w:t>Ce que l’action produit — les pièces à conserver</w:t>
+      </w:r>
+    </w:p>
+    <w:p>
+      <w:pPr>
+        <w:pStyle w:val="ListBullet"/>
+        <w:spacing w:after="40"/>
+      </w:pPr>
+      <w:r>
+        <w:rPr>
+          <w:sz w:val="20"/>
+        </w:rPr>
+        <w:t>Note de désignation</w:t>
+      </w:r>
+    </w:p>
+    <w:p>
+      <w:pPr>
+        <w:pStyle w:val="ListBullet"/>
+        <w:spacing w:after="40"/>
+      </w:pPr>
+      <w:r>
+        <w:rPr>
+          <w:sz w:val="20"/>
+        </w:rPr>
+        <w:t>Lettre de mission</w:t>
+      </w:r>
+    </w:p>
+    <w:p>
+      <w:pPr>
+        <w:pStyle w:val="ListBullet"/>
+        <w:spacing w:after="40"/>
+      </w:pPr>
+      <w:r>
+        <w:rPr>
+          <w:sz w:val="20"/>
+        </w:rPr>
+        <w:t>Attestation de formation</w:t>
+      </w:r>
+    </w:p>
+    <w:p>
+      <w:pPr>
+        <w:pStyle w:val="ListBullet"/>
+        <w:spacing w:after="40"/>
+      </w:pPr>
+      <w:r>
+        <w:rPr>
+          <w:sz w:val="20"/>
+        </w:rPr>
+        <w:t>Compte rendu du point annuel</w:t>
+      </w:r>
+    </w:p>
+    <w:p>
+      <w:r>
+        <w:br w:type="page"/>
+      </w:r>
+    </w:p>
+    <w:p>
+      <w:pPr>
+        <w:spacing w:before="0" w:after="80"/>
+      </w:pPr>
+      <w:r>
+        <w:rPr>
+          <w:b/>
+          <w:i w:val="0"/>
+          <w:color w:val="1F3B57"/>
+          <w:sz w:val="32"/>
+        </w:rPr>
+        <w:t>Action 6 — Écrire et diffuser la procédure de signalement</w:t>
+      </w:r>
+    </w:p>
+    <w:p>
+      <w:pPr>
+        <w:spacing w:after="160"/>
+        <w:pBdr>
+          <w:bottom w:val="single" w:sz="8" w:color="C9A84C"/>
+        </w:pBdr>
+      </w:pPr>
+    </w:p>
+    <w:p>
+      <w:pPr>
+        <w:spacing w:before="0" w:after="160"/>
+      </w:pPr>
+      <w:r>
+        <w:rPr>
+          <w:b w:val="0"/>
+          <w:i/>
+          <w:color w:val="A0842E"/>
+          <w:sz w:val="20"/>
+        </w:rPr>
+        <w:t>Articles L.1152-2, L.1152-4 et L.4121-1 (3°)</w:t>
+      </w:r>
+    </w:p>
+    <w:p>
+      <w:pPr>
+        <w:spacing w:before="0" w:after="100"/>
+      </w:pPr>
+      <w:r>
+        <w:rPr>
+          <w:b w:val="0"/>
+          <w:i w:val="0"/>
+          <w:sz w:val="21"/>
+        </w:rPr>
+        <w:t>Plusieurs portes d’entrée, jamais une seule : supérieur hiérarchique, service RH, référent de l’entreprise, référent du comité, service de santé au travail, élu. Le salarié doit pouvoir contourner sa hiérarchie.</w:t>
+      </w:r>
+    </w:p>
+    <w:p>
+      <w:pPr>
+        <w:spacing w:before="0" w:after="100"/>
+      </w:pPr>
+      <w:r>
+        <w:rPr>
+          <w:b w:val="0"/>
+          <w:i w:val="0"/>
+          <w:sz w:val="21"/>
+        </w:rPr>
+        <w:t>Les délais, écrits et tenus : accusé de réception sous quarante-huit heures, première mesure sous huit jours. C’est la « réaction immédiate » que la jurisprudence exige.</w:t>
+      </w:r>
+    </w:p>
+    <w:p>
+      <w:pPr>
+        <w:spacing w:before="0" w:after="100"/>
+      </w:pPr>
+      <w:r>
+        <w:rPr>
+          <w:b w:val="0"/>
+          <w:i w:val="0"/>
+          <w:sz w:val="21"/>
+        </w:rPr>
+        <w:t>Les mesures conservatoires : séparer sans sanctionner. Ne JAMAIS déplacer la victime contre son gré. Mise à pied conservatoire de l’auteur présumé si les faits sont graves — mesure d’attente, pas sanction.</w:t>
+      </w:r>
+    </w:p>
+    <w:p>
+      <w:pPr>
+        <w:spacing w:before="0" w:after="100"/>
+      </w:pPr>
+      <w:r>
+        <w:rPr>
+          <w:b w:val="0"/>
+          <w:i w:val="0"/>
+          <w:sz w:val="21"/>
+        </w:rPr>
+        <w:t>La confidentialité : qui sait quoi, où se tiennent les auditions, comment les notes sont conservées. Une rumeur qui part de l’enquête est imputable à l’employeur.</w:t>
+      </w:r>
+    </w:p>
+    <w:p>
+      <w:pPr>
+        <w:spacing w:before="0" w:after="100"/>
+      </w:pPr>
+      <w:r>
+        <w:rPr>
+          <w:b w:val="0"/>
+          <w:i w:val="0"/>
+          <w:sz w:val="21"/>
+        </w:rPr>
+        <w:t>La protection du salarié qui dénonce, écrite en toutes lettres : c’est ce qui délie les langues.</w:t>
+      </w:r>
+    </w:p>
+    <w:p>
+      <w:pPr>
+        <w:spacing w:before="240" w:after="80"/>
+      </w:pPr>
+      <w:r>
+        <w:rPr>
+          <w:b/>
+          <w:i w:val="0"/>
+          <w:color w:val="1F3B57"/>
+          <w:sz w:val="25"/>
+        </w:rPr>
+        <w:t>Ce que l’action produit — les pièces à conserver</w:t>
+      </w:r>
+    </w:p>
+    <w:p>
+      <w:pPr>
+        <w:pStyle w:val="ListBullet"/>
+        <w:spacing w:after="40"/>
+      </w:pPr>
+      <w:r>
+        <w:rPr>
+          <w:sz w:val="20"/>
+        </w:rPr>
+        <w:t>Procédure écrite</w:t>
+      </w:r>
+    </w:p>
+    <w:p>
+      <w:pPr>
+        <w:pStyle w:val="ListBullet"/>
+        <w:spacing w:after="40"/>
+      </w:pPr>
+      <w:r>
+        <w:rPr>
+          <w:sz w:val="20"/>
+        </w:rPr>
+        <w:t>Preuve de diffusion horodatée</w:t>
+      </w:r>
+    </w:p>
+    <w:p>
+      <w:pPr>
+        <w:pStyle w:val="ListBullet"/>
+        <w:spacing w:after="40"/>
+      </w:pPr>
+      <w:r>
+        <w:rPr>
+          <w:sz w:val="20"/>
+        </w:rPr>
+        <w:t>Modèles : accusé de réception, convocation, compte rendu, décision</w:t>
+      </w:r>
+    </w:p>
+    <w:p>
+      <w:r>
+        <w:br w:type="page"/>
+      </w:r>
+    </w:p>
+    <w:p>
+      <w:pPr>
+        <w:spacing w:before="0" w:after="80"/>
+      </w:pPr>
+      <w:r>
+        <w:rPr>
+          <w:b/>
+          <w:i w:val="0"/>
+          <w:color w:val="1F3B57"/>
+          <w:sz w:val="32"/>
+        </w:rPr>
+        <w:t>Action 7 — Former les dirigeants et l’encadrement</w:t>
+      </w:r>
+    </w:p>
+    <w:p>
+      <w:pPr>
+        <w:spacing w:after="160"/>
+        <w:pBdr>
+          <w:bottom w:val="single" w:sz="8" w:color="C9A84C"/>
+        </w:pBdr>
+      </w:pPr>
+    </w:p>
+    <w:p>
+      <w:pPr>
+        <w:spacing w:before="0" w:after="160"/>
+      </w:pPr>
+      <w:r>
+        <w:rPr>
+          <w:b w:val="0"/>
+          <w:i/>
+          <w:color w:val="A0842E"/>
+          <w:sz w:val="20"/>
+        </w:rPr>
+        <w:t>Article L.4121-1 (2°) — programme de formation, sept heures</w:t>
+      </w:r>
     </w:p>
     <w:p>
       <w:pPr>
@@ -2207,7 +3928,7 @@
           <w:color w:val="1F3B57"/>
           <w:sz w:val="32"/>
         </w:rPr>
-        <w:t>Programme 2 — Les référents</w:t>
+        <w:t>Action 8 — Former les référents</w:t>
       </w:r>
     </w:p>
     <w:p>
@@ -2217,6 +3938,20 @@
           <w:bottom w:val="single" w:sz="8" w:color="C9A84C"/>
         </w:pBdr>
       </w:pPr>
+    </w:p>
+    <w:p>
+      <w:pPr>
+        <w:spacing w:before="0" w:after="160"/>
+      </w:pPr>
+      <w:r>
+        <w:rPr>
+          <w:b w:val="0"/>
+          <w:i/>
+          <w:color w:val="A0842E"/>
+          <w:sz w:val="20"/>
+        </w:rPr>
+        <w:t>Articles L.2315-18 et L.4121-1 (2°) — programme de formation, quatorze heures</w:t>
+      </w:r>
     </w:p>
     <w:p>
       <w:pPr>
@@ -2254,7 +3989,7 @@
           <w:i w:val="0"/>
           <w:sz w:val="21"/>
         </w:rPr>
-        <w:t>Objectif. Le référent est le point d’entrée. Mal formé, il devient le premier vice de procédure : promesse de confidentialité intenable, enquête bâclée, notes non datées, victime déplacée. Ce programme reprend le socle de la formation de l’encadrement, puis ajoute ce qui lui est propre.</w:t>
+        <w:t>Objectif. Le référent est le point d’entrée. Mal formé, il devient le premier vice de procédure : promesse de confidentialité intenable, enquête bâclée, notes non datées, victime déplacée. Ce programme reprend le socle de l’action 7, puis ajoute ce qui lui est propre.</w:t>
       </w:r>
     </w:p>
     <w:p>
@@ -2287,7 +4022,7 @@
           <w:i w:val="0"/>
           <w:sz w:val="21"/>
         </w:rPr>
-        <w:t>Reprise intégrale des modules 1 à 5 et 8 du programme de l’encadrement : définition et ses trois pièges, l’intention qui ne compte pas, ce que les juges retiennent, ce qu’ils écartent, le harcèlement managérial et institutionnel, les conséquences chiffrées.</w:t>
+        <w:t>Reprise intégrale des modules 1 à 5 et 8 de l’action 7 : définition et ses trois pièges, l’intention qui ne compte pas, ce que les juges retiennent, ce qu’ils écartent, le harcèlement managérial et institutionnel, les conséquences chiffrées.</w:t>
       </w:r>
     </w:p>
     <w:p>
@@ -2645,7 +4380,7 @@
           <w:i w:val="0"/>
           <w:sz w:val="21"/>
         </w:rPr>
-        <w:t>Information du comité, sans nommer les personnes. Mise à jour du document unique si le signalement révèle un risque non identifié.</w:t>
+        <w:t>Information du comité, sans nommer les personnes. Mise à jour du document unique si le signalement révèle un risque non identifié — c’est le retour vers l’action 1.</w:t>
       </w:r>
     </w:p>
     <w:p>
@@ -3526,7 +5261,7 @@
           <w:color w:val="1F3B57"/>
           <w:sz w:val="32"/>
         </w:rPr>
-        <w:t>Programme 3 — Information de l’ensemble des salariés</w:t>
+        <w:t>Action 9 — Informer l’ensemble des salariés</w:t>
       </w:r>
     </w:p>
     <w:p>
@@ -3536,6 +5271,20 @@
           <w:bottom w:val="single" w:sz="8" w:color="C9A84C"/>
         </w:pBdr>
       </w:pPr>
+    </w:p>
+    <w:p>
+      <w:pPr>
+        <w:spacing w:before="0" w:after="160"/>
+      </w:pPr>
+      <w:r>
+        <w:rPr>
+          <w:b w:val="0"/>
+          <w:i/>
+          <w:color w:val="A0842E"/>
+          <w:sz w:val="20"/>
+        </w:rPr>
+        <w:t>Article L.4121-1 (2°) — programme d’information, une heure trente</w:t>
+      </w:r>
     </w:p>
     <w:p>
       <w:pPr>
@@ -4913,7 +6662,7 @@
           <w:color w:val="1F3B57"/>
           <w:sz w:val="32"/>
         </w:rPr>
-        <w:t>Les neuf actions d’organisation</w:t>
+        <w:t>Action 10 — Informer à l’embauche</w:t>
       </w:r>
     </w:p>
     <w:p>
@@ -4926,622 +6675,14 @@
     </w:p>
     <w:p>
       <w:pPr>
-        <w:spacing w:before="120" w:after="200"/>
-      </w:pPr>
-      <w:r>
-        <w:rPr>
-          <w:b w:val="0"/>
-          <w:i w:val="0"/>
-          <w:sz w:val="21"/>
-        </w:rPr>
-        <w:t>Les trois programmes ci-dessus ne valent que s’ils sont entourés. Voici les neuf autres actions, avec ce qu’elles produisent.</w:t>
-      </w:r>
-    </w:p>
-    <w:p>
-      <w:pPr>
-        <w:spacing w:before="320" w:after="80"/>
-      </w:pPr>
-      <w:r>
-        <w:rPr>
-          <w:b/>
-          <w:i w:val="0"/>
-          <w:color w:val="1F3B57"/>
-          <w:sz w:val="25"/>
-        </w:rPr>
-        <w:t>1 · Inscrire le risque au document unique</w:t>
-      </w:r>
-    </w:p>
-    <w:p>
-      <w:pPr>
-        <w:spacing w:before="0" w:after="100"/>
+        <w:spacing w:before="0" w:after="160"/>
       </w:pPr>
       <w:r>
         <w:rPr>
           <w:b w:val="0"/>
           <w:i/>
           <w:color w:val="A0842E"/>
-          <w:sz w:val="19"/>
-        </w:rPr>
-        <w:t>Article L.4121-3 et R.4121-1</w:t>
-      </w:r>
-    </w:p>
-    <w:p>
-      <w:pPr>
-        <w:spacing w:before="0" w:after="100"/>
-      </w:pPr>
-      <w:r>
-        <w:rPr>
-          <w:b w:val="0"/>
-          <w:i w:val="0"/>
-          <w:sz w:val="21"/>
-        </w:rPr>
-        <w:t>Le harcèlement n’est pas un incident relationnel : c’est un risque professionnel, au même titre que le bruit ou la manutention. Il s’évalue unité de travail par unité de travail.</w:t>
-      </w:r>
-    </w:p>
-    <w:p>
-      <w:pPr>
-        <w:spacing w:before="0" w:after="100"/>
-      </w:pPr>
-      <w:r>
-        <w:rPr>
-          <w:b w:val="0"/>
-          <w:i w:val="0"/>
-          <w:sz w:val="21"/>
-        </w:rPr>
-        <w:t>Situations à examiner en priorité : travail isolé, relation client difficile, forte pression sur les résultats, réorganisation en cours, encadrement récemment nommé, équipes en sous-effectif.</w:t>
-      </w:r>
-    </w:p>
-    <w:p>
-      <w:pPr>
-        <w:spacing w:before="0" w:after="100"/>
-      </w:pPr>
-      <w:r>
-        <w:rPr>
-          <w:b w:val="0"/>
-          <w:i w:val="0"/>
-          <w:sz w:val="21"/>
-        </w:rPr>
-        <w:t>Pour chaque unité : la situation dangereuse, la gravité, la fréquence, les mesures existantes et les mesures décidées — avec un responsable et une date. Une cotation sans mesure décidée ne sert à rien.</w:t>
-      </w:r>
-    </w:p>
-    <w:p>
-      <w:pPr>
-        <w:spacing w:before="0" w:after="100"/>
-      </w:pPr>
-      <w:r>
-        <w:rPr>
-          <w:b w:val="0"/>
-          <w:i w:val="0"/>
-          <w:sz w:val="21"/>
-        </w:rPr>
-        <w:t>Mise à jour au moins annuelle, et à chaque signalement : un signalement EST une information supplémentaire sur un risque.</w:t>
-      </w:r>
-    </w:p>
-    <w:p>
-      <w:pPr>
-        <w:spacing w:after="80"/>
-      </w:pPr>
-      <w:r>
-        <w:rPr>
-          <w:b/>
           <w:sz w:val="20"/>
-        </w:rPr>
-        <w:t xml:space="preserve">Pièces à conserver : </w:t>
-      </w:r>
-      <w:r>
-        <w:rPr>
-          <w:color w:val="555555"/>
-          <w:sz w:val="20"/>
-        </w:rPr>
-        <w:t>Document unique daté, volet risques psychosociaux · Procès-verbal de consultation du comité · Plan d’actions avec responsable et échéance</w:t>
-      </w:r>
-    </w:p>
-    <w:p>
-      <w:pPr>
-        <w:spacing w:before="320" w:after="80"/>
-      </w:pPr>
-      <w:r>
-        <w:rPr>
-          <w:b/>
-          <w:i w:val="0"/>
-          <w:color w:val="1F3B57"/>
-          <w:sz w:val="25"/>
-        </w:rPr>
-        <w:t>2 · Afficher les textes et les voies de recours</w:t>
-      </w:r>
-    </w:p>
-    <w:p>
-      <w:pPr>
-        <w:spacing w:before="0" w:after="100"/>
-      </w:pPr>
-      <w:r>
-        <w:rPr>
-          <w:b w:val="0"/>
-          <w:i/>
-          <w:color w:val="A0842E"/>
-          <w:sz w:val="19"/>
-        </w:rPr>
-        <w:t>Articles L.1152-4 et L.1153-5</w:t>
-      </w:r>
-    </w:p>
-    <w:p>
-      <w:pPr>
-        <w:spacing w:before="0" w:after="100"/>
-      </w:pPr>
-      <w:r>
-        <w:rPr>
-          <w:b w:val="0"/>
-          <w:i w:val="0"/>
-          <w:sz w:val="21"/>
-        </w:rPr>
-        <w:t>Le texte de l’article 222-33-2 du code pénal pour le harcèlement moral, celui de l’article 222-33 pour le harcèlement sexuel, les actions contentieuses ouvertes, et les coordonnées des autorités et services compétents.</w:t>
-      </w:r>
-    </w:p>
-    <w:p>
-      <w:pPr>
-        <w:spacing w:before="0" w:after="100"/>
-      </w:pPr>
-      <w:r>
-        <w:rPr>
-          <w:b w:val="0"/>
-          <w:i w:val="0"/>
-          <w:sz w:val="21"/>
-        </w:rPr>
-        <w:t>Doivent y figurer nommément : le médecin du travail ou le service de prévention et de santé au travail, l’inspection du travail compétente avec le nom de l’agent, le Défenseur des droits, le référent de l’entreprise, le référent du comité. Un affichage qui ne nomme personne n’oriente personne.</w:t>
-      </w:r>
-    </w:p>
-    <w:p>
-      <w:pPr>
-        <w:spacing w:before="0" w:after="100"/>
-      </w:pPr>
-      <w:r>
-        <w:rPr>
-          <w:b w:val="0"/>
-          <w:i w:val="0"/>
-          <w:sz w:val="21"/>
-        </w:rPr>
-        <w:t>Où : dans les lieux de travail et dans les locaux ou à la porte des locaux où se fait l’embauche. Sur chaque site. Pour les télétravailleurs et les itinérants, un relais numérique équivalent.</w:t>
-      </w:r>
-    </w:p>
-    <w:p>
-      <w:pPr>
-        <w:spacing w:after="80"/>
-      </w:pPr>
-      <w:r>
-        <w:rPr>
-          <w:b/>
-          <w:sz w:val="20"/>
-        </w:rPr>
-        <w:t xml:space="preserve">Pièces à conserver : </w:t>
-      </w:r>
-      <w:r>
-        <w:rPr>
-          <w:color w:val="555555"/>
-          <w:sz w:val="20"/>
-        </w:rPr>
-        <w:t>Affiche à jour, par site · Photographies datées · Fiche de contrôle semestriel</w:t>
-      </w:r>
-    </w:p>
-    <w:p>
-      <w:pPr>
-        <w:spacing w:before="320" w:after="80"/>
-      </w:pPr>
-      <w:r>
-        <w:rPr>
-          <w:b/>
-          <w:i w:val="0"/>
-          <w:color w:val="1F3B57"/>
-          <w:sz w:val="25"/>
-        </w:rPr>
-        <w:t>3 · Compléter le règlement intérieur</w:t>
-      </w:r>
-    </w:p>
-    <w:p>
-      <w:pPr>
-        <w:spacing w:before="0" w:after="100"/>
-      </w:pPr>
-      <w:r>
-        <w:rPr>
-          <w:b w:val="0"/>
-          <w:i/>
-          <w:color w:val="A0842E"/>
-          <w:sz w:val="19"/>
-        </w:rPr>
-        <w:t>Article L.1321-2</w:t>
-      </w:r>
-    </w:p>
-    <w:p>
-      <w:pPr>
-        <w:spacing w:before="0" w:after="100"/>
-      </w:pPr>
-      <w:r>
-        <w:rPr>
-          <w:b w:val="0"/>
-          <w:i w:val="0"/>
-          <w:sz w:val="21"/>
-        </w:rPr>
-        <w:t>Rappel des dispositions relatives à l’interdiction du harcèlement moral, du harcèlement sexuel et des agissements sexistes. Échelle des sanctions — sans elle, une sanction est inopposable. Procédure disciplinaire.</w:t>
-      </w:r>
-    </w:p>
-    <w:p>
-      <w:pPr>
-        <w:spacing w:before="0" w:after="100"/>
-      </w:pPr>
-      <w:r>
-        <w:rPr>
-          <w:b w:val="0"/>
-          <w:i w:val="0"/>
-          <w:sz w:val="21"/>
-        </w:rPr>
-        <w:t>Ce qu’il ne doit pas contenir : une clause restreignant le droit de dénoncer, imposant un passage obligé par la hiérarchie directe — souvent l’auteur présumé — ou menaçant de sanction le salarié dont la dénonciation ne serait pas confirmée.</w:t>
-      </w:r>
-    </w:p>
-    <w:p>
-      <w:pPr>
-        <w:spacing w:before="0" w:after="100"/>
-      </w:pPr>
-      <w:r>
-        <w:rPr>
-          <w:b w:val="0"/>
-          <w:i w:val="0"/>
-          <w:sz w:val="21"/>
-        </w:rPr>
-        <w:t>Procédure : consultation du comité, transmission à l’inspection du travail, dépôt au greffe du conseil de prud’hommes, affichage, entrée en vigueur un mois après.</w:t>
-      </w:r>
-    </w:p>
-    <w:p>
-      <w:pPr>
-        <w:spacing w:before="0" w:after="100"/>
-      </w:pPr>
-      <w:r>
-        <w:rPr>
-          <w:b w:val="0"/>
-          <w:i w:val="0"/>
-          <w:sz w:val="21"/>
-        </w:rPr>
-        <w:t>À retenir : une procédure d’alerte inscrite au règlement intérieur, même utilisée par la victime, NE SUFFIT PAS à démontrer que toutes les mesures de prévention ont été prises (Cass. soc., 1er juin 2016, n° 14-19.702).</w:t>
-      </w:r>
-    </w:p>
-    <w:p>
-      <w:pPr>
-        <w:spacing w:after="80"/>
-      </w:pPr>
-      <w:r>
-        <w:rPr>
-          <w:b/>
-          <w:sz w:val="20"/>
-        </w:rPr>
-        <w:t xml:space="preserve">Pièces à conserver : </w:t>
-      </w:r>
-      <w:r>
-        <w:rPr>
-          <w:color w:val="555555"/>
-          <w:sz w:val="20"/>
-        </w:rPr>
-        <w:t>Règlement intérieur à jour · Avis du comité · Récépissé de dépôt au greffe · Preuve de transmission à l’inspection du travail</w:t>
-      </w:r>
-    </w:p>
-    <w:p>
-      <w:pPr>
-        <w:spacing w:before="320" w:after="80"/>
-      </w:pPr>
-      <w:r>
-        <w:rPr>
-          <w:b/>
-          <w:i w:val="0"/>
-          <w:color w:val="1F3B57"/>
-          <w:sz w:val="25"/>
-        </w:rPr>
-        <w:t>4 · Faire désigner le référent du comité</w:t>
-      </w:r>
-    </w:p>
-    <w:p>
-      <w:pPr>
-        <w:spacing w:before="0" w:after="100"/>
-      </w:pPr>
-      <w:r>
-        <w:rPr>
-          <w:b w:val="0"/>
-          <w:i/>
-          <w:color w:val="A0842E"/>
-          <w:sz w:val="19"/>
-        </w:rPr>
-        <w:t>Article L.2314-1, dernier alinéa</w:t>
-      </w:r>
-    </w:p>
-    <w:p>
-      <w:pPr>
-        <w:spacing w:before="0" w:after="100"/>
-      </w:pPr>
-      <w:r>
-        <w:rPr>
-          <w:b w:val="0"/>
-          <w:i w:val="0"/>
-          <w:sz w:val="21"/>
-        </w:rPr>
-        <w:t>Le comité désigne parmi ses membres — titulaires ou suppléants — un référent en matière de lutte contre le harcèlement sexuel et les agissements sexistes. Obligatoire dans toute entreprise dotée d’un comité, quelle que soit sa taille.</w:t>
-      </w:r>
-    </w:p>
-    <w:p>
-      <w:pPr>
-        <w:spacing w:before="0" w:after="100"/>
-      </w:pPr>
-      <w:r>
-        <w:rPr>
-          <w:b w:val="0"/>
-          <w:i w:val="0"/>
-          <w:sz w:val="21"/>
-        </w:rPr>
-        <w:t>La désignation prend la forme d’une résolution adoptée à la majorité des membres présents, pour la durée du mandat.</w:t>
-      </w:r>
-    </w:p>
-    <w:p>
-      <w:pPr>
-        <w:spacing w:before="0" w:after="100"/>
-      </w:pPr>
-      <w:r>
-        <w:rPr>
-          <w:b w:val="0"/>
-          <w:i w:val="0"/>
-          <w:sz w:val="21"/>
-        </w:rPr>
-        <w:t>Ses moyens : le temps nécessaire sur le crédit d’heures, une formation, la possibilité d’être reçu par la direction. Un référent désigné sans moyens est une désignation de façade.</w:t>
-      </w:r>
-    </w:p>
-    <w:p>
-      <w:pPr>
-        <w:spacing w:before="0" w:after="100"/>
-      </w:pPr>
-      <w:r>
-        <w:rPr>
-          <w:b w:val="0"/>
-          <w:i w:val="0"/>
-          <w:sz w:val="21"/>
-        </w:rPr>
-        <w:t>Son nom et son contact figurent sur l’affichage et dans le livret d’accueil.</w:t>
-      </w:r>
-    </w:p>
-    <w:p>
-      <w:pPr>
-        <w:spacing w:after="80"/>
-      </w:pPr>
-      <w:r>
-        <w:rPr>
-          <w:b/>
-          <w:sz w:val="20"/>
-        </w:rPr>
-        <w:t xml:space="preserve">Pièces à conserver : </w:t>
-      </w:r>
-      <w:r>
-        <w:rPr>
-          <w:color w:val="555555"/>
-          <w:sz w:val="20"/>
-        </w:rPr>
-        <w:t>Extrait du procès-verbal de désignation · Note diffusée avec le nom et le contact · Attestation de formation</w:t>
-      </w:r>
-    </w:p>
-    <w:p>
-      <w:pPr>
-        <w:spacing w:before="320" w:after="80"/>
-      </w:pPr>
-      <w:r>
-        <w:rPr>
-          <w:b/>
-          <w:i w:val="0"/>
-          <w:color w:val="1F3B57"/>
-          <w:sz w:val="25"/>
-        </w:rPr>
-        <w:t>5 · Désigner le référent de l’employeur</w:t>
-      </w:r>
-    </w:p>
-    <w:p>
-      <w:pPr>
-        <w:spacing w:before="0" w:after="100"/>
-      </w:pPr>
-      <w:r>
-        <w:rPr>
-          <w:b w:val="0"/>
-          <w:i/>
-          <w:color w:val="A0842E"/>
-          <w:sz w:val="19"/>
-        </w:rPr>
-        <w:t>Article L.1153-5-1 — entreprises d’au moins 250 salariés</w:t>
-      </w:r>
-    </w:p>
-    <w:p>
-      <w:pPr>
-        <w:spacing w:before="0" w:after="100"/>
-      </w:pPr>
-      <w:r>
-        <w:rPr>
-          <w:b w:val="0"/>
-          <w:i w:val="0"/>
-          <w:sz w:val="21"/>
-        </w:rPr>
-        <w:t>Une personne accessible, distincte de la ligne hiérarchique directe des équipes exposées, capable de garder une information confidentielle. Le directeur des ressources humaines n’est pas toujours le meilleur choix : il est aussi celui qui sanctionne.</w:t>
-      </w:r>
-    </w:p>
-    <w:p>
-      <w:pPr>
-        <w:spacing w:before="0" w:after="100"/>
-      </w:pPr>
-      <w:r>
-        <w:rPr>
-          <w:b w:val="0"/>
-          <w:i w:val="0"/>
-          <w:sz w:val="21"/>
-        </w:rPr>
-        <w:t>Lettre de mission écrite : périmètre, disponibilité, confidentialité, articulation avec le référent du comité, le service de santé au travail et la direction.</w:t>
-      </w:r>
-    </w:p>
-    <w:p>
-      <w:pPr>
-        <w:spacing w:before="0" w:after="100"/>
-      </w:pPr>
-      <w:r>
-        <w:rPr>
-          <w:b w:val="0"/>
-          <w:i w:val="0"/>
-          <w:sz w:val="21"/>
-        </w:rPr>
-        <w:t>Point annuel avec la direction sur les signalements reçus et les suites données.</w:t>
-      </w:r>
-    </w:p>
-    <w:p>
-      <w:pPr>
-        <w:spacing w:after="80"/>
-      </w:pPr>
-      <w:r>
-        <w:rPr>
-          <w:b/>
-          <w:sz w:val="20"/>
-        </w:rPr>
-        <w:t xml:space="preserve">Pièces à conserver : </w:t>
-      </w:r>
-      <w:r>
-        <w:rPr>
-          <w:color w:val="555555"/>
-          <w:sz w:val="20"/>
-        </w:rPr>
-        <w:t>Note de désignation · Lettre de mission · Attestation de formation · Compte rendu du point annuel</w:t>
-      </w:r>
-    </w:p>
-    <w:p>
-      <w:pPr>
-        <w:spacing w:before="320" w:after="80"/>
-      </w:pPr>
-      <w:r>
-        <w:rPr>
-          <w:b/>
-          <w:i w:val="0"/>
-          <w:color w:val="1F3B57"/>
-          <w:sz w:val="25"/>
-        </w:rPr>
-        <w:t>6 · Écrire et diffuser la procédure de signalement</w:t>
-      </w:r>
-    </w:p>
-    <w:p>
-      <w:pPr>
-        <w:spacing w:before="0" w:after="100"/>
-      </w:pPr>
-      <w:r>
-        <w:rPr>
-          <w:b w:val="0"/>
-          <w:i/>
-          <w:color w:val="A0842E"/>
-          <w:sz w:val="19"/>
-        </w:rPr>
-        <w:t>Articles L.1152-2, L.1152-4 et L.4121-1 (3°)</w:t>
-      </w:r>
-    </w:p>
-    <w:p>
-      <w:pPr>
-        <w:spacing w:before="0" w:after="100"/>
-      </w:pPr>
-      <w:r>
-        <w:rPr>
-          <w:b w:val="0"/>
-          <w:i w:val="0"/>
-          <w:sz w:val="21"/>
-        </w:rPr>
-        <w:t>Plusieurs portes d’entrée, jamais une seule : supérieur hiérarchique, service RH, référent de l’entreprise, référent du comité, service de santé au travail, élu. Le salarié doit pouvoir contourner sa hiérarchie.</w:t>
-      </w:r>
-    </w:p>
-    <w:p>
-      <w:pPr>
-        <w:spacing w:before="0" w:after="100"/>
-      </w:pPr>
-      <w:r>
-        <w:rPr>
-          <w:b w:val="0"/>
-          <w:i w:val="0"/>
-          <w:sz w:val="21"/>
-        </w:rPr>
-        <w:t>Les délais, écrits et tenus : accusé de réception sous quarante-huit heures, première mesure sous huit jours. C’est la « réaction immédiate » que la jurisprudence exige.</w:t>
-      </w:r>
-    </w:p>
-    <w:p>
-      <w:pPr>
-        <w:spacing w:before="0" w:after="100"/>
-      </w:pPr>
-      <w:r>
-        <w:rPr>
-          <w:b w:val="0"/>
-          <w:i w:val="0"/>
-          <w:sz w:val="21"/>
-        </w:rPr>
-        <w:t>Les mesures conservatoires : séparer sans sanctionner. Ne JAMAIS déplacer la victime contre son gré. Mise à pied conservatoire de l’auteur présumé si les faits sont graves — mesure d’attente, pas sanction.</w:t>
-      </w:r>
-    </w:p>
-    <w:p>
-      <w:pPr>
-        <w:spacing w:before="0" w:after="100"/>
-      </w:pPr>
-      <w:r>
-        <w:rPr>
-          <w:b w:val="0"/>
-          <w:i w:val="0"/>
-          <w:sz w:val="21"/>
-        </w:rPr>
-        <w:t>La confidentialité : qui sait quoi, où se tiennent les auditions, comment les notes sont conservées. Une rumeur qui part de l’enquête est imputable à l’employeur.</w:t>
-      </w:r>
-    </w:p>
-    <w:p>
-      <w:pPr>
-        <w:spacing w:before="0" w:after="100"/>
-      </w:pPr>
-      <w:r>
-        <w:rPr>
-          <w:b w:val="0"/>
-          <w:i w:val="0"/>
-          <w:sz w:val="21"/>
-        </w:rPr>
-        <w:t>La protection du salarié qui dénonce, écrite en toutes lettres : c’est ce qui délie les langues.</w:t>
-      </w:r>
-    </w:p>
-    <w:p>
-      <w:pPr>
-        <w:spacing w:after="80"/>
-      </w:pPr>
-      <w:r>
-        <w:rPr>
-          <w:b/>
-          <w:sz w:val="20"/>
-        </w:rPr>
-        <w:t xml:space="preserve">Pièces à conserver : </w:t>
-      </w:r>
-      <w:r>
-        <w:rPr>
-          <w:color w:val="555555"/>
-          <w:sz w:val="20"/>
-        </w:rPr>
-        <w:t>Procédure écrite · Preuve de diffusion horodatée · Modèles : accusé de réception, convocation, compte rendu, décision</w:t>
-      </w:r>
-    </w:p>
-    <w:p>
-      <w:pPr>
-        <w:spacing w:before="320" w:after="80"/>
-      </w:pPr>
-      <w:r>
-        <w:rPr>
-          <w:b/>
-          <w:i w:val="0"/>
-          <w:color w:val="1F3B57"/>
-          <w:sz w:val="25"/>
-        </w:rPr>
-        <w:t>7 · Informer à l’embauche</w:t>
-      </w:r>
-    </w:p>
-    <w:p>
-      <w:pPr>
-        <w:spacing w:before="0" w:after="100"/>
-      </w:pPr>
-      <w:r>
-        <w:rPr>
-          <w:b w:val="0"/>
-          <w:i/>
-          <w:color w:val="A0842E"/>
-          <w:sz w:val="19"/>
         </w:rPr>
         <w:t>Article L.4121-1 (2°)</w:t>
       </w:r>
@@ -5587,26 +6728,7 @@
     </w:p>
     <w:p>
       <w:pPr>
-        <w:spacing w:after="80"/>
-      </w:pPr>
-      <w:r>
-        <w:rPr>
-          <w:b/>
-          <w:sz w:val="20"/>
-        </w:rPr>
-        <w:t xml:space="preserve">Pièces à conserver : </w:t>
-      </w:r>
-      <w:r>
-        <w:rPr>
-          <w:color w:val="555555"/>
-          <w:sz w:val="20"/>
-        </w:rPr>
-        <w:t>Notice d’information · Émargement signé et daté · Contrôle mensuel entrants / émargements</w:t>
-      </w:r>
-    </w:p>
-    <w:p>
-      <w:pPr>
-        <w:spacing w:before="320" w:after="80"/>
+        <w:spacing w:before="240" w:after="80"/>
       </w:pPr>
       <w:r>
         <w:rPr>
@@ -5615,19 +6737,82 @@
           <w:color w:val="1F3B57"/>
           <w:sz w:val="25"/>
         </w:rPr>
-        <w:t>8 · Tenir le registre des signalements</w:t>
+        <w:t>Ce que l’action produit — les pièces à conserver</w:t>
       </w:r>
     </w:p>
     <w:p>
       <w:pPr>
-        <w:spacing w:before="0" w:after="100"/>
+        <w:pStyle w:val="ListBullet"/>
+        <w:spacing w:after="40"/>
+      </w:pPr>
+      <w:r>
+        <w:rPr>
+          <w:sz w:val="20"/>
+        </w:rPr>
+        <w:t>Notice d’information</w:t>
+      </w:r>
+    </w:p>
+    <w:p>
+      <w:pPr>
+        <w:pStyle w:val="ListBullet"/>
+        <w:spacing w:after="40"/>
+      </w:pPr>
+      <w:r>
+        <w:rPr>
+          <w:sz w:val="20"/>
+        </w:rPr>
+        <w:t>Émargement signé et daté</w:t>
+      </w:r>
+    </w:p>
+    <w:p>
+      <w:pPr>
+        <w:pStyle w:val="ListBullet"/>
+        <w:spacing w:after="40"/>
+      </w:pPr>
+      <w:r>
+        <w:rPr>
+          <w:sz w:val="20"/>
+        </w:rPr>
+        <w:t>Contrôle mensuel entrants / émargements</w:t>
+      </w:r>
+    </w:p>
+    <w:p>
+      <w:r>
+        <w:br w:type="page"/>
+      </w:r>
+    </w:p>
+    <w:p>
+      <w:pPr>
+        <w:spacing w:before="0" w:after="80"/>
+      </w:pPr>
+      <w:r>
+        <w:rPr>
+          <w:b/>
+          <w:i w:val="0"/>
+          <w:color w:val="1F3B57"/>
+          <w:sz w:val="32"/>
+        </w:rPr>
+        <w:t>Action 11 — Tenir le registre des signalements</w:t>
+      </w:r>
+    </w:p>
+    <w:p>
+      <w:pPr>
+        <w:spacing w:after="160"/>
+        <w:pBdr>
+          <w:bottom w:val="single" w:sz="8" w:color="C9A84C"/>
+        </w:pBdr>
+      </w:pPr>
+    </w:p>
+    <w:p>
+      <w:pPr>
+        <w:spacing w:before="0" w:after="160"/>
       </w:pPr>
       <w:r>
         <w:rPr>
           <w:b w:val="0"/>
           <w:i/>
           <w:color w:val="A0842E"/>
-          <w:sz w:val="19"/>
+          <w:sz w:val="20"/>
         </w:rPr>
         <w:t>Article L.4121-1 — RGPD pour les données</w:t>
       </w:r>
@@ -5681,31 +6866,12 @@
           <w:i w:val="0"/>
           <w:sz w:val="21"/>
         </w:rPr>
-        <w:t>Bilan annuel : combien de signalements, sur quels sites, quels délais de réaction, quelles suites. Ce bilan alimente le document unique et la consultation du comité.</w:t>
+        <w:t>Bilan annuel : combien de signalements, sur quels sites, quels délais de réaction, quelles suites. Ce bilan alimente le document unique (action 1) et la consultation du comité.</w:t>
       </w:r>
     </w:p>
     <w:p>
       <w:pPr>
-        <w:spacing w:after="80"/>
-      </w:pPr>
-      <w:r>
-        <w:rPr>
-          <w:b/>
-          <w:sz w:val="20"/>
-        </w:rPr>
-        <w:t xml:space="preserve">Pièces à conserver : </w:t>
-      </w:r>
-      <w:r>
-        <w:rPr>
-          <w:color w:val="555555"/>
-          <w:sz w:val="20"/>
-        </w:rPr>
-        <w:t>Registre tenu · Bilan annuel · Politique de conservation et d’accès</w:t>
-      </w:r>
-    </w:p>
-    <w:p>
-      <w:pPr>
-        <w:spacing w:before="320" w:after="80"/>
+        <w:spacing w:before="240" w:after="80"/>
       </w:pPr>
       <w:r>
         <w:rPr>
@@ -5714,19 +6880,82 @@
           <w:color w:val="1F3B57"/>
           <w:sz w:val="25"/>
         </w:rPr>
-        <w:t>9 · Réagir : le protocole, dans l’ordre</w:t>
+        <w:t>Ce que l’action produit — les pièces à conserver</w:t>
       </w:r>
     </w:p>
     <w:p>
       <w:pPr>
-        <w:spacing w:before="0" w:after="100"/>
+        <w:pStyle w:val="ListBullet"/>
+        <w:spacing w:after="40"/>
+      </w:pPr>
+      <w:r>
+        <w:rPr>
+          <w:sz w:val="20"/>
+        </w:rPr>
+        <w:t>Registre tenu</w:t>
+      </w:r>
+    </w:p>
+    <w:p>
+      <w:pPr>
+        <w:pStyle w:val="ListBullet"/>
+        <w:spacing w:after="40"/>
+      </w:pPr>
+      <w:r>
+        <w:rPr>
+          <w:sz w:val="20"/>
+        </w:rPr>
+        <w:t>Bilan annuel</w:t>
+      </w:r>
+    </w:p>
+    <w:p>
+      <w:pPr>
+        <w:pStyle w:val="ListBullet"/>
+        <w:spacing w:after="40"/>
+      </w:pPr>
+      <w:r>
+        <w:rPr>
+          <w:sz w:val="20"/>
+        </w:rPr>
+        <w:t>Politique de conservation et d’accès</w:t>
+      </w:r>
+    </w:p>
+    <w:p>
+      <w:r>
+        <w:br w:type="page"/>
+      </w:r>
+    </w:p>
+    <w:p>
+      <w:pPr>
+        <w:spacing w:before="0" w:after="80"/>
+      </w:pPr>
+      <w:r>
+        <w:rPr>
+          <w:b/>
+          <w:i w:val="0"/>
+          <w:color w:val="1F3B57"/>
+          <w:sz w:val="32"/>
+        </w:rPr>
+        <w:t>Action 12 — Réagir : le protocole, dans l’ordre</w:t>
+      </w:r>
+    </w:p>
+    <w:p>
+      <w:pPr>
+        <w:spacing w:after="160"/>
+        <w:pBdr>
+          <w:bottom w:val="single" w:sz="8" w:color="C9A84C"/>
+        </w:pBdr>
+      </w:pPr>
+    </w:p>
+    <w:p>
+      <w:pPr>
+        <w:spacing w:before="0" w:after="160"/>
       </w:pPr>
       <w:r>
         <w:rPr>
           <w:b w:val="0"/>
           <w:i/>
           <w:color w:val="A0842E"/>
-          <w:sz w:val="19"/>
+          <w:sz w:val="20"/>
         </w:rPr>
         <w:t>Articles L.1152-2 à L.1152-4</w:t>
       </w:r>
@@ -5811,21 +7040,89 @@
     </w:p>
     <w:p>
       <w:pPr>
-        <w:spacing w:after="80"/>
+        <w:spacing w:before="0" w:after="100"/>
+      </w:pPr>
+      <w:r>
+        <w:rPr>
+          <w:b w:val="0"/>
+          <w:i w:val="0"/>
+          <w:sz w:val="21"/>
+        </w:rPr>
+        <w:t>Cette action est la seule des douze qui ne se prépare pas : elle s’exécute. Les onze autres existent pour qu’elle soit tenable dans les délais.</w:t>
+      </w:r>
+    </w:p>
+    <w:p>
+      <w:pPr>
+        <w:spacing w:before="240" w:after="80"/>
       </w:pPr>
       <w:r>
         <w:rPr>
           <w:b/>
+          <w:i w:val="0"/>
+          <w:color w:val="1F3B57"/>
+          <w:sz w:val="25"/>
+        </w:rPr>
+        <w:t>Ce que l’action produit — les pièces à conserver</w:t>
+      </w:r>
+    </w:p>
+    <w:p>
+      <w:pPr>
+        <w:pStyle w:val="ListBullet"/>
+        <w:spacing w:after="40"/>
+      </w:pPr>
+      <w:r>
+        <w:rPr>
           <w:sz w:val="20"/>
         </w:rPr>
-        <w:t xml:space="preserve">Pièces à conserver : </w:t>
+        <w:t>Accusé de réception</w:t>
       </w:r>
+    </w:p>
+    <w:p>
+      <w:pPr>
+        <w:pStyle w:val="ListBullet"/>
+        <w:spacing w:after="40"/>
+      </w:pPr>
       <w:r>
         <w:rPr>
-          <w:color w:val="555555"/>
           <w:sz w:val="20"/>
         </w:rPr>
-        <w:t>Accusé de réception · Comptes rendus d’audition signés · Rapport d’enquête · Décision motivée notifiée · Compte rendu de suivi à trois mois</w:t>
+        <w:t>Comptes rendus d’audition signés</w:t>
+      </w:r>
+    </w:p>
+    <w:p>
+      <w:pPr>
+        <w:pStyle w:val="ListBullet"/>
+        <w:spacing w:after="40"/>
+      </w:pPr>
+      <w:r>
+        <w:rPr>
+          <w:sz w:val="20"/>
+        </w:rPr>
+        <w:t>Rapport d’enquête</w:t>
+      </w:r>
+    </w:p>
+    <w:p>
+      <w:pPr>
+        <w:pStyle w:val="ListBullet"/>
+        <w:spacing w:after="40"/>
+      </w:pPr>
+      <w:r>
+        <w:rPr>
+          <w:sz w:val="20"/>
+        </w:rPr>
+        <w:t>Décision motivée notifiée</w:t>
+      </w:r>
+    </w:p>
+    <w:p>
+      <w:pPr>
+        <w:pStyle w:val="ListBullet"/>
+        <w:spacing w:after="40"/>
+      </w:pPr>
+      <w:r>
+        <w:rPr>
+          <w:sz w:val="20"/>
+        </w:rPr>
+        <w:t>Compte rendu de suivi à trois mois</w:t>
       </w:r>
     </w:p>
     <w:p>
@@ -5854,6 +7151,20 @@
           <w:bottom w:val="single" w:sz="8" w:color="C9A84C"/>
         </w:pBdr>
       </w:pPr>
+    </w:p>
+    <w:p>
+      <w:pPr>
+        <w:spacing w:before="0" w:after="160"/>
+      </w:pPr>
+      <w:r>
+        <w:rPr>
+          <w:b w:val="0"/>
+          <w:i/>
+          <w:color w:val="555555"/>
+          <w:sz w:val="20"/>
+        </w:rPr>
+        <w:t>Le numéro entre parenthèses renvoie à l’action.</w:t>
+      </w:r>
     </w:p>
     <w:tbl>
       <w:tblPr>
@@ -5921,7 +7232,7 @@
               <w:rPr>
                 <w:sz w:val="19"/>
               </w:rPr>
-              <w:t>Diagnostic des douze points. Désignation des référents si elle manque. Ouverture du registre.</w:t>
+              <w:t>Diagnostic des douze actions. Désignation des référents si elle manque (4, 5). Ouverture du registre (11).</w:t>
             </w:r>
           </w:p>
         </w:tc>
@@ -5950,7 +7261,7 @@
               <w:rPr>
                 <w:sz w:val="19"/>
               </w:rPr>
-              <w:t>Écriture de la procédure de signalement. Mise à jour du règlement intérieur, consultation du comité.</w:t>
+              <w:t>Écriture de la procédure de signalement (6). Mise à jour du règlement intérieur, consultation du comité (3).</w:t>
             </w:r>
           </w:p>
         </w:tc>
@@ -5979,7 +7290,7 @@
               <w:rPr>
                 <w:sz w:val="19"/>
               </w:rPr>
-              <w:t>Formation des référents — deux jours.</w:t>
+              <w:t>Formation des référents — deux jours (8).</w:t>
             </w:r>
           </w:p>
         </w:tc>
@@ -6008,7 +7319,7 @@
               <w:rPr>
                 <w:sz w:val="19"/>
               </w:rPr>
-              <w:t>Affichage mis en place sur tous les sites, photographies datées.</w:t>
+              <w:t>Affichage mis en place sur tous les sites, photographies datées (2).</w:t>
             </w:r>
           </w:p>
         </w:tc>
@@ -6037,7 +7348,7 @@
               <w:rPr>
                 <w:sz w:val="19"/>
               </w:rPr>
-              <w:t>Formation de l’encadrement — une journée par session de douze à quinze.</w:t>
+              <w:t>Formation de l’encadrement — une journée par session de douze à quinze (7).</w:t>
             </w:r>
           </w:p>
         </w:tc>
@@ -6066,7 +7377,7 @@
               <w:rPr>
                 <w:sz w:val="19"/>
               </w:rPr>
-              <w:t>Mise à jour du document unique, volet risques psychosociaux, avec consultation du comité.</w:t>
+              <w:t>Mise à jour du document unique, volet risques psychosociaux, avec consultation du comité (1).</w:t>
             </w:r>
           </w:p>
         </w:tc>
@@ -6095,7 +7406,7 @@
               <w:rPr>
                 <w:sz w:val="19"/>
               </w:rPr>
-              <w:t>Information de l’ensemble des salariés — une heure trente par groupe.</w:t>
+              <w:t>Information de l’ensemble des salariés — une heure trente par groupe (9).</w:t>
             </w:r>
           </w:p>
         </w:tc>
@@ -6124,7 +7435,7 @@
               <w:rPr>
                 <w:sz w:val="19"/>
               </w:rPr>
-              <w:t>Intégration de la notice au livret d’accueil ; premier contrôle mensuel des entrants.</w:t>
+              <w:t>Intégration de la notice au livret d’accueil ; premier contrôle mensuel des entrants (10).</w:t>
             </w:r>
           </w:p>
         </w:tc>
@@ -6153,7 +7464,7 @@
               <w:rPr>
                 <w:sz w:val="19"/>
               </w:rPr>
-              <w:t>Dépôt du règlement intérieur au greffe, transmission à l’inspection du travail.</w:t>
+              <w:t>Dépôt du règlement intérieur au greffe, transmission à l’inspection du travail (3).</w:t>
             </w:r>
           </w:p>
         </w:tc>
@@ -6182,7 +7493,7 @@
               <w:rPr>
                 <w:sz w:val="19"/>
               </w:rPr>
-              <w:t>Bilan annuel du registre. Consultation du comité. Édition du dossier de preuve.</w:t>
+              <w:t>Bilan annuel du registre (11). Consultation du comité. Édition du dossier de preuve.</w:t>
             </w:r>
           </w:p>
         </w:tc>
@@ -6211,7 +7522,7 @@
               <w:rPr>
                 <w:sz w:val="19"/>
               </w:rPr>
-              <w:t>Rappel de deux heures pour l’encadrement tous les deux ans. Information annuelle pour tous. Contrôle semestriel de l’affichage. Mise à jour annuelle du document unique.</w:t>
+              <w:t>Rappel de deux heures pour l’encadrement tous les deux ans (7). Information annuelle pour tous (9). Contrôle semestriel de l’affichage (2). Mise à jour annuelle du document unique (1). L’action 12 s’applique à chaque signalement, sans calendrier.</w:t>
             </w:r>
           </w:p>
         </w:tc>
@@ -6228,7 +7539,7 @@
           <w:color w:val="555555"/>
           <w:sz w:val="19"/>
         </w:rPr>
-        <w:t>Ce calendrier n’est pas une contrainte réglementaire : c’est l’ordre dans lequel les actions se tiennent le mieux. Ce qui compte devant le juge, c’est que chacune soit datée et prouvée.</w:t>
+        <w:t>Ce calendrier n’est pas une contrainte réglementaire : c’est l’ordre dans lequel les actions se tiennent le mieux. Ce qui compte devant le juge, c’est que chacune des douze soit datée et prouvée.</w:t>
       </w:r>
     </w:p>
     <w:sectPr>

--- a/exemples/PROGRAMMES_PREVENTION_HARCELEMENT.docx
+++ b/exemples/PROGRAMMES_PREVENTION_HARCELEMENT.docx
@@ -1130,7 +1130,7 @@
           <w:color w:val="A0842E"/>
           <w:sz w:val="20"/>
         </w:rPr>
-        <w:t>Article L.4121-3 et article R.4121-1</w:t>
+        <w:t>Articles L.4121-3, L.4121-3-1, R.4121-1, R.4121-2 et R.4121-4</w:t>
       </w:r>
     </w:p>
     <w:p>
@@ -1143,46 +1143,7 @@
           <w:i w:val="0"/>
           <w:sz w:val="21"/>
         </w:rPr>
-        <w:t>Le harcèlement n’est pas un incident relationnel : c’est un risque professionnel, au même titre que le bruit ou la manutention. Il s’évalue unité de travail par unité de travail.</w:t>
-      </w:r>
-    </w:p>
-    <w:p>
-      <w:pPr>
-        <w:spacing w:before="0" w:after="100"/>
-      </w:pPr>
-      <w:r>
-        <w:rPr>
-          <w:b w:val="0"/>
-          <w:i w:val="0"/>
-          <w:sz w:val="21"/>
-        </w:rPr>
-        <w:t>Situations à examiner en priorité : travail isolé, relation client difficile, forte pression sur les résultats, réorganisation en cours, encadrement récemment nommé, équipes en sous-effectif.</w:t>
-      </w:r>
-    </w:p>
-    <w:p>
-      <w:pPr>
-        <w:spacing w:before="0" w:after="100"/>
-      </w:pPr>
-      <w:r>
-        <w:rPr>
-          <w:b w:val="0"/>
-          <w:i w:val="0"/>
-          <w:sz w:val="21"/>
-        </w:rPr>
-        <w:t>Pour chaque unité : la situation dangereuse, la gravité, la fréquence, les mesures existantes et les mesures décidées — avec un responsable et une date. Une cotation sans mesure décidée ne sert à rien.</w:t>
-      </w:r>
-    </w:p>
-    <w:p>
-      <w:pPr>
-        <w:spacing w:before="0" w:after="100"/>
-      </w:pPr>
-      <w:r>
-        <w:rPr>
-          <w:b w:val="0"/>
-          <w:i w:val="0"/>
-          <w:sz w:val="21"/>
-        </w:rPr>
-        <w:t>Mise à jour au moins annuelle, et à chaque signalement : un signalement EST une information supplémentaire sur un risque.</w:t>
+        <w:t>Le harcèlement n’est pas un incident relationnel : c’est un risque professionnel, au même titre que le bruit ou la manutention. Il s’évalue unité de travail par unité de travail, et il s’écrit.</w:t>
       </w:r>
     </w:p>
     <w:p>
@@ -1196,7 +1157,86 @@
           <w:color w:val="1F3B57"/>
           <w:sz w:val="25"/>
         </w:rPr>
-        <w:t>Ce que l’action produit — les pièces à conserver</w:t>
+        <w:t>Ce que le code exige — et ce qu’il n’exige pas</w:t>
+      </w:r>
+    </w:p>
+    <w:p>
+      <w:pPr>
+        <w:spacing w:before="0" w:after="100"/>
+      </w:pPr>
+      <w:r>
+        <w:rPr>
+          <w:b w:val="0"/>
+          <w:i w:val="0"/>
+          <w:sz w:val="21"/>
+        </w:rPr>
+        <w:t>L’article R.4121-1 impose de transcrire dans un document unique « les résultats de l’évaluation des risques pour la santé et la sécurité des travailleurs », évaluation qui comporte un inventaire des risques identifiés dans chaque unité de travail.</w:t>
+      </w:r>
+    </w:p>
+    <w:p>
+      <w:pPr>
+        <w:spacing w:before="0" w:after="100"/>
+      </w:pPr>
+      <w:r>
+        <w:rPr>
+          <w:b w:val="0"/>
+          <w:i w:val="0"/>
+          <w:sz w:val="21"/>
+        </w:rPr>
+        <w:t>L’article L.4121-3-1 ajoute ce que les résultats doivent produire : dans les entreprises d’au moins cinquante salariés, un programme annuel de prévention des risques professionnels et d’amélioration des conditions de travail, qui fixe la liste détaillée des mesures à prendre dans l’année, et pour chacune ses conditions d’exécution, un indicateur de résultat et une estimation de son coût. Dans les entreprises de moins de cinquante salariés, une liste d’actions, intégrée au document unique lui-même. Le document et ses mises à jour se conservent quarante ans.</w:t>
+      </w:r>
+    </w:p>
+    <w:p>
+      <w:pPr>
+        <w:spacing w:before="0" w:after="100"/>
+      </w:pPr>
+      <w:r>
+        <w:rPr>
+          <w:b/>
+          <w:i w:val="0"/>
+          <w:sz w:val="21"/>
+        </w:rPr>
+        <w:t>Ce que le code n’impose pas : aucune trame, aucune grille de cotation, aucun logiciel. La gravité sur quatre niveaux utilisée dans l’exemple ci-dessous est une convention répandue, pas une règle. Ce qui est exigé, c’est que le risque soit identifié par unité de travail et que des mesures en découlent.</w:t>
+      </w:r>
+    </w:p>
+    <w:p>
+      <w:pPr>
+        <w:spacing w:before="280" w:after="80"/>
+      </w:pPr>
+      <w:r>
+        <w:rPr>
+          <w:b/>
+          <w:i w:val="0"/>
+          <w:color w:val="1F3B57"/>
+          <w:sz w:val="25"/>
+        </w:rPr>
+        <w:t>1. Découper l’entreprise en unités de travail</w:t>
+      </w:r>
+    </w:p>
+    <w:p>
+      <w:pPr>
+        <w:spacing w:before="0" w:after="100"/>
+      </w:pPr>
+      <w:r>
+        <w:rPr>
+          <w:b w:val="0"/>
+          <w:i w:val="0"/>
+          <w:sz w:val="21"/>
+        </w:rPr>
+        <w:t>Une unité de travail n’est pas forcément un service de l’organigramme : c’est un groupe de salariés exposés aux mêmes conditions. Un même intitulé de poste peut relever de deux unités différentes selon le site ou l’équipe.</w:t>
+      </w:r>
+    </w:p>
+    <w:p>
+      <w:pPr>
+        <w:spacing w:before="0" w:after="80"/>
+      </w:pPr>
+      <w:r>
+        <w:rPr>
+          <w:b w:val="0"/>
+          <w:i w:val="0"/>
+          <w:sz w:val="21"/>
+        </w:rPr>
+        <w:t>Pour le risque de harcèlement, à examiner en priorité :</w:t>
       </w:r>
     </w:p>
     <w:p>
@@ -1208,7 +1248,7 @@
         <w:rPr>
           <w:sz w:val="20"/>
         </w:rPr>
-        <w:t>Document unique daté, volet risques psychosociaux</w:t>
+        <w:t>Les équipes où le travail est isolé, ou en horaires décalés.</w:t>
       </w:r>
     </w:p>
     <w:p>
@@ -1220,7 +1260,7 @@
         <w:rPr>
           <w:sz w:val="20"/>
         </w:rPr>
-        <w:t>Procès-verbal de consultation du comité</w:t>
+        <w:t>Celles exposées à une forte pression sur les résultats, ou à des objectifs individuels affichés.</w:t>
       </w:r>
     </w:p>
     <w:p>
@@ -1232,7 +1272,929 @@
         <w:rPr>
           <w:sz w:val="20"/>
         </w:rPr>
-        <w:t>Plan d’actions avec responsable et échéance</w:t>
+        <w:t>Celles en réorganisation, en sous-effectif, ou dont l’encadrement vient d’être nommé.</w:t>
+      </w:r>
+    </w:p>
+    <w:p>
+      <w:pPr>
+        <w:pStyle w:val="ListBullet"/>
+        <w:spacing w:after="40"/>
+      </w:pPr>
+      <w:r>
+        <w:rPr>
+          <w:sz w:val="20"/>
+        </w:rPr>
+        <w:t>Celles où une plainte, un arrêt long, une inaptitude ou un départ conflictuel est déjà survenu.</w:t>
+      </w:r>
+    </w:p>
+    <w:p>
+      <w:pPr>
+        <w:pStyle w:val="ListBullet"/>
+        <w:spacing w:after="40"/>
+      </w:pPr>
+      <w:r>
+        <w:rPr>
+          <w:sz w:val="20"/>
+        </w:rPr>
+        <w:t>Celles dont le travail expose à des tiers : clients, patients, usagers, sous-traitants.</w:t>
+      </w:r>
+    </w:p>
+    <w:p>
+      <w:pPr>
+        <w:spacing w:before="280" w:after="80"/>
+      </w:pPr>
+      <w:r>
+        <w:rPr>
+          <w:b/>
+          <w:i w:val="0"/>
+          <w:color w:val="1F3B57"/>
+          <w:sz w:val="25"/>
+        </w:rPr>
+        <w:t>2. Nommer le risque, dans les mots du document unique</w:t>
+      </w:r>
+    </w:p>
+    <w:p>
+      <w:pPr>
+        <w:spacing w:before="0" w:after="100"/>
+      </w:pPr>
+      <w:r>
+        <w:rPr>
+          <w:b w:val="0"/>
+          <w:i w:val="0"/>
+          <w:sz w:val="21"/>
+        </w:rPr>
+        <w:t>Écrire « ambiance tendue » ou « conflit interpersonnel » ne vaut rien : ce n’est pas un risque, c’est un commentaire. Le risque se nomme comme un danger, avec son effet possible.</w:t>
+      </w:r>
+    </w:p>
+    <w:p>
+      <w:pPr>
+        <w:spacing w:before="0" w:after="100"/>
+      </w:pPr>
+      <w:r>
+        <w:rPr>
+          <w:b/>
+          <w:i w:val="0"/>
+          <w:sz w:val="21"/>
+        </w:rPr>
+        <w:t>Formulation à reprendre : « Risque d’atteinte à la santé mentale lié aux rapports sociaux de travail — harcèlement moral, harcèlement sexuel, agissements sexistes ». Ce libellé reprend le vocabulaire de l’article L.4121-2, 7°, qui vise expressément ces trois risques.</w:t>
+      </w:r>
+    </w:p>
+    <w:p>
+      <w:pPr>
+        <w:spacing w:before="280" w:after="80"/>
+      </w:pPr>
+      <w:r>
+        <w:rPr>
+          <w:b/>
+          <w:i w:val="0"/>
+          <w:color w:val="1F3B57"/>
+          <w:sz w:val="25"/>
+        </w:rPr>
+        <w:t>3. Ce qu’on écrit, ligne par ligne</w:t>
+      </w:r>
+    </w:p>
+    <w:p>
+      <w:pPr>
+        <w:spacing w:before="0" w:after="100"/>
+      </w:pPr>
+      <w:r>
+        <w:rPr>
+          <w:b w:val="0"/>
+          <w:i w:val="0"/>
+          <w:sz w:val="21"/>
+        </w:rPr>
+        <w:t>Une ligne du document unique se remplit dans cet ordre. Aucune de ces rubriques n’est imposée par le code, mais l’absence de l’une d’elles est ce qu’un inspecteur, un expert ou un juge relève en premier.</w:t>
+      </w:r>
+    </w:p>
+    <w:p>
+      <w:pPr>
+        <w:pStyle w:val="ListBullet"/>
+        <w:spacing w:after="40"/>
+      </w:pPr>
+      <w:r>
+        <w:rPr>
+          <w:sz w:val="20"/>
+        </w:rPr>
+        <w:t>L’unité de travail, nommée, avec son effectif et son site.</w:t>
+      </w:r>
+    </w:p>
+    <w:p>
+      <w:pPr>
+        <w:pStyle w:val="ListBullet"/>
+        <w:spacing w:after="40"/>
+      </w:pPr>
+      <w:r>
+        <w:rPr>
+          <w:sz w:val="20"/>
+        </w:rPr>
+        <w:t>Le risque, dans les mots du 2 ci-dessus.</w:t>
+      </w:r>
+    </w:p>
+    <w:p>
+      <w:pPr>
+        <w:pStyle w:val="ListBullet"/>
+        <w:spacing w:after="40"/>
+      </w:pPr>
+      <w:r>
+        <w:rPr>
+          <w:sz w:val="20"/>
+        </w:rPr>
+        <w:t>La situation dangereuse : ce qui se passe réellement, décrit en faits observables. C’est la rubrique que tout le monde bâcle, et la seule qui prouve que l’évaluation a eu lieu.</w:t>
+      </w:r>
+    </w:p>
+    <w:p>
+      <w:pPr>
+        <w:pStyle w:val="ListBullet"/>
+        <w:spacing w:after="40"/>
+      </w:pPr>
+      <w:r>
+        <w:rPr>
+          <w:sz w:val="20"/>
+        </w:rPr>
+        <w:t>La population exposée : combien, et qui — y compris les contrats courts et les intérimaires.</w:t>
+      </w:r>
+    </w:p>
+    <w:p>
+      <w:pPr>
+        <w:pStyle w:val="ListBullet"/>
+        <w:spacing w:after="40"/>
+      </w:pPr>
+      <w:r>
+        <w:rPr>
+          <w:sz w:val="20"/>
+        </w:rPr>
+        <w:t>Les mesures déjà en place, avec leur date.</w:t>
+      </w:r>
+    </w:p>
+    <w:p>
+      <w:pPr>
+        <w:pStyle w:val="ListBullet"/>
+        <w:spacing w:after="40"/>
+      </w:pPr>
+      <w:r>
+        <w:rPr>
+          <w:sz w:val="20"/>
+        </w:rPr>
+        <w:t>La gravité et la fréquence, selon l’échelle que vous aurez retenue et écrite une fois pour toutes en tête de document.</w:t>
+      </w:r>
+    </w:p>
+    <w:p>
+      <w:pPr>
+        <w:pStyle w:val="ListBullet"/>
+        <w:spacing w:after="40"/>
+      </w:pPr>
+      <w:r>
+        <w:rPr>
+          <w:sz w:val="20"/>
+        </w:rPr>
+        <w:t>Le niveau de priorité qui en résulte.</w:t>
+      </w:r>
+    </w:p>
+    <w:p>
+      <w:pPr>
+        <w:pStyle w:val="ListBullet"/>
+        <w:spacing w:after="40"/>
+      </w:pPr>
+      <w:r>
+        <w:rPr>
+          <w:sz w:val="20"/>
+        </w:rPr>
+        <w:t>Les mesures décidées, un responsable nommé, une échéance datée.</w:t>
+      </w:r>
+    </w:p>
+    <w:p>
+      <w:pPr>
+        <w:pStyle w:val="ListBullet"/>
+        <w:spacing w:after="40"/>
+      </w:pPr>
+      <w:r>
+        <w:rPr>
+          <w:sz w:val="20"/>
+        </w:rPr>
+        <w:t>L’indicateur qui dira si la mesure a produit un effet, et le coût estimé (obligatoire à partir de cinquante salariés, article L.4121-3-1).</w:t>
+      </w:r>
+    </w:p>
+    <w:p>
+      <w:pPr>
+        <w:spacing w:before="0" w:after="100"/>
+      </w:pPr>
+      <w:r>
+        <w:rPr>
+          <w:b/>
+          <w:i w:val="0"/>
+          <w:sz w:val="21"/>
+        </w:rPr>
+        <w:t>Une cotation sans mesure décidée ne sert à rien : elle établit que l’employeur connaissait le risque et n’a rien fait. C’est la seule manière de transformer le document unique en pièce à charge.</w:t>
+      </w:r>
+    </w:p>
+    <w:p>
+      <w:pPr>
+        <w:spacing w:before="280" w:after="80"/>
+      </w:pPr>
+      <w:r>
+        <w:rPr>
+          <w:b/>
+          <w:i w:val="0"/>
+          <w:color w:val="1F3B57"/>
+          <w:sz w:val="25"/>
+        </w:rPr>
+        <w:t>4. Exemple rempli — plateau de recouvrement, 18 salariés</w:t>
+      </w:r>
+    </w:p>
+    <w:p>
+      <w:pPr>
+        <w:spacing w:before="0" w:after="120"/>
+      </w:pPr>
+      <w:r>
+        <w:rPr>
+          <w:b w:val="0"/>
+          <w:i/>
+          <w:color w:val="B23B3B"/>
+          <w:sz w:val="19"/>
+        </w:rPr>
+        <w:t>Exemple pédagogique. L’entreprise, les faits et les chiffres sont fictifs. Il montre le niveau de précision attendu : il ne se recopie pas. Un document unique recopié d’un modèle est un document unique non fait.</w:t>
+      </w:r>
+    </w:p>
+    <w:tbl>
+      <w:tblPr>
+        <w:tblStyle w:val="TableGrid"/>
+        <w:tblW w:type="auto" w:w="0"/>
+        <w:tblLook w:firstColumn="1" w:firstRow="1" w:lastColumn="0" w:lastRow="0" w:noHBand="0" w:noVBand="1" w:val="04A0"/>
+      </w:tblPr>
+      <w:tblGrid>
+        <w:gridCol w:w="2381"/>
+        <w:gridCol w:w="6803"/>
+      </w:tblGrid>
+      <w:tr>
+        <w:tc>
+          <w:tcPr>
+            <w:tcW w:type="dxa" w:w="4873"/>
+          </w:tcPr>
+          <w:p>
+            <w:r>
+              <w:rPr>
+                <w:b/>
+                <w:sz w:val="18"/>
+              </w:rPr>
+              <w:t>Unité de travail</w:t>
+            </w:r>
+          </w:p>
+        </w:tc>
+        <w:tc>
+          <w:tcPr>
+            <w:tcW w:type="dxa" w:w="4873"/>
+          </w:tcPr>
+          <w:p>
+            <w:r>
+              <w:rPr>
+                <w:b w:val="0"/>
+                <w:sz w:val="18"/>
+              </w:rPr>
+              <w:t>Plateau « recouvrement amiable » — site de Lyon — 18 salariés : 14 chargés de recouvrement (dont 6 en CDD), 3 superviseurs, 1 responsable de plateau.</w:t>
+            </w:r>
+          </w:p>
+        </w:tc>
+      </w:tr>
+      <w:tr>
+        <w:tc>
+          <w:tcPr>
+            <w:tcW w:type="dxa" w:w="4873"/>
+          </w:tcPr>
+          <w:p>
+            <w:r>
+              <w:rPr>
+                <w:b/>
+                <w:sz w:val="18"/>
+              </w:rPr>
+              <w:t>Risque identifié</w:t>
+            </w:r>
+          </w:p>
+        </w:tc>
+        <w:tc>
+          <w:tcPr>
+            <w:tcW w:type="dxa" w:w="4873"/>
+          </w:tcPr>
+          <w:p>
+            <w:r>
+              <w:rPr>
+                <w:b w:val="0"/>
+                <w:sz w:val="18"/>
+              </w:rPr>
+              <w:t>Risque d’atteinte à la santé mentale lié aux rapports sociaux de travail — harcèlement moral (L.4121-2, 7°).</w:t>
+            </w:r>
+          </w:p>
+        </w:tc>
+      </w:tr>
+      <w:tr>
+        <w:tc>
+          <w:tcPr>
+            <w:tcW w:type="dxa" w:w="4873"/>
+          </w:tcPr>
+          <w:p>
+            <w:r>
+              <w:rPr>
+                <w:b/>
+                <w:sz w:val="18"/>
+              </w:rPr>
+              <w:t>Situation dangereuse</w:t>
+              <w:br/>
+            </w:r>
+            <w:r>
+              <w:rPr>
+                <w:b/>
+                <w:sz w:val="18"/>
+              </w:rPr>
+              <w:t>(faits observables)</w:t>
+            </w:r>
+          </w:p>
+        </w:tc>
+        <w:tc>
+          <w:tcPr>
+            <w:tcW w:type="dxa" w:w="4873"/>
+          </w:tcPr>
+          <w:p>
+            <w:r>
+              <w:rPr>
+                <w:b w:val="0"/>
+                <w:sz w:val="18"/>
+              </w:rPr>
+              <w:t>Affichage nominatif quotidien du classement des chargés de recouvrement sur l’écran commun du plateau. Entretiens de recadrage tenus en espace ouvert, à portée de voix de l’équipe. Objectifs individuels relevés trois fois en six mois sans révision de l’effectif. Deux départs non remplacés depuis mars. Encadrement du plateau nommé en janvier, sans formation.</w:t>
+            </w:r>
+          </w:p>
+        </w:tc>
+      </w:tr>
+      <w:tr>
+        <w:tc>
+          <w:tcPr>
+            <w:tcW w:type="dxa" w:w="4873"/>
+          </w:tcPr>
+          <w:p>
+            <w:r>
+              <w:rPr>
+                <w:b/>
+                <w:sz w:val="18"/>
+              </w:rPr>
+              <w:t>Population exposée</w:t>
+            </w:r>
+          </w:p>
+        </w:tc>
+        <w:tc>
+          <w:tcPr>
+            <w:tcW w:type="dxa" w:w="4873"/>
+          </w:tcPr>
+          <w:p>
+            <w:r>
+              <w:rPr>
+                <w:b w:val="0"/>
+                <w:sz w:val="18"/>
+              </w:rPr>
+              <w:t>14 chargés de recouvrement, dont 6 en CDD et 2 intérimaires. Les 3 superviseurs sont exposés à double titre : comme cibles et comme auteurs possibles.</w:t>
+            </w:r>
+          </w:p>
+        </w:tc>
+      </w:tr>
+      <w:tr>
+        <w:tc>
+          <w:tcPr>
+            <w:tcW w:type="dxa" w:w="4873"/>
+          </w:tcPr>
+          <w:p>
+            <w:r>
+              <w:rPr>
+                <w:b/>
+                <w:sz w:val="18"/>
+              </w:rPr>
+              <w:t>Mesures déjà en place</w:t>
+            </w:r>
+          </w:p>
+        </w:tc>
+        <w:tc>
+          <w:tcPr>
+            <w:tcW w:type="dxa" w:w="4873"/>
+          </w:tcPr>
+          <w:p>
+            <w:r>
+              <w:rPr>
+                <w:b w:val="0"/>
+                <w:sz w:val="18"/>
+              </w:rPr>
+              <w:t>Affichage L.1152-4 à jour (photographié le 14 mai). Référent du comité désigné (PV du 12 février). Procédure de signalement diffusée le 3 mars, accusé de lecture pour 16 salariés sur 18.</w:t>
+            </w:r>
+          </w:p>
+        </w:tc>
+      </w:tr>
+      <w:tr>
+        <w:tc>
+          <w:tcPr>
+            <w:tcW w:type="dxa" w:w="4873"/>
+          </w:tcPr>
+          <w:p>
+            <w:r>
+              <w:rPr>
+                <w:b/>
+                <w:sz w:val="18"/>
+              </w:rPr>
+              <w:t>Gravité</w:t>
+            </w:r>
+          </w:p>
+        </w:tc>
+        <w:tc>
+          <w:tcPr>
+            <w:tcW w:type="dxa" w:w="4873"/>
+          </w:tcPr>
+          <w:p>
+            <w:r>
+              <w:rPr>
+                <w:b w:val="0"/>
+                <w:sz w:val="18"/>
+              </w:rPr>
+              <w:t>3 sur 4 — atteinte possible à la santé mentale, arrêt de travail envisageable.</w:t>
+            </w:r>
+          </w:p>
+        </w:tc>
+      </w:tr>
+      <w:tr>
+        <w:tc>
+          <w:tcPr>
+            <w:tcW w:type="dxa" w:w="4873"/>
+          </w:tcPr>
+          <w:p>
+            <w:r>
+              <w:rPr>
+                <w:b/>
+                <w:sz w:val="18"/>
+              </w:rPr>
+              <w:t>Fréquence d’exposition</w:t>
+            </w:r>
+          </w:p>
+        </w:tc>
+        <w:tc>
+          <w:tcPr>
+            <w:tcW w:type="dxa" w:w="4873"/>
+          </w:tcPr>
+          <w:p>
+            <w:r>
+              <w:rPr>
+                <w:b w:val="0"/>
+                <w:sz w:val="18"/>
+              </w:rPr>
+              <w:t>4 sur 4 — quotidienne.</w:t>
+            </w:r>
+          </w:p>
+        </w:tc>
+      </w:tr>
+      <w:tr>
+        <w:tc>
+          <w:tcPr>
+            <w:tcW w:type="dxa" w:w="4873"/>
+          </w:tcPr>
+          <w:p>
+            <w:r>
+              <w:rPr>
+                <w:b/>
+                <w:sz w:val="18"/>
+              </w:rPr>
+              <w:t>Priorité</w:t>
+            </w:r>
+          </w:p>
+        </w:tc>
+        <w:tc>
+          <w:tcPr>
+            <w:tcW w:type="dxa" w:w="4873"/>
+          </w:tcPr>
+          <w:p>
+            <w:r>
+              <w:rPr>
+                <w:b w:val="0"/>
+                <w:sz w:val="18"/>
+              </w:rPr>
+              <w:t>P1 — à traiter dans les trois mois.</w:t>
+            </w:r>
+          </w:p>
+        </w:tc>
+      </w:tr>
+      <w:tr>
+        <w:tc>
+          <w:tcPr>
+            <w:tcW w:type="dxa" w:w="4873"/>
+          </w:tcPr>
+          <w:p>
+            <w:r>
+              <w:rPr>
+                <w:b/>
+                <w:sz w:val="18"/>
+              </w:rPr>
+              <w:t>Mesures décidées</w:t>
+            </w:r>
+          </w:p>
+        </w:tc>
+        <w:tc>
+          <w:tcPr>
+            <w:tcW w:type="dxa" w:w="4873"/>
+          </w:tcPr>
+          <w:p>
+            <w:r>
+              <w:rPr>
+                <w:b w:val="0"/>
+                <w:sz w:val="18"/>
+              </w:rPr>
+              <w:t>1. Suppression de l’affichage nominatif des classements, remplacé par un indicateur collectif hebdomadaire.</w:t>
+              <w:br/>
+            </w:r>
+            <w:r>
+              <w:rPr>
+                <w:b w:val="0"/>
+                <w:sz w:val="18"/>
+              </w:rPr>
+              <w:t>2. Entretiens individuels tenus en salle fermée, sans exception.</w:t>
+              <w:br/>
+            </w:r>
+            <w:r>
+              <w:rPr>
+                <w:b w:val="0"/>
+                <w:sz w:val="18"/>
+              </w:rPr>
+              <w:t>3. Formation des 4 encadrants du plateau (action 7 du présent dossier).</w:t>
+              <w:br/>
+            </w:r>
+            <w:r>
+              <w:rPr>
+                <w:b w:val="0"/>
+                <w:sz w:val="18"/>
+              </w:rPr>
+              <w:t>4. Retour à l’effectif cible : 2 recrutements ouverts.</w:t>
+              <w:br/>
+            </w:r>
+            <w:r>
+              <w:rPr>
+                <w:b w:val="0"/>
+                <w:sz w:val="18"/>
+              </w:rPr>
+              <w:t>5. Point mensuel du responsable de site sur la charge et les objectifs, tracé par écrit.</w:t>
+            </w:r>
+          </w:p>
+        </w:tc>
+      </w:tr>
+      <w:tr>
+        <w:tc>
+          <w:tcPr>
+            <w:tcW w:type="dxa" w:w="4873"/>
+          </w:tcPr>
+          <w:p>
+            <w:r>
+              <w:rPr>
+                <w:b/>
+                <w:sz w:val="18"/>
+              </w:rPr>
+              <w:t>Responsable</w:t>
+            </w:r>
+          </w:p>
+        </w:tc>
+        <w:tc>
+          <w:tcPr>
+            <w:tcW w:type="dxa" w:w="4873"/>
+          </w:tcPr>
+          <w:p>
+            <w:r>
+              <w:rPr>
+                <w:b w:val="0"/>
+                <w:sz w:val="18"/>
+              </w:rPr>
+              <w:t>Directeur du site de Lyon, nommément désigné.</w:t>
+            </w:r>
+          </w:p>
+        </w:tc>
+      </w:tr>
+      <w:tr>
+        <w:tc>
+          <w:tcPr>
+            <w:tcW w:type="dxa" w:w="4873"/>
+          </w:tcPr>
+          <w:p>
+            <w:r>
+              <w:rPr>
+                <w:b/>
+                <w:sz w:val="18"/>
+              </w:rPr>
+              <w:t>Échéance</w:t>
+            </w:r>
+          </w:p>
+        </w:tc>
+        <w:tc>
+          <w:tcPr>
+            <w:tcW w:type="dxa" w:w="4873"/>
+          </w:tcPr>
+          <w:p>
+            <w:r>
+              <w:rPr>
+                <w:b w:val="0"/>
+                <w:sz w:val="18"/>
+              </w:rPr>
+              <w:t>30 septembre — revue le 31 décembre.</w:t>
+            </w:r>
+          </w:p>
+        </w:tc>
+      </w:tr>
+      <w:tr>
+        <w:tc>
+          <w:tcPr>
+            <w:tcW w:type="dxa" w:w="4873"/>
+          </w:tcPr>
+          <w:p>
+            <w:r>
+              <w:rPr>
+                <w:b/>
+                <w:sz w:val="18"/>
+              </w:rPr>
+              <w:t>Indicateur de résultat</w:t>
+            </w:r>
+          </w:p>
+        </w:tc>
+        <w:tc>
+          <w:tcPr>
+            <w:tcW w:type="dxa" w:w="4873"/>
+          </w:tcPr>
+          <w:p>
+            <w:r>
+              <w:rPr>
+                <w:b w:val="0"/>
+                <w:sz w:val="18"/>
+              </w:rPr>
+              <w:t>Nombre de signalements reçus sur le plateau. Taux d’absentéisme de l’unité. Réponse à l’item « je peux dire quand quelque chose ne va pas » du questionnaire annuel.</w:t>
+            </w:r>
+          </w:p>
+        </w:tc>
+      </w:tr>
+      <w:tr>
+        <w:tc>
+          <w:tcPr>
+            <w:tcW w:type="dxa" w:w="4873"/>
+          </w:tcPr>
+          <w:p>
+            <w:r>
+              <w:rPr>
+                <w:b/>
+                <w:sz w:val="18"/>
+              </w:rPr>
+              <w:t>Coût estimé</w:t>
+            </w:r>
+          </w:p>
+        </w:tc>
+        <w:tc>
+          <w:tcPr>
+            <w:tcW w:type="dxa" w:w="4873"/>
+          </w:tcPr>
+          <w:p>
+            <w:r>
+              <w:rPr>
+                <w:b w:val="0"/>
+                <w:sz w:val="18"/>
+              </w:rPr>
+              <w:t>4 encadrants × 1 journée de formation. Réaménagement de deux bureaux. 2 recrutements.</w:t>
+            </w:r>
+          </w:p>
+        </w:tc>
+      </w:tr>
+    </w:tbl>
+    <w:p>
+      <w:pPr>
+        <w:spacing w:before="280" w:after="80"/>
+      </w:pPr>
+      <w:r>
+        <w:rPr>
+          <w:b/>
+          <w:i w:val="0"/>
+          <w:color w:val="1F3B57"/>
+          <w:sz w:val="25"/>
+        </w:rPr>
+        <w:t>5. Ce qui ne doit PAS y figurer</w:t>
+      </w:r>
+    </w:p>
+    <w:p>
+      <w:pPr>
+        <w:spacing w:before="0" w:after="100"/>
+      </w:pPr>
+      <w:r>
+        <w:rPr>
+          <w:b w:val="0"/>
+          <w:i w:val="0"/>
+          <w:sz w:val="21"/>
+        </w:rPr>
+        <w:t>Le document unique est mis à la disposition des travailleurs, du comité, du médecin du travail et de l’inspection du travail (article R.4121-4). Il n’est donc jamais nominatif.</w:t>
+      </w:r>
+    </w:p>
+    <w:p>
+      <w:pPr>
+        <w:pStyle w:val="ListBullet"/>
+        <w:spacing w:after="40"/>
+      </w:pPr>
+      <w:r>
+        <w:rPr>
+          <w:sz w:val="20"/>
+        </w:rPr>
+        <w:t>Aucun nom de salarié, ni comme victime supposée, ni comme auteur supposé.</w:t>
+      </w:r>
+    </w:p>
+    <w:p>
+      <w:pPr>
+        <w:pStyle w:val="ListBullet"/>
+        <w:spacing w:after="40"/>
+      </w:pPr>
+      <w:r>
+        <w:rPr>
+          <w:sz w:val="20"/>
+        </w:rPr>
+        <w:t>Aucune donnée de santé : pas d’arrêt de travail nommé, pas de diagnostic, pas d’inaptitude rattachée à une personne.</w:t>
+      </w:r>
+    </w:p>
+    <w:p>
+      <w:pPr>
+        <w:pStyle w:val="ListBullet"/>
+        <w:spacing w:after="40"/>
+      </w:pPr>
+      <w:r>
+        <w:rPr>
+          <w:sz w:val="20"/>
+        </w:rPr>
+        <w:t>Aucun renvoi à un dossier en cours (« affaire du plateau, Mme …»). Le signalement se suit au registre, action 11.</w:t>
+      </w:r>
+    </w:p>
+    <w:p>
+      <w:pPr>
+        <w:pStyle w:val="ListBullet"/>
+        <w:spacing w:after="40"/>
+      </w:pPr>
+      <w:r>
+        <w:rPr>
+          <w:sz w:val="20"/>
+        </w:rPr>
+        <w:t>Aucune appréciation sur une personne. On décrit une organisation, pas des caractères.</w:t>
+      </w:r>
+    </w:p>
+    <w:p>
+      <w:pPr>
+        <w:spacing w:before="0" w:after="100"/>
+      </w:pPr>
+      <w:r>
+        <w:rPr>
+          <w:b/>
+          <w:i w:val="0"/>
+          <w:sz w:val="21"/>
+        </w:rPr>
+        <w:t>La règle pratique : ce qui identifie quelqu’un va au registre des signalements, à accès restreint. Ce qui décrit une organisation va au document unique, qui est consultable.</w:t>
+      </w:r>
+    </w:p>
+    <w:p>
+      <w:pPr>
+        <w:spacing w:before="280" w:after="80"/>
+      </w:pPr>
+      <w:r>
+        <w:rPr>
+          <w:b/>
+          <w:i w:val="0"/>
+          <w:color w:val="1F3B57"/>
+          <w:sz w:val="25"/>
+        </w:rPr>
+        <w:t>6. Quand le mettre à jour</w:t>
+      </w:r>
+    </w:p>
+    <w:p>
+      <w:pPr>
+        <w:spacing w:before="0" w:after="100"/>
+      </w:pPr>
+      <w:r>
+        <w:rPr>
+          <w:b w:val="0"/>
+          <w:i w:val="0"/>
+          <w:sz w:val="21"/>
+        </w:rPr>
+        <w:t>L’article R.4121-2 fixe trois déclencheurs : au moins chaque année dans les entreprises d’au moins onze salariés ; lors de toute décision d’aménagement important modifiant les conditions de santé, de sécurité ou les conditions de travail ; et lorsqu’une information supplémentaire intéressant l’évaluation d’un risque dans une unité de travail est portée à la connaissance de l’employeur.</w:t>
+      </w:r>
+    </w:p>
+    <w:p>
+      <w:pPr>
+        <w:spacing w:before="0" w:after="100"/>
+      </w:pPr>
+      <w:r>
+        <w:rPr>
+          <w:b/>
+          <w:i w:val="0"/>
+          <w:sz w:val="21"/>
+        </w:rPr>
+        <w:t>Le troisième cas est celui qu’on oublie, et c’est le plus dangereux : un signalement EST une information supplémentaire. Un signalement reçu et un document unique inchangé, c’est l’aveu écrit qu’on savait et qu’on n’a rien tiré de ce qu’on savait.</w:t>
+      </w:r>
+    </w:p>
+    <w:p>
+      <w:pPr>
+        <w:spacing w:before="0" w:after="100"/>
+      </w:pPr>
+      <w:r>
+        <w:rPr>
+          <w:b w:val="0"/>
+          <w:i w:val="0"/>
+          <w:sz w:val="21"/>
+        </w:rPr>
+        <w:t>Sont également des informations supplémentaires : un arrêt de travail long dans une même équipe, une alerte du médecin du travail, un droit d’alerte d’un élu, une inaptitude, une démission motivée par écrit, un compte rendu d’enquête. Chacune se date et se trace.</w:t>
+      </w:r>
+    </w:p>
+    <w:p>
+      <w:pPr>
+        <w:spacing w:before="0" w:after="100"/>
+      </w:pPr>
+      <w:r>
+        <w:rPr>
+          <w:b w:val="0"/>
+          <w:i/>
+          <w:color w:val="555555"/>
+          <w:sz w:val="19"/>
+        </w:rPr>
+        <w:t>À vérifier à la date de remise : les modalités de dépôt dématérialisé du document unique sur un portail numérique, dont le calendrier d’entrée en vigueur a été échelonné selon l’effectif.</w:t>
+      </w:r>
+    </w:p>
+    <w:p>
+      <w:pPr>
+        <w:spacing w:before="240" w:after="80"/>
+      </w:pPr>
+      <w:r>
+        <w:rPr>
+          <w:b/>
+          <w:i w:val="0"/>
+          <w:color w:val="1F3B57"/>
+          <w:sz w:val="25"/>
+        </w:rPr>
+        <w:t>Ce que l’action produit — les pièces à conserver</w:t>
+      </w:r>
+    </w:p>
+    <w:p>
+      <w:pPr>
+        <w:pStyle w:val="ListBullet"/>
+        <w:spacing w:after="40"/>
+      </w:pPr>
+      <w:r>
+        <w:rPr>
+          <w:sz w:val="20"/>
+        </w:rPr>
+        <w:t>Document unique daté, volet risques psychosociaux, avec la ligne « harcèlement » remplie pour chaque unité de travail concernée</w:t>
+      </w:r>
+    </w:p>
+    <w:p>
+      <w:pPr>
+        <w:pStyle w:val="ListBullet"/>
+        <w:spacing w:after="40"/>
+      </w:pPr>
+      <w:r>
+        <w:rPr>
+          <w:sz w:val="20"/>
+        </w:rPr>
+        <w:t>Programme annuel de prévention (au moins 50 salariés) ou liste d’actions intégrée (moins de 50 salariés)</w:t>
+      </w:r>
+    </w:p>
+    <w:p>
+      <w:pPr>
+        <w:pStyle w:val="ListBullet"/>
+        <w:spacing w:after="40"/>
+      </w:pPr>
+      <w:r>
+        <w:rPr>
+          <w:sz w:val="20"/>
+        </w:rPr>
+        <w:t>Procès-verbal de consultation du comité sur le document unique et sur le programme</w:t>
+      </w:r>
+    </w:p>
+    <w:p>
+      <w:pPr>
+        <w:pStyle w:val="ListBullet"/>
+        <w:spacing w:after="40"/>
+      </w:pPr>
+      <w:r>
+        <w:rPr>
+          <w:sz w:val="20"/>
+        </w:rPr>
+        <w:t>Historique des versions conservé — l’obligation de conservation est de quarante ans</w:t>
+      </w:r>
+    </w:p>
+    <w:p>
+      <w:pPr>
+        <w:pStyle w:val="ListBullet"/>
+        <w:spacing w:after="40"/>
+      </w:pPr>
+      <w:r>
+        <w:rPr>
+          <w:sz w:val="20"/>
+        </w:rPr>
+        <w:t>Preuve de mise à disposition : note de diffusion, avis d’accès, registre de consultation</w:t>
+      </w:r>
+    </w:p>
+    <w:p>
+      <w:pPr>
+        <w:pStyle w:val="ListBullet"/>
+        <w:spacing w:after="40"/>
+      </w:pPr>
+      <w:r>
+        <w:rPr>
+          <w:sz w:val="20"/>
+        </w:rPr>
+        <w:t>Pour chaque mise à jour, la pièce qui l’a déclenchée : signalement, alerte du médecin du travail, décision de réorganisation</w:t>
       </w:r>
     </w:p>
     <w:p>

--- a/exemples/PROGRAMMES_PREVENTION_HARCELEMENT.docx
+++ b/exemples/PROGRAMMES_PREVENTION_HARCELEMENT.docx
@@ -51,6 +51,19 @@
           <w:sz w:val="22"/>
         </w:rPr>
         <w:t>Ce document contient les douze actions que l’employeur doit pouvoir prouver, numérotées de 1 à 12, et le contenu détaillé de chacune : ce qui est fait, ce qui est dit, pendant combien de temps, avec quel exercice, et ce qui est signé. Les actions 7, 8 et 9 sont les trois programmes de formation et d’information ; elles sont développées module par module.</w:t>
+      </w:r>
+    </w:p>
+    <w:p>
+      <w:pPr>
+        <w:spacing w:before="0" w:after="160"/>
+      </w:pPr>
+      <w:r>
+        <w:rPr>
+          <w:b w:val="0"/>
+          <w:i w:val="0"/>
+          <w:sz w:val="22"/>
+        </w:rPr>
+        <w:t>Chaque action est rattachée au principe général de prévention qu’elle met en œuvre. Ces principes sont au nombre de neuf, et ils sont dans la loi : article L.4121-2, dont le 7° nomme expressément le harcèlement moral, le harcèlement sexuel et les agissements sexistes. Le nombre douze, lui, n’est pas dans la loi : c’est notre découpage, choisi pour que chaque action produise une pièce.</w:t>
       </w:r>
     </w:p>
     <w:p>
@@ -167,22 +180,23 @@
         <w:tblLook w:firstColumn="1" w:firstRow="1" w:lastColumn="0" w:lastRow="0" w:noHBand="0" w:noVBand="1" w:val="04A0"/>
       </w:tblPr>
       <w:tblGrid>
-        <w:gridCol w:w="567"/>
-        <w:gridCol w:w="3628"/>
-        <w:gridCol w:w="2041"/>
-        <w:gridCol w:w="3118"/>
+        <w:gridCol w:w="510"/>
+        <w:gridCol w:w="3005"/>
+        <w:gridCol w:w="964"/>
+        <w:gridCol w:w="1928"/>
+        <w:gridCol w:w="2948"/>
       </w:tblGrid>
       <w:tr>
         <w:tc>
           <w:tcPr>
-            <w:tcW w:type="dxa" w:w="2436"/>
+            <w:tcW w:type="dxa" w:w="1949"/>
           </w:tcPr>
           <w:p>
             <w:r/>
             <w:r>
               <w:rPr>
                 <w:b/>
-                <w:sz w:val="19"/>
+                <w:sz w:val="18"/>
               </w:rPr>
               <w:t>N°</w:t>
             </w:r>
@@ -190,14 +204,14 @@
         </w:tc>
         <w:tc>
           <w:tcPr>
-            <w:tcW w:type="dxa" w:w="2436"/>
+            <w:tcW w:type="dxa" w:w="1949"/>
           </w:tcPr>
           <w:p>
             <w:r/>
             <w:r>
               <w:rPr>
                 <w:b/>
-                <w:sz w:val="19"/>
+                <w:sz w:val="18"/>
               </w:rPr>
               <w:t>L’action</w:t>
             </w:r>
@@ -205,29 +219,52 @@
         </w:tc>
         <w:tc>
           <w:tcPr>
-            <w:tcW w:type="dxa" w:w="2436"/>
+            <w:tcW w:type="dxa" w:w="1949"/>
           </w:tcPr>
           <w:p>
             <w:r/>
             <w:r>
               <w:rPr>
                 <w:b/>
-                <w:sz w:val="19"/>
+                <w:sz w:val="18"/>
               </w:rPr>
-              <w:t>Article</w:t>
+              <w:t>Principe</w:t>
+              <w:br/>
             </w:r>
-          </w:p>
-        </w:tc>
-        <w:tc>
-          <w:tcPr>
-            <w:tcW w:type="dxa" w:w="2436"/>
+            <w:r>
+              <w:rPr>
+                <w:b/>
+                <w:sz w:val="18"/>
+              </w:rPr>
+              <w:t>L.4121-2</w:t>
+            </w:r>
+          </w:p>
+        </w:tc>
+        <w:tc>
+          <w:tcPr>
+            <w:tcW w:type="dxa" w:w="1949"/>
           </w:tcPr>
           <w:p>
             <w:r/>
             <w:r>
               <w:rPr>
                 <w:b/>
-                <w:sz w:val="19"/>
+                <w:sz w:val="18"/>
+              </w:rPr>
+              <w:t>Article</w:t>
+            </w:r>
+          </w:p>
+        </w:tc>
+        <w:tc>
+          <w:tcPr>
+            <w:tcW w:type="dxa" w:w="1949"/>
+          </w:tcPr>
+          <w:p>
+            <w:r/>
+            <w:r>
+              <w:rPr>
+                <w:b/>
+                <w:sz w:val="18"/>
               </w:rPr>
               <w:t>La pièce qui la prouve</w:t>
             </w:r>
@@ -237,7 +274,1156 @@
       <w:tr>
         <w:tc>
           <w:tcPr>
-            <w:tcW w:type="dxa" w:w="2436"/>
+            <w:tcW w:type="dxa" w:w="1949"/>
+          </w:tcPr>
+          <w:p>
+            <w:r>
+              <w:rPr>
+                <w:b/>
+                <w:color w:val="1F3B57"/>
+                <w:sz w:val="18"/>
+              </w:rPr>
+              <w:t>1</w:t>
+            </w:r>
+          </w:p>
+        </w:tc>
+        <w:tc>
+          <w:tcPr>
+            <w:tcW w:type="dxa" w:w="1949"/>
+          </w:tcPr>
+          <w:p>
+            <w:r>
+              <w:rPr>
+                <w:b/>
+                <w:sz w:val="18"/>
+              </w:rPr>
+              <w:t>Inscrire le risque au document unique</w:t>
+            </w:r>
+          </w:p>
+        </w:tc>
+        <w:tc>
+          <w:tcPr>
+            <w:tcW w:type="dxa" w:w="1949"/>
+          </w:tcPr>
+          <w:p>
+            <w:r>
+              <w:rPr>
+                <w:b/>
+                <w:color w:val="1F3B57"/>
+                <w:sz w:val="18"/>
+              </w:rPr>
+              <w:t>2° et 7°</w:t>
+            </w:r>
+          </w:p>
+        </w:tc>
+        <w:tc>
+          <w:tcPr>
+            <w:tcW w:type="dxa" w:w="1949"/>
+          </w:tcPr>
+          <w:p>
+            <w:r>
+              <w:rPr>
+                <w:sz w:val="17"/>
+              </w:rPr>
+              <w:t>L.4121-3, L.4121-3-1, R.4121-1</w:t>
+            </w:r>
+          </w:p>
+        </w:tc>
+        <w:tc>
+          <w:tcPr>
+            <w:tcW w:type="dxa" w:w="1949"/>
+          </w:tcPr>
+          <w:p>
+            <w:r>
+              <w:rPr>
+                <w:color w:val="555555"/>
+                <w:sz w:val="17"/>
+              </w:rPr>
+              <w:t>Document unique daté, volet risques psychosociaux</w:t>
+            </w:r>
+          </w:p>
+        </w:tc>
+      </w:tr>
+      <w:tr>
+        <w:tc>
+          <w:tcPr>
+            <w:tcW w:type="dxa" w:w="1949"/>
+          </w:tcPr>
+          <w:p>
+            <w:r>
+              <w:rPr>
+                <w:b/>
+                <w:color w:val="1F3B57"/>
+                <w:sz w:val="18"/>
+              </w:rPr>
+              <w:t>2</w:t>
+            </w:r>
+          </w:p>
+        </w:tc>
+        <w:tc>
+          <w:tcPr>
+            <w:tcW w:type="dxa" w:w="1949"/>
+          </w:tcPr>
+          <w:p>
+            <w:r>
+              <w:rPr>
+                <w:b/>
+                <w:sz w:val="18"/>
+              </w:rPr>
+              <w:t>Afficher les textes et les voies de recours</w:t>
+            </w:r>
+          </w:p>
+        </w:tc>
+        <w:tc>
+          <w:tcPr>
+            <w:tcW w:type="dxa" w:w="1949"/>
+          </w:tcPr>
+          <w:p>
+            <w:r>
+              <w:rPr>
+                <w:b/>
+                <w:color w:val="1F3B57"/>
+                <w:sz w:val="18"/>
+              </w:rPr>
+              <w:t>9°</w:t>
+            </w:r>
+          </w:p>
+        </w:tc>
+        <w:tc>
+          <w:tcPr>
+            <w:tcW w:type="dxa" w:w="1949"/>
+          </w:tcPr>
+          <w:p>
+            <w:r>
+              <w:rPr>
+                <w:sz w:val="17"/>
+              </w:rPr>
+              <w:t>L.1152-4, L.1153-5, D.1151-1</w:t>
+            </w:r>
+          </w:p>
+        </w:tc>
+        <w:tc>
+          <w:tcPr>
+            <w:tcW w:type="dxa" w:w="1949"/>
+          </w:tcPr>
+          <w:p>
+            <w:r>
+              <w:rPr>
+                <w:color w:val="555555"/>
+                <w:sz w:val="17"/>
+              </w:rPr>
+              <w:t>Photographies datées de l’affichage, par site</w:t>
+            </w:r>
+          </w:p>
+        </w:tc>
+      </w:tr>
+      <w:tr>
+        <w:tc>
+          <w:tcPr>
+            <w:tcW w:type="dxa" w:w="1949"/>
+          </w:tcPr>
+          <w:p>
+            <w:r>
+              <w:rPr>
+                <w:b/>
+                <w:color w:val="1F3B57"/>
+                <w:sz w:val="18"/>
+              </w:rPr>
+              <w:t>3</w:t>
+            </w:r>
+          </w:p>
+        </w:tc>
+        <w:tc>
+          <w:tcPr>
+            <w:tcW w:type="dxa" w:w="1949"/>
+          </w:tcPr>
+          <w:p>
+            <w:r>
+              <w:rPr>
+                <w:b/>
+                <w:sz w:val="18"/>
+              </w:rPr>
+              <w:t>Compléter le règlement intérieur</w:t>
+            </w:r>
+          </w:p>
+        </w:tc>
+        <w:tc>
+          <w:tcPr>
+            <w:tcW w:type="dxa" w:w="1949"/>
+          </w:tcPr>
+          <w:p>
+            <w:r>
+              <w:rPr>
+                <w:b/>
+                <w:color w:val="1F3B57"/>
+                <w:sz w:val="18"/>
+              </w:rPr>
+              <w:t>1° et 9°</w:t>
+            </w:r>
+          </w:p>
+        </w:tc>
+        <w:tc>
+          <w:tcPr>
+            <w:tcW w:type="dxa" w:w="1949"/>
+          </w:tcPr>
+          <w:p>
+            <w:r>
+              <w:rPr>
+                <w:sz w:val="17"/>
+              </w:rPr>
+              <w:t>L.1321-1, L.1321-2, L.1321-4</w:t>
+            </w:r>
+          </w:p>
+        </w:tc>
+        <w:tc>
+          <w:tcPr>
+            <w:tcW w:type="dxa" w:w="1949"/>
+          </w:tcPr>
+          <w:p>
+            <w:r>
+              <w:rPr>
+                <w:color w:val="555555"/>
+                <w:sz w:val="17"/>
+              </w:rPr>
+              <w:t>Récépissé de dépôt au greffe</w:t>
+            </w:r>
+          </w:p>
+        </w:tc>
+      </w:tr>
+      <w:tr>
+        <w:tc>
+          <w:tcPr>
+            <w:tcW w:type="dxa" w:w="1949"/>
+          </w:tcPr>
+          <w:p>
+            <w:r>
+              <w:rPr>
+                <w:b/>
+                <w:color w:val="1F3B57"/>
+                <w:sz w:val="18"/>
+              </w:rPr>
+              <w:t>4</w:t>
+            </w:r>
+          </w:p>
+        </w:tc>
+        <w:tc>
+          <w:tcPr>
+            <w:tcW w:type="dxa" w:w="1949"/>
+          </w:tcPr>
+          <w:p>
+            <w:r>
+              <w:rPr>
+                <w:b/>
+                <w:sz w:val="18"/>
+              </w:rPr>
+              <w:t>Faire désigner le référent du comité</w:t>
+            </w:r>
+          </w:p>
+        </w:tc>
+        <w:tc>
+          <w:tcPr>
+            <w:tcW w:type="dxa" w:w="1949"/>
+          </w:tcPr>
+          <w:p>
+            <w:r>
+              <w:rPr>
+                <w:b/>
+                <w:color w:val="1F3B57"/>
+                <w:sz w:val="18"/>
+              </w:rPr>
+              <w:t>7°</w:t>
+            </w:r>
+          </w:p>
+        </w:tc>
+        <w:tc>
+          <w:tcPr>
+            <w:tcW w:type="dxa" w:w="1949"/>
+          </w:tcPr>
+          <w:p>
+            <w:r>
+              <w:rPr>
+                <w:sz w:val="17"/>
+              </w:rPr>
+              <w:t>L.2314-1, dernier alinéa</w:t>
+            </w:r>
+          </w:p>
+        </w:tc>
+        <w:tc>
+          <w:tcPr>
+            <w:tcW w:type="dxa" w:w="1949"/>
+          </w:tcPr>
+          <w:p>
+            <w:r>
+              <w:rPr>
+                <w:color w:val="555555"/>
+                <w:sz w:val="17"/>
+              </w:rPr>
+              <w:t>Extrait du procès-verbal de désignation</w:t>
+            </w:r>
+          </w:p>
+        </w:tc>
+      </w:tr>
+      <w:tr>
+        <w:tc>
+          <w:tcPr>
+            <w:tcW w:type="dxa" w:w="1949"/>
+          </w:tcPr>
+          <w:p>
+            <w:r>
+              <w:rPr>
+                <w:b/>
+                <w:color w:val="1F3B57"/>
+                <w:sz w:val="18"/>
+              </w:rPr>
+              <w:t>5</w:t>
+            </w:r>
+          </w:p>
+        </w:tc>
+        <w:tc>
+          <w:tcPr>
+            <w:tcW w:type="dxa" w:w="1949"/>
+          </w:tcPr>
+          <w:p>
+            <w:r>
+              <w:rPr>
+                <w:b/>
+                <w:sz w:val="18"/>
+              </w:rPr>
+              <w:t>Désigner le référent de l’employeur (≥ 250 salariés)</w:t>
+            </w:r>
+          </w:p>
+        </w:tc>
+        <w:tc>
+          <w:tcPr>
+            <w:tcW w:type="dxa" w:w="1949"/>
+          </w:tcPr>
+          <w:p>
+            <w:r>
+              <w:rPr>
+                <w:b/>
+                <w:color w:val="1F3B57"/>
+                <w:sz w:val="18"/>
+              </w:rPr>
+              <w:t>3° et 9°</w:t>
+            </w:r>
+          </w:p>
+        </w:tc>
+        <w:tc>
+          <w:tcPr>
+            <w:tcW w:type="dxa" w:w="1949"/>
+          </w:tcPr>
+          <w:p>
+            <w:r>
+              <w:rPr>
+                <w:sz w:val="17"/>
+              </w:rPr>
+              <w:t>L.1153-5-1</w:t>
+            </w:r>
+          </w:p>
+        </w:tc>
+        <w:tc>
+          <w:tcPr>
+            <w:tcW w:type="dxa" w:w="1949"/>
+          </w:tcPr>
+          <w:p>
+            <w:r>
+              <w:rPr>
+                <w:color w:val="555555"/>
+                <w:sz w:val="17"/>
+              </w:rPr>
+              <w:t>Note de désignation et lettre de mission</w:t>
+            </w:r>
+          </w:p>
+        </w:tc>
+      </w:tr>
+      <w:tr>
+        <w:tc>
+          <w:tcPr>
+            <w:tcW w:type="dxa" w:w="1949"/>
+          </w:tcPr>
+          <w:p>
+            <w:r>
+              <w:rPr>
+                <w:b/>
+                <w:color w:val="1F3B57"/>
+                <w:sz w:val="18"/>
+              </w:rPr>
+              <w:t>6</w:t>
+            </w:r>
+          </w:p>
+        </w:tc>
+        <w:tc>
+          <w:tcPr>
+            <w:tcW w:type="dxa" w:w="1949"/>
+          </w:tcPr>
+          <w:p>
+            <w:r>
+              <w:rPr>
+                <w:b/>
+                <w:sz w:val="18"/>
+              </w:rPr>
+              <w:t>Écrire et diffuser la procédure de signalement</w:t>
+            </w:r>
+          </w:p>
+        </w:tc>
+        <w:tc>
+          <w:tcPr>
+            <w:tcW w:type="dxa" w:w="1949"/>
+          </w:tcPr>
+          <w:p>
+            <w:r>
+              <w:rPr>
+                <w:b/>
+                <w:color w:val="1F3B57"/>
+                <w:sz w:val="18"/>
+              </w:rPr>
+              <w:t>7° et 8°</w:t>
+            </w:r>
+          </w:p>
+        </w:tc>
+        <w:tc>
+          <w:tcPr>
+            <w:tcW w:type="dxa" w:w="1949"/>
+          </w:tcPr>
+          <w:p>
+            <w:r>
+              <w:rPr>
+                <w:sz w:val="17"/>
+              </w:rPr>
+              <w:t>L.1152-4, L.4121-1 (3°)</w:t>
+            </w:r>
+          </w:p>
+        </w:tc>
+        <w:tc>
+          <w:tcPr>
+            <w:tcW w:type="dxa" w:w="1949"/>
+          </w:tcPr>
+          <w:p>
+            <w:r>
+              <w:rPr>
+                <w:color w:val="555555"/>
+                <w:sz w:val="17"/>
+              </w:rPr>
+              <w:t>Preuve de diffusion horodatée</w:t>
+            </w:r>
+          </w:p>
+        </w:tc>
+      </w:tr>
+      <w:tr>
+        <w:tc>
+          <w:tcPr>
+            <w:tcW w:type="dxa" w:w="1949"/>
+          </w:tcPr>
+          <w:p>
+            <w:r>
+              <w:rPr>
+                <w:b/>
+                <w:color w:val="1F3B57"/>
+                <w:sz w:val="18"/>
+              </w:rPr>
+              <w:t>7</w:t>
+            </w:r>
+          </w:p>
+        </w:tc>
+        <w:tc>
+          <w:tcPr>
+            <w:tcW w:type="dxa" w:w="1949"/>
+          </w:tcPr>
+          <w:p>
+            <w:r>
+              <w:rPr>
+                <w:b/>
+                <w:sz w:val="18"/>
+              </w:rPr>
+              <w:t>Former les dirigeants et l’encadrement — programme, 7 h</w:t>
+            </w:r>
+          </w:p>
+        </w:tc>
+        <w:tc>
+          <w:tcPr>
+            <w:tcW w:type="dxa" w:w="1949"/>
+          </w:tcPr>
+          <w:p>
+            <w:r>
+              <w:rPr>
+                <w:b/>
+                <w:color w:val="1F3B57"/>
+                <w:sz w:val="18"/>
+              </w:rPr>
+              <w:t>9°</w:t>
+            </w:r>
+          </w:p>
+        </w:tc>
+        <w:tc>
+          <w:tcPr>
+            <w:tcW w:type="dxa" w:w="1949"/>
+          </w:tcPr>
+          <w:p>
+            <w:r>
+              <w:rPr>
+                <w:sz w:val="17"/>
+              </w:rPr>
+              <w:t>L.4121-1 (2°)</w:t>
+            </w:r>
+          </w:p>
+        </w:tc>
+        <w:tc>
+          <w:tcPr>
+            <w:tcW w:type="dxa" w:w="1949"/>
+          </w:tcPr>
+          <w:p>
+            <w:r>
+              <w:rPr>
+                <w:color w:val="555555"/>
+                <w:sz w:val="17"/>
+              </w:rPr>
+              <w:t>Feuille d’émargement et questionnaire corrigé</w:t>
+            </w:r>
+          </w:p>
+        </w:tc>
+      </w:tr>
+      <w:tr>
+        <w:tc>
+          <w:tcPr>
+            <w:tcW w:type="dxa" w:w="1949"/>
+          </w:tcPr>
+          <w:p>
+            <w:r>
+              <w:rPr>
+                <w:b/>
+                <w:color w:val="1F3B57"/>
+                <w:sz w:val="18"/>
+              </w:rPr>
+              <w:t>8</w:t>
+            </w:r>
+          </w:p>
+        </w:tc>
+        <w:tc>
+          <w:tcPr>
+            <w:tcW w:type="dxa" w:w="1949"/>
+          </w:tcPr>
+          <w:p>
+            <w:r>
+              <w:rPr>
+                <w:b/>
+                <w:sz w:val="18"/>
+              </w:rPr>
+              <w:t>Former les référents — programme, 14 h</w:t>
+            </w:r>
+          </w:p>
+        </w:tc>
+        <w:tc>
+          <w:tcPr>
+            <w:tcW w:type="dxa" w:w="1949"/>
+          </w:tcPr>
+          <w:p>
+            <w:r>
+              <w:rPr>
+                <w:b/>
+                <w:color w:val="1F3B57"/>
+                <w:sz w:val="18"/>
+              </w:rPr>
+              <w:t>9°</w:t>
+            </w:r>
+          </w:p>
+        </w:tc>
+        <w:tc>
+          <w:tcPr>
+            <w:tcW w:type="dxa" w:w="1949"/>
+          </w:tcPr>
+          <w:p>
+            <w:r>
+              <w:rPr>
+                <w:sz w:val="17"/>
+              </w:rPr>
+              <w:t>L.2315-18, L.4121-1 (2°)</w:t>
+            </w:r>
+          </w:p>
+        </w:tc>
+        <w:tc>
+          <w:tcPr>
+            <w:tcW w:type="dxa" w:w="1949"/>
+          </w:tcPr>
+          <w:p>
+            <w:r>
+              <w:rPr>
+                <w:color w:val="555555"/>
+                <w:sz w:val="17"/>
+              </w:rPr>
+              <w:t>Attestation individuelle de formation</w:t>
+            </w:r>
+          </w:p>
+        </w:tc>
+      </w:tr>
+      <w:tr>
+        <w:tc>
+          <w:tcPr>
+            <w:tcW w:type="dxa" w:w="1949"/>
+          </w:tcPr>
+          <w:p>
+            <w:r>
+              <w:rPr>
+                <w:b/>
+                <w:color w:val="1F3B57"/>
+                <w:sz w:val="18"/>
+              </w:rPr>
+              <w:t>9</w:t>
+            </w:r>
+          </w:p>
+        </w:tc>
+        <w:tc>
+          <w:tcPr>
+            <w:tcW w:type="dxa" w:w="1949"/>
+          </w:tcPr>
+          <w:p>
+            <w:r>
+              <w:rPr>
+                <w:b/>
+                <w:sz w:val="18"/>
+              </w:rPr>
+              <w:t>Informer l’ensemble des salariés — programme, 1 h 30</w:t>
+            </w:r>
+          </w:p>
+        </w:tc>
+        <w:tc>
+          <w:tcPr>
+            <w:tcW w:type="dxa" w:w="1949"/>
+          </w:tcPr>
+          <w:p>
+            <w:r>
+              <w:rPr>
+                <w:b/>
+                <w:color w:val="1F3B57"/>
+                <w:sz w:val="18"/>
+              </w:rPr>
+              <w:t>8° et 9°</w:t>
+            </w:r>
+          </w:p>
+        </w:tc>
+        <w:tc>
+          <w:tcPr>
+            <w:tcW w:type="dxa" w:w="1949"/>
+          </w:tcPr>
+          <w:p>
+            <w:r>
+              <w:rPr>
+                <w:sz w:val="17"/>
+              </w:rPr>
+              <w:t>L.4121-1 (2°)</w:t>
+            </w:r>
+          </w:p>
+        </w:tc>
+        <w:tc>
+          <w:tcPr>
+            <w:tcW w:type="dxa" w:w="1949"/>
+          </w:tcPr>
+          <w:p>
+            <w:r>
+              <w:rPr>
+                <w:color w:val="555555"/>
+                <w:sz w:val="17"/>
+              </w:rPr>
+              <w:t>Émargement ou accusé de lecture horodaté</w:t>
+            </w:r>
+          </w:p>
+        </w:tc>
+      </w:tr>
+      <w:tr>
+        <w:tc>
+          <w:tcPr>
+            <w:tcW w:type="dxa" w:w="1949"/>
+          </w:tcPr>
+          <w:p>
+            <w:r>
+              <w:rPr>
+                <w:b/>
+                <w:color w:val="1F3B57"/>
+                <w:sz w:val="18"/>
+              </w:rPr>
+              <w:t>10</w:t>
+            </w:r>
+          </w:p>
+        </w:tc>
+        <w:tc>
+          <w:tcPr>
+            <w:tcW w:type="dxa" w:w="1949"/>
+          </w:tcPr>
+          <w:p>
+            <w:r>
+              <w:rPr>
+                <w:b/>
+                <w:sz w:val="18"/>
+              </w:rPr>
+              <w:t>Informer à l’embauche</w:t>
+            </w:r>
+          </w:p>
+        </w:tc>
+        <w:tc>
+          <w:tcPr>
+            <w:tcW w:type="dxa" w:w="1949"/>
+          </w:tcPr>
+          <w:p>
+            <w:r>
+              <w:rPr>
+                <w:b/>
+                <w:color w:val="1F3B57"/>
+                <w:sz w:val="18"/>
+              </w:rPr>
+              <w:t>9°</w:t>
+            </w:r>
+          </w:p>
+        </w:tc>
+        <w:tc>
+          <w:tcPr>
+            <w:tcW w:type="dxa" w:w="1949"/>
+          </w:tcPr>
+          <w:p>
+            <w:r>
+              <w:rPr>
+                <w:sz w:val="17"/>
+              </w:rPr>
+              <w:t>L.4121-1 (2°), L.1153-5</w:t>
+            </w:r>
+          </w:p>
+        </w:tc>
+        <w:tc>
+          <w:tcPr>
+            <w:tcW w:type="dxa" w:w="1949"/>
+          </w:tcPr>
+          <w:p>
+            <w:r>
+              <w:rPr>
+                <w:color w:val="555555"/>
+                <w:sz w:val="17"/>
+              </w:rPr>
+              <w:t>Notice émargée, et contrôle mensuel des entrants</w:t>
+            </w:r>
+          </w:p>
+        </w:tc>
+      </w:tr>
+      <w:tr>
+        <w:tc>
+          <w:tcPr>
+            <w:tcW w:type="dxa" w:w="1949"/>
+          </w:tcPr>
+          <w:p>
+            <w:r>
+              <w:rPr>
+                <w:b/>
+                <w:color w:val="1F3B57"/>
+                <w:sz w:val="18"/>
+              </w:rPr>
+              <w:t>11</w:t>
+            </w:r>
+          </w:p>
+        </w:tc>
+        <w:tc>
+          <w:tcPr>
+            <w:tcW w:type="dxa" w:w="1949"/>
+          </w:tcPr>
+          <w:p>
+            <w:r>
+              <w:rPr>
+                <w:b/>
+                <w:sz w:val="18"/>
+              </w:rPr>
+              <w:t>Tenir le registre des signalements</w:t>
+            </w:r>
+          </w:p>
+        </w:tc>
+        <w:tc>
+          <w:tcPr>
+            <w:tcW w:type="dxa" w:w="1949"/>
+          </w:tcPr>
+          <w:p>
+            <w:r>
+              <w:rPr>
+                <w:b/>
+                <w:color w:val="1F3B57"/>
+                <w:sz w:val="18"/>
+              </w:rPr>
+              <w:t>2° et 7°</w:t>
+            </w:r>
+          </w:p>
+        </w:tc>
+        <w:tc>
+          <w:tcPr>
+            <w:tcW w:type="dxa" w:w="1949"/>
+          </w:tcPr>
+          <w:p>
+            <w:r>
+              <w:rPr>
+                <w:sz w:val="17"/>
+              </w:rPr>
+              <w:t>L.4121-1, R.4121-2 — RGPD</w:t>
+            </w:r>
+          </w:p>
+        </w:tc>
+        <w:tc>
+          <w:tcPr>
+            <w:tcW w:type="dxa" w:w="1949"/>
+          </w:tcPr>
+          <w:p>
+            <w:r>
+              <w:rPr>
+                <w:color w:val="555555"/>
+                <w:sz w:val="17"/>
+              </w:rPr>
+              <w:t>Registre tenu et bilan annuel</w:t>
+            </w:r>
+          </w:p>
+        </w:tc>
+      </w:tr>
+      <w:tr>
+        <w:tc>
+          <w:tcPr>
+            <w:tcW w:type="dxa" w:w="1949"/>
+          </w:tcPr>
+          <w:p>
+            <w:r>
+              <w:rPr>
+                <w:b/>
+                <w:color w:val="1F3B57"/>
+                <w:sz w:val="18"/>
+              </w:rPr>
+              <w:t>12</w:t>
+            </w:r>
+          </w:p>
+        </w:tc>
+        <w:tc>
+          <w:tcPr>
+            <w:tcW w:type="dxa" w:w="1949"/>
+          </w:tcPr>
+          <w:p>
+            <w:r>
+              <w:rPr>
+                <w:b/>
+                <w:sz w:val="18"/>
+              </w:rPr>
+              <w:t>Réagir : le protocole, dans l’ordre</w:t>
+            </w:r>
+          </w:p>
+        </w:tc>
+        <w:tc>
+          <w:tcPr>
+            <w:tcW w:type="dxa" w:w="1949"/>
+          </w:tcPr>
+          <w:p>
+            <w:r>
+              <w:rPr>
+                <w:b/>
+                <w:color w:val="1F3B57"/>
+                <w:sz w:val="18"/>
+              </w:rPr>
+              <w:t>3° et 6°</w:t>
+            </w:r>
+          </w:p>
+        </w:tc>
+        <w:tc>
+          <w:tcPr>
+            <w:tcW w:type="dxa" w:w="1949"/>
+          </w:tcPr>
+          <w:p>
+            <w:r>
+              <w:rPr>
+                <w:sz w:val="17"/>
+              </w:rPr>
+              <w:t>L.1152-2 à L.1152-4</w:t>
+            </w:r>
+          </w:p>
+        </w:tc>
+        <w:tc>
+          <w:tcPr>
+            <w:tcW w:type="dxa" w:w="1949"/>
+          </w:tcPr>
+          <w:p>
+            <w:r>
+              <w:rPr>
+                <w:color w:val="555555"/>
+                <w:sz w:val="17"/>
+              </w:rPr>
+              <w:t>Accusé de réception, décision motivée, suivi à trois mois</w:t>
+            </w:r>
+          </w:p>
+        </w:tc>
+      </w:tr>
+    </w:tbl>
+    <w:p>
+      <w:pPr>
+        <w:spacing w:before="240" w:after="120"/>
+      </w:pPr>
+      <w:r>
+        <w:rPr>
+          <w:b w:val="0"/>
+          <w:i/>
+          <w:color w:val="555555"/>
+          <w:sz w:val="20"/>
+        </w:rPr>
+        <w:t>Les actions 1 à 6 s’écrivent une fois et se tiennent à jour. Les actions 7, 8 et 9 se renouvellent : rappel de deux heures pour l’encadrement tous les deux ans, information annuelle pour tous. Les actions 10, 11 et 12 sont permanentes.</w:t>
+      </w:r>
+    </w:p>
+    <w:p>
+      <w:r>
+        <w:br w:type="page"/>
+      </w:r>
+    </w:p>
+    <w:p>
+      <w:pPr>
+        <w:spacing w:before="0" w:after="80"/>
+      </w:pPr>
+      <w:r>
+        <w:rPr>
+          <w:b/>
+          <w:i w:val="0"/>
+          <w:color w:val="1F3B57"/>
+          <w:sz w:val="32"/>
+        </w:rPr>
+        <w:t>Le socle juridique, en une page</w:t>
+      </w:r>
+    </w:p>
+    <w:p>
+      <w:pPr>
+        <w:spacing w:after="160"/>
+        <w:pBdr>
+          <w:bottom w:val="single" w:sz="8" w:color="C9A84C"/>
+        </w:pBdr>
+      </w:pPr>
+    </w:p>
+    <w:p>
+      <w:pPr>
+        <w:spacing w:before="120" w:after="80"/>
+      </w:pPr>
+      <w:r>
+        <w:rPr>
+          <w:b/>
+          <w:i w:val="0"/>
+          <w:color w:val="1F3B57"/>
+          <w:sz w:val="25"/>
+        </w:rPr>
+        <w:t>Ce que la loi impose</w:t>
+      </w:r>
+    </w:p>
+    <w:p>
+      <w:pPr>
+        <w:spacing w:before="0" w:after="120"/>
+      </w:pPr>
+      <w:r>
+        <w:rPr>
+          <w:b w:val="0"/>
+          <w:i w:val="0"/>
+          <w:sz w:val="21"/>
+        </w:rPr>
+        <w:t>Article L.4121-1. L’employeur prend les mesures nécessaires pour assurer la sécurité et protéger la santé physique et mentale des travailleurs. Ces mesures comprennent des actions de prévention, des actions d’information et de formation, et la mise en place d’une organisation et de moyens adaptés. Il veille à leur adaptation pour tenir compte du changement des circonstances.</w:t>
+      </w:r>
+    </w:p>
+    <w:p>
+      <w:pPr>
+        <w:spacing w:before="0" w:after="120"/>
+      </w:pPr>
+      <w:r>
+        <w:rPr>
+          <w:b w:val="0"/>
+          <w:i w:val="0"/>
+          <w:sz w:val="21"/>
+        </w:rPr>
+        <w:t>Article L.4121-2. Neuf principes généraux de prévention. Le 7° vise expressément la planification de la prévention en y intégrant « les risques liés au harcèlement moral et au harcèlement sexuel, tels qu’ils sont définis aux articles L.1152-1 et L.1153-1, ainsi que ceux liés aux agissements sexistes définis à l’article L.1142-2-1 ».</w:t>
+      </w:r>
+    </w:p>
+    <w:p>
+      <w:pPr>
+        <w:spacing w:before="240" w:after="80"/>
+      </w:pPr>
+      <w:r>
+        <w:rPr>
+          <w:b/>
+          <w:i w:val="0"/>
+          <w:color w:val="1F3B57"/>
+          <w:sz w:val="25"/>
+        </w:rPr>
+        <w:t>Ce que la jurisprudence en tire</w:t>
+      </w:r>
+    </w:p>
+    <w:p>
+      <w:pPr>
+        <w:spacing w:before="0" w:after="120"/>
+      </w:pPr>
+      <w:r>
+        <w:rPr>
+          <w:b w:val="0"/>
+          <w:i w:val="0"/>
+          <w:sz w:val="21"/>
+        </w:rPr>
+        <w:t>L’obligation de sécurité était de résultat : la responsabilité de l’employeur était engagée dès le constat du harcèlement, même s’il avait tout fait pour l’éviter. L’arrêt Air France (Cass. soc., 25 novembre 2015, n° 14-24.444) en a fait une obligation de moyens renforcée. La solution a été transposée au harcèlement moral l’année suivante (Cass. soc., 1er juin 2016, n° 14-19.702) : l’employeur s’exonère s’il démontre avoir satisfait à deux exigences — en amont, l’information et la formation ; en aval, une réaction adaptée dès qu’il est informé.</w:t>
+      </w:r>
+    </w:p>
+    <w:p>
+      <w:pPr>
+        <w:spacing w:before="0" w:after="120"/>
+      </w:pPr>
+      <w:r>
+        <w:rPr>
+          <w:b/>
+          <w:i w:val="0"/>
+          <w:sz w:val="21"/>
+        </w:rPr>
+        <w:t>Le même arrêt précise que la seule introduction d’une procédure d’alerte dans le règlement intérieur, même mise en œuvre par la victime, est INSUFFISANTE à démontrer que toutes les mesures de prévention ont été prises.</w:t>
+      </w:r>
+    </w:p>
+    <w:p>
+      <w:pPr>
+        <w:spacing w:before="240" w:after="80"/>
+      </w:pPr>
+      <w:r>
+        <w:rPr>
+          <w:b/>
+          <w:i w:val="0"/>
+          <w:color w:val="1F3B57"/>
+          <w:sz w:val="25"/>
+        </w:rPr>
+        <w:t>Ce que cela change, concrètement</w:t>
+      </w:r>
+    </w:p>
+    <w:p>
+      <w:pPr>
+        <w:spacing w:before="0" w:after="120"/>
+      </w:pPr>
+      <w:r>
+        <w:rPr>
+          <w:b w:val="0"/>
+          <w:i w:val="0"/>
+          <w:sz w:val="21"/>
+        </w:rPr>
+        <w:t>La question n’est plus « avez-vous réagi ? » mais « que pouvez-vous produire de ce que vous avez fait AVANT ? ». Un programme daté, une feuille d’émargement signée, un support remis, un questionnaire corrigé : ce sont ces pièces qui exonèrent. Une action menée sans trace équivaut, devant le juge, à une action non menée.</w:t>
+      </w:r>
+    </w:p>
+    <w:p>
+      <w:pPr>
+        <w:spacing w:before="0" w:after="120"/>
+      </w:pPr>
+      <w:r>
+        <w:rPr>
+          <w:b w:val="0"/>
+          <w:i w:val="0"/>
+          <w:sz w:val="21"/>
+        </w:rPr>
+        <w:t>Enfin, la charge de la preuve est aménagée (article L.1154-1) : le salarié présente des éléments de fait laissant supposer un harcèlement, et il revient ensuite à l’employeur de prouver que ses décisions reposent sur des éléments objectifs étrangers à tout harcèlement. C’est pourquoi le module d’objectivation des décisions, dans l’action 7, n’est pas un supplément : c’est le cœur du dispositif.</w:t>
+      </w:r>
+    </w:p>
+    <w:p>
+      <w:r>
+        <w:br w:type="page"/>
+      </w:r>
+    </w:p>
+    <w:p>
+      <w:pPr>
+        <w:spacing w:before="0" w:after="80"/>
+      </w:pPr>
+      <w:r>
+        <w:rPr>
+          <w:b/>
+          <w:i w:val="0"/>
+          <w:color w:val="1F3B57"/>
+          <w:sz w:val="32"/>
+        </w:rPr>
+        <w:t>Les neuf principes de prévention, et l’action qui les met en œuvre</w:t>
+      </w:r>
+    </w:p>
+    <w:p>
+      <w:pPr>
+        <w:spacing w:after="160"/>
+        <w:pBdr>
+          <w:bottom w:val="single" w:sz="8" w:color="C9A84C"/>
+        </w:pBdr>
+      </w:pPr>
+    </w:p>
+    <w:p>
+      <w:pPr>
+        <w:spacing w:before="120" w:after="160"/>
+      </w:pPr>
+      <w:r>
+        <w:rPr>
+          <w:b w:val="0"/>
+          <w:i w:val="0"/>
+          <w:sz w:val="21"/>
+        </w:rPr>
+        <w:t>L’article L.4121-1 pose l’obligation. C’est l’article L.4121-2 qui en donne le contenu : « L’employeur met en œuvre les mesures prévues à l’article L. 4121-1 sur le fondement des principes généraux de prévention suivants ». Chacune des douze actions se rattache à l’un de ces principes. Aucune n’est une idée de consultant.</w:t>
+      </w:r>
+    </w:p>
+    <w:p>
+      <w:pPr>
+        <w:spacing w:before="160" w:after="120"/>
+      </w:pPr>
+      <w:r>
+        <w:rPr>
+          <w:b/>
+          <w:i w:val="0"/>
+          <w:color w:val="1F3B57"/>
+          <w:sz w:val="25"/>
+        </w:rPr>
+        <w:t>Le texte, mot pour mot</w:t>
+      </w:r>
+    </w:p>
+    <w:tbl>
+      <w:tblPr>
+        <w:tblStyle w:val="TableGrid"/>
+        <w:tblW w:type="auto" w:w="0"/>
+        <w:tblLook w:firstColumn="1" w:firstRow="1" w:lastColumn="0" w:lastRow="0" w:noHBand="0" w:noVBand="1" w:val="04A0"/>
+      </w:tblPr>
+      <w:tblGrid>
+        <w:gridCol w:w="454"/>
+        <w:gridCol w:w="4195"/>
+        <w:gridCol w:w="4706"/>
+      </w:tblGrid>
+      <w:tr>
+        <w:tc>
+          <w:tcPr>
+            <w:tcW w:type="dxa" w:w="3249"/>
+          </w:tcPr>
+          <w:p>
+            <w:r/>
+            <w:r>
+              <w:rPr>
+                <w:b/>
+                <w:sz w:val="18"/>
+              </w:rPr>
+            </w:r>
+          </w:p>
+        </w:tc>
+        <w:tc>
+          <w:tcPr>
+            <w:tcW w:type="dxa" w:w="3249"/>
+          </w:tcPr>
+          <w:p>
+            <w:r/>
+            <w:r>
+              <w:rPr>
+                <w:b/>
+                <w:sz w:val="18"/>
+              </w:rPr>
+              <w:t>Le principe (texte du code)</w:t>
+            </w:r>
+          </w:p>
+        </w:tc>
+        <w:tc>
+          <w:tcPr>
+            <w:tcW w:type="dxa" w:w="3249"/>
+          </w:tcPr>
+          <w:p>
+            <w:r/>
+            <w:r>
+              <w:rPr>
+                <w:b/>
+                <w:sz w:val="18"/>
+              </w:rPr>
+              <w:t>L’action qui le met en œuvre</w:t>
+            </w:r>
+          </w:p>
+        </w:tc>
+      </w:tr>
+      <w:tr>
+        <w:tc>
+          <w:tcPr>
+            <w:tcW w:type="dxa" w:w="3249"/>
           </w:tcPr>
           <w:p>
             <w:r>
@@ -246,48 +1432,34 @@
                 <w:color w:val="1F3B57"/>
                 <w:sz w:val="19"/>
               </w:rPr>
-              <w:t>1</w:t>
+              <w:t>1°</w:t>
             </w:r>
           </w:p>
         </w:tc>
         <w:tc>
           <w:tcPr>
-            <w:tcW w:type="dxa" w:w="2436"/>
+            <w:tcW w:type="dxa" w:w="3249"/>
           </w:tcPr>
           <w:p>
             <w:r>
               <w:rPr>
-                <w:b/>
-                <w:sz w:val="19"/>
+                <w:i/>
+                <w:sz w:val="18"/>
               </w:rPr>
-              <w:t>Inscrire le risque au document unique</w:t>
+              <w:t>Éviter les risques.</w:t>
             </w:r>
           </w:p>
         </w:tc>
         <w:tc>
           <w:tcPr>
-            <w:tcW w:type="dxa" w:w="2436"/>
+            <w:tcW w:type="dxa" w:w="3249"/>
           </w:tcPr>
           <w:p>
             <w:r>
               <w:rPr>
                 <w:sz w:val="18"/>
               </w:rPr>
-              <w:t>L.4121-3 et R.4121-1</w:t>
-            </w:r>
-          </w:p>
-        </w:tc>
-        <w:tc>
-          <w:tcPr>
-            <w:tcW w:type="dxa" w:w="2436"/>
-          </w:tcPr>
-          <w:p>
-            <w:r>
-              <w:rPr>
-                <w:color w:val="555555"/>
-                <w:sz w:val="18"/>
-              </w:rPr>
-              <w:t>Document unique daté, volet risques psychosociaux</w:t>
+              <w:t>Action 3 — poser l’interdit dans le règlement intérieur, avec l’échelle des sanctions. C’est le seul moment où l’entreprise dit, avant tout incident, ce qui est interdit et ce que ça coûte.</w:t>
             </w:r>
           </w:p>
         </w:tc>
@@ -295,7 +1467,7 @@
       <w:tr>
         <w:tc>
           <w:tcPr>
-            <w:tcW w:type="dxa" w:w="2436"/>
+            <w:tcW w:type="dxa" w:w="3249"/>
           </w:tcPr>
           <w:p>
             <w:r>
@@ -304,48 +1476,34 @@
                 <w:color w:val="1F3B57"/>
                 <w:sz w:val="19"/>
               </w:rPr>
-              <w:t>2</w:t>
+              <w:t>2°</w:t>
             </w:r>
           </w:p>
         </w:tc>
         <w:tc>
           <w:tcPr>
-            <w:tcW w:type="dxa" w:w="2436"/>
+            <w:tcW w:type="dxa" w:w="3249"/>
           </w:tcPr>
           <w:p>
             <w:r>
               <w:rPr>
-                <w:b/>
-                <w:sz w:val="19"/>
+                <w:i/>
+                <w:sz w:val="18"/>
               </w:rPr>
-              <w:t>Afficher les textes et les voies de recours</w:t>
+              <w:t>Évaluer les risques qui ne peuvent pas être évités.</w:t>
             </w:r>
           </w:p>
         </w:tc>
         <w:tc>
           <w:tcPr>
-            <w:tcW w:type="dxa" w:w="2436"/>
+            <w:tcW w:type="dxa" w:w="3249"/>
           </w:tcPr>
           <w:p>
             <w:r>
               <w:rPr>
                 <w:sz w:val="18"/>
               </w:rPr>
-              <w:t>L.1152-4 et L.1153-5</w:t>
-            </w:r>
-          </w:p>
-        </w:tc>
-        <w:tc>
-          <w:tcPr>
-            <w:tcW w:type="dxa" w:w="2436"/>
-          </w:tcPr>
-          <w:p>
-            <w:r>
-              <w:rPr>
-                <w:color w:val="555555"/>
-                <w:sz w:val="18"/>
-              </w:rPr>
-              <w:t>Photographies datées de l’affichage, par site</w:t>
+              <w:t>Actions 1 et 11 — le document unique évalue, le registre des signalements alimente l’évaluation. L’un sans l’autre laisse l’évaluation figée.</w:t>
             </w:r>
           </w:p>
         </w:tc>
@@ -353,7 +1511,7 @@
       <w:tr>
         <w:tc>
           <w:tcPr>
-            <w:tcW w:type="dxa" w:w="2436"/>
+            <w:tcW w:type="dxa" w:w="3249"/>
           </w:tcPr>
           <w:p>
             <w:r>
@@ -362,48 +1520,34 @@
                 <w:color w:val="1F3B57"/>
                 <w:sz w:val="19"/>
               </w:rPr>
-              <w:t>3</w:t>
+              <w:t>3°</w:t>
             </w:r>
           </w:p>
         </w:tc>
         <w:tc>
           <w:tcPr>
-            <w:tcW w:type="dxa" w:w="2436"/>
+            <w:tcW w:type="dxa" w:w="3249"/>
           </w:tcPr>
           <w:p>
             <w:r>
               <w:rPr>
-                <w:b/>
-                <w:sz w:val="19"/>
+                <w:i/>
+                <w:sz w:val="18"/>
               </w:rPr>
-              <w:t>Compléter le règlement intérieur</w:t>
+              <w:t>Combattre les risques à la source.</w:t>
             </w:r>
           </w:p>
         </w:tc>
         <w:tc>
           <w:tcPr>
-            <w:tcW w:type="dxa" w:w="2436"/>
+            <w:tcW w:type="dxa" w:w="3249"/>
           </w:tcPr>
           <w:p>
             <w:r>
               <w:rPr>
                 <w:sz w:val="18"/>
               </w:rPr>
-              <w:t>L.1321-2</w:t>
-            </w:r>
-          </w:p>
-        </w:tc>
-        <w:tc>
-          <w:tcPr>
-            <w:tcW w:type="dxa" w:w="2436"/>
-          </w:tcPr>
-          <w:p>
-            <w:r>
-              <w:rPr>
-                <w:color w:val="555555"/>
-                <w:sz w:val="18"/>
-              </w:rPr>
-              <w:t>Récépissé de dépôt au greffe</w:t>
+              <w:t>Actions 5 et 12 — un référent identifié qui reçoit tôt, et un protocole qui agit sur l’organisation, pas seulement sur la personne qui s’est plainte.</w:t>
             </w:r>
           </w:p>
         </w:tc>
@@ -411,7 +1555,7 @@
       <w:tr>
         <w:tc>
           <w:tcPr>
-            <w:tcW w:type="dxa" w:w="2436"/>
+            <w:tcW w:type="dxa" w:w="3249"/>
           </w:tcPr>
           <w:p>
             <w:r>
@@ -420,48 +1564,34 @@
                 <w:color w:val="1F3B57"/>
                 <w:sz w:val="19"/>
               </w:rPr>
-              <w:t>4</w:t>
+              <w:t>4°</w:t>
             </w:r>
           </w:p>
         </w:tc>
         <w:tc>
           <w:tcPr>
-            <w:tcW w:type="dxa" w:w="2436"/>
+            <w:tcW w:type="dxa" w:w="3249"/>
           </w:tcPr>
           <w:p>
             <w:r>
               <w:rPr>
-                <w:b/>
-                <w:sz w:val="19"/>
+                <w:i/>
+                <w:sz w:val="18"/>
               </w:rPr>
-              <w:t>Faire désigner le référent du comité</w:t>
+              <w:t>Adapter le travail à l’homme, en particulier en ce qui concerne la conception des postes de travail ainsi que le choix des équipements de travail et des méthodes de travail et de production, en vue notamment de limiter le travail monotone et le travail cadencé et de réduire les effets de ceux-ci sur la santé.</w:t>
             </w:r>
           </w:p>
         </w:tc>
         <w:tc>
           <w:tcPr>
-            <w:tcW w:type="dxa" w:w="2436"/>
+            <w:tcW w:type="dxa" w:w="3249"/>
           </w:tcPr>
           <w:p>
             <w:r>
               <w:rPr>
                 <w:sz w:val="18"/>
               </w:rPr>
-              <w:t>L.2314-1, dernier alinéa</w:t>
-            </w:r>
-          </w:p>
-        </w:tc>
-        <w:tc>
-          <w:tcPr>
-            <w:tcW w:type="dxa" w:w="2436"/>
-          </w:tcPr>
-          <w:p>
-            <w:r>
-              <w:rPr>
-                <w:color w:val="555555"/>
-                <w:sz w:val="18"/>
-              </w:rPr>
-              <w:t>Extrait du procès-verbal de désignation</w:t>
+              <w:t>Action 1 — les mesures décidées portent sur les méthodes de travail : objectifs, cadences, classements affichés, charge. C’est là que le harcèlement managérial se prévient, pas dans une note de rappel.</w:t>
             </w:r>
           </w:p>
         </w:tc>
@@ -469,7 +1599,7 @@
       <w:tr>
         <w:tc>
           <w:tcPr>
-            <w:tcW w:type="dxa" w:w="2436"/>
+            <w:tcW w:type="dxa" w:w="3249"/>
           </w:tcPr>
           <w:p>
             <w:r>
@@ -478,48 +1608,34 @@
                 <w:color w:val="1F3B57"/>
                 <w:sz w:val="19"/>
               </w:rPr>
-              <w:t>5</w:t>
+              <w:t>5°</w:t>
             </w:r>
           </w:p>
         </w:tc>
         <w:tc>
           <w:tcPr>
-            <w:tcW w:type="dxa" w:w="2436"/>
+            <w:tcW w:type="dxa" w:w="3249"/>
           </w:tcPr>
           <w:p>
             <w:r>
               <w:rPr>
-                <w:b/>
-                <w:sz w:val="19"/>
+                <w:i/>
+                <w:sz w:val="18"/>
               </w:rPr>
-              <w:t>Désigner le référent de l’employeur (≥ 250 salariés)</w:t>
+              <w:t>Tenir compte de l’état d’évolution de la technique.</w:t>
             </w:r>
           </w:p>
         </w:tc>
         <w:tc>
           <w:tcPr>
-            <w:tcW w:type="dxa" w:w="2436"/>
+            <w:tcW w:type="dxa" w:w="3249"/>
           </w:tcPr>
           <w:p>
             <w:r>
               <w:rPr>
                 <w:sz w:val="18"/>
               </w:rPr>
-              <w:t>L.1153-5-1</w:t>
-            </w:r>
-          </w:p>
-        </w:tc>
-        <w:tc>
-          <w:tcPr>
-            <w:tcW w:type="dxa" w:w="2436"/>
-          </w:tcPr>
-          <w:p>
-            <w:r>
-              <w:rPr>
-                <w:color w:val="555555"/>
-                <w:sz w:val="18"/>
-              </w:rPr>
-              <w:t>Note de désignation et lettre de mission</w:t>
+              <w:t>Application limitée ici, et il faut le dire : outils de signalement, messageries, réunions à distance, hyperconnexion. Ce principe ne porte pas le dispositif — le rattacher de force à une action serait de la construction.</w:t>
             </w:r>
           </w:p>
         </w:tc>
@@ -527,7 +1643,7 @@
       <w:tr>
         <w:tc>
           <w:tcPr>
-            <w:tcW w:type="dxa" w:w="2436"/>
+            <w:tcW w:type="dxa" w:w="3249"/>
           </w:tcPr>
           <w:p>
             <w:r>
@@ -536,48 +1652,34 @@
                 <w:color w:val="1F3B57"/>
                 <w:sz w:val="19"/>
               </w:rPr>
-              <w:t>6</w:t>
+              <w:t>6°</w:t>
             </w:r>
           </w:p>
         </w:tc>
         <w:tc>
           <w:tcPr>
-            <w:tcW w:type="dxa" w:w="2436"/>
+            <w:tcW w:type="dxa" w:w="3249"/>
           </w:tcPr>
           <w:p>
             <w:r>
               <w:rPr>
-                <w:b/>
-                <w:sz w:val="19"/>
+                <w:i/>
+                <w:sz w:val="18"/>
               </w:rPr>
-              <w:t>Écrire et diffuser la procédure de signalement</w:t>
+              <w:t>Remplacer ce qui est dangereux par ce qui n’est pas dangereux ou par ce qui est moins dangereux.</w:t>
             </w:r>
           </w:p>
         </w:tc>
         <w:tc>
           <w:tcPr>
-            <w:tcW w:type="dxa" w:w="2436"/>
+            <w:tcW w:type="dxa" w:w="3249"/>
           </w:tcPr>
           <w:p>
             <w:r>
               <w:rPr>
                 <w:sz w:val="18"/>
               </w:rPr>
-              <w:t>L.1152-2, L.1152-4, L.4121-1 (3°)</w:t>
-            </w:r>
-          </w:p>
-        </w:tc>
-        <w:tc>
-          <w:tcPr>
-            <w:tcW w:type="dxa" w:w="2436"/>
-          </w:tcPr>
-          <w:p>
-            <w:r>
-              <w:rPr>
-                <w:color w:val="555555"/>
-                <w:sz w:val="18"/>
-              </w:rPr>
-              <w:t>Preuve de diffusion horodatée</w:t>
+              <w:t>Action 12 — les mesures conservatoires. On retire la situation dangereuse, on ne sanctionne pas encore. Et l’on ne déplace jamais la victime : ce serait remplacer un danger par un autre.</w:t>
             </w:r>
           </w:p>
         </w:tc>
@@ -585,7 +1687,7 @@
       <w:tr>
         <w:tc>
           <w:tcPr>
-            <w:tcW w:type="dxa" w:w="2436"/>
+            <w:tcW w:type="dxa" w:w="3249"/>
           </w:tcPr>
           <w:p>
             <w:r>
@@ -594,48 +1696,34 @@
                 <w:color w:val="1F3B57"/>
                 <w:sz w:val="19"/>
               </w:rPr>
-              <w:t>7</w:t>
+              <w:t>7°</w:t>
             </w:r>
           </w:p>
         </w:tc>
         <w:tc>
           <w:tcPr>
-            <w:tcW w:type="dxa" w:w="2436"/>
+            <w:tcW w:type="dxa" w:w="3249"/>
           </w:tcPr>
           <w:p>
             <w:r>
               <w:rPr>
-                <w:b/>
-                <w:sz w:val="19"/>
+                <w:i/>
+                <w:sz w:val="18"/>
               </w:rPr>
-              <w:t>Former les dirigeants et l’encadrement — programme, 7 h</w:t>
+              <w:t>Planifier la prévention en y intégrant, dans un ensemble cohérent, la technique, l’organisation du travail, les conditions de travail, les relations sociales et l’influence des facteurs ambiants, notamment les risques liés au harcèlement moral et au harcèlement sexuel, tels qu’ils sont définis aux articles L. 1152-1 et L. 1153-1, ainsi que ceux liés aux agissements sexistes définis à l’article L. 1142-2-1.</w:t>
             </w:r>
           </w:p>
         </w:tc>
         <w:tc>
           <w:tcPr>
-            <w:tcW w:type="dxa" w:w="2436"/>
+            <w:tcW w:type="dxa" w:w="3249"/>
           </w:tcPr>
           <w:p>
             <w:r>
               <w:rPr>
                 <w:sz w:val="18"/>
               </w:rPr>
-              <w:t>L.4121-1 (2°)</w:t>
-            </w:r>
-          </w:p>
-        </w:tc>
-        <w:tc>
-          <w:tcPr>
-            <w:tcW w:type="dxa" w:w="2436"/>
-          </w:tcPr>
-          <w:p>
-            <w:r>
-              <w:rPr>
-                <w:color w:val="555555"/>
-                <w:sz w:val="18"/>
-              </w:rPr>
-              <w:t>Feuille d’émargement et questionnaire corrigé</w:t>
+              <w:t>LE principe. C’est le seul du code qui nomme le harcèlement. Il porte les actions 1, 4, 6 et 11 — et le mot « planifier » est ce qui rend le calendrier de fin de dossier obligatoire, pas facultatif.</w:t>
             </w:r>
           </w:p>
         </w:tc>
@@ -643,7 +1731,7 @@
       <w:tr>
         <w:tc>
           <w:tcPr>
-            <w:tcW w:type="dxa" w:w="2436"/>
+            <w:tcW w:type="dxa" w:w="3249"/>
           </w:tcPr>
           <w:p>
             <w:r>
@@ -652,48 +1740,34 @@
                 <w:color w:val="1F3B57"/>
                 <w:sz w:val="19"/>
               </w:rPr>
-              <w:t>8</w:t>
+              <w:t>8°</w:t>
             </w:r>
           </w:p>
         </w:tc>
         <w:tc>
           <w:tcPr>
-            <w:tcW w:type="dxa" w:w="2436"/>
+            <w:tcW w:type="dxa" w:w="3249"/>
           </w:tcPr>
           <w:p>
             <w:r>
               <w:rPr>
-                <w:b/>
-                <w:sz w:val="19"/>
+                <w:i/>
+                <w:sz w:val="18"/>
               </w:rPr>
-              <w:t>Former les référents — programme, 14 h</w:t>
+              <w:t>Prendre des mesures de protection collective en leur donnant la priorité sur les mesures de protection individuelle.</w:t>
             </w:r>
           </w:p>
         </w:tc>
         <w:tc>
           <w:tcPr>
-            <w:tcW w:type="dxa" w:w="2436"/>
+            <w:tcW w:type="dxa" w:w="3249"/>
           </w:tcPr>
           <w:p>
             <w:r>
               <w:rPr>
                 <w:sz w:val="18"/>
               </w:rPr>
-              <w:t>L.2315-18 et L.4121-1 (2°)</w:t>
-            </w:r>
-          </w:p>
-        </w:tc>
-        <w:tc>
-          <w:tcPr>
-            <w:tcW w:type="dxa" w:w="2436"/>
-          </w:tcPr>
-          <w:p>
-            <w:r>
-              <w:rPr>
-                <w:color w:val="555555"/>
-                <w:sz w:val="18"/>
-              </w:rPr>
-              <w:t>Attestation individuelle de formation</w:t>
+              <w:t>Actions 6 et 9 — une procédure qui vaut pour tous et une information de tout le personnel, avant tout traitement au cas par cas. Traiter les dossiers un par un sans dispositif collectif, c’est prendre le principe à l’envers.</w:t>
             </w:r>
           </w:p>
         </w:tc>
@@ -701,7 +1775,7 @@
       <w:tr>
         <w:tc>
           <w:tcPr>
-            <w:tcW w:type="dxa" w:w="2436"/>
+            <w:tcW w:type="dxa" w:w="3249"/>
           </w:tcPr>
           <w:p>
             <w:r>
@@ -710,222 +1784,34 @@
                 <w:color w:val="1F3B57"/>
                 <w:sz w:val="19"/>
               </w:rPr>
-              <w:t>9</w:t>
+              <w:t>9°</w:t>
             </w:r>
           </w:p>
         </w:tc>
         <w:tc>
           <w:tcPr>
-            <w:tcW w:type="dxa" w:w="2436"/>
+            <w:tcW w:type="dxa" w:w="3249"/>
           </w:tcPr>
           <w:p>
             <w:r>
               <w:rPr>
-                <w:b/>
-                <w:sz w:val="19"/>
+                <w:i/>
+                <w:sz w:val="18"/>
               </w:rPr>
-              <w:t>Informer l’ensemble des salariés — programme, 1 h 30</w:t>
+              <w:t>Donner les instructions appropriées aux travailleurs.</w:t>
             </w:r>
           </w:p>
         </w:tc>
         <w:tc>
           <w:tcPr>
-            <w:tcW w:type="dxa" w:w="2436"/>
+            <w:tcW w:type="dxa" w:w="3249"/>
           </w:tcPr>
           <w:p>
             <w:r>
               <w:rPr>
                 <w:sz w:val="18"/>
               </w:rPr>
-              <w:t>L.4121-1 (2°)</w:t>
-            </w:r>
-          </w:p>
-        </w:tc>
-        <w:tc>
-          <w:tcPr>
-            <w:tcW w:type="dxa" w:w="2436"/>
-          </w:tcPr>
-          <w:p>
-            <w:r>
-              <w:rPr>
-                <w:color w:val="555555"/>
-                <w:sz w:val="18"/>
-              </w:rPr>
-              <w:t>Émargement ou accusé de lecture horodaté</w:t>
-            </w:r>
-          </w:p>
-        </w:tc>
-      </w:tr>
-      <w:tr>
-        <w:tc>
-          <w:tcPr>
-            <w:tcW w:type="dxa" w:w="2436"/>
-          </w:tcPr>
-          <w:p>
-            <w:r>
-              <w:rPr>
-                <w:b/>
-                <w:color w:val="1F3B57"/>
-                <w:sz w:val="19"/>
-              </w:rPr>
-              <w:t>10</w:t>
-            </w:r>
-          </w:p>
-        </w:tc>
-        <w:tc>
-          <w:tcPr>
-            <w:tcW w:type="dxa" w:w="2436"/>
-          </w:tcPr>
-          <w:p>
-            <w:r>
-              <w:rPr>
-                <w:b/>
-                <w:sz w:val="19"/>
-              </w:rPr>
-              <w:t>Informer à l’embauche</w:t>
-            </w:r>
-          </w:p>
-        </w:tc>
-        <w:tc>
-          <w:tcPr>
-            <w:tcW w:type="dxa" w:w="2436"/>
-          </w:tcPr>
-          <w:p>
-            <w:r>
-              <w:rPr>
-                <w:sz w:val="18"/>
-              </w:rPr>
-              <w:t>L.4121-1 (2°)</w:t>
-            </w:r>
-          </w:p>
-        </w:tc>
-        <w:tc>
-          <w:tcPr>
-            <w:tcW w:type="dxa" w:w="2436"/>
-          </w:tcPr>
-          <w:p>
-            <w:r>
-              <w:rPr>
-                <w:color w:val="555555"/>
-                <w:sz w:val="18"/>
-              </w:rPr>
-              <w:t>Notice émargée, et contrôle mensuel des entrants</w:t>
-            </w:r>
-          </w:p>
-        </w:tc>
-      </w:tr>
-      <w:tr>
-        <w:tc>
-          <w:tcPr>
-            <w:tcW w:type="dxa" w:w="2436"/>
-          </w:tcPr>
-          <w:p>
-            <w:r>
-              <w:rPr>
-                <w:b/>
-                <w:color w:val="1F3B57"/>
-                <w:sz w:val="19"/>
-              </w:rPr>
-              <w:t>11</w:t>
-            </w:r>
-          </w:p>
-        </w:tc>
-        <w:tc>
-          <w:tcPr>
-            <w:tcW w:type="dxa" w:w="2436"/>
-          </w:tcPr>
-          <w:p>
-            <w:r>
-              <w:rPr>
-                <w:b/>
-                <w:sz w:val="19"/>
-              </w:rPr>
-              <w:t>Tenir le registre des signalements</w:t>
-            </w:r>
-          </w:p>
-        </w:tc>
-        <w:tc>
-          <w:tcPr>
-            <w:tcW w:type="dxa" w:w="2436"/>
-          </w:tcPr>
-          <w:p>
-            <w:r>
-              <w:rPr>
-                <w:sz w:val="18"/>
-              </w:rPr>
-              <w:t>L.4121-1 — RGPD</w:t>
-            </w:r>
-          </w:p>
-        </w:tc>
-        <w:tc>
-          <w:tcPr>
-            <w:tcW w:type="dxa" w:w="2436"/>
-          </w:tcPr>
-          <w:p>
-            <w:r>
-              <w:rPr>
-                <w:color w:val="555555"/>
-                <w:sz w:val="18"/>
-              </w:rPr>
-              <w:t>Registre tenu et bilan annuel</w:t>
-            </w:r>
-          </w:p>
-        </w:tc>
-      </w:tr>
-      <w:tr>
-        <w:tc>
-          <w:tcPr>
-            <w:tcW w:type="dxa" w:w="2436"/>
-          </w:tcPr>
-          <w:p>
-            <w:r>
-              <w:rPr>
-                <w:b/>
-                <w:color w:val="1F3B57"/>
-                <w:sz w:val="19"/>
-              </w:rPr>
-              <w:t>12</w:t>
-            </w:r>
-          </w:p>
-        </w:tc>
-        <w:tc>
-          <w:tcPr>
-            <w:tcW w:type="dxa" w:w="2436"/>
-          </w:tcPr>
-          <w:p>
-            <w:r>
-              <w:rPr>
-                <w:b/>
-                <w:sz w:val="19"/>
-              </w:rPr>
-              <w:t>Réagir : le protocole, dans l’ordre</w:t>
-            </w:r>
-          </w:p>
-        </w:tc>
-        <w:tc>
-          <w:tcPr>
-            <w:tcW w:type="dxa" w:w="2436"/>
-          </w:tcPr>
-          <w:p>
-            <w:r>
-              <w:rPr>
-                <w:sz w:val="18"/>
-              </w:rPr>
-              <w:t>L.1152-2 à L.1152-4</w:t>
-            </w:r>
-          </w:p>
-        </w:tc>
-        <w:tc>
-          <w:tcPr>
-            <w:tcW w:type="dxa" w:w="2436"/>
-          </w:tcPr>
-          <w:p>
-            <w:r>
-              <w:rPr>
-                <w:color w:val="555555"/>
-                <w:sz w:val="18"/>
-              </w:rPr>
-              <w:t>Accusé de réception, décision motivée, suivi à trois mois</w:t>
+              <w:t>Actions 2, 7, 8 et 10 — l’affichage, les deux formations et l’information à l’embauche. C’est le principe le plus cité par les juges : ce sont les « actions d’information et de formation » que la Cour de cassation exige.</w:t>
             </w:r>
           </w:p>
         </w:tc>
@@ -933,16 +1819,41 @@
     </w:tbl>
     <w:p>
       <w:pPr>
-        <w:spacing w:before="240" w:after="120"/>
+        <w:spacing w:before="240" w:after="100"/>
+      </w:pPr>
+      <w:r>
+        <w:rPr>
+          <w:b/>
+          <w:i w:val="0"/>
+          <w:sz w:val="21"/>
+        </w:rPr>
+        <w:t>Deux remarques que nous préférons écrire plutôt que laisser découvrir.</w:t>
+      </w:r>
+    </w:p>
+    <w:p>
+      <w:pPr>
+        <w:spacing w:before="0" w:after="100"/>
       </w:pPr>
       <w:r>
         <w:rPr>
           <w:b w:val="0"/>
-          <w:i/>
-          <w:color w:val="555555"/>
-          <w:sz w:val="20"/>
-        </w:rPr>
-        <w:t>Les actions 1 à 6 s’écrivent une fois et se tiennent à jour. Les actions 7, 8 et 9 se renouvellent : rappel de deux heures pour l’encadrement tous les deux ans, information annuelle pour tous. Les actions 10, 11 et 12 sont permanentes.</w:t>
+          <w:i w:val="0"/>
+          <w:sz w:val="21"/>
+        </w:rPr>
+        <w:t>Le 5° n’a pas d’application propre au harcèlement. Nous ne lui avons rattaché aucune action : il vaut mieux un principe sans action qu’une action inventée pour remplir une case.</w:t>
+      </w:r>
+    </w:p>
+    <w:p>
+      <w:pPr>
+        <w:spacing w:before="0" w:after="100"/>
+      </w:pPr>
+      <w:r>
+        <w:rPr>
+          <w:b w:val="0"/>
+          <w:i w:val="0"/>
+          <w:sz w:val="21"/>
+        </w:rPr>
+        <w:t>Et le nombre douze n’est pas dans la loi. Les neuf principes, eux, y sont : ce sont eux le fondement. Les douze actions sont la manière dont nous les rendons exécutables et prouvables dans une entreprise. Un autre découpage serait possible ; celui-ci a l’avantage que chaque action produit une pièce.</w:t>
       </w:r>
     </w:p>
     <w:p>
@@ -961,7 +1872,7 @@
           <w:color w:val="1F3B57"/>
           <w:sz w:val="32"/>
         </w:rPr>
-        <w:t>Le socle juridique, en une page</w:t>
+        <w:t>Action 1 — Inscrire le risque au document unique</w:t>
       </w:r>
     </w:p>
     <w:p>
@@ -974,154 +1885,7 @@
     </w:p>
     <w:p>
       <w:pPr>
-        <w:spacing w:before="120" w:after="80"/>
-      </w:pPr>
-      <w:r>
-        <w:rPr>
-          <w:b/>
-          <w:i w:val="0"/>
-          <w:color w:val="1F3B57"/>
-          <w:sz w:val="25"/>
-        </w:rPr>
-        <w:t>Ce que la loi impose</w:t>
-      </w:r>
-    </w:p>
-    <w:p>
-      <w:pPr>
-        <w:spacing w:before="0" w:after="120"/>
-      </w:pPr>
-      <w:r>
-        <w:rPr>
-          <w:b w:val="0"/>
-          <w:i w:val="0"/>
-          <w:sz w:val="21"/>
-        </w:rPr>
-        <w:t>Article L.4121-1. L’employeur prend les mesures nécessaires pour assurer la sécurité et protéger la santé physique et mentale des travailleurs. Ces mesures comprennent des actions de prévention, des actions d’information et de formation, et la mise en place d’une organisation et de moyens adaptés. Il veille à leur adaptation pour tenir compte du changement des circonstances.</w:t>
-      </w:r>
-    </w:p>
-    <w:p>
-      <w:pPr>
-        <w:spacing w:before="0" w:after="120"/>
-      </w:pPr>
-      <w:r>
-        <w:rPr>
-          <w:b w:val="0"/>
-          <w:i w:val="0"/>
-          <w:sz w:val="21"/>
-        </w:rPr>
-        <w:t>Article L.4121-2. Neuf principes généraux de prévention. Le 7° vise expressément la planification de la prévention en y intégrant « les risques liés au harcèlement moral et au harcèlement sexuel, tels qu’ils sont définis aux articles L.1152-1 et L.1153-1, ainsi que ceux liés aux agissements sexistes définis à l’article L.1142-2-1 ».</w:t>
-      </w:r>
-    </w:p>
-    <w:p>
-      <w:pPr>
-        <w:spacing w:before="240" w:after="80"/>
-      </w:pPr>
-      <w:r>
-        <w:rPr>
-          <w:b/>
-          <w:i w:val="0"/>
-          <w:color w:val="1F3B57"/>
-          <w:sz w:val="25"/>
-        </w:rPr>
-        <w:t>Ce que la jurisprudence en tire</w:t>
-      </w:r>
-    </w:p>
-    <w:p>
-      <w:pPr>
-        <w:spacing w:before="0" w:after="120"/>
-      </w:pPr>
-      <w:r>
-        <w:rPr>
-          <w:b w:val="0"/>
-          <w:i w:val="0"/>
-          <w:sz w:val="21"/>
-        </w:rPr>
-        <w:t>L’obligation de sécurité était de résultat : la responsabilité de l’employeur était engagée dès le constat du harcèlement, même s’il avait tout fait pour l’éviter. L’arrêt Air France (Cass. soc., 25 novembre 2015, n° 14-24.444) en a fait une obligation de moyens renforcée. La solution a été transposée au harcèlement moral l’année suivante (Cass. soc., 1er juin 2016, n° 14-19.702) : l’employeur s’exonère s’il démontre avoir satisfait à deux exigences — en amont, l’information et la formation ; en aval, une réaction adaptée dès qu’il est informé.</w:t>
-      </w:r>
-    </w:p>
-    <w:p>
-      <w:pPr>
-        <w:spacing w:before="0" w:after="120"/>
-      </w:pPr>
-      <w:r>
-        <w:rPr>
-          <w:b/>
-          <w:i w:val="0"/>
-          <w:sz w:val="21"/>
-        </w:rPr>
-        <w:t>Le même arrêt précise que la seule introduction d’une procédure d’alerte dans le règlement intérieur, même mise en œuvre par la victime, est INSUFFISANTE à démontrer que toutes les mesures de prévention ont été prises.</w:t>
-      </w:r>
-    </w:p>
-    <w:p>
-      <w:pPr>
-        <w:spacing w:before="240" w:after="80"/>
-      </w:pPr>
-      <w:r>
-        <w:rPr>
-          <w:b/>
-          <w:i w:val="0"/>
-          <w:color w:val="1F3B57"/>
-          <w:sz w:val="25"/>
-        </w:rPr>
-        <w:t>Ce que cela change, concrètement</w:t>
-      </w:r>
-    </w:p>
-    <w:p>
-      <w:pPr>
-        <w:spacing w:before="0" w:after="120"/>
-      </w:pPr>
-      <w:r>
-        <w:rPr>
-          <w:b w:val="0"/>
-          <w:i w:val="0"/>
-          <w:sz w:val="21"/>
-        </w:rPr>
-        <w:t>La question n’est plus « avez-vous réagi ? » mais « que pouvez-vous produire de ce que vous avez fait AVANT ? ». Un programme daté, une feuille d’émargement signée, un support remis, un questionnaire corrigé : ce sont ces pièces qui exonèrent. Une action menée sans trace équivaut, devant le juge, à une action non menée.</w:t>
-      </w:r>
-    </w:p>
-    <w:p>
-      <w:pPr>
-        <w:spacing w:before="0" w:after="120"/>
-      </w:pPr>
-      <w:r>
-        <w:rPr>
-          <w:b w:val="0"/>
-          <w:i w:val="0"/>
-          <w:sz w:val="21"/>
-        </w:rPr>
-        <w:t>Enfin, la charge de la preuve est aménagée (article L.1154-1) : le salarié présente des éléments de fait laissant supposer un harcèlement, et il revient ensuite à l’employeur de prouver que ses décisions reposent sur des éléments objectifs étrangers à tout harcèlement. C’est pourquoi le module d’objectivation des décisions, dans l’action 7, n’est pas un supplément : c’est le cœur du dispositif.</w:t>
-      </w:r>
-    </w:p>
-    <w:p>
-      <w:r>
-        <w:br w:type="page"/>
-      </w:r>
-    </w:p>
-    <w:p>
-      <w:pPr>
-        <w:spacing w:before="0" w:after="80"/>
-      </w:pPr>
-      <w:r>
-        <w:rPr>
-          <w:b/>
-          <w:i w:val="0"/>
-          <w:color w:val="1F3B57"/>
-          <w:sz w:val="32"/>
-        </w:rPr>
-        <w:t>Action 1 — Inscrire le risque au document unique</w:t>
-      </w:r>
-    </w:p>
-    <w:p>
-      <w:pPr>
-        <w:spacing w:after="160"/>
-        <w:pBdr>
-          <w:bottom w:val="single" w:sz="8" w:color="C9A84C"/>
-        </w:pBdr>
-      </w:pPr>
-    </w:p>
-    <w:p>
-      <w:pPr>
-        <w:spacing w:before="0" w:after="160"/>
+        <w:spacing w:before="0" w:after="60"/>
       </w:pPr>
       <w:r>
         <w:rPr>
@@ -1131,6 +1895,20 @@
           <w:sz w:val="20"/>
         </w:rPr>
         <w:t>Articles L.4121-3, L.4121-3-1, R.4121-1, R.4121-2 et R.4121-4</w:t>
+      </w:r>
+    </w:p>
+    <w:p>
+      <w:pPr>
+        <w:spacing w:before="0" w:after="160"/>
+      </w:pPr>
+      <w:r>
+        <w:rPr>
+          <w:b/>
+          <w:i w:val="0"/>
+          <w:color w:val="1F3B57"/>
+          <w:sz w:val="20"/>
+        </w:rPr>
+        <w:t>Met en œuvre : L.4121-2, 2° — évaluer les risques qui ne peuvent pas être évités ; et 7° — planifier la prévention en y intégrant les risques liés au harcèlement.</w:t>
       </w:r>
     </w:p>
     <w:p>
@@ -2226,7 +3004,7 @@
     </w:p>
     <w:p>
       <w:pPr>
-        <w:spacing w:before="0" w:after="160"/>
+        <w:spacing w:before="0" w:after="60"/>
       </w:pPr>
       <w:r>
         <w:rPr>
@@ -2235,7 +3013,21 @@
           <w:color w:val="A0842E"/>
           <w:sz w:val="20"/>
         </w:rPr>
-        <w:t>Articles L.1152-4 et L.1153-5</w:t>
+        <w:t>Articles L.1152-4, L.1153-5 et D.1151-1</w:t>
+      </w:r>
+    </w:p>
+    <w:p>
+      <w:pPr>
+        <w:spacing w:before="0" w:after="160"/>
+      </w:pPr>
+      <w:r>
+        <w:rPr>
+          <w:b/>
+          <w:i w:val="0"/>
+          <w:color w:val="1F3B57"/>
+          <w:sz w:val="20"/>
+        </w:rPr>
+        <w:t>Met en œuvre : L.4121-2, 9° — donner les instructions appropriées aux travailleurs.</w:t>
       </w:r>
     </w:p>
     <w:p>
@@ -2248,33 +3040,7 @@
           <w:i w:val="0"/>
           <w:sz w:val="21"/>
         </w:rPr>
-        <w:t>Le texte de l’article 222-33-2 du code pénal pour le harcèlement moral, celui de l’article 222-33 pour le harcèlement sexuel, les actions contentieuses ouvertes, et les coordonnées des autorités et services compétents.</w:t>
-      </w:r>
-    </w:p>
-    <w:p>
-      <w:pPr>
-        <w:spacing w:before="0" w:after="100"/>
-      </w:pPr>
-      <w:r>
-        <w:rPr>
-          <w:b w:val="0"/>
-          <w:i w:val="0"/>
-          <w:sz w:val="21"/>
-        </w:rPr>
-        <w:t>Doivent y figurer nommément : le médecin du travail ou le service de prévention et de santé au travail, l’inspection du travail compétente avec le nom de l’agent, le Défenseur des droits, le référent de l’entreprise, le référent du comité. Un affichage qui ne nomme personne n’oriente personne.</w:t>
-      </w:r>
-    </w:p>
-    <w:p>
-      <w:pPr>
-        <w:spacing w:before="0" w:after="100"/>
-      </w:pPr>
-      <w:r>
-        <w:rPr>
-          <w:b w:val="0"/>
-          <w:i w:val="0"/>
-          <w:sz w:val="21"/>
-        </w:rPr>
-        <w:t>Où : dans les lieux de travail et dans les locaux ou à la porte des locaux où se fait l’embauche. Sur chaque site. Pour les télétravailleurs et les itinérants, un relais numérique équivalent.</w:t>
+        <w:t>C’est l’action la moins chère des douze, la plus vite faite, et celle qui manque le plus souvent. Un affichage absent se constate en une visite : c’est le premier constat d’un inspecteur du travail, et il ouvre le reste.</w:t>
       </w:r>
     </w:p>
     <w:p>
@@ -2288,7 +3054,59 @@
           <w:color w:val="1F3B57"/>
           <w:sz w:val="25"/>
         </w:rPr>
-        <w:t>Ce que l’action produit — les pièces à conserver</w:t>
+        <w:t>Ce que le code exige — et ce qu’il n’exige pas</w:t>
+      </w:r>
+    </w:p>
+    <w:p>
+      <w:pPr>
+        <w:spacing w:before="0" w:after="100"/>
+      </w:pPr>
+      <w:r>
+        <w:rPr>
+          <w:b w:val="0"/>
+          <w:i w:val="0"/>
+          <w:sz w:val="21"/>
+        </w:rPr>
+        <w:t>L’information porte sur trois choses : le texte de l’article 222-33-2 du code pénal pour le harcèlement moral et celui de l’article 222-33 pour le harcèlement sexuel ; les actions contentieuses civiles et pénales ouvertes ; et les coordonnées des autorités et services compétents, dont la liste est fixée par l’article D.1151-1.</w:t>
+      </w:r>
+    </w:p>
+    <w:p>
+      <w:pPr>
+        <w:spacing w:before="0" w:after="100"/>
+      </w:pPr>
+      <w:r>
+        <w:rPr>
+          <w:b w:val="0"/>
+          <w:i w:val="0"/>
+          <w:sz w:val="21"/>
+        </w:rPr>
+        <w:t>Où : dans les lieux de travail, ainsi que dans les locaux ou à la porte des locaux où se fait l’embauche. Sur chaque site, pas au seul siège.</w:t>
+      </w:r>
+    </w:p>
+    <w:p>
+      <w:pPr>
+        <w:spacing w:before="0" w:after="100"/>
+      </w:pPr>
+      <w:r>
+        <w:rPr>
+          <w:b/>
+          <w:i w:val="0"/>
+          <w:sz w:val="21"/>
+        </w:rPr>
+        <w:t>Ce que le code n’impose pas : ni format, ni dimension, ni affiche du commerce. Le harcèlement sexuel se porte à connaissance « par tout moyen ». Mais un moyen sans trace ne prouve rien : choisissez celui qui laisse une preuve — l’affiche photographiée, l’intranet horodaté, le courriel avec accusé de lecture.</w:t>
+      </w:r>
+    </w:p>
+    <w:p>
+      <w:pPr>
+        <w:spacing w:before="120" w:after="80"/>
+      </w:pPr>
+      <w:r>
+        <w:rPr>
+          <w:b w:val="0"/>
+          <w:i w:val="0"/>
+          <w:sz w:val="21"/>
+        </w:rPr>
+        <w:t>Les coordonnées à faire figurer, d’après D.1151-1 :</w:t>
       </w:r>
     </w:p>
     <w:p>
@@ -2300,7 +3118,7 @@
         <w:rPr>
           <w:sz w:val="20"/>
         </w:rPr>
-        <w:t>Affiche à jour, par site</w:t>
+        <w:t>Le médecin du travail ou le service de prévention et de santé au travail compétent pour l’établissement — adresse et téléphone.</w:t>
       </w:r>
     </w:p>
     <w:p>
@@ -2312,7 +3130,7 @@
         <w:rPr>
           <w:sz w:val="20"/>
         </w:rPr>
-        <w:t>Photographies datées</w:t>
+        <w:t>L’inspection du travail compétente, avec le nom de l’agent de contrôle.</w:t>
       </w:r>
     </w:p>
     <w:p>
@@ -2324,7 +3142,674 @@
         <w:rPr>
           <w:sz w:val="20"/>
         </w:rPr>
-        <w:t>Fiche de contrôle semestriel</w:t>
+        <w:t>Le Défenseur des droits.</w:t>
+      </w:r>
+    </w:p>
+    <w:p>
+      <w:pPr>
+        <w:pStyle w:val="ListBullet"/>
+        <w:spacing w:after="40"/>
+      </w:pPr>
+      <w:r>
+        <w:rPr>
+          <w:sz w:val="20"/>
+        </w:rPr>
+        <w:t>Le référent désigné par le comité social et économique.</w:t>
+      </w:r>
+    </w:p>
+    <w:p>
+      <w:pPr>
+        <w:pStyle w:val="ListBullet"/>
+        <w:spacing w:after="40"/>
+      </w:pPr>
+      <w:r>
+        <w:rPr>
+          <w:sz w:val="20"/>
+        </w:rPr>
+        <w:t>Le référent de l’employeur, dans les entreprises d’au moins 250 salariés.</w:t>
+      </w:r>
+    </w:p>
+    <w:p>
+      <w:pPr>
+        <w:spacing w:before="0" w:after="100"/>
+      </w:pPr>
+      <w:r>
+        <w:rPr>
+          <w:b/>
+          <w:i w:val="0"/>
+          <w:sz w:val="21"/>
+        </w:rPr>
+        <w:t>Un affichage qui renvoie à des fonctions sans nommer personne n’oriente personne. C’est le défaut le plus fréquent, et il vide l’action de son effet.</w:t>
+      </w:r>
+    </w:p>
+    <w:p>
+      <w:pPr>
+        <w:spacing w:before="280" w:after="80"/>
+      </w:pPr>
+      <w:r>
+        <w:rPr>
+          <w:b/>
+          <w:i w:val="0"/>
+          <w:color w:val="1F3B57"/>
+          <w:sz w:val="25"/>
+        </w:rPr>
+        <w:t>L’affiche, rubrique par rubrique — exemple rempli</w:t>
+      </w:r>
+    </w:p>
+    <w:p>
+      <w:pPr>
+        <w:spacing w:before="0" w:after="120"/>
+      </w:pPr>
+      <w:r>
+        <w:rPr>
+          <w:b w:val="0"/>
+          <w:i/>
+          <w:color w:val="B23B3B"/>
+          <w:sz w:val="19"/>
+        </w:rPr>
+        <w:t>Exemple pédagogique. Les crochets marquent ce qui doit être complété : une affiche laissée avec des crochets, ou avec des coordonnées périmées, est traitée comme une affiche absente.</w:t>
+      </w:r>
+    </w:p>
+    <w:tbl>
+      <w:tblPr>
+        <w:tblStyle w:val="TableGrid"/>
+        <w:tblW w:type="auto" w:w="0"/>
+        <w:tblLook w:firstColumn="1" w:firstRow="1" w:lastColumn="0" w:lastRow="0" w:noHBand="0" w:noVBand="1" w:val="04A0"/>
+      </w:tblPr>
+      <w:tblGrid>
+        <w:gridCol w:w="2381"/>
+        <w:gridCol w:w="6803"/>
+      </w:tblGrid>
+      <w:tr>
+        <w:tc>
+          <w:tcPr>
+            <w:tcW w:type="dxa" w:w="4873"/>
+          </w:tcPr>
+          <w:p>
+            <w:r>
+              <w:rPr>
+                <w:b/>
+                <w:sz w:val="18"/>
+              </w:rPr>
+              <w:t>Titre</w:t>
+            </w:r>
+          </w:p>
+        </w:tc>
+        <w:tc>
+          <w:tcPr>
+            <w:tcW w:type="dxa" w:w="4873"/>
+          </w:tcPr>
+          <w:p>
+            <w:r>
+              <w:rPr>
+                <w:b w:val="0"/>
+                <w:sz w:val="18"/>
+              </w:rPr>
+              <w:t>HARCÈLEMENT MORAL — HARCÈLEMENT SEXUEL — AGISSEMENTS SEXISTES. Ce que dit la loi. À qui s’adresser.</w:t>
+            </w:r>
+          </w:p>
+        </w:tc>
+      </w:tr>
+      <w:tr>
+        <w:tc>
+          <w:tcPr>
+            <w:tcW w:type="dxa" w:w="4873"/>
+          </w:tcPr>
+          <w:p>
+            <w:r>
+              <w:rPr>
+                <w:b/>
+                <w:sz w:val="18"/>
+              </w:rPr>
+              <w:t>Textes reproduits</w:t>
+            </w:r>
+          </w:p>
+        </w:tc>
+        <w:tc>
+          <w:tcPr>
+            <w:tcW w:type="dxa" w:w="4873"/>
+          </w:tcPr>
+          <w:p>
+            <w:r>
+              <w:rPr>
+                <w:b w:val="0"/>
+                <w:sz w:val="18"/>
+              </w:rPr>
+              <w:t>Article 222-33-2 du code pénal (harcèlement moral) et article 222-33 du code pénal (harcèlement sexuel), reproduits mot pour mot. Pas de résumé, pas de reformulation : c’est le texte qui est exigé.</w:t>
+            </w:r>
+          </w:p>
+        </w:tc>
+      </w:tr>
+      <w:tr>
+        <w:tc>
+          <w:tcPr>
+            <w:tcW w:type="dxa" w:w="4873"/>
+          </w:tcPr>
+          <w:p>
+            <w:r>
+              <w:rPr>
+                <w:b/>
+                <w:sz w:val="18"/>
+              </w:rPr>
+              <w:t>Rappel du code du travail</w:t>
+            </w:r>
+          </w:p>
+        </w:tc>
+        <w:tc>
+          <w:tcPr>
+            <w:tcW w:type="dxa" w:w="4873"/>
+          </w:tcPr>
+          <w:p>
+            <w:r>
+              <w:rPr>
+                <w:b w:val="0"/>
+                <w:sz w:val="18"/>
+              </w:rPr>
+              <w:t>Articles L.1152-1 et L.1153-1 (définitions), L.1152-2 et L.1153-2 (aucun salarié ne peut être sanctionné pour avoir subi, refusé de subir, relaté ou témoigné), L.1142-2-1 (agissements sexistes).</w:t>
+            </w:r>
+          </w:p>
+        </w:tc>
+      </w:tr>
+      <w:tr>
+        <w:tc>
+          <w:tcPr>
+            <w:tcW w:type="dxa" w:w="4873"/>
+          </w:tcPr>
+          <w:p>
+            <w:r>
+              <w:rPr>
+                <w:b/>
+                <w:sz w:val="18"/>
+              </w:rPr>
+              <w:t>Actions contentieuses ouvertes</w:t>
+            </w:r>
+          </w:p>
+        </w:tc>
+        <w:tc>
+          <w:tcPr>
+            <w:tcW w:type="dxa" w:w="4873"/>
+          </w:tcPr>
+          <w:p>
+            <w:r>
+              <w:rPr>
+                <w:b w:val="0"/>
+                <w:sz w:val="18"/>
+              </w:rPr>
+              <w:t>Conseil de prud’hommes : nullité de la rupture, dommages-intérêts, réintégration. Juridiction pénale : plainte, constitution de partie civile. Saisine possible sans passer par la hiérarchie.</w:t>
+            </w:r>
+          </w:p>
+        </w:tc>
+      </w:tr>
+      <w:tr>
+        <w:tc>
+          <w:tcPr>
+            <w:tcW w:type="dxa" w:w="4873"/>
+          </w:tcPr>
+          <w:p>
+            <w:r>
+              <w:rPr>
+                <w:b/>
+                <w:sz w:val="18"/>
+              </w:rPr>
+              <w:t>Médecin du travail / SPST</w:t>
+            </w:r>
+          </w:p>
+        </w:tc>
+        <w:tc>
+          <w:tcPr>
+            <w:tcW w:type="dxa" w:w="4873"/>
+          </w:tcPr>
+          <w:p>
+            <w:r>
+              <w:rPr>
+                <w:b w:val="0"/>
+                <w:sz w:val="18"/>
+              </w:rPr>
+              <w:t>[Nom du service] — [adresse complète] — [téléphone]. À compléter, jamais laissé générique.</w:t>
+            </w:r>
+          </w:p>
+        </w:tc>
+      </w:tr>
+      <w:tr>
+        <w:tc>
+          <w:tcPr>
+            <w:tcW w:type="dxa" w:w="4873"/>
+          </w:tcPr>
+          <w:p>
+            <w:r>
+              <w:rPr>
+                <w:b/>
+                <w:sz w:val="18"/>
+              </w:rPr>
+              <w:t>Inspection du travail</w:t>
+            </w:r>
+          </w:p>
+        </w:tc>
+        <w:tc>
+          <w:tcPr>
+            <w:tcW w:type="dxa" w:w="4873"/>
+          </w:tcPr>
+          <w:p>
+            <w:r>
+              <w:rPr>
+                <w:b w:val="0"/>
+                <w:sz w:val="18"/>
+              </w:rPr>
+              <w:t>Unité de contrôle n° [ ] — [nom de l’agent de contrôle] — [adresse] — [téléphone] — [courriel]. Le nom de l’agent est expressément exigé.</w:t>
+            </w:r>
+          </w:p>
+        </w:tc>
+      </w:tr>
+      <w:tr>
+        <w:tc>
+          <w:tcPr>
+            <w:tcW w:type="dxa" w:w="4873"/>
+          </w:tcPr>
+          <w:p>
+            <w:r>
+              <w:rPr>
+                <w:b/>
+                <w:sz w:val="18"/>
+              </w:rPr>
+              <w:t>Défenseur des droits</w:t>
+            </w:r>
+          </w:p>
+        </w:tc>
+        <w:tc>
+          <w:tcPr>
+            <w:tcW w:type="dxa" w:w="4873"/>
+          </w:tcPr>
+          <w:p>
+            <w:r>
+              <w:rPr>
+                <w:b w:val="0"/>
+                <w:sz w:val="18"/>
+              </w:rPr>
+              <w:t>[Coordonnées et numéro en vigueur à la date de l’affichage — à vérifier au moment de l’impression, ils ont changé plusieurs fois.]</w:t>
+            </w:r>
+          </w:p>
+        </w:tc>
+      </w:tr>
+      <w:tr>
+        <w:tc>
+          <w:tcPr>
+            <w:tcW w:type="dxa" w:w="4873"/>
+          </w:tcPr>
+          <w:p>
+            <w:r>
+              <w:rPr>
+                <w:b/>
+                <w:sz w:val="18"/>
+              </w:rPr>
+              <w:t>Référent du comité</w:t>
+            </w:r>
+          </w:p>
+        </w:tc>
+        <w:tc>
+          <w:tcPr>
+            <w:tcW w:type="dxa" w:w="4873"/>
+          </w:tcPr>
+          <w:p>
+            <w:r>
+              <w:rPr>
+                <w:b w:val="0"/>
+                <w:sz w:val="18"/>
+              </w:rPr>
+              <w:t>[Nom, prénom] — [poste] — [courriel] — [téléphone]. Désigné par délibération du [date].</w:t>
+            </w:r>
+          </w:p>
+        </w:tc>
+      </w:tr>
+      <w:tr>
+        <w:tc>
+          <w:tcPr>
+            <w:tcW w:type="dxa" w:w="4873"/>
+          </w:tcPr>
+          <w:p>
+            <w:r>
+              <w:rPr>
+                <w:b/>
+                <w:sz w:val="18"/>
+              </w:rPr>
+              <w:t>Référent de l’employeur</w:t>
+            </w:r>
+          </w:p>
+        </w:tc>
+        <w:tc>
+          <w:tcPr>
+            <w:tcW w:type="dxa" w:w="4873"/>
+          </w:tcPr>
+          <w:p>
+            <w:r>
+              <w:rPr>
+                <w:b w:val="0"/>
+                <w:sz w:val="18"/>
+              </w:rPr>
+              <w:t>[Nom, prénom] — [fonction] — [courriel direct] — [téléphone]. Entreprises d’au moins 250 salariés.</w:t>
+            </w:r>
+          </w:p>
+        </w:tc>
+      </w:tr>
+      <w:tr>
+        <w:tc>
+          <w:tcPr>
+            <w:tcW w:type="dxa" w:w="4873"/>
+          </w:tcPr>
+          <w:p>
+            <w:r>
+              <w:rPr>
+                <w:b/>
+                <w:sz w:val="18"/>
+              </w:rPr>
+              <w:t>Comment signaler</w:t>
+            </w:r>
+          </w:p>
+        </w:tc>
+        <w:tc>
+          <w:tcPr>
+            <w:tcW w:type="dxa" w:w="4873"/>
+          </w:tcPr>
+          <w:p>
+            <w:r>
+              <w:rPr>
+                <w:b w:val="0"/>
+                <w:sz w:val="18"/>
+              </w:rPr>
+              <w:t>Renvoi en trois lignes à la procédure de l’action 6, avec les délais : accusé de réception sous 48 heures, première mesure sous 8 jours.</w:t>
+            </w:r>
+          </w:p>
+        </w:tc>
+      </w:tr>
+      <w:tr>
+        <w:tc>
+          <w:tcPr>
+            <w:tcW w:type="dxa" w:w="4873"/>
+          </w:tcPr>
+          <w:p>
+            <w:r>
+              <w:rPr>
+                <w:b/>
+                <w:sz w:val="18"/>
+              </w:rPr>
+              <w:t>Version et date</w:t>
+            </w:r>
+          </w:p>
+        </w:tc>
+        <w:tc>
+          <w:tcPr>
+            <w:tcW w:type="dxa" w:w="4873"/>
+          </w:tcPr>
+          <w:p>
+            <w:r>
+              <w:rPr>
+                <w:b w:val="0"/>
+                <w:sz w:val="18"/>
+              </w:rPr>
+              <w:t>Version du [date] — remplace celle du [date]. Affichée sur [liste des sites]. Photographiée le [date].</w:t>
+            </w:r>
+          </w:p>
+        </w:tc>
+      </w:tr>
+    </w:tbl>
+    <w:p>
+      <w:pPr>
+        <w:spacing w:before="240" w:after="80"/>
+      </w:pPr>
+      <w:r>
+        <w:rPr>
+          <w:b/>
+          <w:i w:val="0"/>
+          <w:color w:val="1F3B57"/>
+          <w:sz w:val="25"/>
+        </w:rPr>
+        <w:t>Où l’afficher, et pour qui</w:t>
+      </w:r>
+    </w:p>
+    <w:p>
+      <w:pPr>
+        <w:pStyle w:val="ListBullet"/>
+        <w:spacing w:after="40"/>
+      </w:pPr>
+      <w:r>
+        <w:rPr>
+          <w:sz w:val="20"/>
+        </w:rPr>
+        <w:t>Sur chaque site et chaque établissement, y compris les petites antennes et les chantiers durables.</w:t>
+      </w:r>
+    </w:p>
+    <w:p>
+      <w:pPr>
+        <w:pStyle w:val="ListBullet"/>
+        <w:spacing w:after="40"/>
+      </w:pPr>
+      <w:r>
+        <w:rPr>
+          <w:sz w:val="20"/>
+        </w:rPr>
+        <w:t>Dans le local d’embauche, ou à sa porte — le texte le vise expressément.</w:t>
+      </w:r>
+    </w:p>
+    <w:p>
+      <w:pPr>
+        <w:pStyle w:val="ListBullet"/>
+        <w:spacing w:after="40"/>
+      </w:pPr>
+      <w:r>
+        <w:rPr>
+          <w:sz w:val="20"/>
+        </w:rPr>
+        <w:t>Dans les lieux où l’on passe : salle de pause, vestiaires, à côté de la pointeuse. Pas dans un couloir de direction que personne n’emprunte.</w:t>
+      </w:r>
+    </w:p>
+    <w:p>
+      <w:pPr>
+        <w:pStyle w:val="ListBullet"/>
+        <w:spacing w:after="40"/>
+      </w:pPr>
+      <w:r>
+        <w:rPr>
+          <w:sz w:val="20"/>
+        </w:rPr>
+        <w:t>Pour les télétravailleurs, les itinérants et les salariés détachés chez un client : un relais numérique équivalent — intranet, note diffusée avec accusé de lecture, rappel en pied de bulletin.</w:t>
+      </w:r>
+    </w:p>
+    <w:p>
+      <w:pPr>
+        <w:pStyle w:val="ListBullet"/>
+        <w:spacing w:after="40"/>
+      </w:pPr>
+      <w:r>
+        <w:rPr>
+          <w:sz w:val="20"/>
+        </w:rPr>
+        <w:t>Dans la langue comprise par les salariés concernés, lorsqu’une partie du personnel ne lit pas le français.</w:t>
+      </w:r>
+    </w:p>
+    <w:p>
+      <w:pPr>
+        <w:spacing w:before="240" w:after="80"/>
+      </w:pPr>
+      <w:r>
+        <w:rPr>
+          <w:b/>
+          <w:i w:val="0"/>
+          <w:color w:val="1F3B57"/>
+          <w:sz w:val="25"/>
+        </w:rPr>
+        <w:t>Le contrôle, deux fois par an</w:t>
+      </w:r>
+    </w:p>
+    <w:p>
+      <w:pPr>
+        <w:spacing w:before="0" w:after="100"/>
+      </w:pPr>
+      <w:r>
+        <w:rPr>
+          <w:b w:val="0"/>
+          <w:i w:val="0"/>
+          <w:sz w:val="21"/>
+        </w:rPr>
+        <w:t>Une affiche décollée, recouverte ou périmée équivaut à une absence d’affichage. Le contrôle se fait deux fois par an, sur une fiche : date, site, état, photographie prise, nom de celui qui a contrôlé. Les coordonnées se vérifient à chaque contrôle — l’agent de contrôle change, le référent change, le service de santé au travail fusionne.</w:t>
+      </w:r>
+    </w:p>
+    <w:p>
+      <w:pPr>
+        <w:spacing w:before="240" w:after="80"/>
+      </w:pPr>
+      <w:r>
+        <w:rPr>
+          <w:b/>
+          <w:i w:val="0"/>
+          <w:color w:val="1F3B57"/>
+          <w:sz w:val="25"/>
+        </w:rPr>
+        <w:t>Les erreurs qui annulent l’action</w:t>
+      </w:r>
+    </w:p>
+    <w:p>
+      <w:pPr>
+        <w:pStyle w:val="ListBullet"/>
+        <w:spacing w:after="40"/>
+      </w:pPr>
+      <w:r>
+        <w:rPr>
+          <w:sz w:val="20"/>
+        </w:rPr>
+        <w:t>Une affiche du commerce achetée une fois, jamais mise à jour, sans aucun nom.</w:t>
+      </w:r>
+    </w:p>
+    <w:p>
+      <w:pPr>
+        <w:pStyle w:val="ListBullet"/>
+        <w:spacing w:after="40"/>
+      </w:pPr>
+      <w:r>
+        <w:rPr>
+          <w:sz w:val="20"/>
+        </w:rPr>
+        <w:t>L’affichage au seul siège social, alors que l’entreprise a quatre établissements.</w:t>
+      </w:r>
+    </w:p>
+    <w:p>
+      <w:pPr>
+        <w:pStyle w:val="ListBullet"/>
+        <w:spacing w:after="40"/>
+      </w:pPr>
+      <w:r>
+        <w:rPr>
+          <w:sz w:val="20"/>
+        </w:rPr>
+        <w:t>Le renvoi à « votre manager » comme unique porte d’entrée — c’est souvent la personne mise en cause.</w:t>
+      </w:r>
+    </w:p>
+    <w:p>
+      <w:pPr>
+        <w:pStyle w:val="ListBullet"/>
+        <w:spacing w:after="40"/>
+      </w:pPr>
+      <w:r>
+        <w:rPr>
+          <w:sz w:val="20"/>
+        </w:rPr>
+        <w:t>Le résumé des articles du code pénal au lieu de leur texte.</w:t>
+      </w:r>
+    </w:p>
+    <w:p>
+      <w:pPr>
+        <w:pStyle w:val="ListBullet"/>
+        <w:spacing w:after="40"/>
+      </w:pPr>
+      <w:r>
+        <w:rPr>
+          <w:sz w:val="20"/>
+        </w:rPr>
+        <w:t>Aucune version pour les salariés qui ne viennent jamais sur site.</w:t>
+      </w:r>
+    </w:p>
+    <w:p>
+      <w:pPr>
+        <w:pStyle w:val="ListBullet"/>
+        <w:spacing w:after="40"/>
+      </w:pPr>
+      <w:r>
+        <w:rPr>
+          <w:sz w:val="20"/>
+        </w:rPr>
+        <w:t>Aucune photographie, aucune date : rien à produire au dossier.</w:t>
+      </w:r>
+    </w:p>
+    <w:p>
+      <w:pPr>
+        <w:spacing w:before="240" w:after="80"/>
+      </w:pPr>
+      <w:r>
+        <w:rPr>
+          <w:b/>
+          <w:i w:val="0"/>
+          <w:color w:val="1F3B57"/>
+          <w:sz w:val="25"/>
+        </w:rPr>
+        <w:t>Ce que l’action produit — les pièces à conserver</w:t>
+      </w:r>
+    </w:p>
+    <w:p>
+      <w:pPr>
+        <w:pStyle w:val="ListBullet"/>
+        <w:spacing w:after="40"/>
+      </w:pPr>
+      <w:r>
+        <w:rPr>
+          <w:sz w:val="20"/>
+        </w:rPr>
+        <w:t>Affiche à jour, un exemplaire conservé par version et par site</w:t>
+      </w:r>
+    </w:p>
+    <w:p>
+      <w:pPr>
+        <w:pStyle w:val="ListBullet"/>
+        <w:spacing w:after="40"/>
+      </w:pPr>
+      <w:r>
+        <w:rPr>
+          <w:sz w:val="20"/>
+        </w:rPr>
+        <w:t>Photographies datées de chaque affichage</w:t>
+      </w:r>
+    </w:p>
+    <w:p>
+      <w:pPr>
+        <w:pStyle w:val="ListBullet"/>
+        <w:spacing w:after="40"/>
+      </w:pPr>
+      <w:r>
+        <w:rPr>
+          <w:sz w:val="20"/>
+        </w:rPr>
+        <w:t>Fiche de contrôle semestriel, signée</w:t>
+      </w:r>
+    </w:p>
+    <w:p>
+      <w:pPr>
+        <w:pStyle w:val="ListBullet"/>
+        <w:spacing w:after="40"/>
+      </w:pPr>
+      <w:r>
+        <w:rPr>
+          <w:sz w:val="20"/>
+        </w:rPr>
+        <w:t>Pour les salariés à distance : preuve de diffusion horodatée et accusés de lecture</w:t>
+      </w:r>
+    </w:p>
+    <w:p>
+      <w:pPr>
+        <w:pStyle w:val="ListBullet"/>
+        <w:spacing w:after="40"/>
+      </w:pPr>
+      <w:r>
+        <w:rPr>
+          <w:sz w:val="20"/>
+        </w:rPr>
+        <w:t>Historique des versions, avec la date de chaque mise à jour des coordonnées</w:t>
       </w:r>
     </w:p>
     <w:p>
@@ -2356,7 +3841,7 @@
     </w:p>
     <w:p>
       <w:pPr>
-        <w:spacing w:before="0" w:after="160"/>
+        <w:spacing w:before="0" w:after="60"/>
       </w:pPr>
       <w:r>
         <w:rPr>
@@ -2365,7 +3850,21 @@
           <w:color w:val="A0842E"/>
           <w:sz w:val="20"/>
         </w:rPr>
-        <w:t>Article L.1321-2</w:t>
+        <w:t>Articles L.1311-2, L.1321-1, L.1321-2 et L.1321-4</w:t>
+      </w:r>
+    </w:p>
+    <w:p>
+      <w:pPr>
+        <w:spacing w:before="0" w:after="160"/>
+      </w:pPr>
+      <w:r>
+        <w:rPr>
+          <w:b/>
+          <w:i w:val="0"/>
+          <w:color w:val="1F3B57"/>
+          <w:sz w:val="20"/>
+        </w:rPr>
+        <w:t>Met en œuvre : L.4121-2, 1° — éviter les risques, en posant l’interdit avant tout incident ; et 9° — donner les instructions appropriées.</w:t>
       </w:r>
     </w:p>
     <w:p>
@@ -2378,46 +3877,7 @@
           <w:i w:val="0"/>
           <w:sz w:val="21"/>
         </w:rPr>
-        <w:t>Rappel des dispositions relatives à l’interdiction du harcèlement moral, du harcèlement sexuel et des agissements sexistes. Échelle des sanctions — sans elle, une sanction est inopposable. Procédure disciplinaire.</w:t>
-      </w:r>
-    </w:p>
-    <w:p>
-      <w:pPr>
-        <w:spacing w:before="0" w:after="100"/>
-      </w:pPr>
-      <w:r>
-        <w:rPr>
-          <w:b w:val="0"/>
-          <w:i w:val="0"/>
-          <w:sz w:val="21"/>
-        </w:rPr>
-        <w:t>Ce qu’il ne doit pas contenir : une clause restreignant le droit de dénoncer, imposant un passage obligé par la hiérarchie directe — souvent l’auteur présumé — ou menaçant de sanction le salarié dont la dénonciation ne serait pas confirmée.</w:t>
-      </w:r>
-    </w:p>
-    <w:p>
-      <w:pPr>
-        <w:spacing w:before="0" w:after="100"/>
-      </w:pPr>
-      <w:r>
-        <w:rPr>
-          <w:b w:val="0"/>
-          <w:i w:val="0"/>
-          <w:sz w:val="21"/>
-        </w:rPr>
-        <w:t>Procédure : consultation du comité, transmission à l’inspection du travail, dépôt au greffe du conseil de prud’hommes, affichage, entrée en vigueur un mois après.</w:t>
-      </w:r>
-    </w:p>
-    <w:p>
-      <w:pPr>
-        <w:spacing w:before="0" w:after="100"/>
-      </w:pPr>
-      <w:r>
-        <w:rPr>
-          <w:b w:val="0"/>
-          <w:i w:val="0"/>
-          <w:sz w:val="21"/>
-        </w:rPr>
-        <w:t>À retenir : une procédure d’alerte inscrite au règlement intérieur, même utilisée par la victime, NE SUFFIT PAS à démontrer que toutes les mesures de prévention ont été prises (Cass. soc., 1er juin 2016, n° 14-19.702). C’est la raison d’être des onze autres actions.</w:t>
+        <w:t>Le règlement intérieur est obligatoire dans les entreprises ou établissements employant au moins cinquante salariés. En dessous, il reste facultatif — mais sans lui, aucune sanction disciplinaire autre que celles prévues par la loi n’est opposable. C’est une raison suffisante de l’établir.</w:t>
       </w:r>
     </w:p>
     <w:p>
@@ -2431,7 +3891,292 @@
           <w:color w:val="1F3B57"/>
           <w:sz w:val="25"/>
         </w:rPr>
-        <w:t>Ce que l’action produit — les pièces à conserver</w:t>
+        <w:t>Ce que le code exige — et ce qu’il n’exige pas</w:t>
+      </w:r>
+    </w:p>
+    <w:p>
+      <w:pPr>
+        <w:spacing w:before="0" w:after="100"/>
+      </w:pPr>
+      <w:r>
+        <w:rPr>
+          <w:b w:val="0"/>
+          <w:i w:val="0"/>
+          <w:sz w:val="21"/>
+        </w:rPr>
+        <w:t>L’article L.1321-2 impose au règlement intérieur de rappeler les dispositions relatives aux harcèlements moral et sexuel et aux agissements sexistes prévues par le code du travail, ainsi que celles relatives aux droits de la défense des salariés.</w:t>
+      </w:r>
+    </w:p>
+    <w:p>
+      <w:pPr>
+        <w:spacing w:before="0" w:after="100"/>
+      </w:pPr>
+      <w:r>
+        <w:rPr>
+          <w:b w:val="0"/>
+          <w:i w:val="0"/>
+          <w:sz w:val="21"/>
+        </w:rPr>
+        <w:t>L’article L.1321-1 fixe le reste du contenu obligatoire : les mesures d’application de la réglementation en matière de santé et de sécurité, les règles générales et permanentes relatives à la discipline, et notamment la nature et l’échelle des sanctions.</w:t>
+      </w:r>
+    </w:p>
+    <w:p>
+      <w:pPr>
+        <w:spacing w:before="0" w:after="100"/>
+      </w:pPr>
+      <w:r>
+        <w:rPr>
+          <w:b/>
+          <w:i w:val="0"/>
+          <w:sz w:val="21"/>
+        </w:rPr>
+        <w:t>L’échelle des sanctions est le point que tout le monde traite comme une formalité. Elle ne l’est pas : une sanction qui n’y figure pas ne peut pas être prononcée. Un employeur qui découvre un harcèlement avéré et dont le règlement ne prévoit ni mise à pied disciplinaire ni rétrogradation se retrouve avec deux options seulement — l’avertissement ou le licenciement.</w:t>
+      </w:r>
+    </w:p>
+    <w:p>
+      <w:pPr>
+        <w:spacing w:before="0" w:after="100"/>
+      </w:pPr>
+      <w:r>
+        <w:rPr>
+          <w:b w:val="0"/>
+          <w:i w:val="0"/>
+          <w:sz w:val="21"/>
+        </w:rPr>
+        <w:t>Ce que le code n’impose pas : aucune rédaction type. Les clauses ci-dessous sont notre proposition, pas un modèle officiel.</w:t>
+      </w:r>
+    </w:p>
+    <w:p>
+      <w:pPr>
+        <w:spacing w:before="280" w:after="80"/>
+      </w:pPr>
+      <w:r>
+        <w:rPr>
+          <w:b/>
+          <w:i w:val="0"/>
+          <w:color w:val="1F3B57"/>
+          <w:sz w:val="25"/>
+        </w:rPr>
+        <w:t>Les clauses à insérer — rédigées, à adapter</w:t>
+      </w:r>
+    </w:p>
+    <w:p>
+      <w:pPr>
+        <w:spacing w:before="0" w:after="120"/>
+      </w:pPr>
+      <w:r>
+        <w:rPr>
+          <w:b w:val="0"/>
+          <w:i/>
+          <w:color w:val="B23B3B"/>
+          <w:sz w:val="19"/>
+        </w:rPr>
+        <w:t>Exemple pédagogique et rédactionnel. Ces clauses sont proposées à titre de modèle : elles doivent être relues au regard de votre convention collective et de vos usages avant d’être soumises au comité.</w:t>
+      </w:r>
+    </w:p>
+    <w:tbl>
+      <w:tblPr>
+        <w:tblStyle w:val="TableGrid"/>
+        <w:tblW w:type="auto" w:w="0"/>
+        <w:tblLook w:firstColumn="1" w:firstRow="1" w:lastColumn="0" w:lastRow="0" w:noHBand="0" w:noVBand="1" w:val="04A0"/>
+      </w:tblPr>
+      <w:tblGrid>
+        <w:gridCol w:w="2381"/>
+        <w:gridCol w:w="6803"/>
+      </w:tblGrid>
+      <w:tr>
+        <w:tc>
+          <w:tcPr>
+            <w:tcW w:type="dxa" w:w="4873"/>
+          </w:tcPr>
+          <w:p>
+            <w:r>
+              <w:rPr>
+                <w:b/>
+                <w:sz w:val="18"/>
+              </w:rPr>
+              <w:t>Article — Interdiction du harcèlement moral</w:t>
+            </w:r>
+          </w:p>
+        </w:tc>
+        <w:tc>
+          <w:tcPr>
+            <w:tcW w:type="dxa" w:w="4873"/>
+          </w:tcPr>
+          <w:p>
+            <w:r>
+              <w:rPr>
+                <w:b w:val="0"/>
+                <w:sz w:val="18"/>
+              </w:rPr>
+              <w:t>Aucun salarié ne doit subir les agissements répétés de harcèlement moral qui ont pour objet ou pour effet une dégradation de ses conditions de travail susceptible de porter atteinte à ses droits et à sa dignité, d’altérer sa santé physique ou mentale ou de compromettre son avenir professionnel. Cette interdiction s’applique à tous, sans considération de niveau hiérarchique, et quelle que soit l’intention de son auteur. Elle s’applique également aux agissements commis à l’égard d’un salarié par une personne extérieure à l’entreprise intervenant sur les lieux de travail.</w:t>
+            </w:r>
+          </w:p>
+        </w:tc>
+      </w:tr>
+      <w:tr>
+        <w:tc>
+          <w:tcPr>
+            <w:tcW w:type="dxa" w:w="4873"/>
+          </w:tcPr>
+          <w:p>
+            <w:r>
+              <w:rPr>
+                <w:b/>
+                <w:sz w:val="18"/>
+              </w:rPr>
+              <w:t>Article — Harcèlement sexuel et agissements sexistes</w:t>
+            </w:r>
+          </w:p>
+        </w:tc>
+        <w:tc>
+          <w:tcPr>
+            <w:tcW w:type="dxa" w:w="4873"/>
+          </w:tcPr>
+          <w:p>
+            <w:r>
+              <w:rPr>
+                <w:b w:val="0"/>
+                <w:sz w:val="18"/>
+              </w:rPr>
+              <w:t>Sont interdits les propos ou comportements à connotation sexuelle ou sexiste répétés qui portent atteinte à la dignité d’une personne en raison de leur caractère dégradant ou humiliant, ou créent à son encontre une situation intimidante, hostile ou offensante, ainsi que toute forme de pression grave, même non répétée, exercée dans le but réel ou apparent d’obtenir un acte de nature sexuelle. Est également interdit tout agissement sexiste, c’est-à-dire tout agissement lié au sexe d’une personne ayant pour objet ou pour effet de porter atteinte à sa dignité ou de créer un environnement intimidant, hostile, dégradant, humiliant ou offensant.</w:t>
+            </w:r>
+          </w:p>
+        </w:tc>
+      </w:tr>
+      <w:tr>
+        <w:tc>
+          <w:tcPr>
+            <w:tcW w:type="dxa" w:w="4873"/>
+          </w:tcPr>
+          <w:p>
+            <w:r>
+              <w:rPr>
+                <w:b/>
+                <w:sz w:val="18"/>
+              </w:rPr>
+              <w:t>Article — Signalement</w:t>
+            </w:r>
+          </w:p>
+        </w:tc>
+        <w:tc>
+          <w:tcPr>
+            <w:tcW w:type="dxa" w:w="4873"/>
+          </w:tcPr>
+          <w:p>
+            <w:r>
+              <w:rPr>
+                <w:b w:val="0"/>
+                <w:sz w:val="18"/>
+              </w:rPr>
+              <w:t>Tout salarié qui s’estime victime ou témoin de tels agissements peut saisir, à son choix et sans avoir à justifier de sa démarche : son supérieur hiérarchique, la direction des ressources humaines, le référent désigné par l’employeur, le référent désigné par le comité social et économique, tout élu du comité, le service de prévention et de santé au travail, ou l’inspection du travail. Le salarié n’est pas tenu de saisir sa hiérarchie directe. Il n’est pas tenu d’employer le mot « harcèlement » : la description des faits suffit.</w:t>
+            </w:r>
+          </w:p>
+        </w:tc>
+      </w:tr>
+      <w:tr>
+        <w:tc>
+          <w:tcPr>
+            <w:tcW w:type="dxa" w:w="4873"/>
+          </w:tcPr>
+          <w:p>
+            <w:r>
+              <w:rPr>
+                <w:b/>
+                <w:sz w:val="18"/>
+              </w:rPr>
+              <w:t>Article — Protection du salarié qui signale ou témoigne</w:t>
+            </w:r>
+          </w:p>
+        </w:tc>
+        <w:tc>
+          <w:tcPr>
+            <w:tcW w:type="dxa" w:w="4873"/>
+          </w:tcPr>
+          <w:p>
+            <w:r>
+              <w:rPr>
+                <w:b w:val="0"/>
+                <w:sz w:val="18"/>
+              </w:rPr>
+              <w:t>Aucun salarié, aucune personne en formation ou en stage, aucun candidat à un recrutement ne peut être sanctionné, licencié ou faire l’objet d’une mesure discriminatoire, directe ou indirecte, pour avoir subi ou refusé de subir de tels agissements, pour les avoir relatés ou pour en avoir témoigné. Cette protection s’applique dès lors que le salarié est de bonne foi. Toute mesure prise en méconnaissance du présent article est nulle.</w:t>
+            </w:r>
+          </w:p>
+        </w:tc>
+      </w:tr>
+      <w:tr>
+        <w:tc>
+          <w:tcPr>
+            <w:tcW w:type="dxa" w:w="4873"/>
+          </w:tcPr>
+          <w:p>
+            <w:r>
+              <w:rPr>
+                <w:b/>
+                <w:sz w:val="18"/>
+              </w:rPr>
+              <w:t>Article — Échelle des sanctions</w:t>
+            </w:r>
+          </w:p>
+        </w:tc>
+        <w:tc>
+          <w:tcPr>
+            <w:tcW w:type="dxa" w:w="4873"/>
+          </w:tcPr>
+          <w:p>
+            <w:r>
+              <w:rPr>
+                <w:b w:val="0"/>
+                <w:sz w:val="18"/>
+              </w:rPr>
+              <w:t>Par ordre de gravité croissante : avertissement écrit ; blâme ; mise à pied disciplinaire de un à [n] jours, sans rémunération ; mutation disciplinaire ; rétrogradation ; licenciement pour cause réelle et sérieuse ; licenciement pour faute grave ; licenciement pour faute lourde. Les faits de harcèlement moral, de harcèlement sexuel et les agissements sexistes constituent une faute pouvant justifier une sanction pouvant aller jusqu’au licenciement pour faute grave, indépendamment des poursuites pénales encourues.</w:t>
+            </w:r>
+          </w:p>
+        </w:tc>
+      </w:tr>
+      <w:tr>
+        <w:tc>
+          <w:tcPr>
+            <w:tcW w:type="dxa" w:w="4873"/>
+          </w:tcPr>
+          <w:p>
+            <w:r>
+              <w:rPr>
+                <w:b/>
+                <w:sz w:val="18"/>
+              </w:rPr>
+              <w:t>Article — Procédure disciplinaire</w:t>
+            </w:r>
+          </w:p>
+        </w:tc>
+        <w:tc>
+          <w:tcPr>
+            <w:tcW w:type="dxa" w:w="4873"/>
+          </w:tcPr>
+          <w:p>
+            <w:r>
+              <w:rPr>
+                <w:b w:val="0"/>
+                <w:sz w:val="18"/>
+              </w:rPr>
+              <w:t>Rappel des articles L.1332-1 et suivants : convocation écrite à un entretien préalable, assistance possible, délai de notification, prescription des faits fautifs au-delà de deux mois. Pour un salarié protégé, autorisation préalable de l’inspection du travail.</w:t>
+            </w:r>
+          </w:p>
+        </w:tc>
+      </w:tr>
+    </w:tbl>
+    <w:p>
+      <w:pPr>
+        <w:spacing w:before="240" w:after="80"/>
+      </w:pPr>
+      <w:r>
+        <w:rPr>
+          <w:b/>
+          <w:i w:val="0"/>
+          <w:color w:val="1F3B57"/>
+          <w:sz w:val="25"/>
+        </w:rPr>
+        <w:t>Ce que le règlement intérieur ne doit PAS contenir</w:t>
       </w:r>
     </w:p>
     <w:p>
@@ -2443,7 +4188,7 @@
         <w:rPr>
           <w:sz w:val="20"/>
         </w:rPr>
-        <w:t>Règlement intérieur à jour</w:t>
+        <w:t>Une clause imposant de passer d’abord par la hiérarchie directe — c’est souvent la personne mise en cause.</w:t>
       </w:r>
     </w:p>
     <w:p>
@@ -2455,7 +4200,7 @@
         <w:rPr>
           <w:sz w:val="20"/>
         </w:rPr>
-        <w:t>Avis du comité</w:t>
+        <w:t>Une clause exigeant que le signalement soit écrit, motivé ou accompagné de preuves. Le salarié n’a pas à prouver : il présente des éléments de fait (L.1154-1).</w:t>
       </w:r>
     </w:p>
     <w:p>
@@ -2467,7 +4212,7 @@
         <w:rPr>
           <w:sz w:val="20"/>
         </w:rPr>
-        <w:t>Récépissé de dépôt au greffe</w:t>
+        <w:t>Une menace de sanction contre le salarié dont la dénonciation ne serait pas « confirmée ». Seule la mauvaise foi — la connaissance de la fausseté des faits — peut être sanctionnée, et elle ne se présume pas.</w:t>
       </w:r>
     </w:p>
     <w:p>
@@ -2479,7 +4224,145 @@
         <w:rPr>
           <w:sz w:val="20"/>
         </w:rPr>
-        <w:t>Preuve de transmission à l’inspection du travail</w:t>
+        <w:t>Une clause de confidentialité interdisant au salarié de parler des faits à l’extérieur : elle est inopposable et se retourne contre l’employeur.</w:t>
+      </w:r>
+    </w:p>
+    <w:p>
+      <w:pPr>
+        <w:pStyle w:val="ListBullet"/>
+        <w:spacing w:after="40"/>
+      </w:pPr>
+      <w:r>
+        <w:rPr>
+          <w:sz w:val="20"/>
+        </w:rPr>
+        <w:t>Un délai de forclusion pour signaler.</w:t>
+      </w:r>
+    </w:p>
+    <w:p>
+      <w:pPr>
+        <w:spacing w:before="240" w:after="80"/>
+      </w:pPr>
+      <w:r>
+        <w:rPr>
+          <w:b/>
+          <w:i w:val="0"/>
+          <w:color w:val="1F3B57"/>
+          <w:sz w:val="25"/>
+        </w:rPr>
+        <w:t>La procédure, dans l’ordre</w:t>
+      </w:r>
+    </w:p>
+    <w:p>
+      <w:pPr>
+        <w:spacing w:before="0" w:after="100"/>
+      </w:pPr>
+      <w:r>
+        <w:rPr>
+          <w:b w:val="0"/>
+          <w:i w:val="0"/>
+          <w:sz w:val="21"/>
+        </w:rPr>
+        <w:t>Consultation du comité social et économique ; transmission à l’inspection du travail en deux exemplaires, accompagnée de l’avis du comité ; dépôt au greffe du conseil de prud’hommes du ressort ; affichage sur les lieux de travail et à la porte des locaux d’embauche ; entrée en vigueur un mois après l’accomplissement des formalités de dépôt et de publicité (article L.1321-4). Une clause appliquée avant ce délai est inopposable.</w:t>
+      </w:r>
+    </w:p>
+    <w:p>
+      <w:pPr>
+        <w:spacing w:before="120" w:after="100"/>
+      </w:pPr>
+      <w:r>
+        <w:rPr>
+          <w:b/>
+          <w:i w:val="0"/>
+          <w:sz w:val="21"/>
+        </w:rPr>
+        <w:t>Et la mise en garde qui commande tout le dossier : une procédure d’alerte inscrite au règlement intérieur, même mise en œuvre par la victime, NE SUFFIT PAS à démontrer que toutes les mesures de prévention ont été prises (Cass. soc., 1er juin 2016, n° 14-19.702). Cette action est nécessaire ; elle n’est jamais suffisante. C’est la raison d’être des onze autres.</w:t>
+      </w:r>
+    </w:p>
+    <w:p>
+      <w:pPr>
+        <w:spacing w:before="240" w:after="80"/>
+      </w:pPr>
+      <w:r>
+        <w:rPr>
+          <w:b/>
+          <w:i w:val="0"/>
+          <w:color w:val="1F3B57"/>
+          <w:sz w:val="25"/>
+        </w:rPr>
+        <w:t>Ce que l’action produit — les pièces à conserver</w:t>
+      </w:r>
+    </w:p>
+    <w:p>
+      <w:pPr>
+        <w:pStyle w:val="ListBullet"/>
+        <w:spacing w:after="40"/>
+      </w:pPr>
+      <w:r>
+        <w:rPr>
+          <w:sz w:val="20"/>
+        </w:rPr>
+        <w:t>Règlement intérieur à jour, daté, avec le numéro de version</w:t>
+      </w:r>
+    </w:p>
+    <w:p>
+      <w:pPr>
+        <w:pStyle w:val="ListBullet"/>
+        <w:spacing w:after="40"/>
+      </w:pPr>
+      <w:r>
+        <w:rPr>
+          <w:sz w:val="20"/>
+        </w:rPr>
+        <w:t>Procès-verbal de consultation du comité, ou avis écrit</w:t>
+      </w:r>
+    </w:p>
+    <w:p>
+      <w:pPr>
+        <w:pStyle w:val="ListBullet"/>
+        <w:spacing w:after="40"/>
+      </w:pPr>
+      <w:r>
+        <w:rPr>
+          <w:sz w:val="20"/>
+        </w:rPr>
+        <w:t>Récépissé de dépôt au greffe du conseil de prud’hommes</w:t>
+      </w:r>
+    </w:p>
+    <w:p>
+      <w:pPr>
+        <w:pStyle w:val="ListBullet"/>
+        <w:spacing w:after="40"/>
+      </w:pPr>
+      <w:r>
+        <w:rPr>
+          <w:sz w:val="20"/>
+        </w:rPr>
+        <w:t>Preuve de transmission à l’inspection du travail, avec l’avis du comité</w:t>
+      </w:r>
+    </w:p>
+    <w:p>
+      <w:pPr>
+        <w:pStyle w:val="ListBullet"/>
+        <w:spacing w:after="40"/>
+      </w:pPr>
+      <w:r>
+        <w:rPr>
+          <w:sz w:val="20"/>
+        </w:rPr>
+        <w:t>Preuve d’affichage — photographie datée</w:t>
+      </w:r>
+    </w:p>
+    <w:p>
+      <w:pPr>
+        <w:pStyle w:val="ListBullet"/>
+        <w:spacing w:after="40"/>
+      </w:pPr>
+      <w:r>
+        <w:rPr>
+          <w:sz w:val="20"/>
+        </w:rPr>
+        <w:t>Note interne indiquant la date d’entrée en vigueur</w:t>
       </w:r>
     </w:p>
     <w:p>
@@ -2511,7 +4394,7 @@
     </w:p>
     <w:p>
       <w:pPr>
-        <w:spacing w:before="0" w:after="160"/>
+        <w:spacing w:before="0" w:after="60"/>
       </w:pPr>
       <w:r>
         <w:rPr>
@@ -2520,7 +4403,21 @@
           <w:color w:val="A0842E"/>
           <w:sz w:val="20"/>
         </w:rPr>
-        <w:t>Article L.2314-1, dernier alinéa</w:t>
+        <w:t>Article L.2314-1, dernier alinéa — formation : article L.2315-18</w:t>
+      </w:r>
+    </w:p>
+    <w:p>
+      <w:pPr>
+        <w:spacing w:before="0" w:after="160"/>
+      </w:pPr>
+      <w:r>
+        <w:rPr>
+          <w:b/>
+          <w:i w:val="0"/>
+          <w:color w:val="1F3B57"/>
+          <w:sz w:val="20"/>
+        </w:rPr>
+        <w:t>Met en œuvre : L.4121-2, 7° — planifier la prévention en y intégrant les relations sociales.</w:t>
       </w:r>
     </w:p>
     <w:p>
@@ -2533,46 +4430,7 @@
           <w:i w:val="0"/>
           <w:sz w:val="21"/>
         </w:rPr>
-        <w:t>Le comité désigne parmi ses membres — titulaires ou suppléants — un référent en matière de lutte contre le harcèlement sexuel et les agissements sexistes. Obligatoire dans toute entreprise dotée d’un comité, quelle que soit sa taille.</w:t>
-      </w:r>
-    </w:p>
-    <w:p>
-      <w:pPr>
-        <w:spacing w:before="0" w:after="100"/>
-      </w:pPr>
-      <w:r>
-        <w:rPr>
-          <w:b w:val="0"/>
-          <w:i w:val="0"/>
-          <w:sz w:val="21"/>
-        </w:rPr>
-        <w:t>La désignation prend la forme d’une résolution adoptée à la majorité des membres présents, pour la durée du mandat.</w:t>
-      </w:r>
-    </w:p>
-    <w:p>
-      <w:pPr>
-        <w:spacing w:before="0" w:after="100"/>
-      </w:pPr>
-      <w:r>
-        <w:rPr>
-          <w:b w:val="0"/>
-          <w:i w:val="0"/>
-          <w:sz w:val="21"/>
-        </w:rPr>
-        <w:t>Ses moyens : le temps nécessaire sur le crédit d’heures, une formation, la possibilité d’être reçu par la direction. Un référent désigné sans moyens est une désignation de façade.</w:t>
-      </w:r>
-    </w:p>
-    <w:p>
-      <w:pPr>
-        <w:spacing w:before="0" w:after="100"/>
-      </w:pPr>
-      <w:r>
-        <w:rPr>
-          <w:b w:val="0"/>
-          <w:i w:val="0"/>
-          <w:sz w:val="21"/>
-        </w:rPr>
-        <w:t>Son nom et son contact figurent sur l’affichage et dans le livret d’accueil.</w:t>
+        <w:t>C’est la seule des douze actions que l’employeur ne peut pas exécuter lui-même : la désignation appartient au comité. Mais l’absence de référent lui est opposée. Il doit donc la provoquer, et garder la trace de l’avoir provoquée.</w:t>
       </w:r>
     </w:p>
     <w:p>
@@ -2586,7 +4444,382 @@
           <w:color w:val="1F3B57"/>
           <w:sz w:val="25"/>
         </w:rPr>
-        <w:t>Ce que l’action produit — les pièces à conserver</w:t>
+        <w:t>Ce que le code exige — et ce qu’il n’exige pas</w:t>
+      </w:r>
+    </w:p>
+    <w:p>
+      <w:pPr>
+        <w:spacing w:before="0" w:after="100"/>
+      </w:pPr>
+      <w:r>
+        <w:rPr>
+          <w:b w:val="0"/>
+          <w:i w:val="0"/>
+          <w:sz w:val="21"/>
+        </w:rPr>
+        <w:t>Le comité social et économique désigne parmi ses membres, sous la forme d’une résolution adoptée à la majorité des membres présents, un référent en matière de lutte contre le harcèlement sexuel et les agissements sexistes. La désignation vaut pour la durée du mandat.</w:t>
+      </w:r>
+    </w:p>
+    <w:p>
+      <w:pPr>
+        <w:spacing w:before="0" w:after="100"/>
+      </w:pPr>
+      <w:r>
+        <w:rPr>
+          <w:b w:val="0"/>
+          <w:i w:val="0"/>
+          <w:sz w:val="21"/>
+        </w:rPr>
+        <w:t>Obligatoire dans toute entreprise dotée d’un comité, quelle que soit sa taille — y compris à onze salariés. Le référent peut être un titulaire ou un suppléant.</w:t>
+      </w:r>
+    </w:p>
+    <w:p>
+      <w:pPr>
+        <w:spacing w:before="0" w:after="100"/>
+      </w:pPr>
+      <w:r>
+        <w:rPr>
+          <w:b/>
+          <w:i w:val="0"/>
+          <w:sz w:val="21"/>
+        </w:rPr>
+        <w:t>Ce que le code ne prévoit pas : aucun crédit d’heures propre, aucun moyen dédié. C’est le trou du dispositif. Un référent sans heures et sans formation est une désignation de façade, et elle se voit. Les moyens se donnent donc par accord, par une décision unilatérale écrite, ou dans le règlement intérieur du comité.</w:t>
+      </w:r>
+    </w:p>
+    <w:p>
+      <w:pPr>
+        <w:spacing w:before="0" w:after="100"/>
+      </w:pPr>
+      <w:r>
+        <w:rPr>
+          <w:b w:val="0"/>
+          <w:i w:val="0"/>
+          <w:sz w:val="21"/>
+        </w:rPr>
+        <w:t>La formation, en revanche, existe : la formation en santé, sécurité et conditions de travail de l’article L.2315-18 bénéficie aux membres du comité, et son financement est à la charge de l’employeur.</w:t>
+      </w:r>
+    </w:p>
+    <w:p>
+      <w:pPr>
+        <w:spacing w:before="280" w:after="80"/>
+      </w:pPr>
+      <w:r>
+        <w:rPr>
+          <w:b/>
+          <w:i w:val="0"/>
+          <w:color w:val="1F3B57"/>
+          <w:sz w:val="25"/>
+        </w:rPr>
+        <w:t>Extrait de procès-verbal de désignation — exemple rédigé</w:t>
+      </w:r>
+    </w:p>
+    <w:p>
+      <w:pPr>
+        <w:spacing w:before="0" w:after="120"/>
+      </w:pPr>
+      <w:r>
+        <w:rPr>
+          <w:b w:val="0"/>
+          <w:i/>
+          <w:color w:val="B23B3B"/>
+          <w:sz w:val="19"/>
+        </w:rPr>
+        <w:t>Exemple pédagogique. Les moyens indiqués ne sont pas imposés par le code : ils relèvent de la négociation ou d’un engagement unilatéral. Les inscrire au procès-verbal les rend opposables.</w:t>
+      </w:r>
+    </w:p>
+    <w:tbl>
+      <w:tblPr>
+        <w:tblStyle w:val="TableGrid"/>
+        <w:tblW w:type="auto" w:w="0"/>
+        <w:tblLook w:firstColumn="1" w:firstRow="1" w:lastColumn="0" w:lastRow="0" w:noHBand="0" w:noVBand="1" w:val="04A0"/>
+      </w:tblPr>
+      <w:tblGrid>
+        <w:gridCol w:w="2381"/>
+        <w:gridCol w:w="6803"/>
+      </w:tblGrid>
+      <w:tr>
+        <w:tc>
+          <w:tcPr>
+            <w:tcW w:type="dxa" w:w="4873"/>
+          </w:tcPr>
+          <w:p>
+            <w:r>
+              <w:rPr>
+                <w:b/>
+                <w:sz w:val="18"/>
+              </w:rPr>
+              <w:t>En-tête</w:t>
+            </w:r>
+          </w:p>
+        </w:tc>
+        <w:tc>
+          <w:tcPr>
+            <w:tcW w:type="dxa" w:w="4873"/>
+          </w:tcPr>
+          <w:p>
+            <w:r>
+              <w:rPr>
+                <w:b w:val="0"/>
+                <w:sz w:val="18"/>
+              </w:rPr>
+              <w:t>Comité social et économique de [société] — Réunion ordinaire du [date] — Procès-verbal, extrait — Résolution n° [ ].</w:t>
+            </w:r>
+          </w:p>
+        </w:tc>
+      </w:tr>
+      <w:tr>
+        <w:tc>
+          <w:tcPr>
+            <w:tcW w:type="dxa" w:w="4873"/>
+          </w:tcPr>
+          <w:p>
+            <w:r>
+              <w:rPr>
+                <w:b/>
+                <w:sz w:val="18"/>
+              </w:rPr>
+              <w:t>Membres présents</w:t>
+            </w:r>
+          </w:p>
+        </w:tc>
+        <w:tc>
+          <w:tcPr>
+            <w:tcW w:type="dxa" w:w="4873"/>
+          </w:tcPr>
+          <w:p>
+            <w:r>
+              <w:rPr>
+                <w:b w:val="0"/>
+                <w:sz w:val="18"/>
+              </w:rPr>
+              <w:t>[Liste nominative des titulaires et suppléants présents, avec le nombre de membres ayant voix délibérative.]</w:t>
+            </w:r>
+          </w:p>
+        </w:tc>
+      </w:tr>
+      <w:tr>
+        <w:tc>
+          <w:tcPr>
+            <w:tcW w:type="dxa" w:w="4873"/>
+          </w:tcPr>
+          <w:p>
+            <w:r>
+              <w:rPr>
+                <w:b/>
+                <w:sz w:val="18"/>
+              </w:rPr>
+              <w:t>Rappel du texte</w:t>
+            </w:r>
+          </w:p>
+        </w:tc>
+        <w:tc>
+          <w:tcPr>
+            <w:tcW w:type="dxa" w:w="4873"/>
+          </w:tcPr>
+          <w:p>
+            <w:r>
+              <w:rPr>
+                <w:b w:val="0"/>
+                <w:sz w:val="18"/>
+              </w:rPr>
+              <w:t>Vu l’article L.2314-1, dernier alinéa, du code du travail, aux termes duquel un référent en matière de lutte contre le harcèlement sexuel et les agissements sexistes est désigné par le comité social et économique parmi ses membres, sous la forme d’une résolution adoptée à la majorité des membres présents, pour une durée qui prend fin avec celle du mandat des membres élus du comité.</w:t>
+            </w:r>
+          </w:p>
+        </w:tc>
+      </w:tr>
+      <w:tr>
+        <w:tc>
+          <w:tcPr>
+            <w:tcW w:type="dxa" w:w="4873"/>
+          </w:tcPr>
+          <w:p>
+            <w:r>
+              <w:rPr>
+                <w:b/>
+                <w:sz w:val="18"/>
+              </w:rPr>
+              <w:t>Candidature</w:t>
+            </w:r>
+          </w:p>
+        </w:tc>
+        <w:tc>
+          <w:tcPr>
+            <w:tcW w:type="dxa" w:w="4873"/>
+          </w:tcPr>
+          <w:p>
+            <w:r>
+              <w:rPr>
+                <w:b w:val="0"/>
+                <w:sz w:val="18"/>
+              </w:rPr>
+              <w:t>[Nom, prénom], [titulaire / suppléant], collège [ ], établissement [ ], fait acte de candidature.</w:t>
+            </w:r>
+          </w:p>
+        </w:tc>
+      </w:tr>
+      <w:tr>
+        <w:tc>
+          <w:tcPr>
+            <w:tcW w:type="dxa" w:w="4873"/>
+          </w:tcPr>
+          <w:p>
+            <w:r>
+              <w:rPr>
+                <w:b/>
+                <w:sz w:val="18"/>
+              </w:rPr>
+              <w:t>Vote</w:t>
+            </w:r>
+          </w:p>
+        </w:tc>
+        <w:tc>
+          <w:tcPr>
+            <w:tcW w:type="dxa" w:w="4873"/>
+          </w:tcPr>
+          <w:p>
+            <w:r>
+              <w:rPr>
+                <w:b w:val="0"/>
+                <w:sz w:val="18"/>
+              </w:rPr>
+              <w:t>Nombre de membres présents ayant voix délibérative : [n]. Pour : [n]. Contre : [n]. Abstentions : [n]. La résolution est adoptée à la majorité des membres présents.</w:t>
+            </w:r>
+          </w:p>
+        </w:tc>
+      </w:tr>
+      <w:tr>
+        <w:tc>
+          <w:tcPr>
+            <w:tcW w:type="dxa" w:w="4873"/>
+          </w:tcPr>
+          <w:p>
+            <w:r>
+              <w:rPr>
+                <w:b/>
+                <w:sz w:val="18"/>
+              </w:rPr>
+              <w:t>Décision</w:t>
+            </w:r>
+          </w:p>
+        </w:tc>
+        <w:tc>
+          <w:tcPr>
+            <w:tcW w:type="dxa" w:w="4873"/>
+          </w:tcPr>
+          <w:p>
+            <w:r>
+              <w:rPr>
+                <w:b w:val="0"/>
+                <w:sz w:val="18"/>
+              </w:rPr>
+              <w:t>[Nom, prénom] est désigné(e) référent(e) en matière de lutte contre le harcèlement sexuel et les agissements sexistes, pour la durée du mandat en cours, soit jusqu’au [date].</w:t>
+            </w:r>
+          </w:p>
+        </w:tc>
+      </w:tr>
+      <w:tr>
+        <w:tc>
+          <w:tcPr>
+            <w:tcW w:type="dxa" w:w="4873"/>
+          </w:tcPr>
+          <w:p>
+            <w:r>
+              <w:rPr>
+                <w:b/>
+                <w:sz w:val="18"/>
+              </w:rPr>
+              <w:t>Moyens actés</w:t>
+            </w:r>
+          </w:p>
+        </w:tc>
+        <w:tc>
+          <w:tcPr>
+            <w:tcW w:type="dxa" w:w="4873"/>
+          </w:tcPr>
+          <w:p>
+            <w:r>
+              <w:rPr>
+                <w:b w:val="0"/>
+                <w:sz w:val="18"/>
+              </w:rPr>
+              <w:t>[n] heures par mois s’ajoutant au crédit d’heures, prises sur le temps de travail et payées comme temps de travail effectif. Accès à un local permettant un entretien confidentiel. Formation prise en charge par l’employeur, à suivre avant le [date]. Faculté de demander à être reçu(e) par la direction sous [n] jours.</w:t>
+            </w:r>
+          </w:p>
+        </w:tc>
+      </w:tr>
+      <w:tr>
+        <w:tc>
+          <w:tcPr>
+            <w:tcW w:type="dxa" w:w="4873"/>
+          </w:tcPr>
+          <w:p>
+            <w:r>
+              <w:rPr>
+                <w:b/>
+                <w:sz w:val="18"/>
+              </w:rPr>
+              <w:t>Publicité</w:t>
+            </w:r>
+          </w:p>
+        </w:tc>
+        <w:tc>
+          <w:tcPr>
+            <w:tcW w:type="dxa" w:w="4873"/>
+          </w:tcPr>
+          <w:p>
+            <w:r>
+              <w:rPr>
+                <w:b w:val="0"/>
+                <w:sz w:val="18"/>
+              </w:rPr>
+              <w:t>Le nom, la fonction, le courriel et le téléphone du référent sont portés sur l’affichage de l’action 2, dans le livret d’accueil de l’action 10 et sur l’intranet, dans les [n] jours.</w:t>
+            </w:r>
+          </w:p>
+        </w:tc>
+      </w:tr>
+      <w:tr>
+        <w:tc>
+          <w:tcPr>
+            <w:tcW w:type="dxa" w:w="4873"/>
+          </w:tcPr>
+          <w:p>
+            <w:r>
+              <w:rPr>
+                <w:b/>
+                <w:sz w:val="18"/>
+              </w:rPr>
+              <w:t>Signatures</w:t>
+            </w:r>
+          </w:p>
+        </w:tc>
+        <w:tc>
+          <w:tcPr>
+            <w:tcW w:type="dxa" w:w="4873"/>
+          </w:tcPr>
+          <w:p>
+            <w:r>
+              <w:rPr>
+                <w:b w:val="0"/>
+                <w:sz w:val="18"/>
+              </w:rPr>
+              <w:t>Le secrétaire du comité — Le président du comité — Date.</w:t>
+            </w:r>
+          </w:p>
+        </w:tc>
+      </w:tr>
+    </w:tbl>
+    <w:p>
+      <w:pPr>
+        <w:spacing w:before="240" w:after="80"/>
+      </w:pPr>
+      <w:r>
+        <w:rPr>
+          <w:b/>
+          <w:i w:val="0"/>
+          <w:color w:val="1F3B57"/>
+          <w:sz w:val="25"/>
+        </w:rPr>
+        <w:t>Les erreurs qui annulent l’action</w:t>
       </w:r>
     </w:p>
     <w:p>
@@ -2598,7 +4831,7 @@
         <w:rPr>
           <w:sz w:val="20"/>
         </w:rPr>
-        <w:t>Extrait du procès-verbal de désignation</w:t>
+        <w:t>Aucun référent désigné parce que « personne ne s’est proposé » — c’est à l’employeur de porter le point à l’ordre du jour, et de le refaire porter.</w:t>
       </w:r>
     </w:p>
     <w:p>
@@ -2610,7 +4843,7 @@
         <w:rPr>
           <w:sz w:val="20"/>
         </w:rPr>
-        <w:t>Note diffusée avec le nom et le contact</w:t>
+        <w:t>Un référent désigné par l’employeur au lieu du comité : la désignation est irrégulière.</w:t>
       </w:r>
     </w:p>
     <w:p>
@@ -2622,7 +4855,105 @@
         <w:rPr>
           <w:sz w:val="20"/>
         </w:rPr>
+        <w:t>Une désignation sans résolution votée, mentionnée en simple « information diverse ».</w:t>
+      </w:r>
+    </w:p>
+    <w:p>
+      <w:pPr>
+        <w:pStyle w:val="ListBullet"/>
+        <w:spacing w:after="40"/>
+      </w:pPr>
+      <w:r>
+        <w:rPr>
+          <w:sz w:val="20"/>
+        </w:rPr>
+        <w:t>Un référent jamais formé, jamais reçu, dont personne dans l’entreprise ne connaît le nom.</w:t>
+      </w:r>
+    </w:p>
+    <w:p>
+      <w:pPr>
+        <w:pStyle w:val="ListBullet"/>
+        <w:spacing w:after="40"/>
+      </w:pPr>
+      <w:r>
+        <w:rPr>
+          <w:sz w:val="20"/>
+        </w:rPr>
+        <w:t>Un référent qui quitte l’entreprise ou perd son mandat sans être remplacé.</w:t>
+      </w:r>
+    </w:p>
+    <w:p>
+      <w:pPr>
+        <w:spacing w:before="240" w:after="80"/>
+      </w:pPr>
+      <w:r>
+        <w:rPr>
+          <w:b/>
+          <w:i w:val="0"/>
+          <w:color w:val="1F3B57"/>
+          <w:sz w:val="25"/>
+        </w:rPr>
+        <w:t>Ce que l’action produit — les pièces à conserver</w:t>
+      </w:r>
+    </w:p>
+    <w:p>
+      <w:pPr>
+        <w:pStyle w:val="ListBullet"/>
+        <w:spacing w:after="40"/>
+      </w:pPr>
+      <w:r>
+        <w:rPr>
+          <w:sz w:val="20"/>
+        </w:rPr>
+        <w:t>Extrait du procès-verbal de désignation, avec le résultat du vote</w:t>
+      </w:r>
+    </w:p>
+    <w:p>
+      <w:pPr>
+        <w:pStyle w:val="ListBullet"/>
+        <w:spacing w:after="40"/>
+      </w:pPr>
+      <w:r>
+        <w:rPr>
+          <w:sz w:val="20"/>
+        </w:rPr>
+        <w:t>Ordre du jour de la réunion — preuve que le point a été porté</w:t>
+      </w:r>
+    </w:p>
+    <w:p>
+      <w:pPr>
+        <w:pStyle w:val="ListBullet"/>
+        <w:spacing w:after="40"/>
+      </w:pPr>
+      <w:r>
+        <w:rPr>
+          <w:sz w:val="20"/>
+        </w:rPr>
+        <w:t>Note diffusée avec le nom, la fonction et les coordonnées</w:t>
+      </w:r>
+    </w:p>
+    <w:p>
+      <w:pPr>
+        <w:pStyle w:val="ListBullet"/>
+        <w:spacing w:after="40"/>
+      </w:pPr>
+      <w:r>
+        <w:rPr>
+          <w:sz w:val="20"/>
+        </w:rPr>
         <w:t>Attestation de formation</w:t>
+      </w:r>
+    </w:p>
+    <w:p>
+      <w:pPr>
+        <w:pStyle w:val="ListBullet"/>
+        <w:spacing w:after="40"/>
+      </w:pPr>
+      <w:r>
+        <w:rPr>
+          <w:sz w:val="20"/>
+        </w:rPr>
+        <w:t>Trace des relances si le comité n’a pas désigné</w:t>
       </w:r>
     </w:p>
     <w:p>
@@ -2654,7 +4985,7 @@
     </w:p>
     <w:p>
       <w:pPr>
-        <w:spacing w:before="0" w:after="160"/>
+        <w:spacing w:before="0" w:after="60"/>
       </w:pPr>
       <w:r>
         <w:rPr>
@@ -2663,7 +4994,21 @@
           <w:color w:val="A0842E"/>
           <w:sz w:val="20"/>
         </w:rPr>
-        <w:t>Article L.1153-5-1 — entreprises d’au moins 250 salariés</w:t>
+        <w:t>Article L.1153-5-1 — entreprises d’au moins deux cent cinquante salariés</w:t>
+      </w:r>
+    </w:p>
+    <w:p>
+      <w:pPr>
+        <w:spacing w:before="0" w:after="160"/>
+      </w:pPr>
+      <w:r>
+        <w:rPr>
+          <w:b/>
+          <w:i w:val="0"/>
+          <w:color w:val="1F3B57"/>
+          <w:sz w:val="20"/>
+        </w:rPr>
+        <w:t>Met en œuvre : L.4121-2, 3° — combattre les risques à la source, en identifiant un point d’entrée qui reçoit tôt ; et 9° — donner les instructions appropriées.</w:t>
       </w:r>
     </w:p>
     <w:p>
@@ -2676,33 +5021,7 @@
           <w:i w:val="0"/>
           <w:sz w:val="21"/>
         </w:rPr>
-        <w:t>Une personne accessible, distincte de la ligne hiérarchique directe des équipes exposées, capable de garder une information confidentielle. Le directeur des ressources humaines n’est pas toujours le meilleur choix : il est aussi celui qui sanctionne.</w:t>
-      </w:r>
-    </w:p>
-    <w:p>
-      <w:pPr>
-        <w:spacing w:before="0" w:after="100"/>
-      </w:pPr>
-      <w:r>
-        <w:rPr>
-          <w:b w:val="0"/>
-          <w:i w:val="0"/>
-          <w:sz w:val="21"/>
-        </w:rPr>
-        <w:t>Lettre de mission écrite : périmètre, disponibilité, confidentialité, articulation avec le référent du comité, le service de santé au travail et la direction.</w:t>
-      </w:r>
-    </w:p>
-    <w:p>
-      <w:pPr>
-        <w:spacing w:before="0" w:after="100"/>
-      </w:pPr>
-      <w:r>
-        <w:rPr>
-          <w:b w:val="0"/>
-          <w:i w:val="0"/>
-          <w:sz w:val="21"/>
-        </w:rPr>
-        <w:t>Point annuel avec la direction sur les signalements reçus et les suites données.</w:t>
+        <w:t>Ce référent est celui de l’employeur, distinct de celui du comité. Les deux coexistent : ils ne se remplacent pas.</w:t>
       </w:r>
     </w:p>
     <w:p>
@@ -2716,7 +5035,60 @@
           <w:color w:val="1F3B57"/>
           <w:sz w:val="25"/>
         </w:rPr>
-        <w:t>Ce que l’action produit — les pièces à conserver</w:t>
+        <w:t>Ce que le code exige — et ce qu’il n’exige pas</w:t>
+      </w:r>
+    </w:p>
+    <w:p>
+      <w:pPr>
+        <w:spacing w:before="0" w:after="100"/>
+      </w:pPr>
+      <w:r>
+        <w:rPr>
+          <w:b w:val="0"/>
+          <w:i w:val="0"/>
+          <w:sz w:val="21"/>
+        </w:rPr>
+        <w:t>Dans toute entreprise employant au moins deux cent cinquante salariés est désigné un référent chargé d’orienter, d’informer et d’accompagner les salariés en matière de lutte contre le harcèlement sexuel et les agissements sexistes.</w:t>
+      </w:r>
+    </w:p>
+    <w:p>
+      <w:pPr>
+        <w:spacing w:before="0" w:after="100"/>
+      </w:pPr>
+      <w:r>
+        <w:rPr>
+          <w:b/>
+          <w:i w:val="0"/>
+          <w:sz w:val="21"/>
+        </w:rPr>
+        <w:t>Le texte ne vise que le harcèlement sexuel et les agissements sexistes. Étendre sa mission au harcèlement moral est un choix d’entreprise, pas une obligation — mais c’est le choix que nous recommandons, et il doit alors être écrit dans la lettre de mission. Un salarié ne fait pas le tri entre les qualifications avant de parler.</w:t>
+      </w:r>
+    </w:p>
+    <w:p>
+      <w:pPr>
+        <w:spacing w:before="0" w:after="100"/>
+      </w:pPr>
+      <w:r>
+        <w:rPr>
+          <w:b w:val="0"/>
+          <w:i w:val="0"/>
+          <w:sz w:val="21"/>
+        </w:rPr>
+        <w:t>Ce que le code ne dit pas : ni qui désigner, ni comment, ni avec quels moyens, ni pour combien de temps. Tout cela se décide et s’écrit.</w:t>
+      </w:r>
+    </w:p>
+    <w:p>
+      <w:pPr>
+        <w:spacing w:before="240" w:after="80"/>
+      </w:pPr>
+      <w:r>
+        <w:rPr>
+          <w:b/>
+          <w:i w:val="0"/>
+          <w:color w:val="1F3B57"/>
+          <w:sz w:val="25"/>
+        </w:rPr>
+        <w:t>Qui désigner</w:t>
       </w:r>
     </w:p>
     <w:p>
@@ -2728,7 +5100,7 @@
         <w:rPr>
           <w:sz w:val="20"/>
         </w:rPr>
-        <w:t>Note de désignation</w:t>
+        <w:t>Une personne accessible, dont le poste n’est pas dans la ligne hiérarchique directe des équipes les plus exposées.</w:t>
       </w:r>
     </w:p>
     <w:p>
@@ -2740,7 +5112,7 @@
         <w:rPr>
           <w:sz w:val="20"/>
         </w:rPr>
-        <w:t>Lettre de mission</w:t>
+        <w:t>Capable de tenir une information confidentielle, y compris vis-à-vis de sa propre hiérarchie.</w:t>
       </w:r>
     </w:p>
     <w:p>
@@ -2752,7 +5124,7 @@
         <w:rPr>
           <w:sz w:val="20"/>
         </w:rPr>
-        <w:t>Attestation de formation</w:t>
+        <w:t>Le directeur des ressources humaines n’est pas toujours le bon choix : il est aussi celui qui sanctionne, et le salarié le sait.</w:t>
       </w:r>
     </w:p>
     <w:p>
@@ -2764,7 +5136,506 @@
         <w:rPr>
           <w:sz w:val="20"/>
         </w:rPr>
-        <w:t>Compte rendu du point annuel</w:t>
+        <w:t>Dans une entreprise multisite, un référent par site ou un binôme : un référent unique à 900 kilomètres n’est pas accessible.</w:t>
+      </w:r>
+    </w:p>
+    <w:p>
+      <w:pPr>
+        <w:pStyle w:val="ListBullet"/>
+        <w:spacing w:after="40"/>
+      </w:pPr>
+      <w:r>
+        <w:rPr>
+          <w:sz w:val="20"/>
+        </w:rPr>
+        <w:t>Prévoir un suppléant — l’absence du référent ne suspend pas les délais.</w:t>
+      </w:r>
+    </w:p>
+    <w:p>
+      <w:pPr>
+        <w:spacing w:before="280" w:after="80"/>
+      </w:pPr>
+      <w:r>
+        <w:rPr>
+          <w:b/>
+          <w:i w:val="0"/>
+          <w:color w:val="1F3B57"/>
+          <w:sz w:val="25"/>
+        </w:rPr>
+        <w:t>Lettre de mission du référent — exemple rédigé</w:t>
+      </w:r>
+    </w:p>
+    <w:p>
+      <w:pPr>
+        <w:spacing w:before="0" w:after="120"/>
+      </w:pPr>
+      <w:r>
+        <w:rPr>
+          <w:b w:val="0"/>
+          <w:i/>
+          <w:color w:val="B23B3B"/>
+          <w:sz w:val="19"/>
+        </w:rPr>
+        <w:t>Exemple pédagogique. Les durées et volumes horaires sont des ordres de grandeur : ils doivent être calibrés sur votre effectif et votre nombre de sites.</w:t>
+      </w:r>
+    </w:p>
+    <w:tbl>
+      <w:tblPr>
+        <w:tblStyle w:val="TableGrid"/>
+        <w:tblW w:type="auto" w:w="0"/>
+        <w:tblLook w:firstColumn="1" w:firstRow="1" w:lastColumn="0" w:lastRow="0" w:noHBand="0" w:noVBand="1" w:val="04A0"/>
+      </w:tblPr>
+      <w:tblGrid>
+        <w:gridCol w:w="2381"/>
+        <w:gridCol w:w="6803"/>
+      </w:tblGrid>
+      <w:tr>
+        <w:tc>
+          <w:tcPr>
+            <w:tcW w:type="dxa" w:w="4873"/>
+          </w:tcPr>
+          <w:p>
+            <w:r>
+              <w:rPr>
+                <w:b/>
+                <w:sz w:val="18"/>
+              </w:rPr>
+              <w:t>Objet</w:t>
+            </w:r>
+          </w:p>
+        </w:tc>
+        <w:tc>
+          <w:tcPr>
+            <w:tcW w:type="dxa" w:w="4873"/>
+          </w:tcPr>
+          <w:p>
+            <w:r>
+              <w:rPr>
+                <w:b w:val="0"/>
+                <w:sz w:val="18"/>
+              </w:rPr>
+              <w:t>Désignation en qualité de référent en matière de lutte contre le harcèlement sexuel et les agissements sexistes — article L.1153-5-1 du code du travail.</w:t>
+            </w:r>
+          </w:p>
+        </w:tc>
+      </w:tr>
+      <w:tr>
+        <w:tc>
+          <w:tcPr>
+            <w:tcW w:type="dxa" w:w="4873"/>
+          </w:tcPr>
+          <w:p>
+            <w:r>
+              <w:rPr>
+                <w:b/>
+                <w:sz w:val="18"/>
+              </w:rPr>
+              <w:t>Périmètre</w:t>
+            </w:r>
+          </w:p>
+        </w:tc>
+        <w:tc>
+          <w:tcPr>
+            <w:tcW w:type="dxa" w:w="4873"/>
+          </w:tcPr>
+          <w:p>
+            <w:r>
+              <w:rPr>
+                <w:b w:val="0"/>
+                <w:sz w:val="18"/>
+              </w:rPr>
+              <w:t>Orienter, informer et accompagner les salariés. Par décision de l’entreprise, la mission est étendue au harcèlement moral. Elle couvre [périmètre : société, établissements, sites].</w:t>
+            </w:r>
+          </w:p>
+        </w:tc>
+      </w:tr>
+      <w:tr>
+        <w:tc>
+          <w:tcPr>
+            <w:tcW w:type="dxa" w:w="4873"/>
+          </w:tcPr>
+          <w:p>
+            <w:r>
+              <w:rPr>
+                <w:b/>
+                <w:sz w:val="18"/>
+              </w:rPr>
+              <w:t>Ce que le référent fait</w:t>
+            </w:r>
+          </w:p>
+        </w:tc>
+        <w:tc>
+          <w:tcPr>
+            <w:tcW w:type="dxa" w:w="4873"/>
+          </w:tcPr>
+          <w:p>
+            <w:r>
+              <w:rPr>
+                <w:b w:val="0"/>
+                <w:sz w:val="18"/>
+              </w:rPr>
+              <w:t>Recevoir tout salarié qui le demande, sous [n] jours ouvrés. Écouter, prendre des notes factuelles et datées, informer la personne de ses droits et de la procédure. Transmettre immédiatement à la direction lorsqu’un signalement est formé. Participer, le cas échéant, à la commission d’enquête.</w:t>
+            </w:r>
+          </w:p>
+        </w:tc>
+      </w:tr>
+      <w:tr>
+        <w:tc>
+          <w:tcPr>
+            <w:tcW w:type="dxa" w:w="4873"/>
+          </w:tcPr>
+          <w:p>
+            <w:r>
+              <w:rPr>
+                <w:b/>
+                <w:sz w:val="18"/>
+              </w:rPr>
+              <w:t>Ce que le référent ne fait pas</w:t>
+            </w:r>
+          </w:p>
+        </w:tc>
+        <w:tc>
+          <w:tcPr>
+            <w:tcW w:type="dxa" w:w="4873"/>
+          </w:tcPr>
+          <w:p>
+            <w:r>
+              <w:rPr>
+                <w:b w:val="0"/>
+                <w:sz w:val="18"/>
+              </w:rPr>
+              <w:t>Il ne qualifie pas juridiquement les faits. Il n’arbitre pas. Il ne décide d’aucune sanction. Il ne mène pas seul une enquête. Il ne promet jamais l’anonymat.</w:t>
+            </w:r>
+          </w:p>
+        </w:tc>
+      </w:tr>
+      <w:tr>
+        <w:tc>
+          <w:tcPr>
+            <w:tcW w:type="dxa" w:w="4873"/>
+          </w:tcPr>
+          <w:p>
+            <w:r>
+              <w:rPr>
+                <w:b/>
+                <w:sz w:val="18"/>
+              </w:rPr>
+              <w:t>Moyens</w:t>
+            </w:r>
+          </w:p>
+        </w:tc>
+        <w:tc>
+          <w:tcPr>
+            <w:tcW w:type="dxa" w:w="4873"/>
+          </w:tcPr>
+          <w:p>
+            <w:r>
+              <w:rPr>
+                <w:b w:val="0"/>
+                <w:sz w:val="18"/>
+              </w:rPr>
+              <w:t>[n] heures par mois identifiées dans sa charge de travail. Un local permettant un entretien confidentiel. Une ligne téléphonique et une adresse de courriel dédiées, à accès personnel. Formation de deux jours (action 8) avant le [date], puis actualisation tous les deux ans.</w:t>
+            </w:r>
+          </w:p>
+        </w:tc>
+      </w:tr>
+      <w:tr>
+        <w:tc>
+          <w:tcPr>
+            <w:tcW w:type="dxa" w:w="4873"/>
+          </w:tcPr>
+          <w:p>
+            <w:r>
+              <w:rPr>
+                <w:b/>
+                <w:sz w:val="18"/>
+              </w:rPr>
+              <w:t>Confidentialité</w:t>
+            </w:r>
+          </w:p>
+        </w:tc>
+        <w:tc>
+          <w:tcPr>
+            <w:tcW w:type="dxa" w:w="4873"/>
+          </w:tcPr>
+          <w:p>
+            <w:r>
+              <w:rPr>
+                <w:b w:val="0"/>
+                <w:sz w:val="18"/>
+              </w:rPr>
+              <w:t>Les notes et comptes rendus sont conservés sous clé ou dans un espace numérique à accès restreint et tracé, distinct des dossiers du personnel. Le référent est tenu à la discrétion, y compris envers sa hiérarchie, sous la seule réserve de l’obligation d’informer la direction de tout signalement.</w:t>
+            </w:r>
+          </w:p>
+        </w:tc>
+      </w:tr>
+      <w:tr>
+        <w:tc>
+          <w:tcPr>
+            <w:tcW w:type="dxa" w:w="4873"/>
+          </w:tcPr>
+          <w:p>
+            <w:r>
+              <w:rPr>
+                <w:b/>
+                <w:sz w:val="18"/>
+              </w:rPr>
+              <w:t>Articulation</w:t>
+            </w:r>
+          </w:p>
+        </w:tc>
+        <w:tc>
+          <w:tcPr>
+            <w:tcW w:type="dxa" w:w="4873"/>
+          </w:tcPr>
+          <w:p>
+            <w:r>
+              <w:rPr>
+                <w:b w:val="0"/>
+                <w:sz w:val="18"/>
+              </w:rPr>
+              <w:t>Avec le référent du comité : information réciproque des signalements, sans nom lorsque la personne s’y oppose. Avec le service de prévention et de santé au travail : saisine directe en cas d’urgence. Avec la direction : point mensuel, et alerte immédiate si la santé est en jeu.</w:t>
+            </w:r>
+          </w:p>
+        </w:tc>
+      </w:tr>
+      <w:tr>
+        <w:tc>
+          <w:tcPr>
+            <w:tcW w:type="dxa" w:w="4873"/>
+          </w:tcPr>
+          <w:p>
+            <w:r>
+              <w:rPr>
+                <w:b/>
+                <w:sz w:val="18"/>
+              </w:rPr>
+              <w:t>Protection</w:t>
+            </w:r>
+          </w:p>
+        </w:tc>
+        <w:tc>
+          <w:tcPr>
+            <w:tcW w:type="dxa" w:w="4873"/>
+          </w:tcPr>
+          <w:p>
+            <w:r>
+              <w:rPr>
+                <w:b w:val="0"/>
+                <w:sz w:val="18"/>
+              </w:rPr>
+              <w:t>L’exercice de cette mission ne peut donner lieu à aucune mesure défavorable. Elle est prise en compte dans l’évaluation annuelle et n’ouvre droit à aucune réduction d’objectifs implicite : les objectifs sont ajustés par écrit.</w:t>
+            </w:r>
+          </w:p>
+        </w:tc>
+      </w:tr>
+      <w:tr>
+        <w:tc>
+          <w:tcPr>
+            <w:tcW w:type="dxa" w:w="4873"/>
+          </w:tcPr>
+          <w:p>
+            <w:r>
+              <w:rPr>
+                <w:b/>
+                <w:sz w:val="18"/>
+              </w:rPr>
+              <w:t>Durée</w:t>
+            </w:r>
+          </w:p>
+        </w:tc>
+        <w:tc>
+          <w:tcPr>
+            <w:tcW w:type="dxa" w:w="4873"/>
+          </w:tcPr>
+          <w:p>
+            <w:r>
+              <w:rPr>
+                <w:b w:val="0"/>
+                <w:sz w:val="18"/>
+              </w:rPr>
+              <w:t>Deux ans, renouvelable. Fin de mission notifiée par écrit, avec désignation d’un successeur avant la date d’effet.</w:t>
+            </w:r>
+          </w:p>
+        </w:tc>
+      </w:tr>
+      <w:tr>
+        <w:tc>
+          <w:tcPr>
+            <w:tcW w:type="dxa" w:w="4873"/>
+          </w:tcPr>
+          <w:p>
+            <w:r>
+              <w:rPr>
+                <w:b/>
+                <w:sz w:val="18"/>
+              </w:rPr>
+              <w:t>Signatures</w:t>
+            </w:r>
+          </w:p>
+        </w:tc>
+        <w:tc>
+          <w:tcPr>
+            <w:tcW w:type="dxa" w:w="4873"/>
+          </w:tcPr>
+          <w:p>
+            <w:r>
+              <w:rPr>
+                <w:b w:val="0"/>
+                <w:sz w:val="18"/>
+              </w:rPr>
+              <w:t>L’employeur — Le référent, pour acceptation — Date.</w:t>
+            </w:r>
+          </w:p>
+        </w:tc>
+      </w:tr>
+    </w:tbl>
+    <w:p>
+      <w:pPr>
+        <w:spacing w:before="240" w:after="80"/>
+      </w:pPr>
+      <w:r>
+        <w:rPr>
+          <w:b/>
+          <w:i w:val="0"/>
+          <w:color w:val="1F3B57"/>
+          <w:sz w:val="25"/>
+        </w:rPr>
+        <w:t>Les erreurs qui annulent l’action</w:t>
+      </w:r>
+    </w:p>
+    <w:p>
+      <w:pPr>
+        <w:pStyle w:val="ListBullet"/>
+        <w:spacing w:after="40"/>
+      </w:pPr>
+      <w:r>
+        <w:rPr>
+          <w:sz w:val="20"/>
+        </w:rPr>
+        <w:t>Une désignation annoncée en réunion et jamais écrite.</w:t>
+      </w:r>
+    </w:p>
+    <w:p>
+      <w:pPr>
+        <w:pStyle w:val="ListBullet"/>
+        <w:spacing w:after="40"/>
+      </w:pPr>
+      <w:r>
+        <w:rPr>
+          <w:sz w:val="20"/>
+        </w:rPr>
+        <w:t>Un référent dont le nom ne figure ni sur l’affichage, ni dans le livret d’accueil.</w:t>
+      </w:r>
+    </w:p>
+    <w:p>
+      <w:pPr>
+        <w:pStyle w:val="ListBullet"/>
+        <w:spacing w:after="40"/>
+      </w:pPr>
+      <w:r>
+        <w:rPr>
+          <w:sz w:val="20"/>
+        </w:rPr>
+        <w:t>Un référent jamais formé, qui promet le secret au premier entretien.</w:t>
+      </w:r>
+    </w:p>
+    <w:p>
+      <w:pPr>
+        <w:pStyle w:val="ListBullet"/>
+        <w:spacing w:after="40"/>
+      </w:pPr>
+      <w:r>
+        <w:rPr>
+          <w:sz w:val="20"/>
+        </w:rPr>
+        <w:t>Un référent qui est aussi le supérieur hiérarchique de la moitié de l’effectif.</w:t>
+      </w:r>
+    </w:p>
+    <w:p>
+      <w:pPr>
+        <w:pStyle w:val="ListBullet"/>
+        <w:spacing w:after="40"/>
+      </w:pPr>
+      <w:r>
+        <w:rPr>
+          <w:sz w:val="20"/>
+        </w:rPr>
+        <w:t>Aucun point annuel : personne ne sait combien de signalements ont été reçus, ni ce qu’ils sont devenus.</w:t>
+      </w:r>
+    </w:p>
+    <w:p>
+      <w:pPr>
+        <w:spacing w:before="240" w:after="80"/>
+      </w:pPr>
+      <w:r>
+        <w:rPr>
+          <w:b/>
+          <w:i w:val="0"/>
+          <w:color w:val="1F3B57"/>
+          <w:sz w:val="25"/>
+        </w:rPr>
+        <w:t>Ce que l’action produit — les pièces à conserver</w:t>
+      </w:r>
+    </w:p>
+    <w:p>
+      <w:pPr>
+        <w:pStyle w:val="ListBullet"/>
+        <w:spacing w:after="40"/>
+      </w:pPr>
+      <w:r>
+        <w:rPr>
+          <w:sz w:val="20"/>
+        </w:rPr>
+        <w:t>Note de désignation datée et diffusée</w:t>
+      </w:r>
+    </w:p>
+    <w:p>
+      <w:pPr>
+        <w:pStyle w:val="ListBullet"/>
+        <w:spacing w:after="40"/>
+      </w:pPr>
+      <w:r>
+        <w:rPr>
+          <w:sz w:val="20"/>
+        </w:rPr>
+        <w:t>Lettre de mission signée des deux parties</w:t>
+      </w:r>
+    </w:p>
+    <w:p>
+      <w:pPr>
+        <w:pStyle w:val="ListBullet"/>
+        <w:spacing w:after="40"/>
+      </w:pPr>
+      <w:r>
+        <w:rPr>
+          <w:sz w:val="20"/>
+        </w:rPr>
+        <w:t>Attestation de formation</w:t>
+      </w:r>
+    </w:p>
+    <w:p>
+      <w:pPr>
+        <w:pStyle w:val="ListBullet"/>
+        <w:spacing w:after="40"/>
+      </w:pPr>
+      <w:r>
+        <w:rPr>
+          <w:sz w:val="20"/>
+        </w:rPr>
+        <w:t>Compte rendu du point annuel avec la direction</w:t>
+      </w:r>
+    </w:p>
+    <w:p>
+      <w:pPr>
+        <w:pStyle w:val="ListBullet"/>
+        <w:spacing w:after="40"/>
+      </w:pPr>
+      <w:r>
+        <w:rPr>
+          <w:sz w:val="20"/>
+        </w:rPr>
+        <w:t>Preuve de publicité : affichage, intranet, livret d’accueil</w:t>
       </w:r>
     </w:p>
     <w:p>
@@ -2796,7 +5667,7 @@
     </w:p>
     <w:p>
       <w:pPr>
-        <w:spacing w:before="0" w:after="160"/>
+        <w:spacing w:before="0" w:after="60"/>
       </w:pPr>
       <w:r>
         <w:rPr>
@@ -2805,7 +5676,21 @@
           <w:color w:val="A0842E"/>
           <w:sz w:val="20"/>
         </w:rPr>
-        <w:t>Articles L.1152-2, L.1152-4 et L.4121-1 (3°)</w:t>
+        <w:t>Articles L.1152-4, L.1153-5 et L.4121-1 (3°)</w:t>
+      </w:r>
+    </w:p>
+    <w:p>
+      <w:pPr>
+        <w:spacing w:before="0" w:after="160"/>
+      </w:pPr>
+      <w:r>
+        <w:rPr>
+          <w:b/>
+          <w:i w:val="0"/>
+          <w:color w:val="1F3B57"/>
+          <w:sz w:val="20"/>
+        </w:rPr>
+        <w:t>Met en œuvre : L.4121-2, 7° — planifier la prévention dans un ensemble cohérent ; et 8° — donner la priorité aux mesures de protection collective.</w:t>
       </w:r>
     </w:p>
     <w:p>
@@ -2818,59 +5703,7 @@
           <w:i w:val="0"/>
           <w:sz w:val="21"/>
         </w:rPr>
-        <w:t>Plusieurs portes d’entrée, jamais une seule : supérieur hiérarchique, service RH, référent de l’entreprise, référent du comité, service de santé au travail, élu. Le salarié doit pouvoir contourner sa hiérarchie.</w:t>
-      </w:r>
-    </w:p>
-    <w:p>
-      <w:pPr>
-        <w:spacing w:before="0" w:after="100"/>
-      </w:pPr>
-      <w:r>
-        <w:rPr>
-          <w:b w:val="0"/>
-          <w:i w:val="0"/>
-          <w:sz w:val="21"/>
-        </w:rPr>
-        <w:t>Les délais, écrits et tenus : accusé de réception sous quarante-huit heures, première mesure sous huit jours. C’est la « réaction immédiate » que la jurisprudence exige.</w:t>
-      </w:r>
-    </w:p>
-    <w:p>
-      <w:pPr>
-        <w:spacing w:before="0" w:after="100"/>
-      </w:pPr>
-      <w:r>
-        <w:rPr>
-          <w:b w:val="0"/>
-          <w:i w:val="0"/>
-          <w:sz w:val="21"/>
-        </w:rPr>
-        <w:t>Les mesures conservatoires : séparer sans sanctionner. Ne JAMAIS déplacer la victime contre son gré. Mise à pied conservatoire de l’auteur présumé si les faits sont graves — mesure d’attente, pas sanction.</w:t>
-      </w:r>
-    </w:p>
-    <w:p>
-      <w:pPr>
-        <w:spacing w:before="0" w:after="100"/>
-      </w:pPr>
-      <w:r>
-        <w:rPr>
-          <w:b w:val="0"/>
-          <w:i w:val="0"/>
-          <w:sz w:val="21"/>
-        </w:rPr>
-        <w:t>La confidentialité : qui sait quoi, où se tiennent les auditions, comment les notes sont conservées. Une rumeur qui part de l’enquête est imputable à l’employeur.</w:t>
-      </w:r>
-    </w:p>
-    <w:p>
-      <w:pPr>
-        <w:spacing w:before="0" w:after="100"/>
-      </w:pPr>
-      <w:r>
-        <w:rPr>
-          <w:b w:val="0"/>
-          <w:i w:val="0"/>
-          <w:sz w:val="21"/>
-        </w:rPr>
-        <w:t>La protection du salarié qui dénonce, écrite en toutes lettres : c’est ce qui délie les langues.</w:t>
+        <w:t>C’est le principe 8° qui commande cette action : un dispositif qui vaut pour tous, écrit d’avance, plutôt qu’un traitement improvisé au cas par cas. Une entreprise qui gère ses dossiers un par un, sans procédure, prend le principe à l’envers.</w:t>
       </w:r>
     </w:p>
     <w:p>
@@ -2884,7 +5717,405 @@
           <w:color w:val="1F3B57"/>
           <w:sz w:val="25"/>
         </w:rPr>
-        <w:t>Ce que l’action produit — les pièces à conserver</w:t>
+        <w:t>Ce que le code exige — et ce qu’il n’exige pas</w:t>
+      </w:r>
+    </w:p>
+    <w:p>
+      <w:pPr>
+        <w:spacing w:before="0" w:after="100"/>
+      </w:pPr>
+      <w:r>
+        <w:rPr>
+          <w:b/>
+          <w:i w:val="0"/>
+          <w:sz w:val="21"/>
+        </w:rPr>
+        <w:t>Le code n’impose pas de procédure de signalement rédigée en matière de harcèlement. Il impose de prendre les mesures nécessaires pour prévenir les agissements (L.1152-4, L.1153-5) et de mettre en place « une organisation et des moyens adaptés » (L.4121-1, 3°). La procédure écrite est la forme que prend cette organisation, et c’est celle qui se prouve.</w:t>
+      </w:r>
+    </w:p>
+    <w:p>
+      <w:pPr>
+        <w:spacing w:before="0" w:after="100"/>
+      </w:pPr>
+      <w:r>
+        <w:rPr>
+          <w:b w:val="0"/>
+          <w:i w:val="0"/>
+          <w:sz w:val="21"/>
+        </w:rPr>
+        <w:t>À ne pas confondre avec le dispositif de recueil des signalements des lanceurs d’alerte, obligatoire dans les entreprises d’au moins cinquante salariés depuis la loi du 21 mars 2022. Ce sont deux dispositifs distincts, avec deux régimes de protection différents. Ils doivent s’articuler et se renvoyer l’un à l’autre — les faire cohabiter sans les relier produit des signalements perdus entre les deux.</w:t>
+      </w:r>
+    </w:p>
+    <w:p>
+      <w:pPr>
+        <w:spacing w:before="240" w:after="80"/>
+      </w:pPr>
+      <w:r>
+        <w:rPr>
+          <w:b/>
+          <w:i w:val="0"/>
+          <w:color w:val="1F3B57"/>
+          <w:sz w:val="25"/>
+        </w:rPr>
+        <w:t>Les cinq points qui font la procédure</w:t>
+      </w:r>
+    </w:p>
+    <w:p>
+      <w:pPr>
+        <w:spacing w:before="0" w:after="100"/>
+      </w:pPr>
+      <w:r>
+        <w:rPr>
+          <w:b w:val="0"/>
+          <w:i w:val="0"/>
+          <w:sz w:val="21"/>
+        </w:rPr>
+        <w:t>1. Plusieurs portes d’entrée, jamais une seule. Supérieur hiérarchique, direction des ressources humaines, référent de l’employeur, référent du comité, tout élu, service de prévention et de santé au travail, inspection du travail. Écrire noir sur blanc que le salarié peut contourner sa hiérarchie.</w:t>
+      </w:r>
+    </w:p>
+    <w:p>
+      <w:pPr>
+        <w:spacing w:before="0" w:after="100"/>
+      </w:pPr>
+      <w:r>
+        <w:rPr>
+          <w:b w:val="0"/>
+          <w:i w:val="0"/>
+          <w:sz w:val="21"/>
+        </w:rPr>
+        <w:t>2. Des délais écrits, et tenus. Accusé de réception sous quarante-huit heures, entretien de recueil sous huit jours, première mesure sous huit jours. C’est ce qui donne un contenu vérifiable à la « réaction immédiate » que la jurisprudence exige. Un délai écrit et dépassé est pire que pas de délai : il mesure le retard.</w:t>
+      </w:r>
+    </w:p>
+    <w:p>
+      <w:pPr>
+        <w:spacing w:before="0" w:after="100"/>
+      </w:pPr>
+      <w:r>
+        <w:rPr>
+          <w:b w:val="0"/>
+          <w:i w:val="0"/>
+          <w:sz w:val="21"/>
+        </w:rPr>
+        <w:t>3. Les mesures conservatoires. Séparer sans sanctionner. Ne jamais déplacer la victime contre son gré — c’est régulièrement retenu comme un élément supplémentaire de harcèlement. Mise à pied conservatoire de l’auteur présumé si les faits sont graves : mesure d’attente, pas sanction.</w:t>
+      </w:r>
+    </w:p>
+    <w:p>
+      <w:pPr>
+        <w:spacing w:before="0" w:after="100"/>
+      </w:pPr>
+      <w:r>
+        <w:rPr>
+          <w:b w:val="0"/>
+          <w:i w:val="0"/>
+          <w:sz w:val="21"/>
+        </w:rPr>
+        <w:t>4. La confidentialité, décrite et non promise. Qui sait quoi, où se tiennent les entretiens, comment les notes sont conservées, ce qui est dit à l’équipe — c’est-à-dire rien. Une rumeur qui part de l’enquête est imputable à l’employeur.</w:t>
+      </w:r>
+    </w:p>
+    <w:p>
+      <w:pPr>
+        <w:spacing w:before="0" w:after="100"/>
+      </w:pPr>
+      <w:r>
+        <w:rPr>
+          <w:b w:val="0"/>
+          <w:i w:val="0"/>
+          <w:sz w:val="21"/>
+        </w:rPr>
+        <w:t>5. La protection du salarié qui signale, écrite en toutes lettres. C’est la clause qui délie les langues, et celle que les salariés lisent en premier.</w:t>
+      </w:r>
+    </w:p>
+    <w:p>
+      <w:pPr>
+        <w:spacing w:before="280" w:after="80"/>
+      </w:pPr>
+      <w:r>
+        <w:rPr>
+          <w:b/>
+          <w:i w:val="0"/>
+          <w:color w:val="1F3B57"/>
+          <w:sz w:val="25"/>
+        </w:rPr>
+        <w:t>La procédure, en une page — exemple rédigé</w:t>
+      </w:r>
+    </w:p>
+    <w:p>
+      <w:pPr>
+        <w:spacing w:before="0" w:after="120"/>
+      </w:pPr>
+      <w:r>
+        <w:rPr>
+          <w:b w:val="0"/>
+          <w:i/>
+          <w:color w:val="B23B3B"/>
+          <w:sz w:val="19"/>
+        </w:rPr>
+        <w:t>Exemple pédagogique. Les délais proposés — 48 heures, 8 jours, 3 mois — sont des engagements d’entreprise, pas des délais légaux. Ne les écrivez que si vous pouvez les tenir : un délai annoncé et dépassé se retourne contre vous.</w:t>
+      </w:r>
+    </w:p>
+    <w:tbl>
+      <w:tblPr>
+        <w:tblStyle w:val="TableGrid"/>
+        <w:tblW w:type="auto" w:w="0"/>
+        <w:tblLook w:firstColumn="1" w:firstRow="1" w:lastColumn="0" w:lastRow="0" w:noHBand="0" w:noVBand="1" w:val="04A0"/>
+      </w:tblPr>
+      <w:tblGrid>
+        <w:gridCol w:w="2381"/>
+        <w:gridCol w:w="6803"/>
+      </w:tblGrid>
+      <w:tr>
+        <w:tc>
+          <w:tcPr>
+            <w:tcW w:type="dxa" w:w="4873"/>
+          </w:tcPr>
+          <w:p>
+            <w:r>
+              <w:rPr>
+                <w:b/>
+                <w:sz w:val="18"/>
+              </w:rPr>
+              <w:t>1. À qui parler</w:t>
+            </w:r>
+          </w:p>
+        </w:tc>
+        <w:tc>
+          <w:tcPr>
+            <w:tcW w:type="dxa" w:w="4873"/>
+          </w:tcPr>
+          <w:p>
+            <w:r>
+              <w:rPr>
+                <w:b w:val="0"/>
+                <w:sz w:val="18"/>
+              </w:rPr>
+              <w:t>Vous pouvez vous adresser, à votre choix et sans justification : à votre responsable ; à la direction des ressources humaines ; à [nom], référent de l’entreprise, [courriel] ; à [nom], référent du comité social et économique, [courriel] ; à tout élu ; au service de prévention et de santé au travail, [téléphone] ; à l’inspection du travail, [coordonnées]. Vous n’êtes pas tenu de passer par votre hiérarchie.</w:t>
+            </w:r>
+          </w:p>
+        </w:tc>
+      </w:tr>
+      <w:tr>
+        <w:tc>
+          <w:tcPr>
+            <w:tcW w:type="dxa" w:w="4873"/>
+          </w:tcPr>
+          <w:p>
+            <w:r>
+              <w:rPr>
+                <w:b/>
+                <w:sz w:val="18"/>
+              </w:rPr>
+              <w:t>2. Sous quelle forme</w:t>
+            </w:r>
+          </w:p>
+        </w:tc>
+        <w:tc>
+          <w:tcPr>
+            <w:tcW w:type="dxa" w:w="4873"/>
+          </w:tcPr>
+          <w:p>
+            <w:r>
+              <w:rPr>
+                <w:b w:val="0"/>
+                <w:sz w:val="18"/>
+              </w:rPr>
+              <w:t>Par écrit ou oralement, à votre convenance. Vous n’avez pas à employer le mot « harcèlement », ni à apporter de preuve : décrire les faits, avec des dates, suffit.</w:t>
+            </w:r>
+          </w:p>
+        </w:tc>
+      </w:tr>
+      <w:tr>
+        <w:tc>
+          <w:tcPr>
+            <w:tcW w:type="dxa" w:w="4873"/>
+          </w:tcPr>
+          <w:p>
+            <w:r>
+              <w:rPr>
+                <w:b/>
+                <w:sz w:val="18"/>
+              </w:rPr>
+              <w:t>3. Ce qui se passe, et quand</w:t>
+            </w:r>
+          </w:p>
+        </w:tc>
+        <w:tc>
+          <w:tcPr>
+            <w:tcW w:type="dxa" w:w="4873"/>
+          </w:tcPr>
+          <w:p>
+            <w:r>
+              <w:rPr>
+                <w:b w:val="0"/>
+                <w:sz w:val="18"/>
+              </w:rPr>
+              <w:t>Accusé de réception écrit sous 48 heures. Entretien de recueil sous 8 jours, avec la personne de votre choix pour vous accompagner. Premières mesures sous 8 jours. Décision motivée et écrite à l’issue, dans un délai annoncé au plus tard lors de l’entretien. Point de suivi écrit à trois mois.</w:t>
+            </w:r>
+          </w:p>
+        </w:tc>
+      </w:tr>
+      <w:tr>
+        <w:tc>
+          <w:tcPr>
+            <w:tcW w:type="dxa" w:w="4873"/>
+          </w:tcPr>
+          <w:p>
+            <w:r>
+              <w:rPr>
+                <w:b/>
+                <w:sz w:val="18"/>
+              </w:rPr>
+              <w:t>4. Qui saura</w:t>
+            </w:r>
+          </w:p>
+        </w:tc>
+        <w:tc>
+          <w:tcPr>
+            <w:tcW w:type="dxa" w:w="4873"/>
+          </w:tcPr>
+          <w:p>
+            <w:r>
+              <w:rPr>
+                <w:b w:val="0"/>
+                <w:sz w:val="18"/>
+              </w:rPr>
+              <w:t>Le référent, la direction des ressources humaines et, le cas échéant, les membres de la commission d’enquête. La personne mise en cause sera informée des faits qui lui sont reprochés — la procédure ne peut pas se dérouler autrement — mais aucune information ne sera donnée à votre équipe. L’anonymat ne peut pas être garanti ; la discrétion l’est, et son périmètre vous sera nommé.</w:t>
+            </w:r>
+          </w:p>
+        </w:tc>
+      </w:tr>
+      <w:tr>
+        <w:tc>
+          <w:tcPr>
+            <w:tcW w:type="dxa" w:w="4873"/>
+          </w:tcPr>
+          <w:p>
+            <w:r>
+              <w:rPr>
+                <w:b/>
+                <w:sz w:val="18"/>
+              </w:rPr>
+              <w:t>5. Ce que l’entreprise peut décider en attendant</w:t>
+            </w:r>
+          </w:p>
+        </w:tc>
+        <w:tc>
+          <w:tcPr>
+            <w:tcW w:type="dxa" w:w="4873"/>
+          </w:tcPr>
+          <w:p>
+            <w:r>
+              <w:rPr>
+                <w:b w:val="0"/>
+                <w:sz w:val="18"/>
+              </w:rPr>
+              <w:t>Séparer temporairement les personnes concernées, aménager les horaires ou le lieu de travail, suspendre un lien hiérarchique, prononcer une mise à pied conservatoire. Aucune de ces mesures ne vous sera imposée à vous, sauf à votre demande ou avec votre accord écrit.</w:t>
+            </w:r>
+          </w:p>
+        </w:tc>
+      </w:tr>
+      <w:tr>
+        <w:tc>
+          <w:tcPr>
+            <w:tcW w:type="dxa" w:w="4873"/>
+          </w:tcPr>
+          <w:p>
+            <w:r>
+              <w:rPr>
+                <w:b/>
+                <w:sz w:val="18"/>
+              </w:rPr>
+              <w:t>6. Votre protection</w:t>
+            </w:r>
+          </w:p>
+        </w:tc>
+        <w:tc>
+          <w:tcPr>
+            <w:tcW w:type="dxa" w:w="4873"/>
+          </w:tcPr>
+          <w:p>
+            <w:r>
+              <w:rPr>
+                <w:b w:val="0"/>
+                <w:sz w:val="18"/>
+              </w:rPr>
+              <w:t>Aucune sanction, aucun licenciement, aucune mesure discriminatoire ne peut être prise contre vous pour avoir subi, refusé de subir, relaté ou témoigné de faits de harcèlement. Cette protection vaut aussi pour les témoins. Toute mesure prise en méconnaissance de cette règle est nulle.</w:t>
+            </w:r>
+          </w:p>
+        </w:tc>
+      </w:tr>
+      <w:tr>
+        <w:tc>
+          <w:tcPr>
+            <w:tcW w:type="dxa" w:w="4873"/>
+          </w:tcPr>
+          <w:p>
+            <w:r>
+              <w:rPr>
+                <w:b/>
+                <w:sz w:val="18"/>
+              </w:rPr>
+              <w:t>7. Si rien ne se passe</w:t>
+            </w:r>
+          </w:p>
+        </w:tc>
+        <w:tc>
+          <w:tcPr>
+            <w:tcW w:type="dxa" w:w="4873"/>
+          </w:tcPr>
+          <w:p>
+            <w:r>
+              <w:rPr>
+                <w:b w:val="0"/>
+                <w:sz w:val="18"/>
+              </w:rPr>
+              <w:t>Si aucun accusé de réception ne vous parvient sous 48 heures, ou si aucune mesure n’est prise sous 8 jours, écrivez à [adresse de recours interne : direction générale]. Vous conservez à tout moment la faculté de saisir l’inspection du travail, le médecin du travail, le Défenseur des droits ou le conseil de prud’hommes.</w:t>
+            </w:r>
+          </w:p>
+        </w:tc>
+      </w:tr>
+      <w:tr>
+        <w:tc>
+          <w:tcPr>
+            <w:tcW w:type="dxa" w:w="4873"/>
+          </w:tcPr>
+          <w:p>
+            <w:r>
+              <w:rPr>
+                <w:b/>
+                <w:sz w:val="18"/>
+              </w:rPr>
+              <w:t>Version</w:t>
+            </w:r>
+          </w:p>
+        </w:tc>
+        <w:tc>
+          <w:tcPr>
+            <w:tcW w:type="dxa" w:w="4873"/>
+          </w:tcPr>
+          <w:p>
+            <w:r>
+              <w:rPr>
+                <w:b w:val="0"/>
+                <w:sz w:val="18"/>
+              </w:rPr>
+              <w:t>Version du [date]. Diffusée le [date] à [n] salariés. Accusé de lecture demandé.</w:t>
+            </w:r>
+          </w:p>
+        </w:tc>
+      </w:tr>
+    </w:tbl>
+    <w:p>
+      <w:pPr>
+        <w:spacing w:before="240" w:after="80"/>
+      </w:pPr>
+      <w:r>
+        <w:rPr>
+          <w:b/>
+          <w:i w:val="0"/>
+          <w:color w:val="1F3B57"/>
+          <w:sz w:val="25"/>
+        </w:rPr>
+        <w:t>Diffuser, et pouvoir le prouver</w:t>
       </w:r>
     </w:p>
     <w:p>
@@ -2896,7 +6127,7 @@
         <w:rPr>
           <w:sz w:val="20"/>
         </w:rPr>
-        <w:t>Procédure écrite</w:t>
+        <w:t>Remise contre émargement, ou envoi avec accusé de lecture horodaté — pas une simple mise en ligne.</w:t>
       </w:r>
     </w:p>
     <w:p>
@@ -2908,7 +6139,7 @@
         <w:rPr>
           <w:sz w:val="20"/>
         </w:rPr>
-        <w:t>Preuve de diffusion horodatée</w:t>
+        <w:t>Intégration au livret d’accueil (action 10) et rappel dans l’information annuelle (action 9).</w:t>
       </w:r>
     </w:p>
     <w:p>
@@ -2920,7 +6151,105 @@
         <w:rPr>
           <w:sz w:val="20"/>
         </w:rPr>
-        <w:t>Modèles : accusé de réception, convocation, compte rendu, décision</w:t>
+        <w:t>Affichage du résumé à côté de l’affiche de l’action 2.</w:t>
+      </w:r>
+    </w:p>
+    <w:p>
+      <w:pPr>
+        <w:pStyle w:val="ListBullet"/>
+        <w:spacing w:after="40"/>
+      </w:pPr>
+      <w:r>
+        <w:rPr>
+          <w:sz w:val="20"/>
+        </w:rPr>
+        <w:t>Diffusion aux intérimaires et aux prestataires présents sur site : ils sont couverts par l’obligation de sécurité de l’entreprise utilisatrice.</w:t>
+      </w:r>
+    </w:p>
+    <w:p>
+      <w:pPr>
+        <w:pStyle w:val="ListBullet"/>
+        <w:spacing w:after="40"/>
+      </w:pPr>
+      <w:r>
+        <w:rPr>
+          <w:sz w:val="20"/>
+        </w:rPr>
+        <w:t>Une nouvelle diffusion à chaque modification, avec le numéro de version.</w:t>
+      </w:r>
+    </w:p>
+    <w:p>
+      <w:pPr>
+        <w:spacing w:before="240" w:after="80"/>
+      </w:pPr>
+      <w:r>
+        <w:rPr>
+          <w:b/>
+          <w:i w:val="0"/>
+          <w:color w:val="1F3B57"/>
+          <w:sz w:val="25"/>
+        </w:rPr>
+        <w:t>Ce que l’action produit — les pièces à conserver</w:t>
+      </w:r>
+    </w:p>
+    <w:p>
+      <w:pPr>
+        <w:pStyle w:val="ListBullet"/>
+        <w:spacing w:after="40"/>
+      </w:pPr>
+      <w:r>
+        <w:rPr>
+          <w:sz w:val="20"/>
+        </w:rPr>
+        <w:t>Procédure écrite, datée, avec numéro de version</w:t>
+      </w:r>
+    </w:p>
+    <w:p>
+      <w:pPr>
+        <w:pStyle w:val="ListBullet"/>
+        <w:spacing w:after="40"/>
+      </w:pPr>
+      <w:r>
+        <w:rPr>
+          <w:sz w:val="20"/>
+        </w:rPr>
+        <w:t>Preuve de diffusion horodatée et accusés de lecture</w:t>
+      </w:r>
+    </w:p>
+    <w:p>
+      <w:pPr>
+        <w:pStyle w:val="ListBullet"/>
+        <w:spacing w:after="40"/>
+      </w:pPr>
+      <w:r>
+        <w:rPr>
+          <w:sz w:val="20"/>
+        </w:rPr>
+        <w:t>Liste des destinataires, rapprochée de l’effectif</w:t>
+      </w:r>
+    </w:p>
+    <w:p>
+      <w:pPr>
+        <w:pStyle w:val="ListBullet"/>
+        <w:spacing w:after="40"/>
+      </w:pPr>
+      <w:r>
+        <w:rPr>
+          <w:sz w:val="20"/>
+        </w:rPr>
+        <w:t>Modèles annexés : accusé de réception, convocation à l’entretien de recueil, compte rendu d’entretien, décision motivée, courrier de suivi à trois mois</w:t>
+      </w:r>
+    </w:p>
+    <w:p>
+      <w:pPr>
+        <w:pStyle w:val="ListBullet"/>
+        <w:spacing w:after="40"/>
+      </w:pPr>
+      <w:r>
+        <w:rPr>
+          <w:sz w:val="20"/>
+        </w:rPr>
+        <w:t>Note d’articulation avec le dispositif « lanceurs d’alerte », si l’entreprise en a un</w:t>
       </w:r>
     </w:p>
     <w:p>
@@ -2952,7 +6281,7 @@
     </w:p>
     <w:p>
       <w:pPr>
-        <w:spacing w:before="0" w:after="160"/>
+        <w:spacing w:before="0" w:after="60"/>
       </w:pPr>
       <w:r>
         <w:rPr>
@@ -2966,6 +6295,20 @@
     </w:p>
     <w:p>
       <w:pPr>
+        <w:spacing w:before="0" w:after="160"/>
+      </w:pPr>
+      <w:r>
+        <w:rPr>
+          <w:b/>
+          <w:i w:val="0"/>
+          <w:color w:val="1F3B57"/>
+          <w:sz w:val="20"/>
+        </w:rPr>
+        <w:t>Met en œuvre : L.4121-2, 9° — donner les instructions appropriées aux travailleurs. C’est le principe que la Cour de cassation applique lorsqu’elle exige des « actions d’information et de formation ».</w:t>
+      </w:r>
+    </w:p>
+    <w:p>
+      <w:pPr>
         <w:spacing w:before="0" w:after="120"/>
       </w:pPr>
       <w:r>
@@ -3820,7 +7163,7 @@
           <w:i w:val="0"/>
           <w:sz w:val="21"/>
         </w:rPr>
-        <w:t>Un questionnaire de dix situations à qualifier : harcèlement, pas harcèlement, ou « il manque un élément — lequel ? ». Correction immédiate et commentée.</w:t>
+        <w:t>Un questionnaire de dix situations à qualifier : harcèlement, pas harcèlement, ou « il manque un élément — lequel ? ». Correction immédiate et commentée. Les dix situations sont données ci-dessous, avec la réponse attendue.</w:t>
       </w:r>
     </w:p>
     <w:p>
@@ -3836,6 +7179,345 @@
         <w:t>Le questionnaire corrigé est conservé et versé au dossier de preuve. Il établit que la formation a été SUIVIE, et pas seulement dispensée — nuance qui compte quand l’employeur doit démontrer l’effectivité de ses actions.</w:t>
       </w:r>
     </w:p>
+    <w:p>
+      <w:pPr>
+        <w:spacing w:before="280" w:after="80"/>
+      </w:pPr>
+      <w:r>
+        <w:rPr>
+          <w:b/>
+          <w:i w:val="0"/>
+          <w:color w:val="1F3B57"/>
+          <w:sz w:val="25"/>
+        </w:rPr>
+        <w:t>Le questionnaire d’évaluation — les dix situations et leur correction</w:t>
+      </w:r>
+    </w:p>
+    <w:p>
+      <w:pPr>
+        <w:spacing w:before="0" w:after="120"/>
+      </w:pPr>
+      <w:r>
+        <w:rPr>
+          <w:b w:val="0"/>
+          <w:i/>
+          <w:color w:val="B23B3B"/>
+          <w:sz w:val="19"/>
+        </w:rPr>
+        <w:t>Exemple pédagogique. Les situations sont fictives et volontairement proches les unes des autres. Le questionnaire remis en séance ne comporte évidemment pas la colonne de droite.</w:t>
+      </w:r>
+    </w:p>
+    <w:tbl>
+      <w:tblPr>
+        <w:tblStyle w:val="TableGrid"/>
+        <w:tblW w:type="auto" w:w="0"/>
+        <w:tblLook w:firstColumn="1" w:firstRow="1" w:lastColumn="0" w:lastRow="0" w:noHBand="0" w:noVBand="1" w:val="04A0"/>
+      </w:tblPr>
+      <w:tblGrid>
+        <w:gridCol w:w="2381"/>
+        <w:gridCol w:w="6803"/>
+      </w:tblGrid>
+      <w:tr>
+        <w:tc>
+          <w:tcPr>
+            <w:tcW w:type="dxa" w:w="4873"/>
+          </w:tcPr>
+          <w:p>
+            <w:r>
+              <w:rPr>
+                <w:b/>
+                <w:sz w:val="18"/>
+              </w:rPr>
+              <w:t>1. Un chef d’équipe demande chaque matin à la même salariée de justifier son heure d’arrivée, devant l’équipe, depuis quatre mois. Aucun autre salarié n’est concerné.</w:t>
+            </w:r>
+          </w:p>
+        </w:tc>
+        <w:tc>
+          <w:tcPr>
+            <w:tcW w:type="dxa" w:w="4873"/>
+          </w:tcPr>
+          <w:p>
+            <w:r>
+              <w:rPr>
+                <w:b w:val="0"/>
+                <w:sz w:val="18"/>
+              </w:rPr>
+              <w:t>HARCÈLEMENT. Un même fait répété suffit : il n’est pas nécessaire que les agissements soient de nature différente.</w:t>
+            </w:r>
+          </w:p>
+        </w:tc>
+      </w:tr>
+      <w:tr>
+        <w:tc>
+          <w:tcPr>
+            <w:tcW w:type="dxa" w:w="4873"/>
+          </w:tcPr>
+          <w:p>
+            <w:r>
+              <w:rPr>
+                <w:b/>
+                <w:sz w:val="18"/>
+              </w:rPr>
+              <w:t>2. Un manager adresse un avertissement écrit et motivé à un salarié pour trois retards établis.</w:t>
+            </w:r>
+          </w:p>
+        </w:tc>
+        <w:tc>
+          <w:tcPr>
+            <w:tcW w:type="dxa" w:w="4873"/>
+          </w:tcPr>
+          <w:p>
+            <w:r>
+              <w:rPr>
+                <w:b w:val="0"/>
+                <w:sz w:val="18"/>
+              </w:rPr>
+              <w:t>PAS HARCÈLEMENT. Une sanction justifiée, reposant sur des faits objectifs, relève du pouvoir de direction.</w:t>
+            </w:r>
+          </w:p>
+        </w:tc>
+      </w:tr>
+      <w:tr>
+        <w:tc>
+          <w:tcPr>
+            <w:tcW w:type="dxa" w:w="4873"/>
+          </w:tcPr>
+          <w:p>
+            <w:r>
+              <w:rPr>
+                <w:b/>
+                <w:sz w:val="18"/>
+              </w:rPr>
+              <w:t>3. Une salariée revient de congé maternité. Son poste a été réattribué, on lui retire ses dossiers et on la laisse sans affectation pendant six semaines.</w:t>
+            </w:r>
+          </w:p>
+        </w:tc>
+        <w:tc>
+          <w:tcPr>
+            <w:tcW w:type="dxa" w:w="4873"/>
+          </w:tcPr>
+          <w:p>
+            <w:r>
+              <w:rPr>
+                <w:b w:val="0"/>
+                <w:sz w:val="18"/>
+              </w:rPr>
+              <w:t>HARCÈLEMENT — et de surcroît une discrimination liée à la maternité, sanctionnée à part.</w:t>
+            </w:r>
+          </w:p>
+        </w:tc>
+      </w:tr>
+      <w:tr>
+        <w:tc>
+          <w:tcPr>
+            <w:tcW w:type="dxa" w:w="4873"/>
+          </w:tcPr>
+          <w:p>
+            <w:r>
+              <w:rPr>
+                <w:b/>
+                <w:sz w:val="18"/>
+              </w:rPr>
+              <w:t>4. Deux collègues de même niveau se disputent régulièrement, chacun reprochant à l’autre son agressivité. Les torts paraissent partagés.</w:t>
+            </w:r>
+          </w:p>
+        </w:tc>
+        <w:tc>
+          <w:tcPr>
+            <w:tcW w:type="dxa" w:w="4873"/>
+          </w:tcPr>
+          <w:p>
+            <w:r>
+              <w:rPr>
+                <w:b w:val="0"/>
+                <w:sz w:val="18"/>
+              </w:rPr>
+              <w:t>PAS HARCÈLEMENT en l’état. Une mésentente réciproque ne suffit pas : la qualification suppose que la responsabilité soit clairement établie d’un côté.</w:t>
+            </w:r>
+          </w:p>
+        </w:tc>
+      </w:tr>
+      <w:tr>
+        <w:tc>
+          <w:tcPr>
+            <w:tcW w:type="dxa" w:w="4873"/>
+          </w:tcPr>
+          <w:p>
+            <w:r>
+              <w:rPr>
+                <w:b/>
+                <w:sz w:val="18"/>
+              </w:rPr>
+              <w:t>5. Un salarié affirme se sentir humilié, sans citer aucun fait précis, et produit une attestation générale d’un collègue.</w:t>
+            </w:r>
+          </w:p>
+        </w:tc>
+        <w:tc>
+          <w:tcPr>
+            <w:tcW w:type="dxa" w:w="4873"/>
+          </w:tcPr>
+          <w:p>
+            <w:r>
+              <w:rPr>
+                <w:b w:val="0"/>
+                <w:sz w:val="18"/>
+              </w:rPr>
+              <w:t>IL MANQUE UN ÉLÉMENT : des faits précis, datés et concordants. Le ressenti seul ne franchit pas le seuil de la présomption. Attention : cela ne dispense pas d’instruire le signalement.</w:t>
+            </w:r>
+          </w:p>
+        </w:tc>
+      </w:tr>
+      <w:tr>
+        <w:tc>
+          <w:tcPr>
+            <w:tcW w:type="dxa" w:w="4873"/>
+          </w:tcPr>
+          <w:p>
+            <w:r>
+              <w:rPr>
+                <w:b/>
+                <w:sz w:val="18"/>
+              </w:rPr>
+              <w:t>6. Pendant trois semaines, un salarié est installé dans un local sans chauffage, sans ordinateur, à l’écart des autres. Il n’a pas été en arrêt de travail.</w:t>
+            </w:r>
+          </w:p>
+        </w:tc>
+        <w:tc>
+          <w:tcPr>
+            <w:tcW w:type="dxa" w:w="4873"/>
+          </w:tcPr>
+          <w:p>
+            <w:r>
+              <w:rPr>
+                <w:b w:val="0"/>
+                <w:sz w:val="18"/>
+              </w:rPr>
+              <w:t>HARCÈLEMENT. Ni la durée ni l’altération avérée de la santé ne sont des conditions : le texte dit « susceptible de ».</w:t>
+            </w:r>
+          </w:p>
+        </w:tc>
+      </w:tr>
+      <w:tr>
+        <w:tc>
+          <w:tcPr>
+            <w:tcW w:type="dxa" w:w="4873"/>
+          </w:tcPr>
+          <w:p>
+            <w:r>
+              <w:rPr>
+                <w:b/>
+                <w:sz w:val="18"/>
+              </w:rPr>
+              <w:t>7. Un directeur, convaincu de bien faire, impose des objectifs révisés à la hausse chaque mois à un seul commercial pour « le faire progresser ». Celui-ci s’effondre.</w:t>
+            </w:r>
+          </w:p>
+        </w:tc>
+        <w:tc>
+          <w:tcPr>
+            <w:tcW w:type="dxa" w:w="4873"/>
+          </w:tcPr>
+          <w:p>
+            <w:r>
+              <w:rPr>
+                <w:b w:val="0"/>
+                <w:sz w:val="18"/>
+              </w:rPr>
+              <w:t>HARCÈLEMENT possible. L’intention de nuire n’est pas exigée. Ce qui compte, ce sont les agissements et leur effet.</w:t>
+            </w:r>
+          </w:p>
+        </w:tc>
+      </w:tr>
+      <w:tr>
+        <w:tc>
+          <w:tcPr>
+            <w:tcW w:type="dxa" w:w="4873"/>
+          </w:tcPr>
+          <w:p>
+            <w:r>
+              <w:rPr>
+                <w:b/>
+                <w:sz w:val="18"/>
+              </w:rPr>
+              <w:t>8. Six salariés d’un service décident, entre eux, de ne plus adresser la parole à une collègue. Aucun encadrant n’est à l’origine de la décision, mais le chef de service le sait.</w:t>
+            </w:r>
+          </w:p>
+        </w:tc>
+        <w:tc>
+          <w:tcPr>
+            <w:tcW w:type="dxa" w:w="4873"/>
+          </w:tcPr>
+          <w:p>
+            <w:r>
+              <w:rPr>
+                <w:b w:val="0"/>
+                <w:sz w:val="18"/>
+              </w:rPr>
+              <w:t>HARCÈLEMENT entre collègues — aucun lien de subordination n’est requis. Et l’encadrant qui le sait et laisse faire engage l’employeur au titre de l’obligation de sécurité.</w:t>
+            </w:r>
+          </w:p>
+        </w:tc>
+      </w:tr>
+      <w:tr>
+        <w:tc>
+          <w:tcPr>
+            <w:tcW w:type="dxa" w:w="4873"/>
+          </w:tcPr>
+          <w:p>
+            <w:r>
+              <w:rPr>
+                <w:b/>
+                <w:sz w:val="18"/>
+              </w:rPr>
+              <w:t>9. Une salariée écrit à son responsable : « je n’en peux plus de la manière dont il me parle ». Le mot harcèlement n’apparaît pas. Le responsable classe le message.</w:t>
+            </w:r>
+          </w:p>
+        </w:tc>
+        <w:tc>
+          <w:tcPr>
+            <w:tcW w:type="dxa" w:w="4873"/>
+          </w:tcPr>
+          <w:p>
+            <w:r>
+              <w:rPr>
+                <w:b w:val="0"/>
+                <w:sz w:val="18"/>
+              </w:rPr>
+              <w:t>IL MANQUE UN ÉLÉMENT — pas dans les faits, dans la réaction. C’est un signalement : l’obligation d’agir est déclenchée par la révélation des faits, non par les mots employés.</w:t>
+            </w:r>
+          </w:p>
+        </w:tc>
+      </w:tr>
+      <w:tr>
+        <w:tc>
+          <w:tcPr>
+            <w:tcW w:type="dxa" w:w="4873"/>
+          </w:tcPr>
+          <w:p>
+            <w:r>
+              <w:rPr>
+                <w:b/>
+                <w:sz w:val="18"/>
+              </w:rPr>
+              <w:t>10. Une réorganisation supprime un service entier. Tous les salariés changent de poste, y compris celui qui s’était plaint six mois plus tôt.</w:t>
+            </w:r>
+          </w:p>
+        </w:tc>
+        <w:tc>
+          <w:tcPr>
+            <w:tcW w:type="dxa" w:w="4873"/>
+          </w:tcPr>
+          <w:p>
+            <w:r>
+              <w:rPr>
+                <w:b w:val="0"/>
+                <w:sz w:val="18"/>
+              </w:rPr>
+              <w:t>PAS HARCÈLEMENT en soi — une réorganisation est une décision de gestion. MAIS le cas de celui qui s’était plaint doit être documenté séparément, par écrit et à l’avance : sinon, le lien sera présumé et la mesure encourt la nullité.</w:t>
+            </w:r>
+          </w:p>
+        </w:tc>
+      </w:tr>
+    </w:tbl>
     <w:p>
       <w:pPr>
         <w:spacing w:before="240" w:after="80"/>
@@ -4903,7 +8585,7 @@
     </w:p>
     <w:p>
       <w:pPr>
-        <w:spacing w:before="0" w:after="160"/>
+        <w:spacing w:before="0" w:after="60"/>
       </w:pPr>
       <w:r>
         <w:rPr>
@@ -4917,6 +8599,20 @@
     </w:p>
     <w:p>
       <w:pPr>
+        <w:spacing w:before="0" w:after="160"/>
+      </w:pPr>
+      <w:r>
+        <w:rPr>
+          <w:b/>
+          <w:i w:val="0"/>
+          <w:color w:val="1F3B57"/>
+          <w:sz w:val="20"/>
+        </w:rPr>
+        <w:t>Met en œuvre : L.4121-2, 9° — donner les instructions appropriées aux travailleurs, à ceux dont c’est la mission de recevoir la parole.</w:t>
+      </w:r>
+    </w:p>
+    <w:p>
+      <w:pPr>
         <w:spacing w:before="0" w:after="120"/>
       </w:pPr>
       <w:r>
@@ -5469,6 +9165,405 @@
         <w:t>Sanctionner, muter ou licencier le salarié qui a dénoncé : la rupture est nulle si elle est fondée sur cette dénonciation, et l’indemnité échappe au barème.</w:t>
       </w:r>
     </w:p>
+    <w:p>
+      <w:pPr>
+        <w:spacing w:before="280" w:after="80"/>
+      </w:pPr>
+      <w:r>
+        <w:rPr>
+          <w:b/>
+          <w:i w:val="0"/>
+          <w:color w:val="1F3B57"/>
+          <w:sz w:val="25"/>
+        </w:rPr>
+        <w:t>Le rapport d’enquête — son plan, rubrique par rubrique</w:t>
+      </w:r>
+    </w:p>
+    <w:p>
+      <w:pPr>
+        <w:spacing w:before="0" w:after="120"/>
+      </w:pPr>
+      <w:r>
+        <w:rPr>
+          <w:b w:val="0"/>
+          <w:i/>
+          <w:color w:val="B23B3B"/>
+          <w:sz w:val="19"/>
+        </w:rPr>
+        <w:t>Exemple pédagogique. Le rapport ne qualifie jamais juridiquement à la place de l’employeur : c’est à ce dernier de décider, et au juge de qualifier. Un rapport qui conclut « il y a harcèlement » ou « il n’y a pas harcèlement » expose l’entreprise dans les deux sens.</w:t>
+      </w:r>
+    </w:p>
+    <w:tbl>
+      <w:tblPr>
+        <w:tblStyle w:val="TableGrid"/>
+        <w:tblW w:type="auto" w:w="0"/>
+        <w:tblLook w:firstColumn="1" w:firstRow="1" w:lastColumn="0" w:lastRow="0" w:noHBand="0" w:noVBand="1" w:val="04A0"/>
+      </w:tblPr>
+      <w:tblGrid>
+        <w:gridCol w:w="2381"/>
+        <w:gridCol w:w="6803"/>
+      </w:tblGrid>
+      <w:tr>
+        <w:tc>
+          <w:tcPr>
+            <w:tcW w:type="dxa" w:w="4873"/>
+          </w:tcPr>
+          <w:p>
+            <w:r>
+              <w:rPr>
+                <w:b/>
+                <w:sz w:val="18"/>
+              </w:rPr>
+              <w:t>1. Saisine</w:t>
+            </w:r>
+          </w:p>
+        </w:tc>
+        <w:tc>
+          <w:tcPr>
+            <w:tcW w:type="dxa" w:w="4873"/>
+          </w:tcPr>
+          <w:p>
+            <w:r>
+              <w:rPr>
+                <w:b w:val="0"/>
+                <w:sz w:val="18"/>
+              </w:rPr>
+              <w:t>Qui a signalé, à qui, à quelle date, sous quelle forme. Date de l’accusé de réception. Reproduction du signalement, sans commentaire.</w:t>
+            </w:r>
+          </w:p>
+        </w:tc>
+      </w:tr>
+      <w:tr>
+        <w:tc>
+          <w:tcPr>
+            <w:tcW w:type="dxa" w:w="4873"/>
+          </w:tcPr>
+          <w:p>
+            <w:r>
+              <w:rPr>
+                <w:b/>
+                <w:sz w:val="18"/>
+              </w:rPr>
+              <w:t>2. Composition de la commission</w:t>
+            </w:r>
+          </w:p>
+        </w:tc>
+        <w:tc>
+          <w:tcPr>
+            <w:tcW w:type="dxa" w:w="4873"/>
+          </w:tcPr>
+          <w:p>
+            <w:r>
+              <w:rPr>
+                <w:b w:val="0"/>
+                <w:sz w:val="18"/>
+              </w:rPr>
+              <w:t>Noms, qualités, et la raison pour laquelle chacun a été retenu. Mention expresse que ni l’auteur présumé ni le supérieur direct de la personne qui a signalé n’en font partie.</w:t>
+            </w:r>
+          </w:p>
+        </w:tc>
+      </w:tr>
+      <w:tr>
+        <w:tc>
+          <w:tcPr>
+            <w:tcW w:type="dxa" w:w="4873"/>
+          </w:tcPr>
+          <w:p>
+            <w:r>
+              <w:rPr>
+                <w:b/>
+                <w:sz w:val="18"/>
+              </w:rPr>
+              <w:t>3. Lettre de mission</w:t>
+            </w:r>
+          </w:p>
+        </w:tc>
+        <w:tc>
+          <w:tcPr>
+            <w:tcW w:type="dxa" w:w="4873"/>
+          </w:tcPr>
+          <w:p>
+            <w:r>
+              <w:rPr>
+                <w:b w:val="0"/>
+                <w:sz w:val="18"/>
+              </w:rPr>
+              <w:t>Périmètre, délai imparti, méthode, règles de confidentialité, destinataire du rapport. Datée et signée par l’employeur.</w:t>
+            </w:r>
+          </w:p>
+        </w:tc>
+      </w:tr>
+      <w:tr>
+        <w:tc>
+          <w:tcPr>
+            <w:tcW w:type="dxa" w:w="4873"/>
+          </w:tcPr>
+          <w:p>
+            <w:r>
+              <w:rPr>
+                <w:b/>
+                <w:sz w:val="18"/>
+              </w:rPr>
+              <w:t>4. Chronologie des actes</w:t>
+            </w:r>
+          </w:p>
+        </w:tc>
+        <w:tc>
+          <w:tcPr>
+            <w:tcW w:type="dxa" w:w="4873"/>
+          </w:tcPr>
+          <w:p>
+            <w:r>
+              <w:rPr>
+                <w:b w:val="0"/>
+                <w:sz w:val="18"/>
+              </w:rPr>
+              <w:t>Tableau daté : signalement, mesures conservatoires, convocations, auditions, relances. Une ligne par acte. C’est cette rubrique qui prouve la réactivité.</w:t>
+            </w:r>
+          </w:p>
+        </w:tc>
+      </w:tr>
+      <w:tr>
+        <w:tc>
+          <w:tcPr>
+            <w:tcW w:type="dxa" w:w="4873"/>
+          </w:tcPr>
+          <w:p>
+            <w:r>
+              <w:rPr>
+                <w:b/>
+                <w:sz w:val="18"/>
+              </w:rPr>
+              <w:t>5. Personnes entendues</w:t>
+            </w:r>
+          </w:p>
+        </w:tc>
+        <w:tc>
+          <w:tcPr>
+            <w:tcW w:type="dxa" w:w="4873"/>
+          </w:tcPr>
+          <w:p>
+            <w:r>
+              <w:rPr>
+                <w:b w:val="0"/>
+                <w:sz w:val="18"/>
+              </w:rPr>
+              <w:t>Liste, avec la date de chaque audition et le nom de la personne qui a demandé leur audition. Mention des refus d’être entendu, et de leur motif.</w:t>
+            </w:r>
+          </w:p>
+        </w:tc>
+      </w:tr>
+      <w:tr>
+        <w:tc>
+          <w:tcPr>
+            <w:tcW w:type="dxa" w:w="4873"/>
+          </w:tcPr>
+          <w:p>
+            <w:r>
+              <w:rPr>
+                <w:b/>
+                <w:sz w:val="18"/>
+              </w:rPr>
+              <w:t>6. Faits établis</w:t>
+            </w:r>
+          </w:p>
+        </w:tc>
+        <w:tc>
+          <w:tcPr>
+            <w:tcW w:type="dxa" w:w="4873"/>
+          </w:tcPr>
+          <w:p>
+            <w:r>
+              <w:rPr>
+                <w:b w:val="0"/>
+                <w:sz w:val="18"/>
+              </w:rPr>
+              <w:t>Ceux qui sont corroborés par au moins deux sources concordantes, ou par une pièce. Rédigés en faits : date, lieu, personnes présentes, propos ou comportement. Aucune qualification juridique.</w:t>
+            </w:r>
+          </w:p>
+        </w:tc>
+      </w:tr>
+      <w:tr>
+        <w:tc>
+          <w:tcPr>
+            <w:tcW w:type="dxa" w:w="4873"/>
+          </w:tcPr>
+          <w:p>
+            <w:r>
+              <w:rPr>
+                <w:b/>
+                <w:sz w:val="18"/>
+              </w:rPr>
+              <w:t>7. Faits non établis</w:t>
+            </w:r>
+          </w:p>
+        </w:tc>
+        <w:tc>
+          <w:tcPr>
+            <w:tcW w:type="dxa" w:w="4873"/>
+          </w:tcPr>
+          <w:p>
+            <w:r>
+              <w:rPr>
+                <w:b w:val="0"/>
+                <w:sz w:val="18"/>
+              </w:rPr>
+              <w:t>Ceux pour lesquels aucun élément n’a été recueilli. Écrire « non établi » et non « faux » : ce n’est pas la même chose, et la nuance protège la bonne foi de celui qui a signalé.</w:t>
+            </w:r>
+          </w:p>
+        </w:tc>
+      </w:tr>
+      <w:tr>
+        <w:tc>
+          <w:tcPr>
+            <w:tcW w:type="dxa" w:w="4873"/>
+          </w:tcPr>
+          <w:p>
+            <w:r>
+              <w:rPr>
+                <w:b/>
+                <w:sz w:val="18"/>
+              </w:rPr>
+              <w:t>8. Faits contestés</w:t>
+            </w:r>
+          </w:p>
+        </w:tc>
+        <w:tc>
+          <w:tcPr>
+            <w:tcW w:type="dxa" w:w="4873"/>
+          </w:tcPr>
+          <w:p>
+            <w:r>
+              <w:rPr>
+                <w:b w:val="0"/>
+                <w:sz w:val="18"/>
+              </w:rPr>
+              <w:t>Ceux sur lesquels les versions divergent sans qu’aucune ne l’emporte. Les deux versions sont rapportées, côte à côte.</w:t>
+            </w:r>
+          </w:p>
+        </w:tc>
+      </w:tr>
+      <w:tr>
+        <w:tc>
+          <w:tcPr>
+            <w:tcW w:type="dxa" w:w="4873"/>
+          </w:tcPr>
+          <w:p>
+            <w:r>
+              <w:rPr>
+                <w:b/>
+                <w:sz w:val="18"/>
+              </w:rPr>
+              <w:t>9. Éléments de contexte</w:t>
+            </w:r>
+          </w:p>
+        </w:tc>
+        <w:tc>
+          <w:tcPr>
+            <w:tcW w:type="dxa" w:w="4873"/>
+          </w:tcPr>
+          <w:p>
+            <w:r>
+              <w:rPr>
+                <w:b w:val="0"/>
+                <w:sz w:val="18"/>
+              </w:rPr>
+              <w:t>Organisation du service, charge, mouvements de personnel, antécédents connus. Ce que l’enquête a appris sur l’organisation, indépendamment des personnes.</w:t>
+            </w:r>
+          </w:p>
+        </w:tc>
+      </w:tr>
+      <w:tr>
+        <w:tc>
+          <w:tcPr>
+            <w:tcW w:type="dxa" w:w="4873"/>
+          </w:tcPr>
+          <w:p>
+            <w:r>
+              <w:rPr>
+                <w:b/>
+                <w:sz w:val="18"/>
+              </w:rPr>
+              <w:t>10. Ce que la commission propose</w:t>
+            </w:r>
+          </w:p>
+        </w:tc>
+        <w:tc>
+          <w:tcPr>
+            <w:tcW w:type="dxa" w:w="4873"/>
+          </w:tcPr>
+          <w:p>
+            <w:r>
+              <w:rPr>
+                <w:b w:val="0"/>
+                <w:sz w:val="18"/>
+              </w:rPr>
+              <w:t>Des mesures, pas une qualification. Sur les personnes : mesures d’organisation, saisine disciplinaire, accompagnement. Sur l’organisation : ce qui doit remonter au document unique (action 1).</w:t>
+            </w:r>
+          </w:p>
+        </w:tc>
+      </w:tr>
+      <w:tr>
+        <w:tc>
+          <w:tcPr>
+            <w:tcW w:type="dxa" w:w="4873"/>
+          </w:tcPr>
+          <w:p>
+            <w:r>
+              <w:rPr>
+                <w:b/>
+                <w:sz w:val="18"/>
+              </w:rPr>
+              <w:t>11. Annexes</w:t>
+            </w:r>
+          </w:p>
+        </w:tc>
+        <w:tc>
+          <w:tcPr>
+            <w:tcW w:type="dxa" w:w="4873"/>
+          </w:tcPr>
+          <w:p>
+            <w:r>
+              <w:rPr>
+                <w:b w:val="0"/>
+                <w:sz w:val="18"/>
+              </w:rPr>
+              <w:t>Comptes rendus d’audition signés, pièces remises par les parties, lettre de mission, convocations. Numérotées et listées.</w:t>
+            </w:r>
+          </w:p>
+        </w:tc>
+      </w:tr>
+      <w:tr>
+        <w:tc>
+          <w:tcPr>
+            <w:tcW w:type="dxa" w:w="4873"/>
+          </w:tcPr>
+          <w:p>
+            <w:r>
+              <w:rPr>
+                <w:b/>
+                <w:sz w:val="18"/>
+              </w:rPr>
+              <w:t>12. Date et signatures</w:t>
+            </w:r>
+          </w:p>
+        </w:tc>
+        <w:tc>
+          <w:tcPr>
+            <w:tcW w:type="dxa" w:w="4873"/>
+          </w:tcPr>
+          <w:p>
+            <w:r>
+              <w:rPr>
+                <w:b w:val="0"/>
+                <w:sz w:val="18"/>
+              </w:rPr>
+              <w:t>Chaque membre de la commission signe. Le rapport est daté du jour de sa remise à l’employeur.</w:t>
+            </w:r>
+          </w:p>
+        </w:tc>
+      </w:tr>
+    </w:tbl>
     <w:p>
       <w:pPr>
         <w:spacing w:before="240" w:after="80"/>
@@ -6236,7 +10331,7 @@
     </w:p>
     <w:p>
       <w:pPr>
-        <w:spacing w:before="0" w:after="160"/>
+        <w:spacing w:before="0" w:after="60"/>
       </w:pPr>
       <w:r>
         <w:rPr>
@@ -6250,6 +10345,20 @@
     </w:p>
     <w:p>
       <w:pPr>
+        <w:spacing w:before="0" w:after="160"/>
+      </w:pPr>
+      <w:r>
+        <w:rPr>
+          <w:b/>
+          <w:i w:val="0"/>
+          <w:color w:val="1F3B57"/>
+          <w:sz w:val="20"/>
+        </w:rPr>
+        <w:t>Met en œuvre : L.4121-2, 8° — donner la priorité aux mesures de protection collective ; et 9° — donner les instructions appropriées aux travailleurs.</w:t>
+      </w:r>
+    </w:p>
+    <w:p>
+      <w:pPr>
         <w:spacing w:before="0" w:after="120"/>
       </w:pPr>
       <w:r>
@@ -6584,7 +10693,7 @@
     </w:p>
     <w:p>
       <w:pPr>
-        <w:spacing w:before="240" w:after="80"/>
+        <w:spacing w:before="280" w:after="80"/>
       </w:pPr>
       <w:r>
         <w:rPr>
@@ -6593,6 +10702,285 @@
           <w:color w:val="1F3B57"/>
           <w:sz w:val="25"/>
         </w:rPr>
+        <w:t>L’attestation de témoin — ce qu’elle doit contenir</w:t>
+      </w:r>
+    </w:p>
+    <w:p>
+      <w:pPr>
+        <w:spacing w:before="0" w:after="120"/>
+      </w:pPr>
+      <w:r>
+        <w:rPr>
+          <w:b w:val="0"/>
+          <w:i/>
+          <w:color w:val="B23B3B"/>
+          <w:sz w:val="19"/>
+        </w:rPr>
+        <w:t>Exemple pédagogique. Ce modèle est remis en séance et joint au livret d’accueil. Il ne remplace pas les mentions du code de procédure civile applicables à l’attestation produite en justice, à vérifier au moment de l’usage.</w:t>
+      </w:r>
+    </w:p>
+    <w:tbl>
+      <w:tblPr>
+        <w:tblStyle w:val="TableGrid"/>
+        <w:tblW w:type="auto" w:w="0"/>
+        <w:tblLook w:firstColumn="1" w:firstRow="1" w:lastColumn="0" w:lastRow="0" w:noHBand="0" w:noVBand="1" w:val="04A0"/>
+      </w:tblPr>
+      <w:tblGrid>
+        <w:gridCol w:w="2381"/>
+        <w:gridCol w:w="6803"/>
+      </w:tblGrid>
+      <w:tr>
+        <w:tc>
+          <w:tcPr>
+            <w:tcW w:type="dxa" w:w="4873"/>
+          </w:tcPr>
+          <w:p>
+            <w:r>
+              <w:rPr>
+                <w:b/>
+                <w:sz w:val="18"/>
+              </w:rPr>
+              <w:t>Identité</w:t>
+            </w:r>
+          </w:p>
+        </w:tc>
+        <w:tc>
+          <w:tcPr>
+            <w:tcW w:type="dxa" w:w="4873"/>
+          </w:tcPr>
+          <w:p>
+            <w:r>
+              <w:rPr>
+                <w:b w:val="0"/>
+                <w:sz w:val="18"/>
+              </w:rPr>
+              <w:t>Nom, prénoms, date et lieu de naissance, adresse, profession. L’attestation anonyme n’a aucune valeur.</w:t>
+            </w:r>
+          </w:p>
+        </w:tc>
+      </w:tr>
+      <w:tr>
+        <w:tc>
+          <w:tcPr>
+            <w:tcW w:type="dxa" w:w="4873"/>
+          </w:tcPr>
+          <w:p>
+            <w:r>
+              <w:rPr>
+                <w:b/>
+                <w:sz w:val="18"/>
+              </w:rPr>
+              <w:t>Lien avec les parties</w:t>
+            </w:r>
+          </w:p>
+        </w:tc>
+        <w:tc>
+          <w:tcPr>
+            <w:tcW w:type="dxa" w:w="4873"/>
+          </w:tcPr>
+          <w:p>
+            <w:r>
+              <w:rPr>
+                <w:b w:val="0"/>
+                <w:sz w:val="18"/>
+              </w:rPr>
+              <w:t>Lien de parenté, d’alliance, de subordination, de collaboration ou de communauté d’intérêts avec l’une ou l’autre des personnes concernées. Le taire décrédibilise tout le reste ; le dire ne disqualifie pas le témoignage.</w:t>
+            </w:r>
+          </w:p>
+        </w:tc>
+      </w:tr>
+      <w:tr>
+        <w:tc>
+          <w:tcPr>
+            <w:tcW w:type="dxa" w:w="4873"/>
+          </w:tcPr>
+          <w:p>
+            <w:r>
+              <w:rPr>
+                <w:b/>
+                <w:sz w:val="18"/>
+              </w:rPr>
+              <w:t>La formule</w:t>
+            </w:r>
+          </w:p>
+        </w:tc>
+        <w:tc>
+          <w:tcPr>
+            <w:tcW w:type="dxa" w:w="4873"/>
+          </w:tcPr>
+          <w:p>
+            <w:r>
+              <w:rPr>
+                <w:b w:val="0"/>
+                <w:sz w:val="18"/>
+              </w:rPr>
+              <w:t>« Je sais que la présente attestation sera produite en justice et j’ai connaissance des sanctions pénales encourues en cas de fausse attestation. »</w:t>
+            </w:r>
+          </w:p>
+        </w:tc>
+      </w:tr>
+      <w:tr>
+        <w:tc>
+          <w:tcPr>
+            <w:tcW w:type="dxa" w:w="4873"/>
+          </w:tcPr>
+          <w:p>
+            <w:r>
+              <w:rPr>
+                <w:b/>
+                <w:sz w:val="18"/>
+              </w:rPr>
+              <w:t>Le récit</w:t>
+            </w:r>
+          </w:p>
+        </w:tc>
+        <w:tc>
+          <w:tcPr>
+            <w:tcW w:type="dxa" w:w="4873"/>
+          </w:tcPr>
+          <w:p>
+            <w:r>
+              <w:rPr>
+                <w:b w:val="0"/>
+                <w:sz w:val="18"/>
+              </w:rPr>
+              <w:t>Uniquement ce que le témoin a personnellement vu ou entendu. Ni ce qu’on lui a rapporté, ni ce qu’il en pense. Avec, pour chaque fait : la date, le lieu, les personnes présentes, et les propos rapportés entre guillemets aussi près que possible des termes employés.</w:t>
+            </w:r>
+          </w:p>
+        </w:tc>
+      </w:tr>
+      <w:tr>
+        <w:tc>
+          <w:tcPr>
+            <w:tcW w:type="dxa" w:w="4873"/>
+          </w:tcPr>
+          <w:p>
+            <w:r>
+              <w:rPr>
+                <w:b/>
+                <w:sz w:val="18"/>
+              </w:rPr>
+              <w:t>Ce qu’il faut éviter</w:t>
+            </w:r>
+          </w:p>
+        </w:tc>
+        <w:tc>
+          <w:tcPr>
+            <w:tcW w:type="dxa" w:w="4873"/>
+          </w:tcPr>
+          <w:p>
+            <w:r>
+              <w:rPr>
+                <w:b w:val="0"/>
+                <w:sz w:val="18"/>
+              </w:rPr>
+              <w:t>« Il l’humiliait constamment » ne vaut rien. « Le 12 mars, en réunion de service, devant six personnes, il lui a dit : … » vaut. Le premier est un jugement, le second est un fait.</w:t>
+            </w:r>
+          </w:p>
+        </w:tc>
+      </w:tr>
+      <w:tr>
+        <w:tc>
+          <w:tcPr>
+            <w:tcW w:type="dxa" w:w="4873"/>
+          </w:tcPr>
+          <w:p>
+            <w:r>
+              <w:rPr>
+                <w:b/>
+                <w:sz w:val="18"/>
+              </w:rPr>
+              <w:t>Pièces jointes</w:t>
+            </w:r>
+          </w:p>
+        </w:tc>
+        <w:tc>
+          <w:tcPr>
+            <w:tcW w:type="dxa" w:w="4873"/>
+          </w:tcPr>
+          <w:p>
+            <w:r>
+              <w:rPr>
+                <w:b w:val="0"/>
+                <w:sz w:val="18"/>
+              </w:rPr>
+              <w:t>Copie d’une pièce d’identité. Les courriels ou documents cités, le cas échéant.</w:t>
+            </w:r>
+          </w:p>
+        </w:tc>
+      </w:tr>
+      <w:tr>
+        <w:tc>
+          <w:tcPr>
+            <w:tcW w:type="dxa" w:w="4873"/>
+          </w:tcPr>
+          <w:p>
+            <w:r>
+              <w:rPr>
+                <w:b/>
+                <w:sz w:val="18"/>
+              </w:rPr>
+              <w:t>Forme</w:t>
+            </w:r>
+          </w:p>
+        </w:tc>
+        <w:tc>
+          <w:tcPr>
+            <w:tcW w:type="dxa" w:w="4873"/>
+          </w:tcPr>
+          <w:p>
+            <w:r>
+              <w:rPr>
+                <w:b w:val="0"/>
+                <w:sz w:val="18"/>
+              </w:rPr>
+              <w:t>Manuscrite ou dactylographiée, mais datée et signée de la main du témoin.</w:t>
+            </w:r>
+          </w:p>
+        </w:tc>
+      </w:tr>
+      <w:tr>
+        <w:tc>
+          <w:tcPr>
+            <w:tcW w:type="dxa" w:w="4873"/>
+          </w:tcPr>
+          <w:p>
+            <w:r>
+              <w:rPr>
+                <w:b/>
+                <w:sz w:val="18"/>
+              </w:rPr>
+              <w:t>Ce qui est rappelé au témoin</w:t>
+            </w:r>
+          </w:p>
+        </w:tc>
+        <w:tc>
+          <w:tcPr>
+            <w:tcW w:type="dxa" w:w="4873"/>
+          </w:tcPr>
+          <w:p>
+            <w:r>
+              <w:rPr>
+                <w:b w:val="0"/>
+                <w:sz w:val="18"/>
+              </w:rPr>
+              <w:t>Il est protégé au même titre que la victime : aucune sanction, aucun licenciement, aucune mesure discriminatoire ne peut être prise contre lui pour avoir témoigné de faits de harcèlement.</w:t>
+            </w:r>
+          </w:p>
+        </w:tc>
+      </w:tr>
+    </w:tbl>
+    <w:p>
+      <w:pPr>
+        <w:spacing w:before="240" w:after="80"/>
+      </w:pPr>
+      <w:r>
+        <w:rPr>
+          <w:b/>
+          <w:i w:val="0"/>
+          <w:color w:val="1F3B57"/>
+          <w:sz w:val="25"/>
+        </w:rPr>
         <w:t>Ce que l’action produit — les pièces à conserver</w:t>
       </w:r>
     </w:p>
@@ -6617,7 +11005,7 @@
         <w:rPr>
           <w:sz w:val="20"/>
         </w:rPr>
-        <w:t>Liste des destinataires</w:t>
+        <w:t>Liste des destinataires, rapprochée de l’effectif à la date</w:t>
       </w:r>
     </w:p>
     <w:p>
@@ -6641,7 +11029,7 @@
         <w:rPr>
           <w:sz w:val="20"/>
         </w:rPr>
-        <w:t>Carte de contacts remise</w:t>
+        <w:t>Carte de contacts remise, avec sa date de version</w:t>
       </w:r>
     </w:p>
     <w:p>
@@ -6654,6 +11042,18 @@
           <w:sz w:val="20"/>
         </w:rPr>
         <w:t>Modèle d’attestation de témoin distribué</w:t>
+      </w:r>
+    </w:p>
+    <w:p>
+      <w:pPr>
+        <w:pStyle w:val="ListBullet"/>
+        <w:spacing w:after="40"/>
+      </w:pPr>
+      <w:r>
+        <w:rPr>
+          <w:sz w:val="20"/>
+        </w:rPr>
+        <w:t>Liste des absents et date de leur session de rattrapage</w:t>
       </w:r>
     </w:p>
     <w:p>
@@ -7637,7 +12037,7 @@
     </w:p>
     <w:p>
       <w:pPr>
-        <w:spacing w:before="0" w:after="160"/>
+        <w:spacing w:before="0" w:after="60"/>
       </w:pPr>
       <w:r>
         <w:rPr>
@@ -7646,7 +12046,21 @@
           <w:color w:val="A0842E"/>
           <w:sz w:val="20"/>
         </w:rPr>
-        <w:t>Article L.4121-1 (2°)</w:t>
+        <w:t>Articles L.4121-1 (2°), L.1153-5 et L.1153-2</w:t>
+      </w:r>
+    </w:p>
+    <w:p>
+      <w:pPr>
+        <w:spacing w:before="0" w:after="160"/>
+      </w:pPr>
+      <w:r>
+        <w:rPr>
+          <w:b/>
+          <w:i w:val="0"/>
+          <w:color w:val="1F3B57"/>
+          <w:sz w:val="20"/>
+        </w:rPr>
+        <w:t>Met en œuvre : L.4121-2, 9° — donner les instructions appropriées aux travailleurs, au moment où ils arrivent.</w:t>
       </w:r>
     </w:p>
     <w:p>
@@ -7659,33 +12073,7 @@
           <w:i w:val="0"/>
           <w:sz w:val="21"/>
         </w:rPr>
-        <w:t>Une notice de deux pages remise le jour de l’arrivée : définition, exemples, contacts nommés, procédure, protection du salarié qui dénonce. Datée, remise en main propre, émargée.</w:t>
-      </w:r>
-    </w:p>
-    <w:p>
-      <w:pPr>
-        <w:spacing w:before="0" w:after="100"/>
-      </w:pPr>
-      <w:r>
-        <w:rPr>
-          <w:b w:val="0"/>
-          <w:i w:val="0"/>
-          <w:sz w:val="21"/>
-        </w:rPr>
-        <w:t>Cinq minutes à l’oral pendant l’accueil : à qui parler, et le fait que l’entreprise attend qu’on parle tôt.</w:t>
-      </w:r>
-    </w:p>
-    <w:p>
-      <w:pPr>
-        <w:spacing w:before="0" w:after="100"/>
-      </w:pPr>
-      <w:r>
-        <w:rPr>
-          <w:b w:val="0"/>
-          <w:i w:val="0"/>
-          <w:sz w:val="21"/>
-        </w:rPr>
-        <w:t>Contrôle mensuel : croiser la liste des entrants avec les émargements. Un entrant sans émargement est un trou dans le dossier de preuve.</w:t>
+        <w:t>L’information collective annuelle (action 9) laisse un trou : ceux qui arrivent entre deux sessions. Ce sont précisément les plus exposés — période d’essai, contrat court, alternance, peur de déplaire. Un entrant non informé est aussi la ligne que l’avocat adverse trouvera dans votre effectif.</w:t>
       </w:r>
     </w:p>
     <w:p>
@@ -7699,7 +12087,379 @@
           <w:color w:val="1F3B57"/>
           <w:sz w:val="25"/>
         </w:rPr>
-        <w:t>Ce que l’action produit — les pièces à conserver</w:t>
+        <w:t>Ce que le code exige — et ce qu’il n’exige pas</w:t>
+      </w:r>
+    </w:p>
+    <w:p>
+      <w:pPr>
+        <w:spacing w:before="0" w:after="100"/>
+      </w:pPr>
+      <w:r>
+        <w:rPr>
+          <w:b w:val="0"/>
+          <w:i w:val="0"/>
+          <w:sz w:val="21"/>
+        </w:rPr>
+        <w:t>L’information sur le harcèlement sexuel vise expressément, outre les salariés, les personnes en formation ou en stage et les candidats à un recrutement, à une formation ou à un stage : c’est le champ de l’article L.1153-2, auquel renvoie l’obligation d’information. Et l’affichage doit se trouver dans les locaux, ou à la porte des locaux, où se fait l’embauche.</w:t>
+      </w:r>
+    </w:p>
+    <w:p>
+      <w:pPr>
+        <w:spacing w:before="0" w:after="100"/>
+      </w:pPr>
+      <w:r>
+        <w:rPr>
+          <w:b/>
+          <w:i w:val="0"/>
+          <w:sz w:val="21"/>
+        </w:rPr>
+        <w:t>Ce que le code n’impose pas : ni notice, ni émargement à l’embauche. C’est notre recommandation, et c’est ce qui se prouve. Un affichage à la porte du local d’embauche ne démontre pas qu’un salarié donné a été informé ; une notice émargée le démontre pour chacun.</w:t>
+      </w:r>
+    </w:p>
+    <w:p>
+      <w:pPr>
+        <w:spacing w:before="280" w:after="80"/>
+      </w:pPr>
+      <w:r>
+        <w:rPr>
+          <w:b/>
+          <w:i w:val="0"/>
+          <w:color w:val="1F3B57"/>
+          <w:sz w:val="25"/>
+        </w:rPr>
+        <w:t>La notice remise à l’embauche — son sommaire, rédigé</w:t>
+      </w:r>
+    </w:p>
+    <w:p>
+      <w:pPr>
+        <w:spacing w:before="0" w:after="120"/>
+      </w:pPr>
+      <w:r>
+        <w:rPr>
+          <w:b w:val="0"/>
+          <w:i/>
+          <w:color w:val="B23B3B"/>
+          <w:sz w:val="19"/>
+        </w:rPr>
+        <w:t>Exemple pédagogique. La notice doit tenir en deux pages : au-delà, elle n’est pas lue, et une notice non lue ne prévient rien même si elle est émargée.</w:t>
+      </w:r>
+    </w:p>
+    <w:tbl>
+      <w:tblPr>
+        <w:tblStyle w:val="TableGrid"/>
+        <w:tblW w:type="auto" w:w="0"/>
+        <w:tblLook w:firstColumn="1" w:firstRow="1" w:lastColumn="0" w:lastRow="0" w:noHBand="0" w:noVBand="1" w:val="04A0"/>
+      </w:tblPr>
+      <w:tblGrid>
+        <w:gridCol w:w="2381"/>
+        <w:gridCol w:w="6803"/>
+      </w:tblGrid>
+      <w:tr>
+        <w:tc>
+          <w:tcPr>
+            <w:tcW w:type="dxa" w:w="4873"/>
+          </w:tcPr>
+          <w:p>
+            <w:r>
+              <w:rPr>
+                <w:b/>
+                <w:sz w:val="18"/>
+              </w:rPr>
+              <w:t>Titre</w:t>
+            </w:r>
+          </w:p>
+        </w:tc>
+        <w:tc>
+          <w:tcPr>
+            <w:tcW w:type="dxa" w:w="4873"/>
+          </w:tcPr>
+          <w:p>
+            <w:r>
+              <w:rPr>
+                <w:b w:val="0"/>
+                <w:sz w:val="18"/>
+              </w:rPr>
+              <w:t>Ce que vous devez savoir en arrivant : harcèlement moral, harcèlement sexuel, agissements sexistes. Deux pages, remises le premier jour.</w:t>
+            </w:r>
+          </w:p>
+        </w:tc>
+      </w:tr>
+      <w:tr>
+        <w:tc>
+          <w:tcPr>
+            <w:tcW w:type="dxa" w:w="4873"/>
+          </w:tcPr>
+          <w:p>
+            <w:r>
+              <w:rPr>
+                <w:b/>
+                <w:sz w:val="18"/>
+              </w:rPr>
+              <w:t>1. Ce que l’entreprise interdit</w:t>
+            </w:r>
+          </w:p>
+        </w:tc>
+        <w:tc>
+          <w:tcPr>
+            <w:tcW w:type="dxa" w:w="4873"/>
+          </w:tcPr>
+          <w:p>
+            <w:r>
+              <w:rPr>
+                <w:b w:val="0"/>
+                <w:sz w:val="18"/>
+              </w:rPr>
+              <w:t>Trois phrases, en clair : ce qu’est le harcèlement moral, ce qu’est le harcèlement sexuel, ce qu’est un agissement sexiste. Deux exemples concrets pour chacun, tirés de situations de travail, pas de définitions juridiques.</w:t>
+            </w:r>
+          </w:p>
+        </w:tc>
+      </w:tr>
+      <w:tr>
+        <w:tc>
+          <w:tcPr>
+            <w:tcW w:type="dxa" w:w="4873"/>
+          </w:tcPr>
+          <w:p>
+            <w:r>
+              <w:rPr>
+                <w:b/>
+                <w:sz w:val="18"/>
+              </w:rPr>
+              <w:t>2. Ce qui n’en est pas</w:t>
+            </w:r>
+          </w:p>
+        </w:tc>
+        <w:tc>
+          <w:tcPr>
+            <w:tcW w:type="dxa" w:w="4873"/>
+          </w:tcPr>
+          <w:p>
+            <w:r>
+              <w:rPr>
+                <w:b w:val="0"/>
+                <w:sz w:val="18"/>
+              </w:rPr>
+              <w:t>Un manager exigeant, une sanction justifiée, une évaluation basse motivée, une réorganisation. Le dire protège la crédibilité du dispositif — et évite les signalements de confort qui décrédibilisent les vrais.</w:t>
+            </w:r>
+          </w:p>
+        </w:tc>
+      </w:tr>
+      <w:tr>
+        <w:tc>
+          <w:tcPr>
+            <w:tcW w:type="dxa" w:w="4873"/>
+          </w:tcPr>
+          <w:p>
+            <w:r>
+              <w:rPr>
+                <w:b/>
+                <w:sz w:val="18"/>
+              </w:rPr>
+              <w:t>3. À qui parler</w:t>
+            </w:r>
+          </w:p>
+        </w:tc>
+        <w:tc>
+          <w:tcPr>
+            <w:tcW w:type="dxa" w:w="4873"/>
+          </w:tcPr>
+          <w:p>
+            <w:r>
+              <w:rPr>
+                <w:b w:val="0"/>
+                <w:sz w:val="18"/>
+              </w:rPr>
+              <w:t>Les noms, pas les fonctions : [référent employeur], [référent du comité], [élus], [service de santé au travail], [inspection du travail — nom de l’agent], Défenseur des droits. Vous n’êtes pas obligé de passer par votre responsable.</w:t>
+            </w:r>
+          </w:p>
+        </w:tc>
+      </w:tr>
+      <w:tr>
+        <w:tc>
+          <w:tcPr>
+            <w:tcW w:type="dxa" w:w="4873"/>
+          </w:tcPr>
+          <w:p>
+            <w:r>
+              <w:rPr>
+                <w:b/>
+                <w:sz w:val="18"/>
+              </w:rPr>
+              <w:t>4. Ce qui se passe si vous parlez</w:t>
+            </w:r>
+          </w:p>
+        </w:tc>
+        <w:tc>
+          <w:tcPr>
+            <w:tcW w:type="dxa" w:w="4873"/>
+          </w:tcPr>
+          <w:p>
+            <w:r>
+              <w:rPr>
+                <w:b w:val="0"/>
+                <w:sz w:val="18"/>
+              </w:rPr>
+              <w:t>Accusé de réception sous 48 heures, entretien sous 8 jours, décision écrite et motivée, suivi à trois mois. Renvoi à la procédure complète (action 6), avec l’endroit où la trouver.</w:t>
+            </w:r>
+          </w:p>
+        </w:tc>
+      </w:tr>
+      <w:tr>
+        <w:tc>
+          <w:tcPr>
+            <w:tcW w:type="dxa" w:w="4873"/>
+          </w:tcPr>
+          <w:p>
+            <w:r>
+              <w:rPr>
+                <w:b/>
+                <w:sz w:val="18"/>
+              </w:rPr>
+              <w:t>5. Votre protection</w:t>
+            </w:r>
+          </w:p>
+        </w:tc>
+        <w:tc>
+          <w:tcPr>
+            <w:tcW w:type="dxa" w:w="4873"/>
+          </w:tcPr>
+          <w:p>
+            <w:r>
+              <w:rPr>
+                <w:b w:val="0"/>
+                <w:sz w:val="18"/>
+              </w:rPr>
+              <w:t>Aucune sanction, aucun licenciement, aucune mesure discriminatoire pour avoir subi, refusé de subir, relaté ou témoigné. Vous êtes protégé dès lors que vous êtes de bonne foi. Les témoins le sont aussi. Cette protection s’applique dès le premier jour, y compris pendant la période d’essai.</w:t>
+            </w:r>
+          </w:p>
+        </w:tc>
+      </w:tr>
+      <w:tr>
+        <w:tc>
+          <w:tcPr>
+            <w:tcW w:type="dxa" w:w="4873"/>
+          </w:tcPr>
+          <w:p>
+            <w:r>
+              <w:rPr>
+                <w:b/>
+                <w:sz w:val="18"/>
+              </w:rPr>
+              <w:t>6. Un conseil pratique</w:t>
+            </w:r>
+          </w:p>
+        </w:tc>
+        <w:tc>
+          <w:tcPr>
+            <w:tcW w:type="dxa" w:w="4873"/>
+          </w:tcPr>
+          <w:p>
+            <w:r>
+              <w:rPr>
+                <w:b w:val="0"/>
+                <w:sz w:val="18"/>
+              </w:rPr>
+              <w:t>Écrivez ce qui se passe au fur et à mesure, avec les dates et les personnes présentes. Conservez les courriels. Vous n’avez pas à prouver le harcèlement, mais des faits datés valent mieux qu’un souvenir.</w:t>
+            </w:r>
+          </w:p>
+        </w:tc>
+      </w:tr>
+      <w:tr>
+        <w:tc>
+          <w:tcPr>
+            <w:tcW w:type="dxa" w:w="4873"/>
+          </w:tcPr>
+          <w:p>
+            <w:r>
+              <w:rPr>
+                <w:b/>
+                <w:sz w:val="18"/>
+              </w:rPr>
+              <w:t>Pied de page — l’émargement</w:t>
+            </w:r>
+          </w:p>
+        </w:tc>
+        <w:tc>
+          <w:tcPr>
+            <w:tcW w:type="dxa" w:w="4873"/>
+          </w:tcPr>
+          <w:p>
+            <w:r>
+              <w:rPr>
+                <w:b w:val="0"/>
+                <w:sz w:val="18"/>
+              </w:rPr>
+              <w:t>Je reconnais avoir reçu ce jour la notice « harcèlement — ce que vous devez savoir », version du [date]. Nom, prénom, date d’entrée, date de remise, signature. Exemplaire conservé au dossier, copie remise au salarié.</w:t>
+            </w:r>
+          </w:p>
+        </w:tc>
+      </w:tr>
+    </w:tbl>
+    <w:p>
+      <w:pPr>
+        <w:spacing w:before="240" w:after="80"/>
+      </w:pPr>
+      <w:r>
+        <w:rPr>
+          <w:b/>
+          <w:i w:val="0"/>
+          <w:color w:val="1F3B57"/>
+          <w:sz w:val="25"/>
+        </w:rPr>
+        <w:t>Les cinq minutes à l’oral, et le contrôle mensuel</w:t>
+      </w:r>
+    </w:p>
+    <w:p>
+      <w:pPr>
+        <w:spacing w:before="0" w:after="100"/>
+      </w:pPr>
+      <w:r>
+        <w:rPr>
+          <w:b w:val="0"/>
+          <w:i w:val="0"/>
+          <w:sz w:val="21"/>
+        </w:rPr>
+        <w:t>La notice se remet, et elle se dit. Cinq minutes pendant l’accueil : à qui parler, et le fait que l’entreprise attend qu’on parle tôt plutôt que d’attendre que la situation s’installe. Ce sont ces cinq minutes qui font qu’un salarié ose, six mois plus tard.</w:t>
+      </w:r>
+    </w:p>
+    <w:p>
+      <w:pPr>
+        <w:spacing w:before="0" w:after="100"/>
+      </w:pPr>
+      <w:r>
+        <w:rPr>
+          <w:b/>
+          <w:i w:val="0"/>
+          <w:sz w:val="21"/>
+        </w:rPr>
+        <w:t>Le contrôle mensuel est mécanique : on prend la liste des entrées du mois — CDI, CDD, alternants, stagiaires, intérimaires — et on la rapproche des émargements. Toute ligne sans émargement est régularisée dans la semaine. Ce rapprochement s’écrit et se date : c’est lui, et non la notice, qui prouve que l’action est tenue dans la durée.</w:t>
+      </w:r>
+    </w:p>
+    <w:p>
+      <w:pPr>
+        <w:spacing w:before="0" w:after="100"/>
+      </w:pPr>
+      <w:r>
+        <w:rPr>
+          <w:b w:val="0"/>
+          <w:i w:val="0"/>
+          <w:sz w:val="21"/>
+        </w:rPr>
+        <w:t>Cas particuliers à ne pas oublier : les intérimaires — l’entreprise utilisatrice est tenue de l’obligation de sécurité à leur égard ; les salariés d’un prestataire installés à demeure ; les stagiaires et alternants, expressément visés par L.1153-2 ; les salariés repris à l’occasion d’un transfert d’entreprise, qui n’ont jamais reçu votre notice.</w:t>
+      </w:r>
+    </w:p>
+    <w:p>
+      <w:pPr>
+        <w:spacing w:before="240" w:after="80"/>
+      </w:pPr>
+      <w:r>
+        <w:rPr>
+          <w:b/>
+          <w:i w:val="0"/>
+          <w:color w:val="1F3B57"/>
+          <w:sz w:val="25"/>
+        </w:rPr>
+        <w:t>Les erreurs qui annulent l’action</w:t>
       </w:r>
     </w:p>
     <w:p>
@@ -7711,7 +12471,7 @@
         <w:rPr>
           <w:sz w:val="20"/>
         </w:rPr>
-        <w:t>Notice d’information</w:t>
+        <w:t>La notice glissée dans un dossier d’accueil de quarante pages, jamais commentée, jamais émargée.</w:t>
       </w:r>
     </w:p>
     <w:p>
@@ -7723,7 +12483,7 @@
         <w:rPr>
           <w:sz w:val="20"/>
         </w:rPr>
-        <w:t>Émargement signé et daté</w:t>
+        <w:t>Un émargement non daté : il ne prouve pas que l’information a précédé les faits.</w:t>
       </w:r>
     </w:p>
     <w:p>
@@ -7735,7 +12495,105 @@
         <w:rPr>
           <w:sz w:val="20"/>
         </w:rPr>
-        <w:t>Contrôle mensuel entrants / émargements</w:t>
+        <w:t>Les intérimaires et les stagiaires exclus du dispositif.</w:t>
+      </w:r>
+    </w:p>
+    <w:p>
+      <w:pPr>
+        <w:pStyle w:val="ListBullet"/>
+        <w:spacing w:after="40"/>
+      </w:pPr>
+      <w:r>
+        <w:rPr>
+          <w:sz w:val="20"/>
+        </w:rPr>
+        <w:t>Une notice qui renvoie à des personnes parties depuis deux ans.</w:t>
+      </w:r>
+    </w:p>
+    <w:p>
+      <w:pPr>
+        <w:pStyle w:val="ListBullet"/>
+        <w:spacing w:after="40"/>
+      </w:pPr>
+      <w:r>
+        <w:rPr>
+          <w:sz w:val="20"/>
+        </w:rPr>
+        <w:t>Aucun rapprochement entre les entrées et les émargements : personne ne sait qui manque.</w:t>
+      </w:r>
+    </w:p>
+    <w:p>
+      <w:pPr>
+        <w:spacing w:before="240" w:after="80"/>
+      </w:pPr>
+      <w:r>
+        <w:rPr>
+          <w:b/>
+          <w:i w:val="0"/>
+          <w:color w:val="1F3B57"/>
+          <w:sz w:val="25"/>
+        </w:rPr>
+        <w:t>Ce que l’action produit — les pièces à conserver</w:t>
+      </w:r>
+    </w:p>
+    <w:p>
+      <w:pPr>
+        <w:pStyle w:val="ListBullet"/>
+        <w:spacing w:after="40"/>
+      </w:pPr>
+      <w:r>
+        <w:rPr>
+          <w:sz w:val="20"/>
+        </w:rPr>
+        <w:t>Notice d’information, une version conservée par millésime</w:t>
+      </w:r>
+    </w:p>
+    <w:p>
+      <w:pPr>
+        <w:pStyle w:val="ListBullet"/>
+        <w:spacing w:after="40"/>
+      </w:pPr>
+      <w:r>
+        <w:rPr>
+          <w:sz w:val="20"/>
+        </w:rPr>
+        <w:t>Émargement signé et daté, un par entrant, conservé au dossier individuel</w:t>
+      </w:r>
+    </w:p>
+    <w:p>
+      <w:pPr>
+        <w:pStyle w:val="ListBullet"/>
+        <w:spacing w:after="40"/>
+      </w:pPr>
+      <w:r>
+        <w:rPr>
+          <w:sz w:val="20"/>
+        </w:rPr>
+        <w:t>Tableau de contrôle mensuel : entrées du mois / émargements reçus / régularisations</w:t>
+      </w:r>
+    </w:p>
+    <w:p>
+      <w:pPr>
+        <w:pStyle w:val="ListBullet"/>
+        <w:spacing w:after="40"/>
+      </w:pPr>
+      <w:r>
+        <w:rPr>
+          <w:sz w:val="20"/>
+        </w:rPr>
+        <w:t>Preuve d’information des intérimaires et des prestataires présents sur site</w:t>
+      </w:r>
+    </w:p>
+    <w:p>
+      <w:pPr>
+        <w:pStyle w:val="ListBullet"/>
+        <w:spacing w:after="40"/>
+      </w:pPr>
+      <w:r>
+        <w:rPr>
+          <w:sz w:val="20"/>
+        </w:rPr>
+        <w:t>Trame des cinq minutes d’accueil, pour que le message soit le même partout</w:t>
       </w:r>
     </w:p>
     <w:p>
@@ -7767,7 +12625,7 @@
     </w:p>
     <w:p>
       <w:pPr>
-        <w:spacing w:before="0" w:after="160"/>
+        <w:spacing w:before="0" w:after="60"/>
       </w:pPr>
       <w:r>
         <w:rPr>
@@ -7776,7 +12634,34 @@
           <w:color w:val="A0842E"/>
           <w:sz w:val="20"/>
         </w:rPr>
-        <w:t>Article L.4121-1 — RGPD pour les données</w:t>
+        <w:t>Articles L.4121-1 et R.4121-2 — RGPD pour les données personnelles</w:t>
+      </w:r>
+    </w:p>
+    <w:p>
+      <w:pPr>
+        <w:spacing w:before="0" w:after="160"/>
+      </w:pPr>
+      <w:r>
+        <w:rPr>
+          <w:b/>
+          <w:i w:val="0"/>
+          <w:color w:val="1F3B57"/>
+          <w:sz w:val="20"/>
+        </w:rPr>
+        <w:t>Met en œuvre : L.4121-2, 2° — évaluer les risques qui ne peuvent pas être évités ; et 7° — planifier la prévention dans un ensemble cohérent.</w:t>
+      </w:r>
+    </w:p>
+    <w:p>
+      <w:pPr>
+        <w:spacing w:before="0" w:after="100"/>
+      </w:pPr>
+      <w:r>
+        <w:rPr>
+          <w:b/>
+          <w:i w:val="0"/>
+          <w:sz w:val="21"/>
+        </w:rPr>
+        <w:t>Le registre n’est imposé par aucun texte. Il est pourtant la pièce qui décide de l’issue : c’est lui qui établit ce que l’employeur savait, quand il l’a su, et ce qu’il en a fait. Sans lui, chaque dossier se reconstitue de mémoire, deux ans plus tard, devant le conseil de prud’hommes.</w:t>
       </w:r>
     </w:p>
     <w:p>
@@ -7789,46 +12674,7 @@
           <w:i w:val="0"/>
           <w:sz w:val="21"/>
         </w:rPr>
-        <w:t>Ce qu’il porte : date du signalement, par qui il est reçu, forme, faits rapportés en une phrase sans qualification, mesures conservatoires et leur date, enquête ou non et pourquoi, décision et sa date, information des parties, suivi à trois mois.</w:t>
-      </w:r>
-    </w:p>
-    <w:p>
-      <w:pPr>
-        <w:spacing w:before="0" w:after="100"/>
-      </w:pPr>
-      <w:r>
-        <w:rPr>
-          <w:b w:val="0"/>
-          <w:i w:val="0"/>
-          <w:sz w:val="21"/>
-        </w:rPr>
-        <w:t>Ce qu’il ne porte pas : aucune appréciation sur la personnalité, aucune donnée de santé, aucun jugement. C’est un journal de bord, pas un dossier médical.</w:t>
-      </w:r>
-    </w:p>
-    <w:p>
-      <w:pPr>
-        <w:spacing w:before="0" w:after="100"/>
-      </w:pPr>
-      <w:r>
-        <w:rPr>
-          <w:b w:val="0"/>
-          <w:i w:val="0"/>
-          <w:sz w:val="21"/>
-        </w:rPr>
-        <w:t>Accès nominatif restreint et tracé. Durée de conservation définie, information des personnes concernées, base légale : l’obligation légale de l’employeur.</w:t>
-      </w:r>
-    </w:p>
-    <w:p>
-      <w:pPr>
-        <w:spacing w:before="0" w:after="100"/>
-      </w:pPr>
-      <w:r>
-        <w:rPr>
-          <w:b w:val="0"/>
-          <w:i w:val="0"/>
-          <w:sz w:val="21"/>
-        </w:rPr>
-        <w:t>Bilan annuel : combien de signalements, sur quels sites, quels délais de réaction, quelles suites. Ce bilan alimente le document unique (action 1) et la consultation du comité.</w:t>
+        <w:t>C’est aussi lui qui fait vivre l’action 1 : l’article R.4121-2 impose de mettre à jour le document unique lorsqu’une information supplémentaire intéressant l’évaluation d’un risque est portée à la connaissance de l’employeur. Le registre est l’endroit où ces informations sont collectées.</w:t>
       </w:r>
     </w:p>
     <w:p>
@@ -7842,7 +12688,7 @@
           <w:color w:val="1F3B57"/>
           <w:sz w:val="25"/>
         </w:rPr>
-        <w:t>Ce que l’action produit — les pièces à conserver</w:t>
+        <w:t>Ce qu’il porte, et ce qu’il ne porte pas</w:t>
       </w:r>
     </w:p>
     <w:p>
@@ -7854,7 +12700,7 @@
         <w:rPr>
           <w:sz w:val="20"/>
         </w:rPr>
-        <w:t>Registre tenu</w:t>
+        <w:t>Il porte : la date du signalement, par qui il a été reçu, sous quelle forme, les faits rapportés en une phrase et sans qualification, les mesures conservatoires et leur date, la décision d’enquêter ou non et son motif, la décision finale et sa date, l’information des parties, le suivi à trois mois.</w:t>
       </w:r>
     </w:p>
     <w:p>
@@ -7866,7 +12712,7 @@
         <w:rPr>
           <w:sz w:val="20"/>
         </w:rPr>
-        <w:t>Bilan annuel</w:t>
+        <w:t>Il ne porte pas : aucune appréciation sur la personnalité, aucune donnée de santé, aucun diagnostic, aucun arrêt de travail, aucune orientation sexuelle, aucune conviction. C’est un journal de bord, pas un dossier médical.</w:t>
       </w:r>
     </w:p>
     <w:p>
@@ -7878,7 +12724,721 @@
         <w:rPr>
           <w:sz w:val="20"/>
         </w:rPr>
-        <w:t>Politique de conservation et d’accès</w:t>
+        <w:t>Il ne porte pas non plus de qualification juridique. « Propos rapportés en réunion » et non « harcèlement avéré ».</w:t>
+      </w:r>
+    </w:p>
+    <w:p>
+      <w:pPr>
+        <w:spacing w:before="280" w:after="80"/>
+      </w:pPr>
+      <w:r>
+        <w:rPr>
+          <w:b/>
+          <w:i w:val="0"/>
+          <w:color w:val="1F3B57"/>
+          <w:sz w:val="25"/>
+        </w:rPr>
+        <w:t>Une ligne de registre, remplie — exemple</w:t>
+      </w:r>
+    </w:p>
+    <w:p>
+      <w:pPr>
+        <w:spacing w:before="0" w:after="120"/>
+      </w:pPr>
+      <w:r>
+        <w:rPr>
+          <w:b w:val="0"/>
+          <w:i/>
+          <w:color w:val="B23B3B"/>
+          <w:sz w:val="19"/>
+        </w:rPr>
+        <w:t>Exemple pédagogique et fictif. Noter le dernier champ : c’est le seul chiffre que le juge regardera en premier. Un registre qui ne calcule pas ses délais ne sert qu’à moitié.</w:t>
+      </w:r>
+    </w:p>
+    <w:tbl>
+      <w:tblPr>
+        <w:tblStyle w:val="TableGrid"/>
+        <w:tblW w:type="auto" w:w="0"/>
+        <w:tblLook w:firstColumn="1" w:firstRow="1" w:lastColumn="0" w:lastRow="0" w:noHBand="0" w:noVBand="1" w:val="04A0"/>
+      </w:tblPr>
+      <w:tblGrid>
+        <w:gridCol w:w="2381"/>
+        <w:gridCol w:w="6803"/>
+      </w:tblGrid>
+      <w:tr>
+        <w:tc>
+          <w:tcPr>
+            <w:tcW w:type="dxa" w:w="4873"/>
+          </w:tcPr>
+          <w:p>
+            <w:r>
+              <w:rPr>
+                <w:b/>
+                <w:sz w:val="18"/>
+              </w:rPr>
+              <w:t>N° d’ordre</w:t>
+            </w:r>
+          </w:p>
+        </w:tc>
+        <w:tc>
+          <w:tcPr>
+            <w:tcW w:type="dxa" w:w="4873"/>
+          </w:tcPr>
+          <w:p>
+            <w:r>
+              <w:rPr>
+                <w:b w:val="0"/>
+                <w:sz w:val="18"/>
+              </w:rPr>
+              <w:t>2026-014</w:t>
+            </w:r>
+          </w:p>
+        </w:tc>
+      </w:tr>
+      <w:tr>
+        <w:tc>
+          <w:tcPr>
+            <w:tcW w:type="dxa" w:w="4873"/>
+          </w:tcPr>
+          <w:p>
+            <w:r>
+              <w:rPr>
+                <w:b/>
+                <w:sz w:val="18"/>
+              </w:rPr>
+              <w:t>Date du signalement</w:t>
+            </w:r>
+          </w:p>
+        </w:tc>
+        <w:tc>
+          <w:tcPr>
+            <w:tcW w:type="dxa" w:w="4873"/>
+          </w:tcPr>
+          <w:p>
+            <w:r>
+              <w:rPr>
+                <w:b w:val="0"/>
+                <w:sz w:val="18"/>
+              </w:rPr>
+              <w:t>12 mai — reçu à 9 h 40</w:t>
+            </w:r>
+          </w:p>
+        </w:tc>
+      </w:tr>
+      <w:tr>
+        <w:tc>
+          <w:tcPr>
+            <w:tcW w:type="dxa" w:w="4873"/>
+          </w:tcPr>
+          <w:p>
+            <w:r>
+              <w:rPr>
+                <w:b/>
+                <w:sz w:val="18"/>
+              </w:rPr>
+              <w:t>Reçu par</w:t>
+            </w:r>
+          </w:p>
+        </w:tc>
+        <w:tc>
+          <w:tcPr>
+            <w:tcW w:type="dxa" w:w="4873"/>
+          </w:tcPr>
+          <w:p>
+            <w:r>
+              <w:rPr>
+                <w:b w:val="0"/>
+                <w:sz w:val="18"/>
+              </w:rPr>
+              <w:t>Référent de l’employeur — entretien physique, à la demande du salarié</w:t>
+            </w:r>
+          </w:p>
+        </w:tc>
+      </w:tr>
+      <w:tr>
+        <w:tc>
+          <w:tcPr>
+            <w:tcW w:type="dxa" w:w="4873"/>
+          </w:tcPr>
+          <w:p>
+            <w:r>
+              <w:rPr>
+                <w:b/>
+                <w:sz w:val="18"/>
+              </w:rPr>
+              <w:t>Forme</w:t>
+            </w:r>
+          </w:p>
+        </w:tc>
+        <w:tc>
+          <w:tcPr>
+            <w:tcW w:type="dxa" w:w="4873"/>
+          </w:tcPr>
+          <w:p>
+            <w:r>
+              <w:rPr>
+                <w:b w:val="0"/>
+                <w:sz w:val="18"/>
+              </w:rPr>
+              <w:t>Oral, suivi d’un compte rendu écrit relu et signé le jour même</w:t>
+            </w:r>
+          </w:p>
+        </w:tc>
+      </w:tr>
+      <w:tr>
+        <w:tc>
+          <w:tcPr>
+            <w:tcW w:type="dxa" w:w="4873"/>
+          </w:tcPr>
+          <w:p>
+            <w:r>
+              <w:rPr>
+                <w:b/>
+                <w:sz w:val="18"/>
+              </w:rPr>
+              <w:t>Périmètre</w:t>
+            </w:r>
+          </w:p>
+        </w:tc>
+        <w:tc>
+          <w:tcPr>
+            <w:tcW w:type="dxa" w:w="4873"/>
+          </w:tcPr>
+          <w:p>
+            <w:r>
+              <w:rPr>
+                <w:b w:val="0"/>
+                <w:sz w:val="18"/>
+              </w:rPr>
+              <w:t>Site de Lyon — plateau recouvrement — unité de travail n° 4</w:t>
+            </w:r>
+          </w:p>
+        </w:tc>
+      </w:tr>
+      <w:tr>
+        <w:tc>
+          <w:tcPr>
+            <w:tcW w:type="dxa" w:w="4873"/>
+          </w:tcPr>
+          <w:p>
+            <w:r>
+              <w:rPr>
+                <w:b/>
+                <w:sz w:val="18"/>
+              </w:rPr>
+              <w:t>Faits rapportés</w:t>
+              <w:br/>
+            </w:r>
+            <w:r>
+              <w:rPr>
+                <w:b/>
+                <w:sz w:val="18"/>
+              </w:rPr>
+              <w:t>(sans qualification)</w:t>
+            </w:r>
+          </w:p>
+        </w:tc>
+        <w:tc>
+          <w:tcPr>
+            <w:tcW w:type="dxa" w:w="4873"/>
+          </w:tcPr>
+          <w:p>
+            <w:r>
+              <w:rPr>
+                <w:b w:val="0"/>
+                <w:sz w:val="18"/>
+              </w:rPr>
+              <w:t>Le salarié rapporte des remarques répétées sur son rythme de travail, formulées devant l’équipe, depuis février ; et le retrait de deux dossiers en avril sans explication.</w:t>
+            </w:r>
+          </w:p>
+        </w:tc>
+      </w:tr>
+      <w:tr>
+        <w:tc>
+          <w:tcPr>
+            <w:tcW w:type="dxa" w:w="4873"/>
+          </w:tcPr>
+          <w:p>
+            <w:r>
+              <w:rPr>
+                <w:b/>
+                <w:sz w:val="18"/>
+              </w:rPr>
+              <w:t>Personnes concernées</w:t>
+            </w:r>
+          </w:p>
+        </w:tc>
+        <w:tc>
+          <w:tcPr>
+            <w:tcW w:type="dxa" w:w="4873"/>
+          </w:tcPr>
+          <w:p>
+            <w:r>
+              <w:rPr>
+                <w:b w:val="0"/>
+                <w:sz w:val="18"/>
+              </w:rPr>
+              <w:t>Références internes anonymisées : S-2026-014 (auteur du signalement), M-2026-014 (personne mise en cause). Les identités figurent au dossier à accès restreint, pas au registre.</w:t>
+            </w:r>
+          </w:p>
+        </w:tc>
+      </w:tr>
+      <w:tr>
+        <w:tc>
+          <w:tcPr>
+            <w:tcW w:type="dxa" w:w="4873"/>
+          </w:tcPr>
+          <w:p>
+            <w:r>
+              <w:rPr>
+                <w:b/>
+                <w:sz w:val="18"/>
+              </w:rPr>
+              <w:t>Accusé de réception</w:t>
+            </w:r>
+          </w:p>
+        </w:tc>
+        <w:tc>
+          <w:tcPr>
+            <w:tcW w:type="dxa" w:w="4873"/>
+          </w:tcPr>
+          <w:p>
+            <w:r>
+              <w:rPr>
+                <w:b w:val="0"/>
+                <w:sz w:val="18"/>
+              </w:rPr>
+              <w:t>Adressé le 12 mai — dans la journée</w:t>
+            </w:r>
+          </w:p>
+        </w:tc>
+      </w:tr>
+      <w:tr>
+        <w:tc>
+          <w:tcPr>
+            <w:tcW w:type="dxa" w:w="4873"/>
+          </w:tcPr>
+          <w:p>
+            <w:r>
+              <w:rPr>
+                <w:b/>
+                <w:sz w:val="18"/>
+              </w:rPr>
+              <w:t>Urgence évaluée</w:t>
+            </w:r>
+          </w:p>
+        </w:tc>
+        <w:tc>
+          <w:tcPr>
+            <w:tcW w:type="dxa" w:w="4873"/>
+          </w:tcPr>
+          <w:p>
+            <w:r>
+              <w:rPr>
+                <w:b w:val="0"/>
+                <w:sz w:val="18"/>
+              </w:rPr>
+              <w:t>Non — pas d’arrêt de travail, pas de propos alarmants. Coordonnées du service de santé au travail remises.</w:t>
+            </w:r>
+          </w:p>
+        </w:tc>
+      </w:tr>
+      <w:tr>
+        <w:tc>
+          <w:tcPr>
+            <w:tcW w:type="dxa" w:w="4873"/>
+          </w:tcPr>
+          <w:p>
+            <w:r>
+              <w:rPr>
+                <w:b/>
+                <w:sz w:val="18"/>
+              </w:rPr>
+              <w:t>Mesures conservatoires</w:t>
+            </w:r>
+          </w:p>
+        </w:tc>
+        <w:tc>
+          <w:tcPr>
+            <w:tcW w:type="dxa" w:w="4873"/>
+          </w:tcPr>
+          <w:p>
+            <w:r>
+              <w:rPr>
+                <w:b w:val="0"/>
+                <w:sz w:val="18"/>
+              </w:rPr>
+              <w:t>15 mai — suspension du lien hiérarchique direct, à la demande du salarié et avec son accord écrit. La personne mise en cause n’est pas déplacée à ce stade.</w:t>
+            </w:r>
+          </w:p>
+        </w:tc>
+      </w:tr>
+      <w:tr>
+        <w:tc>
+          <w:tcPr>
+            <w:tcW w:type="dxa" w:w="4873"/>
+          </w:tcPr>
+          <w:p>
+            <w:r>
+              <w:rPr>
+                <w:b/>
+                <w:sz w:val="18"/>
+              </w:rPr>
+              <w:t>Enquête</w:t>
+            </w:r>
+          </w:p>
+        </w:tc>
+        <w:tc>
+          <w:tcPr>
+            <w:tcW w:type="dxa" w:w="4873"/>
+          </w:tcPr>
+          <w:p>
+            <w:r>
+              <w:rPr>
+                <w:b w:val="0"/>
+                <w:sz w:val="18"/>
+              </w:rPr>
+              <w:t>Oui — décidée le 19 mai. Commission : [3 personnes]. Lettre de mission du 19 mai. Délai imparti : 30 jours.</w:t>
+            </w:r>
+          </w:p>
+        </w:tc>
+      </w:tr>
+      <w:tr>
+        <w:tc>
+          <w:tcPr>
+            <w:tcW w:type="dxa" w:w="4873"/>
+          </w:tcPr>
+          <w:p>
+            <w:r>
+              <w:rPr>
+                <w:b/>
+                <w:sz w:val="18"/>
+              </w:rPr>
+              <w:t>Décision</w:t>
+            </w:r>
+          </w:p>
+        </w:tc>
+        <w:tc>
+          <w:tcPr>
+            <w:tcW w:type="dxa" w:w="4873"/>
+          </w:tcPr>
+          <w:p>
+            <w:r>
+              <w:rPr>
+                <w:b w:val="0"/>
+                <w:sz w:val="18"/>
+              </w:rPr>
+              <w:t>24 juin — faits partiellement établis. Sanction : blâme. Deux mesures d’organisation décidées sur l’unité de travail.</w:t>
+            </w:r>
+          </w:p>
+        </w:tc>
+      </w:tr>
+      <w:tr>
+        <w:tc>
+          <w:tcPr>
+            <w:tcW w:type="dxa" w:w="4873"/>
+          </w:tcPr>
+          <w:p>
+            <w:r>
+              <w:rPr>
+                <w:b/>
+                <w:sz w:val="18"/>
+              </w:rPr>
+              <w:t>Information des parties</w:t>
+            </w:r>
+          </w:p>
+        </w:tc>
+        <w:tc>
+          <w:tcPr>
+            <w:tcW w:type="dxa" w:w="4873"/>
+          </w:tcPr>
+          <w:p>
+            <w:r>
+              <w:rPr>
+                <w:b w:val="0"/>
+                <w:sz w:val="18"/>
+              </w:rPr>
+              <w:t>25 juin — courrier remis en main propre aux deux personnes, contre décharge.</w:t>
+            </w:r>
+          </w:p>
+        </w:tc>
+      </w:tr>
+      <w:tr>
+        <w:tc>
+          <w:tcPr>
+            <w:tcW w:type="dxa" w:w="4873"/>
+          </w:tcPr>
+          <w:p>
+            <w:r>
+              <w:rPr>
+                <w:b/>
+                <w:sz w:val="18"/>
+              </w:rPr>
+              <w:t>Remontée au document unique</w:t>
+            </w:r>
+          </w:p>
+        </w:tc>
+        <w:tc>
+          <w:tcPr>
+            <w:tcW w:type="dxa" w:w="4873"/>
+          </w:tcPr>
+          <w:p>
+            <w:r>
+              <w:rPr>
+                <w:b w:val="0"/>
+                <w:sz w:val="18"/>
+              </w:rPr>
+              <w:t>30 juin — unité de travail n° 4 mise à jour, gravité relevée, deux mesures ajoutées au plan d’actions.</w:t>
+            </w:r>
+          </w:p>
+        </w:tc>
+      </w:tr>
+      <w:tr>
+        <w:tc>
+          <w:tcPr>
+            <w:tcW w:type="dxa" w:w="4873"/>
+          </w:tcPr>
+          <w:p>
+            <w:r>
+              <w:rPr>
+                <w:b/>
+                <w:sz w:val="18"/>
+              </w:rPr>
+              <w:t>Suivi à trois mois</w:t>
+            </w:r>
+          </w:p>
+        </w:tc>
+        <w:tc>
+          <w:tcPr>
+            <w:tcW w:type="dxa" w:w="4873"/>
+          </w:tcPr>
+          <w:p>
+            <w:r>
+              <w:rPr>
+                <w:b w:val="0"/>
+                <w:sz w:val="18"/>
+              </w:rPr>
+              <w:t>24 septembre — entretien tenu, rien n’a repris, aucune mesure défavorable constatée. Compte rendu signé.</w:t>
+            </w:r>
+          </w:p>
+        </w:tc>
+      </w:tr>
+      <w:tr>
+        <w:tc>
+          <w:tcPr>
+            <w:tcW w:type="dxa" w:w="4873"/>
+          </w:tcPr>
+          <w:p>
+            <w:r>
+              <w:rPr>
+                <w:b/>
+                <w:sz w:val="18"/>
+              </w:rPr>
+              <w:t>Délai de réaction</w:t>
+            </w:r>
+          </w:p>
+        </w:tc>
+        <w:tc>
+          <w:tcPr>
+            <w:tcW w:type="dxa" w:w="4873"/>
+          </w:tcPr>
+          <w:p>
+            <w:r>
+              <w:rPr>
+                <w:b w:val="0"/>
+                <w:sz w:val="18"/>
+              </w:rPr>
+              <w:t>0 jour jusqu’à l’accusé de réception. 3 jours jusqu’à la première mesure. 43 jours jusqu’à la décision.</w:t>
+            </w:r>
+          </w:p>
+        </w:tc>
+      </w:tr>
+    </w:tbl>
+    <w:p>
+      <w:pPr>
+        <w:spacing w:before="240" w:after="80"/>
+      </w:pPr>
+      <w:r>
+        <w:rPr>
+          <w:b/>
+          <w:i w:val="0"/>
+          <w:color w:val="1F3B57"/>
+          <w:sz w:val="25"/>
+        </w:rPr>
+        <w:t>Le régime des données</w:t>
+      </w:r>
+    </w:p>
+    <w:p>
+      <w:pPr>
+        <w:pStyle w:val="ListBullet"/>
+        <w:spacing w:after="40"/>
+      </w:pPr>
+      <w:r>
+        <w:rPr>
+          <w:sz w:val="20"/>
+        </w:rPr>
+        <w:t>Base légale : l’obligation légale de l’employeur en matière de santé et de sécurité.</w:t>
+      </w:r>
+    </w:p>
+    <w:p>
+      <w:pPr>
+        <w:pStyle w:val="ListBullet"/>
+        <w:spacing w:after="40"/>
+      </w:pPr>
+      <w:r>
+        <w:rPr>
+          <w:sz w:val="20"/>
+        </w:rPr>
+        <w:t>Accès nominatif restreint, écrit, et tracé : qui peut lire, qui a lu, quand.</w:t>
+      </w:r>
+    </w:p>
+    <w:p>
+      <w:pPr>
+        <w:pStyle w:val="ListBullet"/>
+        <w:spacing w:after="40"/>
+      </w:pPr>
+      <w:r>
+        <w:rPr>
+          <w:sz w:val="20"/>
+        </w:rPr>
+        <w:t>Le registre lui-même est pseudonymisé ; les identités sont dans un dossier séparé à accès plus restreint encore.</w:t>
+      </w:r>
+    </w:p>
+    <w:p>
+      <w:pPr>
+        <w:pStyle w:val="ListBullet"/>
+        <w:spacing w:after="40"/>
+      </w:pPr>
+      <w:r>
+        <w:rPr>
+          <w:sz w:val="20"/>
+        </w:rPr>
+        <w:t>Durée de conservation définie et écrite, distincte pour le registre et pour les pièces d’enquête.</w:t>
+      </w:r>
+    </w:p>
+    <w:p>
+      <w:pPr>
+        <w:pStyle w:val="ListBullet"/>
+        <w:spacing w:after="40"/>
+      </w:pPr>
+      <w:r>
+        <w:rPr>
+          <w:sz w:val="20"/>
+        </w:rPr>
+        <w:t>Information des personnes concernées sur l’existence du traitement et leurs droits.</w:t>
+      </w:r>
+    </w:p>
+    <w:p>
+      <w:pPr>
+        <w:pStyle w:val="ListBullet"/>
+        <w:spacing w:after="40"/>
+      </w:pPr>
+      <w:r>
+        <w:rPr>
+          <w:sz w:val="20"/>
+        </w:rPr>
+        <w:t>Inscription au registre des activités de traitement de l’entreprise.</w:t>
+      </w:r>
+    </w:p>
+    <w:p>
+      <w:pPr>
+        <w:spacing w:before="240" w:after="80"/>
+      </w:pPr>
+      <w:r>
+        <w:rPr>
+          <w:b/>
+          <w:i w:val="0"/>
+          <w:color w:val="1F3B57"/>
+          <w:sz w:val="25"/>
+        </w:rPr>
+        <w:t>Le bilan annuel</w:t>
+      </w:r>
+    </w:p>
+    <w:p>
+      <w:pPr>
+        <w:spacing w:before="0" w:after="100"/>
+      </w:pPr>
+      <w:r>
+        <w:rPr>
+          <w:b/>
+          <w:i w:val="0"/>
+          <w:sz w:val="21"/>
+        </w:rPr>
+        <w:t>Une fois par an : combien de signalements, sur quels sites et quelles unités de travail, quels délais moyens de réaction, quelles suites, combien de mises à jour du document unique en sont résultées. Présenté au comité sans nommer personne. Un bilan qui indique zéro signalement sur deux mille salariés n’est pas une bonne nouvelle : c’est un indicateur de dispositif inconnu ou de parole bloquée, et il doit être traité comme tel.</w:t>
+      </w:r>
+    </w:p>
+    <w:p>
+      <w:pPr>
+        <w:spacing w:before="240" w:after="80"/>
+      </w:pPr>
+      <w:r>
+        <w:rPr>
+          <w:b/>
+          <w:i w:val="0"/>
+          <w:color w:val="1F3B57"/>
+          <w:sz w:val="25"/>
+        </w:rPr>
+        <w:t>Ce que l’action produit — les pièces à conserver</w:t>
+      </w:r>
+    </w:p>
+    <w:p>
+      <w:pPr>
+        <w:pStyle w:val="ListBullet"/>
+        <w:spacing w:after="40"/>
+      </w:pPr>
+      <w:r>
+        <w:rPr>
+          <w:sz w:val="20"/>
+        </w:rPr>
+        <w:t>Registre tenu, avec le champ « délai de réaction » calculé</w:t>
+      </w:r>
+    </w:p>
+    <w:p>
+      <w:pPr>
+        <w:pStyle w:val="ListBullet"/>
+        <w:spacing w:after="40"/>
+      </w:pPr>
+      <w:r>
+        <w:rPr>
+          <w:sz w:val="20"/>
+        </w:rPr>
+        <w:t>Bilan annuel écrit, et procès-verbal de sa présentation au comité</w:t>
+      </w:r>
+    </w:p>
+    <w:p>
+      <w:pPr>
+        <w:pStyle w:val="ListBullet"/>
+        <w:spacing w:after="40"/>
+      </w:pPr>
+      <w:r>
+        <w:rPr>
+          <w:sz w:val="20"/>
+        </w:rPr>
+        <w:t>Politique d’accès et de conservation, datée</w:t>
+      </w:r>
+    </w:p>
+    <w:p>
+      <w:pPr>
+        <w:pStyle w:val="ListBullet"/>
+        <w:spacing w:after="40"/>
+      </w:pPr>
+      <w:r>
+        <w:rPr>
+          <w:sz w:val="20"/>
+        </w:rPr>
+        <w:t>Traçabilité des consultations</w:t>
+      </w:r>
+    </w:p>
+    <w:p>
+      <w:pPr>
+        <w:pStyle w:val="ListBullet"/>
+        <w:spacing w:after="40"/>
+      </w:pPr>
+      <w:r>
+        <w:rPr>
+          <w:sz w:val="20"/>
+        </w:rPr>
+        <w:t>Pour chaque ligne, le lien vers la mise à jour du document unique qu’elle a déclenchée</w:t>
       </w:r>
     </w:p>
     <w:p>
@@ -7910,7 +13470,7 @@
     </w:p>
     <w:p>
       <w:pPr>
-        <w:spacing w:before="0" w:after="160"/>
+        <w:spacing w:before="0" w:after="60"/>
       </w:pPr>
       <w:r>
         <w:rPr>
@@ -7919,7 +13479,34 @@
           <w:color w:val="A0842E"/>
           <w:sz w:val="20"/>
         </w:rPr>
-        <w:t>Articles L.1152-2 à L.1152-4</w:t>
+        <w:t>Articles L.1152-2 à L.1152-4 et L.1153-2 à L.1153-5</w:t>
+      </w:r>
+    </w:p>
+    <w:p>
+      <w:pPr>
+        <w:spacing w:before="0" w:after="160"/>
+      </w:pPr>
+      <w:r>
+        <w:rPr>
+          <w:b/>
+          <w:i w:val="0"/>
+          <w:color w:val="1F3B57"/>
+          <w:sz w:val="20"/>
+        </w:rPr>
+        <w:t>Met en œuvre : L.4121-2, 3° — combattre les risques à la source ; et 6° — remplacer ce qui est dangereux par ce qui l’est moins.</w:t>
+      </w:r>
+    </w:p>
+    <w:p>
+      <w:pPr>
+        <w:spacing w:before="0" w:after="100"/>
+      </w:pPr>
+      <w:r>
+        <w:rPr>
+          <w:b/>
+          <w:i w:val="0"/>
+          <w:sz w:val="21"/>
+        </w:rPr>
+        <w:t>C’est la seule des douze qui ne se prépare pas : elle s’exécute, sous contrainte de temps, dans le désordre, souvent un vendredi. Les onze autres existent pour qu’elle soit tenable. Et c’est la seconde branche de l’exonération : la jurisprudence exige des actions en amont ET une réaction immédiate en aval. L’une sans l’autre ne suffit pas.</w:t>
       </w:r>
     </w:p>
     <w:p>
@@ -7932,90 +13519,12 @@
           <w:i w:val="0"/>
           <w:sz w:val="21"/>
         </w:rPr>
-        <w:t>Jour J : accusé de réception écrit, entretien de recueil sous quarante-huit heures, faits écrits et datés sans qualification, évaluation de l’urgence — si la santé est en jeu, saisine du service de santé au travail le jour même.</w:t>
-      </w:r>
-    </w:p>
-    <w:p>
-      <w:pPr>
-        <w:spacing w:before="0" w:after="100"/>
-      </w:pPr>
-      <w:r>
-        <w:rPr>
-          <w:b w:val="0"/>
-          <w:i w:val="0"/>
-          <w:sz w:val="21"/>
-        </w:rPr>
-        <w:t>J+2 à J+8 : mesures conservatoires. Séparer sans sanctionner, ne jamais déplacer la victime contre son gré.</w:t>
-      </w:r>
-    </w:p>
-    <w:p>
-      <w:pPr>
-        <w:spacing w:before="0" w:after="100"/>
-      </w:pPr>
-      <w:r>
-        <w:rPr>
-          <w:b w:val="0"/>
-          <w:i w:val="0"/>
-          <w:sz w:val="21"/>
-        </w:rPr>
-        <w:t>J+8 : décider de la suite — enquête, ou mesures suffisantes sans enquête, et dans ce second cas écrire pourquoi.</w:t>
-      </w:r>
-    </w:p>
-    <w:p>
-      <w:pPr>
-        <w:spacing w:before="0" w:after="100"/>
-      </w:pPr>
-      <w:r>
-        <w:rPr>
-          <w:b w:val="0"/>
-          <w:i w:val="0"/>
-          <w:sz w:val="21"/>
-        </w:rPr>
-        <w:t>J+30 à J+45 : l’enquête, si elle est menée. Délai annoncé et tenu.</w:t>
-      </w:r>
-    </w:p>
-    <w:p>
-      <w:pPr>
-        <w:spacing w:before="0" w:after="100"/>
-      </w:pPr>
-      <w:r>
-        <w:rPr>
-          <w:b w:val="0"/>
-          <w:i w:val="0"/>
-          <w:sz w:val="21"/>
-        </w:rPr>
-        <w:t>À l’issue : décision motivée, écrite, notifiée aux deux parties.</w:t>
-      </w:r>
-    </w:p>
-    <w:p>
-      <w:pPr>
-        <w:spacing w:before="0" w:after="100"/>
-      </w:pPr>
-      <w:r>
-        <w:rPr>
-          <w:b w:val="0"/>
-          <w:i w:val="0"/>
-          <w:sz w:val="21"/>
-        </w:rPr>
-        <w:t>J+90 : suivi écrit. Vérifier que rien n’a repris et qu’aucune mesure défavorable n’a suivi la dénonciation — c’est là que se joue la nullité d’un licenciement ultérieur.</w:t>
-      </w:r>
-    </w:p>
-    <w:p>
-      <w:pPr>
-        <w:spacing w:before="0" w:after="100"/>
-      </w:pPr>
-      <w:r>
-        <w:rPr>
-          <w:b w:val="0"/>
-          <w:i w:val="0"/>
-          <w:sz w:val="21"/>
-        </w:rPr>
-        <w:t>Cette action est la seule des douze qui ne se prépare pas : elle s’exécute. Les onze autres existent pour qu’elle soit tenable dans les délais.</w:t>
-      </w:r>
-    </w:p>
-    <w:p>
-      <w:pPr>
-        <w:spacing w:before="240" w:after="80"/>
+        <w:t>Le principe 6° donne la règle de conduite la plus utile du dossier : on remplace ce qui est dangereux par ce qui l’est moins. Séparer les personnes est moins dangereux que les laisser ensemble ; déplacer la victime est plus dangereux que de ne rien faire, parce que cela ajoute un fait au dossier de l’employeur.</w:t>
+      </w:r>
+    </w:p>
+    <w:p>
+      <w:pPr>
+        <w:spacing w:before="280" w:after="80"/>
       </w:pPr>
       <w:r>
         <w:rPr>
@@ -8024,7 +13533,376 @@
           <w:color w:val="1F3B57"/>
           <w:sz w:val="25"/>
         </w:rPr>
-        <w:t>Ce que l’action produit — les pièces à conserver</w:t>
+        <w:t>Le protocole, jour par jour — et la pièce produite à chaque étape</w:t>
+      </w:r>
+    </w:p>
+    <w:p>
+      <w:pPr>
+        <w:spacing w:before="0" w:after="120"/>
+      </w:pPr>
+      <w:r>
+        <w:rPr>
+          <w:b w:val="0"/>
+          <w:i/>
+          <w:color w:val="B23B3B"/>
+          <w:sz w:val="19"/>
+        </w:rPr>
+        <w:t>Exemple pédagogique. Les délais indiqués sont ceux que nous recommandons d’inscrire dans la procédure de l’action 6. Aucun n’est fixé par le code : ce que le code et la jurisprudence exigent, c’est une réaction immédiate et adaptée. Un délai que vous vous êtes fixé et que vous ne tenez pas se retourne contre vous.</w:t>
+      </w:r>
+    </w:p>
+    <w:tbl>
+      <w:tblPr>
+        <w:tblStyle w:val="TableGrid"/>
+        <w:tblW w:type="auto" w:w="0"/>
+        <w:tblLook w:firstColumn="1" w:firstRow="1" w:lastColumn="0" w:lastRow="0" w:noHBand="0" w:noVBand="1" w:val="04A0"/>
+      </w:tblPr>
+      <w:tblGrid>
+        <w:gridCol w:w="2381"/>
+        <w:gridCol w:w="6803"/>
+      </w:tblGrid>
+      <w:tr>
+        <w:tc>
+          <w:tcPr>
+            <w:tcW w:type="dxa" w:w="4873"/>
+          </w:tcPr>
+          <w:p>
+            <w:r>
+              <w:rPr>
+                <w:b/>
+                <w:sz w:val="18"/>
+              </w:rPr>
+              <w:t>Jour J — heure H</w:t>
+            </w:r>
+          </w:p>
+        </w:tc>
+        <w:tc>
+          <w:tcPr>
+            <w:tcW w:type="dxa" w:w="4873"/>
+          </w:tcPr>
+          <w:p>
+            <w:r>
+              <w:rPr>
+                <w:b w:val="0"/>
+                <w:sz w:val="18"/>
+              </w:rPr>
+              <w:t>Réception du signalement, quelle qu’en soit la forme. Le salarié n’a pas à employer le mot « harcèlement ». → Inscription au registre (action 11), le jour même.</w:t>
+            </w:r>
+          </w:p>
+        </w:tc>
+      </w:tr>
+      <w:tr>
+        <w:tc>
+          <w:tcPr>
+            <w:tcW w:type="dxa" w:w="4873"/>
+          </w:tcPr>
+          <w:p>
+            <w:r>
+              <w:rPr>
+                <w:b/>
+                <w:sz w:val="18"/>
+              </w:rPr>
+              <w:t>J — dans la journée</w:t>
+            </w:r>
+          </w:p>
+        </w:tc>
+        <w:tc>
+          <w:tcPr>
+            <w:tcW w:type="dxa" w:w="4873"/>
+          </w:tcPr>
+          <w:p>
+            <w:r>
+              <w:rPr>
+                <w:b w:val="0"/>
+                <w:sz w:val="18"/>
+              </w:rPr>
+              <w:t>Évaluation de l’urgence : idées suicidaires, arrêt imminent, isolement total, propos alarmants. Si oui : saisine du service de prévention et de santé au travail le jour même, et information de la direction sans attendre. → Copie de la saisine.</w:t>
+            </w:r>
+          </w:p>
+        </w:tc>
+      </w:tr>
+      <w:tr>
+        <w:tc>
+          <w:tcPr>
+            <w:tcW w:type="dxa" w:w="4873"/>
+          </w:tcPr>
+          <w:p>
+            <w:r>
+              <w:rPr>
+                <w:b/>
+                <w:sz w:val="18"/>
+              </w:rPr>
+              <w:t>J + 2 au plus tard</w:t>
+            </w:r>
+          </w:p>
+        </w:tc>
+        <w:tc>
+          <w:tcPr>
+            <w:tcW w:type="dxa" w:w="4873"/>
+          </w:tcPr>
+          <w:p>
+            <w:r>
+              <w:rPr>
+                <w:b w:val="0"/>
+                <w:sz w:val="18"/>
+              </w:rPr>
+              <w:t>Accusé de réception écrit : ce qui a été compris, ce qui va se passer, sous quel délai, qui sera informé. → Accusé de réception, remis contre décharge ou envoyé avec preuve.</w:t>
+            </w:r>
+          </w:p>
+        </w:tc>
+      </w:tr>
+      <w:tr>
+        <w:tc>
+          <w:tcPr>
+            <w:tcW w:type="dxa" w:w="4873"/>
+          </w:tcPr>
+          <w:p>
+            <w:r>
+              <w:rPr>
+                <w:b/>
+                <w:sz w:val="18"/>
+              </w:rPr>
+              <w:t>J + 2 à J + 8</w:t>
+            </w:r>
+          </w:p>
+        </w:tc>
+        <w:tc>
+          <w:tcPr>
+            <w:tcW w:type="dxa" w:w="4873"/>
+          </w:tcPr>
+          <w:p>
+            <w:r>
+              <w:rPr>
+                <w:b w:val="0"/>
+                <w:sz w:val="18"/>
+              </w:rPr>
+              <w:t>Entretien de recueil. Faits écrits, datés, localisés, sans qualification. Compte rendu relu et signé par la personne. Elle peut être accompagnée. → Compte rendu signé.</w:t>
+            </w:r>
+          </w:p>
+        </w:tc>
+      </w:tr>
+      <w:tr>
+        <w:tc>
+          <w:tcPr>
+            <w:tcW w:type="dxa" w:w="4873"/>
+          </w:tcPr>
+          <w:p>
+            <w:r>
+              <w:rPr>
+                <w:b/>
+                <w:sz w:val="18"/>
+              </w:rPr>
+              <w:t>J + 8 au plus tard</w:t>
+            </w:r>
+          </w:p>
+        </w:tc>
+        <w:tc>
+          <w:tcPr>
+            <w:tcW w:type="dxa" w:w="4873"/>
+          </w:tcPr>
+          <w:p>
+            <w:r>
+              <w:rPr>
+                <w:b w:val="0"/>
+                <w:sz w:val="18"/>
+              </w:rPr>
+              <w:t>Mesures conservatoires. Séparer sans sanctionner. Ne jamais déplacer la victime contre son gré — son accord, s’il existe, est écrit. Mise à pied conservatoire de la personne mise en cause si les faits sont graves : mesure d’attente, pas sanction. → Décision écrite et motivée des mesures conservatoires.</w:t>
+            </w:r>
+          </w:p>
+        </w:tc>
+      </w:tr>
+      <w:tr>
+        <w:tc>
+          <w:tcPr>
+            <w:tcW w:type="dxa" w:w="4873"/>
+          </w:tcPr>
+          <w:p>
+            <w:r>
+              <w:rPr>
+                <w:b/>
+                <w:sz w:val="18"/>
+              </w:rPr>
+              <w:t>J + 8</w:t>
+            </w:r>
+          </w:p>
+        </w:tc>
+        <w:tc>
+          <w:tcPr>
+            <w:tcW w:type="dxa" w:w="4873"/>
+          </w:tcPr>
+          <w:p>
+            <w:r>
+              <w:rPr>
+                <w:b w:val="0"/>
+                <w:sz w:val="18"/>
+              </w:rPr>
+              <w:t>Décider de la suite : enquête, ou mesures suffisantes sans enquête. L’enquête n’est pas obligatoire en soi (Cass. soc., 12 juin 2024, n° 23-13.975) — mais la décision de ne pas enquêter s’écrit et se motive. → Note de décision, versée au registre.</w:t>
+            </w:r>
+          </w:p>
+        </w:tc>
+      </w:tr>
+      <w:tr>
+        <w:tc>
+          <w:tcPr>
+            <w:tcW w:type="dxa" w:w="4873"/>
+          </w:tcPr>
+          <w:p>
+            <w:r>
+              <w:rPr>
+                <w:b/>
+                <w:sz w:val="18"/>
+              </w:rPr>
+              <w:t>J + 8 à J + 45</w:t>
+            </w:r>
+          </w:p>
+        </w:tc>
+        <w:tc>
+          <w:tcPr>
+            <w:tcW w:type="dxa" w:w="4873"/>
+          </w:tcPr>
+          <w:p>
+            <w:r>
+              <w:rPr>
+                <w:b w:val="0"/>
+                <w:sz w:val="18"/>
+              </w:rPr>
+              <w:t>L’enquête, si elle est menée. Lettre de mission, commission, auditions, rapport en trois catégories : faits établis, non établis, contestés. Délai annoncé et tenu. → Rapport d’enquête et ses annexes (plan détaillé à l’action 8).</w:t>
+            </w:r>
+          </w:p>
+        </w:tc>
+      </w:tr>
+      <w:tr>
+        <w:tc>
+          <w:tcPr>
+            <w:tcW w:type="dxa" w:w="4873"/>
+          </w:tcPr>
+          <w:p>
+            <w:r>
+              <w:rPr>
+                <w:b/>
+                <w:sz w:val="18"/>
+              </w:rPr>
+              <w:t>À l’issue</w:t>
+            </w:r>
+          </w:p>
+        </w:tc>
+        <w:tc>
+          <w:tcPr>
+            <w:tcW w:type="dxa" w:w="4873"/>
+          </w:tcPr>
+          <w:p>
+            <w:r>
+              <w:rPr>
+                <w:b w:val="0"/>
+                <w:sz w:val="18"/>
+              </w:rPr>
+              <w:t>Décision motivée, écrite, notifiée aux deux parties. Si les faits sont établis : sanction proportionnée, jusqu’au licenciement pour faute grave ; salarié protégé : autorisation préalable de l’inspection du travail. Si les faits ne sont pas établis : le dire sans mettre en cause la bonne foi. → Décisions notifiées, contre décharge.</w:t>
+            </w:r>
+          </w:p>
+        </w:tc>
+      </w:tr>
+      <w:tr>
+        <w:tc>
+          <w:tcPr>
+            <w:tcW w:type="dxa" w:w="4873"/>
+          </w:tcPr>
+          <w:p>
+            <w:r>
+              <w:rPr>
+                <w:b/>
+                <w:sz w:val="18"/>
+              </w:rPr>
+              <w:t>À l’issue</w:t>
+            </w:r>
+          </w:p>
+        </w:tc>
+        <w:tc>
+          <w:tcPr>
+            <w:tcW w:type="dxa" w:w="4873"/>
+          </w:tcPr>
+          <w:p>
+            <w:r>
+              <w:rPr>
+                <w:b w:val="0"/>
+                <w:sz w:val="18"/>
+              </w:rPr>
+              <w:t>Mesures d’organisation, distinctes des mesures sur les personnes : c’est le principe 3°, combattre à la source. Et remontée au document unique. → Mise à jour du document unique (action 1) et procès-verbal du comité.</w:t>
+            </w:r>
+          </w:p>
+        </w:tc>
+      </w:tr>
+      <w:tr>
+        <w:tc>
+          <w:tcPr>
+            <w:tcW w:type="dxa" w:w="4873"/>
+          </w:tcPr>
+          <w:p>
+            <w:r>
+              <w:rPr>
+                <w:b/>
+                <w:sz w:val="18"/>
+              </w:rPr>
+              <w:t>J + 90</w:t>
+            </w:r>
+          </w:p>
+        </w:tc>
+        <w:tc>
+          <w:tcPr>
+            <w:tcW w:type="dxa" w:w="4873"/>
+          </w:tcPr>
+          <w:p>
+            <w:r>
+              <w:rPr>
+                <w:b w:val="0"/>
+                <w:sz w:val="18"/>
+              </w:rPr>
+              <w:t>Suivi écrit. Vérifier que rien n’a repris, et qu’aucune mesure défavorable n’a suivi la dénonciation : pas de mutation, pas d’objectifs relevés, pas d’évaluation dégradée, pas de non-renouvellement inexpliqué. → Compte rendu de suivi signé.</w:t>
+            </w:r>
+          </w:p>
+        </w:tc>
+      </w:tr>
+      <w:tr>
+        <w:tc>
+          <w:tcPr>
+            <w:tcW w:type="dxa" w:w="4873"/>
+          </w:tcPr>
+          <w:p>
+            <w:r>
+              <w:rPr>
+                <w:b/>
+                <w:sz w:val="18"/>
+              </w:rPr>
+              <w:t>Ensuite, durablement</w:t>
+            </w:r>
+          </w:p>
+        </w:tc>
+        <w:tc>
+          <w:tcPr>
+            <w:tcW w:type="dxa" w:w="4873"/>
+          </w:tcPr>
+          <w:p>
+            <w:r>
+              <w:rPr>
+                <w:b w:val="0"/>
+                <w:sz w:val="18"/>
+              </w:rPr>
+              <w:t>Toute décision défavorable concernant une personne ayant signalé ou témoigné se motive par écrit, à part, sur des éléments objectifs antérieurs ou étrangers au signalement. C’est là que se joue la nullité d’un licenciement ultérieur. → Note de motivation, datée, au dossier.</w:t>
+            </w:r>
+          </w:p>
+        </w:tc>
+      </w:tr>
+    </w:tbl>
+    <w:p>
+      <w:pPr>
+        <w:spacing w:before="240" w:after="80"/>
+      </w:pPr>
+      <w:r>
+        <w:rPr>
+          <w:b/>
+          <w:i w:val="0"/>
+          <w:color w:val="1F3B57"/>
+          <w:sz w:val="25"/>
+        </w:rPr>
+        <w:t>Ce qui fait perdre, à ce stade</w:t>
       </w:r>
     </w:p>
     <w:p>
@@ -8036,7 +13914,7 @@
         <w:rPr>
           <w:sz w:val="20"/>
         </w:rPr>
-        <w:t>Accusé de réception</w:t>
+        <w:t>Attendre « de voir si ça se tasse ». Chaque jour est daté au registre — le vôtre comme le sien.</w:t>
       </w:r>
     </w:p>
     <w:p>
@@ -8048,7 +13926,7 @@
         <w:rPr>
           <w:sz w:val="20"/>
         </w:rPr>
-        <w:t>Comptes rendus d’audition signés</w:t>
+        <w:t>Déplacer la personne qui a signalé. C’est le réflexe le plus fréquent et le plus coûteux.</w:t>
       </w:r>
     </w:p>
     <w:p>
@@ -8060,7 +13938,7 @@
         <w:rPr>
           <w:sz w:val="20"/>
         </w:rPr>
-        <w:t>Rapport d’enquête</w:t>
+        <w:t>Informer la personne mise en cause avant les premières auditions.</w:t>
       </w:r>
     </w:p>
     <w:p>
@@ -8072,7 +13950,7 @@
         <w:rPr>
           <w:sz w:val="20"/>
         </w:rPr>
-        <w:t>Décision motivée notifiée</w:t>
+        <w:t>Classer sans écrire. Un classement sans trace équivaut à l’inaction.</w:t>
       </w:r>
     </w:p>
     <w:p>
@@ -8084,7 +13962,153 @@
         <w:rPr>
           <w:sz w:val="20"/>
         </w:rPr>
+        <w:t>Ne rien faire parce que le mot « harcèlement » n’a pas été prononcé.</w:t>
+      </w:r>
+    </w:p>
+    <w:p>
+      <w:pPr>
+        <w:pStyle w:val="ListBullet"/>
+        <w:spacing w:after="40"/>
+      </w:pPr>
+      <w:r>
+        <w:rPr>
+          <w:sz w:val="20"/>
+        </w:rPr>
+        <w:t>Sanctionner ou licencier la personne qui a dénoncé : la rupture est nulle si elle est fondée sur la dénonciation, l’indemnité ne peut être inférieure à six mois de salaire et le barème de L.1235-3 ne s’applique pas.</w:t>
+      </w:r>
+    </w:p>
+    <w:p>
+      <w:pPr>
+        <w:pStyle w:val="ListBullet"/>
+        <w:spacing w:after="40"/>
+      </w:pPr>
+      <w:r>
+        <w:rPr>
+          <w:sz w:val="20"/>
+        </w:rPr>
+        <w:t>Conclure l’enquête par une qualification juridique. Ce n’est ni le rôle de la commission, ni celui de l’employeur.</w:t>
+      </w:r>
+    </w:p>
+    <w:p>
+      <w:pPr>
+        <w:spacing w:before="240" w:after="80"/>
+      </w:pPr>
+      <w:r>
+        <w:rPr>
+          <w:b/>
+          <w:i w:val="0"/>
+          <w:color w:val="1F3B57"/>
+          <w:sz w:val="25"/>
+        </w:rPr>
+        <w:t>Ce que l’action produit — les pièces à conserver</w:t>
+      </w:r>
+    </w:p>
+    <w:p>
+      <w:pPr>
+        <w:pStyle w:val="ListBullet"/>
+        <w:spacing w:after="40"/>
+      </w:pPr>
+      <w:r>
+        <w:rPr>
+          <w:sz w:val="20"/>
+        </w:rPr>
+        <w:t>Accusé de réception daté</w:t>
+      </w:r>
+    </w:p>
+    <w:p>
+      <w:pPr>
+        <w:pStyle w:val="ListBullet"/>
+        <w:spacing w:after="40"/>
+      </w:pPr>
+      <w:r>
+        <w:rPr>
+          <w:sz w:val="20"/>
+        </w:rPr>
+        <w:t>Comptes rendus d’entretien et d’audition, signés</w:t>
+      </w:r>
+    </w:p>
+    <w:p>
+      <w:pPr>
+        <w:pStyle w:val="ListBullet"/>
+        <w:spacing w:after="40"/>
+      </w:pPr>
+      <w:r>
+        <w:rPr>
+          <w:sz w:val="20"/>
+        </w:rPr>
+        <w:t>Décision écrite sur les mesures conservatoires</w:t>
+      </w:r>
+    </w:p>
+    <w:p>
+      <w:pPr>
+        <w:pStyle w:val="ListBullet"/>
+        <w:spacing w:after="40"/>
+      </w:pPr>
+      <w:r>
+        <w:rPr>
+          <w:sz w:val="20"/>
+        </w:rPr>
+        <w:t>Note motivant la décision d’enquêter ou de ne pas enquêter</w:t>
+      </w:r>
+    </w:p>
+    <w:p>
+      <w:pPr>
+        <w:pStyle w:val="ListBullet"/>
+        <w:spacing w:after="40"/>
+      </w:pPr>
+      <w:r>
+        <w:rPr>
+          <w:sz w:val="20"/>
+        </w:rPr>
+        <w:t>Rapport d’enquête et ses annexes</w:t>
+      </w:r>
+    </w:p>
+    <w:p>
+      <w:pPr>
+        <w:pStyle w:val="ListBullet"/>
+        <w:spacing w:after="40"/>
+      </w:pPr>
+      <w:r>
+        <w:rPr>
+          <w:sz w:val="20"/>
+        </w:rPr>
+        <w:t>Décisions motivées notifiées aux deux parties, contre décharge</w:t>
+      </w:r>
+    </w:p>
+    <w:p>
+      <w:pPr>
+        <w:pStyle w:val="ListBullet"/>
+        <w:spacing w:after="40"/>
+      </w:pPr>
+      <w:r>
+        <w:rPr>
+          <w:sz w:val="20"/>
+        </w:rPr>
+        <w:t>Mise à jour du document unique consécutive au signalement</w:t>
+      </w:r>
+    </w:p>
+    <w:p>
+      <w:pPr>
+        <w:pStyle w:val="ListBullet"/>
+        <w:spacing w:after="40"/>
+      </w:pPr>
+      <w:r>
+        <w:rPr>
+          <w:sz w:val="20"/>
+        </w:rPr>
         <w:t>Compte rendu de suivi à trois mois</w:t>
+      </w:r>
+    </w:p>
+    <w:p>
+      <w:pPr>
+        <w:pStyle w:val="ListBullet"/>
+        <w:spacing w:after="40"/>
+      </w:pPr>
+      <w:r>
+        <w:rPr>
+          <w:sz w:val="20"/>
+        </w:rPr>
+        <w:t>Le calcul des délais, tel qu’il figure au registre</w:t>
       </w:r>
     </w:p>
     <w:p>

--- a/exemples/PROGRAMMES_PREVENTION_HARCELEMENT.docx
+++ b/exemples/PROGRAMMES_PREVENTION_HARCELEMENT.docx
@@ -2900,6 +2900,116 @@
           <w:color w:val="1F3B57"/>
           <w:sz w:val="25"/>
         </w:rPr>
+        <w:t>Les erreurs qui annulent l’action</w:t>
+      </w:r>
+    </w:p>
+    <w:p>
+      <w:pPr>
+        <w:pStyle w:val="ListBullet"/>
+        <w:spacing w:after="40"/>
+      </w:pPr>
+      <w:r>
+        <w:rPr>
+          <w:sz w:val="20"/>
+        </w:rPr>
+        <w:t>Une seule ligne « risques psychosociaux » pour toute l’entreprise, sans découpage par unité de travail.</w:t>
+      </w:r>
+    </w:p>
+    <w:p>
+      <w:pPr>
+        <w:pStyle w:val="ListBullet"/>
+        <w:spacing w:after="40"/>
+      </w:pPr>
+      <w:r>
+        <w:rPr>
+          <w:sz w:val="20"/>
+        </w:rPr>
+        <w:t>Une cotation renseignée, aucune mesure décidée : le document établit alors que vous saviez.</w:t>
+      </w:r>
+    </w:p>
+    <w:p>
+      <w:pPr>
+        <w:pStyle w:val="ListBullet"/>
+        <w:spacing w:after="40"/>
+      </w:pPr>
+      <w:r>
+        <w:rPr>
+          <w:sz w:val="20"/>
+        </w:rPr>
+        <w:t>Une mesure décidée sans responsable nommé ni date : personne ne l’exécute et personne ne répond.</w:t>
+      </w:r>
+    </w:p>
+    <w:p>
+      <w:pPr>
+        <w:pStyle w:val="ListBullet"/>
+        <w:spacing w:after="40"/>
+      </w:pPr>
+      <w:r>
+        <w:rPr>
+          <w:sz w:val="20"/>
+        </w:rPr>
+        <w:t>Un document unique acheté sur étagère, dont la ligne harcèlement est identique à celle de toutes les entreprises du même code NAF.</w:t>
+      </w:r>
+    </w:p>
+    <w:p>
+      <w:pPr>
+        <w:pStyle w:val="ListBullet"/>
+        <w:spacing w:after="40"/>
+      </w:pPr>
+      <w:r>
+        <w:rPr>
+          <w:sz w:val="20"/>
+        </w:rPr>
+        <w:t>Un signalement reçu et un document unique inchangé — c’est l’aveu écrit qu’on savait et qu’on n’en a rien tiré.</w:t>
+      </w:r>
+    </w:p>
+    <w:p>
+      <w:pPr>
+        <w:pStyle w:val="ListBullet"/>
+        <w:spacing w:after="40"/>
+      </w:pPr>
+      <w:r>
+        <w:rPr>
+          <w:sz w:val="20"/>
+        </w:rPr>
+        <w:t>Des noms de salariés dans le document unique, qui est consultable par tous.</w:t>
+      </w:r>
+    </w:p>
+    <w:p>
+      <w:pPr>
+        <w:pStyle w:val="ListBullet"/>
+        <w:spacing w:after="40"/>
+      </w:pPr>
+      <w:r>
+        <w:rPr>
+          <w:sz w:val="20"/>
+        </w:rPr>
+        <w:t>Aucune consultation du comité, ou une consultation non tracée.</w:t>
+      </w:r>
+    </w:p>
+    <w:p>
+      <w:pPr>
+        <w:pStyle w:val="ListBullet"/>
+        <w:spacing w:after="40"/>
+      </w:pPr>
+      <w:r>
+        <w:rPr>
+          <w:sz w:val="20"/>
+        </w:rPr>
+        <w:t>À partir de cinquante salariés, un programme annuel sans indicateur de résultat ni coût estimé : l’article L.4121-3-1 les exige tous les deux.</w:t>
+      </w:r>
+    </w:p>
+    <w:p>
+      <w:pPr>
+        <w:spacing w:before="240" w:after="80"/>
+      </w:pPr>
+      <w:r>
+        <w:rPr>
+          <w:b/>
+          <w:i w:val="0"/>
+          <w:color w:val="1F3B57"/>
+          <w:sz w:val="25"/>
+        </w:rPr>
         <w:t>Ce que l’action produit — les pièces à conserver</w:t>
       </w:r>
     </w:p>
@@ -4290,6 +4400,104 @@
           <w:color w:val="1F3B57"/>
           <w:sz w:val="25"/>
         </w:rPr>
+        <w:t>Les erreurs qui annulent l’action</w:t>
+      </w:r>
+    </w:p>
+    <w:p>
+      <w:pPr>
+        <w:pStyle w:val="ListBullet"/>
+        <w:spacing w:after="40"/>
+      </w:pPr>
+      <w:r>
+        <w:rPr>
+          <w:sz w:val="20"/>
+        </w:rPr>
+        <w:t>Une échelle des sanctions incomplète : la sanction que vous voudrez prononcer n’y figurera pas, et elle sera inopposable.</w:t>
+      </w:r>
+    </w:p>
+    <w:p>
+      <w:pPr>
+        <w:pStyle w:val="ListBullet"/>
+        <w:spacing w:after="40"/>
+      </w:pPr>
+      <w:r>
+        <w:rPr>
+          <w:sz w:val="20"/>
+        </w:rPr>
+        <w:t>Un règlement modifié et appliqué immédiatement, sans attendre le délai d’un mois suivant les formalités de dépôt et de publicité.</w:t>
+      </w:r>
+    </w:p>
+    <w:p>
+      <w:pPr>
+        <w:pStyle w:val="ListBullet"/>
+        <w:spacing w:after="40"/>
+      </w:pPr>
+      <w:r>
+        <w:rPr>
+          <w:sz w:val="20"/>
+        </w:rPr>
+        <w:t>Un dépôt au greffe fait, mais aucun récépissé conservé.</w:t>
+      </w:r>
+    </w:p>
+    <w:p>
+      <w:pPr>
+        <w:pStyle w:val="ListBullet"/>
+        <w:spacing w:after="40"/>
+      </w:pPr>
+      <w:r>
+        <w:rPr>
+          <w:sz w:val="20"/>
+        </w:rPr>
+        <w:t>Le comité consulté après coup, ou consulté sur un texte différent de celui déposé.</w:t>
+      </w:r>
+    </w:p>
+    <w:p>
+      <w:pPr>
+        <w:pStyle w:val="ListBullet"/>
+        <w:spacing w:after="40"/>
+      </w:pPr>
+      <w:r>
+        <w:rPr>
+          <w:sz w:val="20"/>
+        </w:rPr>
+        <w:t>Un règlement à jour au siège, jamais transmis aux établissements distincts.</w:t>
+      </w:r>
+    </w:p>
+    <w:p>
+      <w:pPr>
+        <w:pStyle w:val="ListBullet"/>
+        <w:spacing w:after="40"/>
+      </w:pPr>
+      <w:r>
+        <w:rPr>
+          <w:sz w:val="20"/>
+        </w:rPr>
+        <w:t>Des notes de service qui ajoutent des obligations disciplinaires sans être soumises à la même procédure — elles sont pourtant des adjonctions au règlement intérieur.</w:t>
+      </w:r>
+    </w:p>
+    <w:p>
+      <w:pPr>
+        <w:pStyle w:val="ListBullet"/>
+        <w:spacing w:after="40"/>
+      </w:pPr>
+      <w:r>
+        <w:rPr>
+          <w:sz w:val="20"/>
+        </w:rPr>
+        <w:t>Un règlement qui reprend les définitions du harcèlement dans une version antérieure à celle du code en vigueur.</w:t>
+      </w:r>
+    </w:p>
+    <w:p>
+      <w:pPr>
+        <w:spacing w:before="240" w:after="80"/>
+      </w:pPr>
+      <w:r>
+        <w:rPr>
+          <w:b/>
+          <w:i w:val="0"/>
+          <w:color w:val="1F3B57"/>
+          <w:sz w:val="25"/>
+        </w:rPr>
         <w:t>Ce que l’action produit — les pièces à conserver</w:t>
       </w:r>
     </w:p>
@@ -6189,6 +6397,116 @@
           <w:color w:val="1F3B57"/>
           <w:sz w:val="25"/>
         </w:rPr>
+        <w:t>Les erreurs qui annulent l’action</w:t>
+      </w:r>
+    </w:p>
+    <w:p>
+      <w:pPr>
+        <w:pStyle w:val="ListBullet"/>
+        <w:spacing w:after="40"/>
+      </w:pPr>
+      <w:r>
+        <w:rPr>
+          <w:sz w:val="20"/>
+        </w:rPr>
+        <w:t>Une procédure écrite, jamais diffusée : elle prouve seulement que vous saviez quoi faire et ne l’avez pas dit.</w:t>
+      </w:r>
+    </w:p>
+    <w:p>
+      <w:pPr>
+        <w:pStyle w:val="ListBullet"/>
+        <w:spacing w:after="40"/>
+      </w:pPr>
+      <w:r>
+        <w:rPr>
+          <w:sz w:val="20"/>
+        </w:rPr>
+        <w:t>Une seule porte d’entrée, le supérieur hiérarchique — c’est souvent la personne mise en cause.</w:t>
+      </w:r>
+    </w:p>
+    <w:p>
+      <w:pPr>
+        <w:pStyle w:val="ListBullet"/>
+        <w:spacing w:after="40"/>
+      </w:pPr>
+      <w:r>
+        <w:rPr>
+          <w:sz w:val="20"/>
+        </w:rPr>
+        <w:t>Des délais annoncés et jamais tenus : ils mesurent votre retard au lieu de prouver votre réactivité.</w:t>
+      </w:r>
+    </w:p>
+    <w:p>
+      <w:pPr>
+        <w:pStyle w:val="ListBullet"/>
+        <w:spacing w:after="40"/>
+      </w:pPr>
+      <w:r>
+        <w:rPr>
+          <w:sz w:val="20"/>
+        </w:rPr>
+        <w:t>La promesse de l’anonymat, qu’il faudra rompre dès la première audition.</w:t>
+      </w:r>
+    </w:p>
+    <w:p>
+      <w:pPr>
+        <w:pStyle w:val="ListBullet"/>
+        <w:spacing w:after="40"/>
+      </w:pPr>
+      <w:r>
+        <w:rPr>
+          <w:sz w:val="20"/>
+        </w:rPr>
+        <w:t>Une procédure qui exige un signalement écrit, motivé et documenté : elle inverse la charge de la preuve que l’article L.1154-1 aménage en sens contraire.</w:t>
+      </w:r>
+    </w:p>
+    <w:p>
+      <w:pPr>
+        <w:pStyle w:val="ListBullet"/>
+        <w:spacing w:after="40"/>
+      </w:pPr>
+      <w:r>
+        <w:rPr>
+          <w:sz w:val="20"/>
+        </w:rPr>
+        <w:t>Une procédure qui ne dit rien de la protection du salarié qui signale : c’est la clause qu’ils lisent, et son absence suffit à figer les langues.</w:t>
+      </w:r>
+    </w:p>
+    <w:p>
+      <w:pPr>
+        <w:pStyle w:val="ListBullet"/>
+        <w:spacing w:after="40"/>
+      </w:pPr>
+      <w:r>
+        <w:rPr>
+          <w:sz w:val="20"/>
+        </w:rPr>
+        <w:t>Un dispositif « lanceurs d’alerte » et un dispositif « harcèlement » qui coexistent sans se renvoyer l’un à l’autre : les signalements se perdent entre les deux.</w:t>
+      </w:r>
+    </w:p>
+    <w:p>
+      <w:pPr>
+        <w:pStyle w:val="ListBullet"/>
+        <w:spacing w:after="40"/>
+      </w:pPr>
+      <w:r>
+        <w:rPr>
+          <w:sz w:val="20"/>
+        </w:rPr>
+        <w:t>Aucune version pour les intérimaires et les prestataires présents sur site.</w:t>
+      </w:r>
+    </w:p>
+    <w:p>
+      <w:pPr>
+        <w:spacing w:before="240" w:after="80"/>
+      </w:pPr>
+      <w:r>
+        <w:rPr>
+          <w:b/>
+          <w:i w:val="0"/>
+          <w:color w:val="1F3B57"/>
+          <w:sz w:val="25"/>
+        </w:rPr>
         <w:t>Ce que l’action produit — les pièces à conserver</w:t>
       </w:r>
     </w:p>
@@ -6357,6 +6675,59 @@
           <w:sz w:val="21"/>
         </w:rPr>
         <w:t>Objectif. C’est la formation qui exonère. La Cour de cassation invite les juges à rechercher si l’employeur avait mis en œuvre des actions d’information et de formation propres à prévenir la survenance de faits de harcèlement moral. Sans elle, tout le reste tombe.</w:t>
+      </w:r>
+    </w:p>
+    <w:p>
+      <w:pPr>
+        <w:spacing w:before="240" w:after="80"/>
+      </w:pPr>
+      <w:r>
+        <w:rPr>
+          <w:b/>
+          <w:i w:val="0"/>
+          <w:color w:val="1F3B57"/>
+          <w:sz w:val="25"/>
+        </w:rPr>
+        <w:t>Ce que le code exige — et ce qu’il n’exige pas</w:t>
+      </w:r>
+    </w:p>
+    <w:p>
+      <w:pPr>
+        <w:spacing w:before="0" w:after="100"/>
+      </w:pPr>
+      <w:r>
+        <w:rPr>
+          <w:b w:val="0"/>
+          <w:i w:val="0"/>
+          <w:sz w:val="21"/>
+        </w:rPr>
+        <w:t>Il faut le dire d’emblée : aucun texte n’impose une formation au harcèlement moral pour l’encadrement. Ni durée, ni programme, ni organisme, ni périodicité. L’article L.4121-1 (2°) se borne à ranger « des actions d’information et de formation » parmi les mesures nécessaires, et l’article L.4121-2 (9°) impose de donner les instructions appropriées aux travailleurs.</w:t>
+      </w:r>
+    </w:p>
+    <w:p>
+      <w:pPr>
+        <w:spacing w:before="0" w:after="100"/>
+      </w:pPr>
+      <w:r>
+        <w:rPr>
+          <w:b/>
+          <w:i w:val="0"/>
+          <w:sz w:val="21"/>
+        </w:rPr>
+        <w:t>Ce qui rend cette formation obligatoire en fait, c’est la jurisprudence. L’employeur ne s’exonère que s’il justifie d’actions d’information et de formation menées en amont. Une entreprise sans formation de l’encadrement perd cette branche de l’exonération, quel que soit le reste de son dispositif. C’est donc la seule action des douze qui n’est obligatoire nulle part et indispensable partout.</w:t>
+      </w:r>
+    </w:p>
+    <w:p>
+      <w:pPr>
+        <w:spacing w:before="0" w:after="100"/>
+      </w:pPr>
+      <w:r>
+        <w:rPr>
+          <w:b w:val="0"/>
+          <w:i w:val="0"/>
+          <w:sz w:val="21"/>
+        </w:rPr>
+        <w:t>Conséquences pratiques. La formation peut être interne : rien n’impose un organisme extérieur ni une certification, sauf si vous mobilisez un financement qui l’exige. La durée de sept heures et la périodicité de deux ans sont nos recommandations, pas des règles. Ce qui est apprécié, c’est le contenu et l’effectivité — d’où le questionnaire corrigé, qui établit que la formation a été suivie et pas seulement dispensée.</w:t>
       </w:r>
     </w:p>
     <w:p>
@@ -7529,7 +7900,7 @@
           <w:color w:val="1F3B57"/>
           <w:sz w:val="25"/>
         </w:rPr>
-        <w:t>Ce que l’action produit — les pièces à conserver</w:t>
+        <w:t>Les erreurs qui annulent l’action</w:t>
       </w:r>
     </w:p>
     <w:p>
@@ -7541,7 +7912,7 @@
         <w:rPr>
           <w:sz w:val="20"/>
         </w:rPr>
-        <w:t>Programme daté et signé par l’intervenant</w:t>
+        <w:t>Une « sensibilisation » de quarante-cinq minutes en visioconférence, sans émargement et sans support conservé. Elle ne prouve rien.</w:t>
       </w:r>
     </w:p>
     <w:p>
@@ -7553,7 +7924,7 @@
         <w:rPr>
           <w:sz w:val="20"/>
         </w:rPr>
-        <w:t>Feuille d’émargement par demi-journée</w:t>
+        <w:t>Former la direction des ressources humaines et les directeurs, mais pas les chefs d’équipe, les tuteurs et les responsables de projet — ce sont eux qui exercent l’autorité au quotidien, et eux qui sont mis en cause.</w:t>
       </w:r>
     </w:p>
     <w:p>
@@ -7565,7 +7936,7 @@
         <w:rPr>
           <w:sz w:val="20"/>
         </w:rPr>
-        <w:t>Support remis à chaque participant, daté</w:t>
+        <w:t>Aucun rattrapage organisé pour les absents : la liste des convoqués sans la liste des présents se retourne contre l’employeur.</w:t>
       </w:r>
     </w:p>
     <w:p>
@@ -7577,7 +7948,7 @@
         <w:rPr>
           <w:sz w:val="20"/>
         </w:rPr>
-        <w:t>Questionnaire d’évaluation corrigé, nominatif</w:t>
+        <w:t>Une facture d’organisme portant « formation harcèlement » comme seule trace, sans programme ni contenu.</w:t>
       </w:r>
     </w:p>
     <w:p>
@@ -7589,7 +7960,7 @@
         <w:rPr>
           <w:sz w:val="20"/>
         </w:rPr>
-        <w:t>Attestation individuelle de formation</w:t>
+        <w:t>Une formation faite une fois, il y a six ans, jamais renouvelée, alors que la moitié de l’encadrement a changé.</w:t>
       </w:r>
     </w:p>
     <w:p>
@@ -7601,7 +7972,117 @@
         <w:rPr>
           <w:sz w:val="20"/>
         </w:rPr>
+        <w:t>Un module en ligne sans preuve d’achèvement individuelle et sans date.</w:t>
+      </w:r>
+    </w:p>
+    <w:p>
+      <w:pPr>
+        <w:pStyle w:val="ListBullet"/>
+        <w:spacing w:after="40"/>
+      </w:pPr>
+      <w:r>
+        <w:rPr>
+          <w:sz w:val="20"/>
+        </w:rPr>
+        <w:t>Des sessions à quarante participants : plus aucune mise en situation, et le module 6 — objectiver ses décisions — devient un exposé.</w:t>
+      </w:r>
+    </w:p>
+    <w:p>
+      <w:pPr>
+        <w:spacing w:before="240" w:after="80"/>
+      </w:pPr>
+      <w:r>
+        <w:rPr>
+          <w:b/>
+          <w:i w:val="0"/>
+          <w:color w:val="1F3B57"/>
+          <w:sz w:val="25"/>
+        </w:rPr>
+        <w:t>Ce que l’action produit — les pièces à conserver</w:t>
+      </w:r>
+    </w:p>
+    <w:p>
+      <w:pPr>
+        <w:pStyle w:val="ListBullet"/>
+        <w:spacing w:after="40"/>
+      </w:pPr>
+      <w:r>
+        <w:rPr>
+          <w:sz w:val="20"/>
+        </w:rPr>
+        <w:t>Programme daté et signé par l’intervenant</w:t>
+      </w:r>
+    </w:p>
+    <w:p>
+      <w:pPr>
+        <w:pStyle w:val="ListBullet"/>
+        <w:spacing w:after="40"/>
+      </w:pPr>
+      <w:r>
+        <w:rPr>
+          <w:sz w:val="20"/>
+        </w:rPr>
+        <w:t>Feuille d’émargement par demi-journée</w:t>
+      </w:r>
+    </w:p>
+    <w:p>
+      <w:pPr>
+        <w:pStyle w:val="ListBullet"/>
+        <w:spacing w:after="40"/>
+      </w:pPr>
+      <w:r>
+        <w:rPr>
+          <w:sz w:val="20"/>
+        </w:rPr>
+        <w:t>Support remis à chaque participant, daté</w:t>
+      </w:r>
+    </w:p>
+    <w:p>
+      <w:pPr>
+        <w:pStyle w:val="ListBullet"/>
+        <w:spacing w:after="40"/>
+      </w:pPr>
+      <w:r>
+        <w:rPr>
+          <w:sz w:val="20"/>
+        </w:rPr>
+        <w:t>Questionnaire d’évaluation corrigé, nominatif</w:t>
+      </w:r>
+    </w:p>
+    <w:p>
+      <w:pPr>
+        <w:pStyle w:val="ListBullet"/>
+        <w:spacing w:after="40"/>
+      </w:pPr>
+      <w:r>
+        <w:rPr>
+          <w:sz w:val="20"/>
+        </w:rPr>
+        <w:t>Attestation individuelle de formation</w:t>
+      </w:r>
+    </w:p>
+    <w:p>
+      <w:pPr>
+        <w:pStyle w:val="ListBullet"/>
+        <w:spacing w:after="40"/>
+      </w:pPr>
+      <w:r>
+        <w:rPr>
+          <w:sz w:val="20"/>
+        </w:rPr>
         <w:t>Liste des encadrants convoqués et des absents, avec la date de leur rattrapage</w:t>
+      </w:r>
+    </w:p>
+    <w:p>
+      <w:pPr>
+        <w:pStyle w:val="ListBullet"/>
+        <w:spacing w:after="40"/>
+      </w:pPr>
+      <w:r>
+        <w:rPr>
+          <w:sz w:val="20"/>
+        </w:rPr>
+        <w:t>Tableau de suivi : encadrants en poste / formés / date / échéance de rappel</w:t>
       </w:r>
     </w:p>
     <w:p>
@@ -8652,6 +9133,86 @@
     </w:p>
     <w:p>
       <w:pPr>
+        <w:spacing w:before="240" w:after="80"/>
+      </w:pPr>
+      <w:r>
+        <w:rPr>
+          <w:b/>
+          <w:i w:val="0"/>
+          <w:color w:val="1F3B57"/>
+          <w:sz w:val="25"/>
+        </w:rPr>
+        <w:t>Ce que le code exige — et ce qu’il n’exige pas</w:t>
+      </w:r>
+    </w:p>
+    <w:p>
+      <w:pPr>
+        <w:spacing w:before="0" w:after="100"/>
+      </w:pPr>
+      <w:r>
+        <w:rPr>
+          <w:b/>
+          <w:i w:val="0"/>
+          <w:sz w:val="21"/>
+        </w:rPr>
+        <w:t>Il faut distinguer les deux référents, parce que leur régime n’est pas le même.</w:t>
+      </w:r>
+    </w:p>
+    <w:p>
+      <w:pPr>
+        <w:spacing w:before="0" w:after="100"/>
+      </w:pPr>
+      <w:r>
+        <w:rPr>
+          <w:b w:val="0"/>
+          <w:i w:val="0"/>
+          <w:sz w:val="21"/>
+        </w:rPr>
+        <w:t>Le référent du comité est un élu. À ce titre, il bénéficie de la formation en santé, sécurité et conditions de travail de l’article L.2315-18, dont le financement est à la charge de l’employeur. Cette formation est obligatoire — mais elle est générale : rien n’impose qu’elle comporte un module sur le harcèlement, et beaucoup de programmes du marché n’en comportent pas. Vérifiez le programme avant d’inscrire, pas après.</w:t>
+      </w:r>
+    </w:p>
+    <w:p>
+      <w:pPr>
+        <w:spacing w:before="0" w:after="100"/>
+      </w:pPr>
+      <w:r>
+        <w:rPr>
+          <w:b/>
+          <w:i w:val="0"/>
+          <w:sz w:val="21"/>
+        </w:rPr>
+        <w:t>Le référent de l’employeur, lui, n’a aucune formation obligatoire prévue par le code. L’article L.1153-5-1 le charge d’orienter, d’informer et d’accompagner, sans rien dire de sa qualification. C’est un angle mort complet : la personne désignée pour recevoir les signalements peut légalement n’avoir jamais été formée. Le former relève donc de la seule obligation générale de sécurité — et de l’intérêt bien compris de l’employeur, puisque c’est lui qui répond des erreurs de son référent.</w:t>
+      </w:r>
+    </w:p>
+    <w:p>
+      <w:pPr>
+        <w:spacing w:before="0" w:after="100"/>
+      </w:pPr>
+      <w:r>
+        <w:rPr>
+          <w:b w:val="0"/>
+          <w:i/>
+          <w:color w:val="555555"/>
+          <w:sz w:val="19"/>
+        </w:rPr>
+        <w:t>À vérifier à la date de la commande : les durées minimales de la formation santé-sécurité des élus, qui distinguent le premier mandat du renouvellement et la taille de l’entreprise. Nous ne les reproduisons pas ici de mémoire.</w:t>
+      </w:r>
+    </w:p>
+    <w:p>
+      <w:pPr>
+        <w:spacing w:before="0" w:after="100"/>
+      </w:pPr>
+      <w:r>
+        <w:rPr>
+          <w:b w:val="0"/>
+          <w:i w:val="0"/>
+          <w:sz w:val="21"/>
+        </w:rPr>
+        <w:t>Nos deux jours ne sont donc pas une durée légale : c’est le temps nécessaire pour tenir les six modules ci-dessous, dont quatre heures de cas pratique.</w:t>
+      </w:r>
+    </w:p>
+    <w:p>
+      <w:pPr>
         <w:spacing w:before="200" w:after="40"/>
       </w:pPr>
       <w:r>
@@ -9575,7 +10136,7 @@
           <w:color w:val="1F3B57"/>
           <w:sz w:val="25"/>
         </w:rPr>
-        <w:t>Ce que l’action produit — les pièces à conserver</w:t>
+        <w:t>Les erreurs qui annulent l’action</w:t>
       </w:r>
     </w:p>
     <w:p>
@@ -9587,7 +10148,7 @@
         <w:rPr>
           <w:sz w:val="20"/>
         </w:rPr>
-        <w:t>Programme daté</w:t>
+        <w:t>Un référent désigné et jamais formé — c’est le cas le plus fréquent, et le premier vice que révèle le contentieux.</w:t>
       </w:r>
     </w:p>
     <w:p>
@@ -9599,7 +10160,7 @@
         <w:rPr>
           <w:sz w:val="20"/>
         </w:rPr>
-        <w:t>Feuille d’émargement</w:t>
+        <w:t>Une formation générale d’élu, sans aucun module harcèlement, présentée comme la formation du référent.</w:t>
       </w:r>
     </w:p>
     <w:p>
@@ -9611,7 +10172,7 @@
         <w:rPr>
           <w:sz w:val="20"/>
         </w:rPr>
-        <w:t>Trame d’entretien de recueil</w:t>
+        <w:t>Le référent de l’employeur laissé de côté parce que « le code ne l’impose pas ».</w:t>
       </w:r>
     </w:p>
     <w:p>
@@ -9623,7 +10184,7 @@
         <w:rPr>
           <w:sz w:val="20"/>
         </w:rPr>
-        <w:t>Modèle de lettre de mission de la commission d’enquête</w:t>
+        <w:t>Une formation organisée après le premier signalement : la date de l’attestation dit tout.</w:t>
       </w:r>
     </w:p>
     <w:p>
@@ -9635,7 +10196,7 @@
         <w:rPr>
           <w:sz w:val="20"/>
         </w:rPr>
-        <w:t>Modèle de compte rendu d’audition</w:t>
+        <w:t>Le référent formé, mais pas les membres de la commission santé, sécurité et conditions de travail qui siégeront avec lui à l’enquête.</w:t>
       </w:r>
     </w:p>
     <w:p>
@@ -9647,7 +10208,7 @@
         <w:rPr>
           <w:sz w:val="20"/>
         </w:rPr>
-        <w:t>Modèle de rapport d’enquête</w:t>
+        <w:t>Aucune actualisation : la jurisprudence sur la preuve et sur la nullité a bougé trois fois en deux ans.</w:t>
       </w:r>
     </w:p>
     <w:p>
@@ -9659,7 +10220,117 @@
         <w:rPr>
           <w:sz w:val="20"/>
         </w:rPr>
-        <w:t>Attestation individuelle de formation</w:t>
+        <w:t>Un référent formé qui repart avec les modèles mais sans les moyens de s’en servir — pas de local, pas d’heures, pas de ligne dédiée.</w:t>
+      </w:r>
+    </w:p>
+    <w:p>
+      <w:pPr>
+        <w:spacing w:before="240" w:after="80"/>
+      </w:pPr>
+      <w:r>
+        <w:rPr>
+          <w:b/>
+          <w:i w:val="0"/>
+          <w:color w:val="1F3B57"/>
+          <w:sz w:val="25"/>
+        </w:rPr>
+        <w:t>Ce que l’action produit — les pièces à conserver</w:t>
+      </w:r>
+    </w:p>
+    <w:p>
+      <w:pPr>
+        <w:pStyle w:val="ListBullet"/>
+        <w:spacing w:after="40"/>
+      </w:pPr>
+      <w:r>
+        <w:rPr>
+          <w:sz w:val="20"/>
+        </w:rPr>
+        <w:t>Programme daté</w:t>
+      </w:r>
+    </w:p>
+    <w:p>
+      <w:pPr>
+        <w:pStyle w:val="ListBullet"/>
+        <w:spacing w:after="40"/>
+      </w:pPr>
+      <w:r>
+        <w:rPr>
+          <w:sz w:val="20"/>
+        </w:rPr>
+        <w:t>Feuille d’émargement</w:t>
+      </w:r>
+    </w:p>
+    <w:p>
+      <w:pPr>
+        <w:pStyle w:val="ListBullet"/>
+        <w:spacing w:after="40"/>
+      </w:pPr>
+      <w:r>
+        <w:rPr>
+          <w:sz w:val="20"/>
+        </w:rPr>
+        <w:t>Trame d’entretien de recueil</w:t>
+      </w:r>
+    </w:p>
+    <w:p>
+      <w:pPr>
+        <w:pStyle w:val="ListBullet"/>
+        <w:spacing w:after="40"/>
+      </w:pPr>
+      <w:r>
+        <w:rPr>
+          <w:sz w:val="20"/>
+        </w:rPr>
+        <w:t>Modèle de lettre de mission de la commission d’enquête</w:t>
+      </w:r>
+    </w:p>
+    <w:p>
+      <w:pPr>
+        <w:pStyle w:val="ListBullet"/>
+        <w:spacing w:after="40"/>
+      </w:pPr>
+      <w:r>
+        <w:rPr>
+          <w:sz w:val="20"/>
+        </w:rPr>
+        <w:t>Modèle de compte rendu d’audition</w:t>
+      </w:r>
+    </w:p>
+    <w:p>
+      <w:pPr>
+        <w:pStyle w:val="ListBullet"/>
+        <w:spacing w:after="40"/>
+      </w:pPr>
+      <w:r>
+        <w:rPr>
+          <w:sz w:val="20"/>
+        </w:rPr>
+        <w:t>Modèle de rapport d’enquête</w:t>
+      </w:r>
+    </w:p>
+    <w:p>
+      <w:pPr>
+        <w:pStyle w:val="ListBullet"/>
+        <w:spacing w:after="40"/>
+      </w:pPr>
+      <w:r>
+        <w:rPr>
+          <w:sz w:val="20"/>
+        </w:rPr>
+        <w:t>Attestation individuelle de formation, pour le référent du comité comme pour celui de l’employeur</w:t>
+      </w:r>
+    </w:p>
+    <w:p>
+      <w:pPr>
+        <w:pStyle w:val="ListBullet"/>
+        <w:spacing w:after="40"/>
+      </w:pPr>
+      <w:r>
+        <w:rPr>
+          <w:sz w:val="20"/>
+        </w:rPr>
+        <w:t>Programme de la formation santé-sécurité suivie par les élus, montrant le module harcèlement</w:t>
       </w:r>
     </w:p>
     <w:p>
@@ -10398,6 +11069,59 @@
     </w:p>
     <w:p>
       <w:pPr>
+        <w:spacing w:before="240" w:after="80"/>
+      </w:pPr>
+      <w:r>
+        <w:rPr>
+          <w:b/>
+          <w:i w:val="0"/>
+          <w:color w:val="1F3B57"/>
+          <w:sz w:val="25"/>
+        </w:rPr>
+        <w:t>Ce que le code exige — et ce qu’il n’exige pas</w:t>
+      </w:r>
+    </w:p>
+    <w:p>
+      <w:pPr>
+        <w:spacing w:before="0" w:after="100"/>
+      </w:pPr>
+      <w:r>
+        <w:rPr>
+          <w:b w:val="0"/>
+          <w:i w:val="0"/>
+          <w:sz w:val="21"/>
+        </w:rPr>
+        <w:t>Le code impose de porter à la connaissance des salariés les textes et les voies de recours : c’est l’action 2, et elle se satisfait d’un affichage. Il n’impose aucune réunion, aucune session, aucune durée. Cette action 9 va donc au-delà de la lettre du code.</w:t>
+      </w:r>
+    </w:p>
+    <w:p>
+      <w:pPr>
+        <w:spacing w:before="0" w:after="100"/>
+      </w:pPr>
+      <w:r>
+        <w:rPr>
+          <w:b/>
+          <w:i w:val="0"/>
+          <w:sz w:val="21"/>
+        </w:rPr>
+        <w:t>Pourquoi la mener quand même : parce que l’exonération se joue sur des « actions d’information et de formation », au pluriel, et qu’un affichage n’est pas une action d’information au sens où les juges l’entendent. Parce que le principe 8° donne la priorité aux mesures collectives. Et parce qu’un dispositif que personne ne connaît ne produit aucun signalement — ce qui se lit ensuite, à tort, comme l’absence de problème.</w:t>
+      </w:r>
+    </w:p>
+    <w:p>
+      <w:pPr>
+        <w:spacing w:before="0" w:after="100"/>
+      </w:pPr>
+      <w:r>
+        <w:rPr>
+          <w:b w:val="0"/>
+          <w:i w:val="0"/>
+          <w:sz w:val="21"/>
+        </w:rPr>
+        <w:t>Ce qui n’est pas exigé : ni le présentiel, ni une durée, ni un intervenant extérieur. Un module écrit avec accusé de lecture est recevable. Ce qui compte est ailleurs : la preuve que chaque salarié a été atteint, et non que l’information a été rendue disponible.</w:t>
+      </w:r>
+    </w:p>
+    <w:p>
+      <w:pPr>
         <w:spacing w:before="200" w:after="40"/>
       </w:pPr>
       <w:r>
@@ -10970,6 +11694,104 @@
         </w:tc>
       </w:tr>
     </w:tbl>
+    <w:p>
+      <w:pPr>
+        <w:spacing w:before="240" w:after="80"/>
+      </w:pPr>
+      <w:r>
+        <w:rPr>
+          <w:b/>
+          <w:i w:val="0"/>
+          <w:color w:val="1F3B57"/>
+          <w:sz w:val="25"/>
+        </w:rPr>
+        <w:t>Les erreurs qui annulent l’action</w:t>
+      </w:r>
+    </w:p>
+    <w:p>
+      <w:pPr>
+        <w:pStyle w:val="ListBullet"/>
+        <w:spacing w:after="40"/>
+      </w:pPr>
+      <w:r>
+        <w:rPr>
+          <w:sz w:val="20"/>
+        </w:rPr>
+        <w:t>Une note de service envoyée par courriel, sans accusé de lecture : rien ne dit qu’elle a été ouverte.</w:t>
+      </w:r>
+    </w:p>
+    <w:p>
+      <w:pPr>
+        <w:pStyle w:val="ListBullet"/>
+        <w:spacing w:after="40"/>
+      </w:pPr>
+      <w:r>
+        <w:rPr>
+          <w:sz w:val="20"/>
+        </w:rPr>
+        <w:t>Les équipes de nuit, les temps partiels, les salariés en déplacement et les sites éloignés oubliés — ce sont statistiquement les plus exposés.</w:t>
+      </w:r>
+    </w:p>
+    <w:p>
+      <w:pPr>
+        <w:pStyle w:val="ListBullet"/>
+        <w:spacing w:after="40"/>
+      </w:pPr>
+      <w:r>
+        <w:rPr>
+          <w:sz w:val="20"/>
+        </w:rPr>
+        <w:t>Les intérimaires et les salariés de prestataires exclus, alors que l’entreprise utilisatrice répond de leur sécurité.</w:t>
+      </w:r>
+    </w:p>
+    <w:p>
+      <w:pPr>
+        <w:pStyle w:val="ListBullet"/>
+        <w:spacing w:after="40"/>
+      </w:pPr>
+      <w:r>
+        <w:rPr>
+          <w:sz w:val="20"/>
+        </w:rPr>
+        <w:t>Une information qui énonce l’interdit sans dire à qui parler : elle informe sans orienter, et ne produit aucun signalement.</w:t>
+      </w:r>
+    </w:p>
+    <w:p>
+      <w:pPr>
+        <w:pStyle w:val="ListBullet"/>
+        <w:spacing w:after="40"/>
+      </w:pPr>
+      <w:r>
+        <w:rPr>
+          <w:sz w:val="20"/>
+        </w:rPr>
+        <w:t>Une information qui ne dit pas la limite — sanction justifiée, réorganisation, exigence managériale : le dispositif perd sa crédibilité auprès de l’encadrement.</w:t>
+      </w:r>
+    </w:p>
+    <w:p>
+      <w:pPr>
+        <w:pStyle w:val="ListBullet"/>
+        <w:spacing w:after="40"/>
+      </w:pPr>
+      <w:r>
+        <w:rPr>
+          <w:sz w:val="20"/>
+        </w:rPr>
+        <w:t>Une session unique, jamais renouvelée, alors que le personnel a tourné de trente pour cent.</w:t>
+      </w:r>
+    </w:p>
+    <w:p>
+      <w:pPr>
+        <w:pStyle w:val="ListBullet"/>
+        <w:spacing w:after="40"/>
+      </w:pPr>
+      <w:r>
+        <w:rPr>
+          <w:sz w:val="20"/>
+        </w:rPr>
+        <w:t>Aucune liste des destinataires rapprochée de l’effectif : impossible de dire qui manque.</w:t>
+      </w:r>
+    </w:p>
     <w:p>
       <w:pPr>
         <w:spacing w:before="240" w:after="80"/>
@@ -12653,6 +13475,20 @@
     </w:p>
     <w:p>
       <w:pPr>
+        <w:spacing w:before="240" w:after="80"/>
+      </w:pPr>
+      <w:r>
+        <w:rPr>
+          <w:b/>
+          <w:i w:val="0"/>
+          <w:color w:val="1F3B57"/>
+          <w:sz w:val="25"/>
+        </w:rPr>
+        <w:t>Ce que le code exige — et ce qu’il n’exige pas</w:t>
+      </w:r>
+    </w:p>
+    <w:p>
+      <w:pPr>
         <w:spacing w:before="0" w:after="100"/>
       </w:pPr>
       <w:r>
@@ -13378,6 +14214,116 @@
           <w:color w:val="1F3B57"/>
           <w:sz w:val="25"/>
         </w:rPr>
+        <w:t>Les erreurs qui annulent l’action</w:t>
+      </w:r>
+    </w:p>
+    <w:p>
+      <w:pPr>
+        <w:pStyle w:val="ListBullet"/>
+        <w:spacing w:after="40"/>
+      </w:pPr>
+      <w:r>
+        <w:rPr>
+          <w:sz w:val="20"/>
+        </w:rPr>
+        <w:t>Un registre tenu dans un tableur partagé, accessible à toute la direction des ressources humaines : la confidentialité est perdue et la responsabilité engagée.</w:t>
+      </w:r>
+    </w:p>
+    <w:p>
+      <w:pPr>
+        <w:pStyle w:val="ListBullet"/>
+        <w:spacing w:after="40"/>
+      </w:pPr>
+      <w:r>
+        <w:rPr>
+          <w:sz w:val="20"/>
+        </w:rPr>
+        <w:t>Des noms en clair, des arrêts de travail, des appréciations sur les personnes.</w:t>
+      </w:r>
+    </w:p>
+    <w:p>
+      <w:pPr>
+        <w:pStyle w:val="ListBullet"/>
+        <w:spacing w:after="40"/>
+      </w:pPr>
+      <w:r>
+        <w:rPr>
+          <w:sz w:val="20"/>
+        </w:rPr>
+        <w:t>Une qualification juridique portée par celui qui saisit — « harcèlement avéré », « plainte infondée ».</w:t>
+      </w:r>
+    </w:p>
+    <w:p>
+      <w:pPr>
+        <w:pStyle w:val="ListBullet"/>
+        <w:spacing w:after="40"/>
+      </w:pPr>
+      <w:r>
+        <w:rPr>
+          <w:sz w:val="20"/>
+        </w:rPr>
+        <w:t>Les signalements oraux non inscrits parce qu’ils « n’étaient pas officiels ». C’est précisément ceux-là qui feront la date de connaissance des faits.</w:t>
+      </w:r>
+    </w:p>
+    <w:p>
+      <w:pPr>
+        <w:pStyle w:val="ListBullet"/>
+        <w:spacing w:after="40"/>
+      </w:pPr>
+      <w:r>
+        <w:rPr>
+          <w:sz w:val="20"/>
+        </w:rPr>
+        <w:t>Aucun calcul des délais : le seul chiffre que le juge regardera n’existe pas.</w:t>
+      </w:r>
+    </w:p>
+    <w:p>
+      <w:pPr>
+        <w:pStyle w:val="ListBullet"/>
+        <w:spacing w:after="40"/>
+      </w:pPr>
+      <w:r>
+        <w:rPr>
+          <w:sz w:val="20"/>
+        </w:rPr>
+        <w:t>Aucune remontée vers le document unique : l’article R.4121-2 est alors méconnu.</w:t>
+      </w:r>
+    </w:p>
+    <w:p>
+      <w:pPr>
+        <w:pStyle w:val="ListBullet"/>
+        <w:spacing w:after="40"/>
+      </w:pPr>
+      <w:r>
+        <w:rPr>
+          <w:sz w:val="20"/>
+        </w:rPr>
+        <w:t>Un bilan annuel jamais présenté au comité.</w:t>
+      </w:r>
+    </w:p>
+    <w:p>
+      <w:pPr>
+        <w:pStyle w:val="ListBullet"/>
+        <w:spacing w:after="40"/>
+      </w:pPr>
+      <w:r>
+        <w:rPr>
+          <w:sz w:val="20"/>
+        </w:rPr>
+        <w:t>Un registre à zéro signalement présenté comme un résultat, alors que c’est un symptôme.</w:t>
+      </w:r>
+    </w:p>
+    <w:p>
+      <w:pPr>
+        <w:spacing w:before="240" w:after="80"/>
+      </w:pPr>
+      <w:r>
+        <w:rPr>
+          <w:b/>
+          <w:i w:val="0"/>
+          <w:color w:val="1F3B57"/>
+          <w:sz w:val="25"/>
+        </w:rPr>
         <w:t>Ce que l’action produit — les pièces à conserver</w:t>
       </w:r>
     </w:p>
@@ -13520,6 +14466,59 @@
           <w:sz w:val="21"/>
         </w:rPr>
         <w:t>Le principe 6° donne la règle de conduite la plus utile du dossier : on remplace ce qui est dangereux par ce qui l’est moins. Séparer les personnes est moins dangereux que les laisser ensemble ; déplacer la victime est plus dangereux que de ne rien faire, parce que cela ajoute un fait au dossier de l’employeur.</w:t>
+      </w:r>
+    </w:p>
+    <w:p>
+      <w:pPr>
+        <w:spacing w:before="240" w:after="80"/>
+      </w:pPr>
+      <w:r>
+        <w:rPr>
+          <w:b/>
+          <w:i w:val="0"/>
+          <w:color w:val="1F3B57"/>
+          <w:sz w:val="25"/>
+        </w:rPr>
+        <w:t>Ce que le code exige — et ce qu’il n’exige pas</w:t>
+      </w:r>
+    </w:p>
+    <w:p>
+      <w:pPr>
+        <w:spacing w:before="0" w:after="100"/>
+      </w:pPr>
+      <w:r>
+        <w:rPr>
+          <w:b w:val="0"/>
+          <w:i w:val="0"/>
+          <w:sz w:val="21"/>
+        </w:rPr>
+        <w:t>Le code impose le résultat, pas la méthode. L’employeur prend toutes dispositions nécessaires en vue de prévenir les agissements de harcèlement (L.1152-4, L.1153-5), et aucun salarié ne peut être sanctionné pour avoir subi, refusé de subir, relaté ou témoigné de tels faits (L.1152-2, L.1153-2). Rien de plus.</w:t>
+      </w:r>
+    </w:p>
+    <w:p>
+      <w:pPr>
+        <w:spacing w:before="0" w:after="100"/>
+      </w:pPr>
+      <w:r>
+        <w:rPr>
+          <w:b/>
+          <w:i w:val="0"/>
+          <w:sz w:val="21"/>
+        </w:rPr>
+        <w:t>Ce que le code ne fixe pas : aucun délai, aucune obligation d’enquêter, aucune forme de décision, aucune obligation de suivi. L’enquête interne n’est pas obligatoire en soi (Cass. soc., 12 juin 2024, n° 23-13.975), et elle ne suffit pas davantage à exonérer.</w:t>
+      </w:r>
+    </w:p>
+    <w:p>
+      <w:pPr>
+        <w:spacing w:before="0" w:after="100"/>
+      </w:pPr>
+      <w:r>
+        <w:rPr>
+          <w:b w:val="0"/>
+          <w:i w:val="0"/>
+          <w:sz w:val="21"/>
+        </w:rPr>
+        <w:t>Ce sont donc la jurisprudence et vos propres engagements qui font la règle : la réaction doit être immédiate et adaptée dès que l’employeur est informé. Le protocole ci-dessous transforme « immédiate » en dates, et « adaptée » en pièces. Sans cela, ces deux mots ne se prouvent pas.</w:t>
       </w:r>
     </w:p>
     <w:p>
@@ -13902,7 +14901,7 @@
           <w:color w:val="1F3B57"/>
           <w:sz w:val="25"/>
         </w:rPr>
-        <w:t>Ce qui fait perdre, à ce stade</w:t>
+        <w:t>Les erreurs qui annulent l’action — et qui font perdre le procès</w:t>
       </w:r>
     </w:p>
     <w:p>

--- a/exemples/PROGRAMMES_PREVENTION_HARCELEMENT.docx
+++ b/exemples/PROGRAMMES_PREVENTION_HARCELEMENT.docx
@@ -297,7 +297,7 @@
                 <w:b/>
                 <w:sz w:val="18"/>
               </w:rPr>
-              <w:t>Inscrire le risque au document unique</w:t>
+              <w:t>Inscrire le risque au document unique, et en tirer le programme annuel</w:t>
             </w:r>
           </w:p>
         </w:tc>
@@ -339,7 +339,7 @@
                 <w:color w:val="555555"/>
                 <w:sz w:val="17"/>
               </w:rPr>
-              <w:t>Document unique daté, volet risques psychosociaux</w:t>
+              <w:t>Document unique daté, volet RPS, et PAPRIPACT</w:t>
             </w:r>
           </w:p>
         </w:tc>
@@ -398,7 +398,7 @@
               <w:rPr>
                 <w:sz w:val="17"/>
               </w:rPr>
-              <w:t>L.1152-4, L.1153-5, D.1151-1</w:t>
+              <w:t>L.1152-4, L.1153-5, D.1151-1, D.4711-1</w:t>
             </w:r>
           </w:p>
         </w:tc>
@@ -1944,24 +1944,24 @@
       </w:pPr>
       <w:r>
         <w:rPr>
+          <w:b/>
+          <w:i w:val="0"/>
+          <w:sz w:val="21"/>
+        </w:rPr>
+        <w:t>Le document unique est obligatoire dans toute entreprise dès le premier salarié. Il n’y a pas de seuil : c’est le seuil de onze salariés qui commande la périodicité de la mise à jour, pas l’existence du document.</w:t>
+      </w:r>
+    </w:p>
+    <w:p>
+      <w:pPr>
+        <w:spacing w:before="0" w:after="100"/>
+      </w:pPr>
+      <w:r>
+        <w:rPr>
           <w:b w:val="0"/>
           <w:i w:val="0"/>
           <w:sz w:val="21"/>
         </w:rPr>
-        <w:t>L’article R.4121-1 impose de transcrire dans un document unique « les résultats de l’évaluation des risques pour la santé et la sécurité des travailleurs », évaluation qui comporte un inventaire des risques identifiés dans chaque unité de travail.</w:t>
-      </w:r>
-    </w:p>
-    <w:p>
-      <w:pPr>
-        <w:spacing w:before="0" w:after="100"/>
-      </w:pPr>
-      <w:r>
-        <w:rPr>
-          <w:b w:val="0"/>
-          <w:i w:val="0"/>
-          <w:sz w:val="21"/>
-        </w:rPr>
-        <w:t>L’article L.4121-3-1 ajoute ce que les résultats doivent produire : dans les entreprises d’au moins cinquante salariés, un programme annuel de prévention des risques professionnels et d’amélioration des conditions de travail, qui fixe la liste détaillée des mesures à prendre dans l’année, et pour chacune ses conditions d’exécution, un indicateur de résultat et une estimation de son coût. Dans les entreprises de moins de cinquante salariés, une liste d’actions, intégrée au document unique lui-même. Le document et ses mises à jour se conservent quarante ans.</w:t>
+        <w:t>L’article R.4121-1 impose de transcrire dans un document unique « les résultats de l’évaluation des risques pour la santé et la sécurité des travailleurs », évaluation qui comporte un inventaire des risques identifiés dans chaque unité de travail. Le document unique est mis à la disposition des travailleurs, du comité, du médecin du travail et de l’inspection du travail (R.4121-4). Il se conserve, avec ses versions successives, pendant quarante ans.</w:t>
       </w:r>
     </w:p>
     <w:p>
@@ -2736,7 +2736,7 @@
     </w:tbl>
     <w:p>
       <w:pPr>
-        <w:spacing w:before="280" w:after="80"/>
+        <w:spacing w:before="240" w:after="80"/>
       </w:pPr>
       <w:r>
         <w:rPr>
@@ -2833,7 +2833,73 @@
           <w:color w:val="1F3B57"/>
           <w:sz w:val="25"/>
         </w:rPr>
-        <w:t>6. Quand le mettre à jour</w:t>
+        <w:t>6. Le PAPRIPACT — un second document, pas une rubrique du premier</w:t>
+      </w:r>
+    </w:p>
+    <w:p>
+      <w:pPr>
+        <w:spacing w:before="0" w:after="100"/>
+      </w:pPr>
+      <w:r>
+        <w:rPr>
+          <w:b w:val="0"/>
+          <w:i w:val="0"/>
+          <w:sz w:val="21"/>
+        </w:rPr>
+        <w:t>Le document unique identifie et évalue. Il ne décide pas. Ce qui décide, c’est ce que l’article L.4121-3-1 fait découler de ses résultats — et c’est un document distinct.</w:t>
+      </w:r>
+    </w:p>
+    <w:p>
+      <w:pPr>
+        <w:spacing w:before="0" w:after="100"/>
+      </w:pPr>
+      <w:r>
+        <w:rPr>
+          <w:b w:val="0"/>
+          <w:i w:val="0"/>
+          <w:sz w:val="21"/>
+        </w:rPr>
+        <w:t>À partir de cinquante salariés : le programme annuel de prévention des risques professionnels et d’amélioration des conditions de travail, le PAPRIPACT. Il fixe la liste détaillée des mesures à prendre dans l’année à venir et, pour chaque mesure, ses conditions d’exécution, un indicateur de résultat et une estimation de son coût. C’est un document propre, daté, soumis au comité, distinct du document unique même s’il en découle entièrement.</w:t>
+      </w:r>
+    </w:p>
+    <w:p>
+      <w:pPr>
+        <w:spacing w:before="0" w:after="100"/>
+      </w:pPr>
+      <w:r>
+        <w:rPr>
+          <w:b w:val="0"/>
+          <w:i w:val="0"/>
+          <w:sz w:val="21"/>
+        </w:rPr>
+        <w:t>En dessous de cinquante salariés : pas de PAPRIPACT, mais une liste d’actions de prévention des risques et de protection des salariés, consignée dans le document unique lui-même.</w:t>
+      </w:r>
+    </w:p>
+    <w:p>
+      <w:pPr>
+        <w:spacing w:before="0" w:after="100"/>
+      </w:pPr>
+      <w:r>
+        <w:rPr>
+          <w:b/>
+          <w:i w:val="0"/>
+          <w:sz w:val="21"/>
+        </w:rPr>
+        <w:t>L’erreur courante consiste à remplir la colonne « mesures décidées » du document unique et à considérer que le programme annuel est fait. Ce n’est pas la même pièce, et l’absence du programme se constate seule. Nos deux dernières colonnes de la fiche ci-dessus — indicateur de résultat et coût estimé — sont là pour que le passage de l’un à l’autre soit mécanique.</w:t>
+      </w:r>
+    </w:p>
+    <w:p>
+      <w:pPr>
+        <w:spacing w:before="280" w:after="80"/>
+      </w:pPr>
+      <w:r>
+        <w:rPr>
+          <w:b/>
+          <w:i w:val="0"/>
+          <w:color w:val="1F3B57"/>
+          <w:sz w:val="25"/>
+        </w:rPr>
+        <w:t>7. Quand le mettre à jour</w:t>
       </w:r>
     </w:p>
     <w:p>
@@ -3123,7 +3189,7 @@
           <w:color w:val="A0842E"/>
           <w:sz w:val="20"/>
         </w:rPr>
-        <w:t>Articles L.1152-4, L.1153-5 et D.1151-1</w:t>
+        <w:t>Articles L.1152-4, L.1153-5, D.1151-1 — et article D.4711-1</w:t>
       </w:r>
     </w:p>
     <w:p>
@@ -3290,6 +3356,59 @@
           <w:sz w:val="21"/>
         </w:rPr>
         <w:t>Un affichage qui renvoie à des fonctions sans nommer personne n’oriente personne. C’est le défaut le plus fréquent, et il vide l’action de son effet.</w:t>
+      </w:r>
+    </w:p>
+    <w:p>
+      <w:pPr>
+        <w:spacing w:before="240" w:after="80"/>
+      </w:pPr>
+      <w:r>
+        <w:rPr>
+          <w:b/>
+          <w:i w:val="0"/>
+          <w:color w:val="1F3B57"/>
+          <w:sz w:val="25"/>
+        </w:rPr>
+        <w:t>Le second affichage, qu’on oublie : l’article D.4711-1</w:t>
+      </w:r>
+    </w:p>
+    <w:p>
+      <w:pPr>
+        <w:spacing w:before="0" w:after="100"/>
+      </w:pPr>
+      <w:r>
+        <w:rPr>
+          <w:b w:val="0"/>
+          <w:i w:val="0"/>
+          <w:sz w:val="21"/>
+        </w:rPr>
+        <w:t>Indépendamment du harcèlement, l’employeur affiche dans des locaux normalement accessibles aux travailleurs l’adresse et le numéro d’appel : du médecin du travail ou du service de prévention et de santé au travail compétent pour l’établissement ; des services de secours d’urgence ; et de l’inspection du travail compétente, ainsi que le nom de l’inspecteur compétent.</w:t>
+      </w:r>
+    </w:p>
+    <w:p>
+      <w:pPr>
+        <w:spacing w:before="0" w:after="100"/>
+      </w:pPr>
+      <w:r>
+        <w:rPr>
+          <w:b w:val="0"/>
+          <w:i w:val="0"/>
+          <w:sz w:val="21"/>
+        </w:rPr>
+        <w:t>Cette obligation s’applique dès le premier salarié, sans seuil. Elle recoupe pour partie la liste de l’article D.1151-1 — médecin du travail, inspection du travail — et y ajoute les services de secours d’urgence, qui ne figurent pas dans la liste « harcèlement ».</w:t>
+      </w:r>
+    </w:p>
+    <w:p>
+      <w:pPr>
+        <w:spacing w:before="0" w:after="100"/>
+      </w:pPr>
+      <w:r>
+        <w:rPr>
+          <w:b/>
+          <w:i w:val="0"/>
+          <w:sz w:val="21"/>
+        </w:rPr>
+        <w:t>En pratique, deux affiches ou une seule ? Une seule est possible et préférable, à condition qu’elle porte tout : les deux textes du code pénal, les voies de recours, les cinq contacts de D.1151-1 et les services de secours d’urgence. Mais alors elle doit être complète — une affiche unique amputée fait manquer deux obligations au lieu d’une.</w:t>
       </w:r>
     </w:p>
     <w:p>
@@ -3551,6 +3670,36 @@
                 <w:b/>
                 <w:sz w:val="18"/>
               </w:rPr>
+              <w:t>Services de secours d’urgence</w:t>
+            </w:r>
+          </w:p>
+        </w:tc>
+        <w:tc>
+          <w:tcPr>
+            <w:tcW w:type="dxa" w:w="4873"/>
+          </w:tcPr>
+          <w:p>
+            <w:r>
+              <w:rPr>
+                <w:b w:val="0"/>
+                <w:sz w:val="18"/>
+              </w:rPr>
+              <w:t>SAMU 15 — Pompiers 18 — Police-secours 17 — Numéro d’urgence européen 112. Plus, le cas échéant, le numéro interne des secouristes du travail de l’établissement. Exigé par l’article D.4711-1, dès le premier salarié.</w:t>
+            </w:r>
+          </w:p>
+        </w:tc>
+      </w:tr>
+      <w:tr>
+        <w:tc>
+          <w:tcPr>
+            <w:tcW w:type="dxa" w:w="4873"/>
+          </w:tcPr>
+          <w:p>
+            <w:r>
+              <w:rPr>
+                <w:b/>
+                <w:sz w:val="18"/>
+              </w:rPr>
               <w:t>Référent du comité</w:t>
             </w:r>
           </w:p>
@@ -3846,6 +3995,18 @@
           <w:sz w:val="20"/>
         </w:rPr>
         <w:t>Aucune photographie, aucune date : rien à produire au dossier.</w:t>
+      </w:r>
+    </w:p>
+    <w:p>
+      <w:pPr>
+        <w:pStyle w:val="ListBullet"/>
+        <w:spacing w:after="40"/>
+      </w:pPr>
+      <w:r>
+        <w:rPr>
+          <w:sz w:val="20"/>
+        </w:rPr>
+        <w:t>Les coordonnées des services de secours d’urgence oubliées : c’est l’article D.4711-1 qui est alors manqué, et il se constate à l’œil nu.</w:t>
       </w:r>
     </w:p>
     <w:p>
